--- a/word proj/사례_행정심판, 행정소송_답안.docx
+++ b/word proj/사례_행정심판, 행정소송_답안.docx
@@ -30,7 +30,7 @@
         <w:rPr>
           <w:rFonts w:ascii="Arial" w:hAnsi="Arial"/>
         </w:rPr>
-        <w:t xml:space="preserve">  1번. 이의신청</w:t>
+        <w:t xml:space="preserve">  1-1. 이의신청</w:t>
       </w:r>
     </w:p>
     <w:p>
@@ -48,39 +48,39 @@
         <w:rPr>
           <w:rFonts w:ascii="Arial" w:hAnsi="Arial"/>
         </w:rPr>
-        <w:t xml:space="preserve">  2번. 행정심판</w:t>
-      </w:r>
-    </w:p>
-    <w:p>
-      <w:r>
-        <w:rPr>
-          <w:rFonts w:ascii="Arial" w:hAnsi="Arial"/>
-        </w:rPr>
-        <w:t xml:space="preserve">  3번. 위법</w:t>
-      </w:r>
-    </w:p>
-    <w:p>
-      <w:r>
-        <w:rPr>
-          <w:rFonts w:ascii="Arial" w:hAnsi="Arial"/>
-        </w:rPr>
-        <w:t xml:space="preserve">  4번. 행정심판</w:t>
-      </w:r>
-    </w:p>
-    <w:p>
-      <w:r>
-        <w:rPr>
-          <w:rFonts w:ascii="Arial" w:hAnsi="Arial"/>
-        </w:rPr>
-        <w:t xml:space="preserve">  5번. 처분청</w:t>
-      </w:r>
-    </w:p>
-    <w:p>
-      <w:r>
-        <w:rPr>
-          <w:rFonts w:ascii="Arial" w:hAnsi="Arial"/>
-        </w:rPr>
-        <w:t xml:space="preserve">  6번. 행정심판</w:t>
+        <w:t xml:space="preserve">  2-1. 행정심판</w:t>
+      </w:r>
+    </w:p>
+    <w:p>
+      <w:r>
+        <w:rPr>
+          <w:rFonts w:ascii="Arial" w:hAnsi="Arial"/>
+        </w:rPr>
+        <w:t xml:space="preserve">  3-1. 30일</w:t>
+      </w:r>
+    </w:p>
+    <w:p>
+      <w:r>
+        <w:rPr>
+          <w:rFonts w:ascii="Arial" w:hAnsi="Arial"/>
+        </w:rPr>
+        <w:t xml:space="preserve">  4-1. 행정심판</w:t>
+      </w:r>
+    </w:p>
+    <w:p>
+      <w:r>
+        <w:rPr>
+          <w:rFonts w:ascii="Arial" w:hAnsi="Arial"/>
+        </w:rPr>
+        <w:t xml:space="preserve">  5-1. 준용</w:t>
+      </w:r>
+    </w:p>
+    <w:p>
+      <w:r>
+        <w:rPr>
+          <w:rFonts w:ascii="Arial" w:hAnsi="Arial"/>
+        </w:rPr>
+        <w:t xml:space="preserve">  6-1. 행정심판</w:t>
       </w:r>
     </w:p>
     <w:p>
@@ -98,31 +98,31 @@
         <w:rPr>
           <w:rFonts w:ascii="Arial" w:hAnsi="Arial"/>
         </w:rPr>
-        <w:t xml:space="preserve">  7번. 처분</w:t>
-      </w:r>
-    </w:p>
-    <w:p>
-      <w:r>
-        <w:rPr>
-          <w:rFonts w:ascii="Arial" w:hAnsi="Arial"/>
-        </w:rPr>
-        <w:t xml:space="preserve">  8번. 처분</w:t>
-      </w:r>
-    </w:p>
-    <w:p>
-      <w:r>
-        <w:rPr>
-          <w:rFonts w:ascii="Arial" w:hAnsi="Arial"/>
-        </w:rPr>
-        <w:t xml:space="preserve">  9번. 처분</w:t>
-      </w:r>
-    </w:p>
-    <w:p>
-      <w:r>
-        <w:rPr>
-          <w:rFonts w:ascii="Arial" w:hAnsi="Arial"/>
-        </w:rPr>
-        <w:t xml:space="preserve">  10번. 변경</w:t>
+        <w:t xml:space="preserve">  7-1. 이의신청</w:t>
+      </w:r>
+    </w:p>
+    <w:p>
+      <w:r>
+        <w:rPr>
+          <w:rFonts w:ascii="Arial" w:hAnsi="Arial"/>
+        </w:rPr>
+        <w:t xml:space="preserve">  8-1. 이의신청</w:t>
+      </w:r>
+    </w:p>
+    <w:p>
+      <w:r>
+        <w:rPr>
+          <w:rFonts w:ascii="Arial" w:hAnsi="Arial"/>
+        </w:rPr>
+        <w:t xml:space="preserve">  9-1. 이의신청</w:t>
+      </w:r>
+    </w:p>
+    <w:p>
+      <w:r>
+        <w:rPr>
+          <w:rFonts w:ascii="Arial" w:hAnsi="Arial"/>
+        </w:rPr>
+        <w:t xml:space="preserve">  10-1. 변경</w:t>
       </w:r>
     </w:p>
     <w:p>
@@ -140,15 +140,15 @@
         <w:rPr>
           <w:rFonts w:ascii="Arial" w:hAnsi="Arial"/>
         </w:rPr>
-        <w:t xml:space="preserve">  11번. 제소기간</w:t>
-      </w:r>
-    </w:p>
-    <w:p>
-      <w:r>
-        <w:rPr>
-          <w:rFonts w:ascii="Arial" w:hAnsi="Arial"/>
-        </w:rPr>
-        <w:t xml:space="preserve">  12번. 변경</w:t>
+        <w:t xml:space="preserve">  11-1. 제소기간</w:t>
+      </w:r>
+    </w:p>
+    <w:p>
+      <w:r>
+        <w:rPr>
+          <w:rFonts w:ascii="Arial" w:hAnsi="Arial"/>
+        </w:rPr>
+        <w:t xml:space="preserve">  12-1. 90일</w:t>
       </w:r>
     </w:p>
     <w:p>
@@ -166,7 +166,7 @@
         <w:rPr>
           <w:rFonts w:ascii="Arial" w:hAnsi="Arial"/>
         </w:rPr>
-        <w:t xml:space="preserve">  13번. 행정심판</w:t>
+        <w:t xml:space="preserve">  13-1. 행정심판</w:t>
       </w:r>
     </w:p>
     <w:p>
@@ -184,15 +184,15 @@
         <w:rPr>
           <w:rFonts w:ascii="Arial" w:hAnsi="Arial"/>
         </w:rPr>
-        <w:t xml:space="preserve">  14번. 행정심판</w:t>
-      </w:r>
-    </w:p>
-    <w:p>
-      <w:r>
-        <w:rPr>
-          <w:rFonts w:ascii="Arial" w:hAnsi="Arial"/>
-        </w:rPr>
-        <w:t xml:space="preserve">  15번. 행정심판위원회</w:t>
+        <w:t xml:space="preserve">  15-1. 행정심판</w:t>
+      </w:r>
+    </w:p>
+    <w:p>
+      <w:r>
+        <w:rPr>
+          <w:rFonts w:ascii="Arial" w:hAnsi="Arial"/>
+        </w:rPr>
+        <w:t xml:space="preserve">  16-1. 행정심판위원회</w:t>
       </w:r>
     </w:p>
     <w:p>
@@ -210,15 +210,15 @@
         <w:rPr>
           <w:rFonts w:ascii="Arial" w:hAnsi="Arial"/>
         </w:rPr>
-        <w:t xml:space="preserve">  16번. 변경</w:t>
-      </w:r>
-    </w:p>
-    <w:p>
-      <w:r>
-        <w:rPr>
-          <w:rFonts w:ascii="Arial" w:hAnsi="Arial"/>
-        </w:rPr>
-        <w:t xml:space="preserve">  17번. 변경</w:t>
+        <w:t xml:space="preserve">  17-1. 일부취소</w:t>
+      </w:r>
+    </w:p>
+    <w:p>
+      <w:r>
+        <w:rPr>
+          <w:rFonts w:ascii="Arial" w:hAnsi="Arial"/>
+        </w:rPr>
+        <w:t xml:space="preserve">  18-1. 행정심판위원회</w:t>
       </w:r>
     </w:p>
     <w:p>
@@ -236,63 +236,63 @@
         <w:rPr>
           <w:rFonts w:ascii="Arial" w:hAnsi="Arial"/>
         </w:rPr>
-        <w:t xml:space="preserve">  18번. 형성재결</w:t>
-      </w:r>
-    </w:p>
-    <w:p>
-      <w:r>
-        <w:rPr>
-          <w:rFonts w:ascii="Arial" w:hAnsi="Arial"/>
-        </w:rPr>
-        <w:t xml:space="preserve">  19번. 불가쟁력</w:t>
-      </w:r>
-    </w:p>
-    <w:p>
-      <w:r>
-        <w:rPr>
-          <w:rFonts w:ascii="Arial" w:hAnsi="Arial"/>
-        </w:rPr>
-        <w:t xml:space="preserve">  20번. 변경</w:t>
-      </w:r>
-    </w:p>
-    <w:p>
-      <w:r>
-        <w:rPr>
-          <w:rFonts w:ascii="Arial" w:hAnsi="Arial"/>
-        </w:rPr>
-        <w:t xml:space="preserve">  21번. 불가쟁력</w:t>
-      </w:r>
-    </w:p>
-    <w:p>
-      <w:r>
-        <w:rPr>
-          <w:rFonts w:ascii="Arial" w:hAnsi="Arial"/>
-        </w:rPr>
-        <w:t xml:space="preserve">  22번. 변경</w:t>
-      </w:r>
-    </w:p>
-    <w:p>
-      <w:r>
-        <w:rPr>
-          <w:rFonts w:ascii="Arial" w:hAnsi="Arial"/>
-        </w:rPr>
-        <w:t xml:space="preserve">  23번. 재결</w:t>
-      </w:r>
-    </w:p>
-    <w:p>
-      <w:r>
-        <w:rPr>
-          <w:rFonts w:ascii="Arial" w:hAnsi="Arial"/>
-        </w:rPr>
-        <w:t xml:space="preserve">  24번. 재결</w:t>
-      </w:r>
-    </w:p>
-    <w:p>
-      <w:r>
-        <w:rPr>
-          <w:rFonts w:ascii="Arial" w:hAnsi="Arial"/>
-        </w:rPr>
-        <w:t xml:space="preserve">  25번. 취소</w:t>
+        <w:t xml:space="preserve">  19-1. 재결</w:t>
+      </w:r>
+    </w:p>
+    <w:p>
+      <w:r>
+        <w:rPr>
+          <w:rFonts w:ascii="Arial" w:hAnsi="Arial"/>
+        </w:rPr>
+        <w:t xml:space="preserve">  20-1. 불가쟁력</w:t>
+      </w:r>
+    </w:p>
+    <w:p>
+      <w:r>
+        <w:rPr>
+          <w:rFonts w:ascii="Arial" w:hAnsi="Arial"/>
+        </w:rPr>
+        <w:t xml:space="preserve">  21-1. 취소</w:t>
+      </w:r>
+    </w:p>
+    <w:p>
+      <w:r>
+        <w:rPr>
+          <w:rFonts w:ascii="Arial" w:hAnsi="Arial"/>
+        </w:rPr>
+        <w:t xml:space="preserve">  22-1. 제소기간</w:t>
+      </w:r>
+    </w:p>
+    <w:p>
+      <w:r>
+        <w:rPr>
+          <w:rFonts w:ascii="Arial" w:hAnsi="Arial"/>
+        </w:rPr>
+        <w:t xml:space="preserve">  23-1. 취소</w:t>
+      </w:r>
+    </w:p>
+    <w:p>
+      <w:r>
+        <w:rPr>
+          <w:rFonts w:ascii="Arial" w:hAnsi="Arial"/>
+        </w:rPr>
+        <w:t xml:space="preserve">  24-1. 기속력</w:t>
+      </w:r>
+    </w:p>
+    <w:p>
+      <w:r>
+        <w:rPr>
+          <w:rFonts w:ascii="Arial" w:hAnsi="Arial"/>
+        </w:rPr>
+        <w:t xml:space="preserve">  25-1. 기속력</w:t>
+      </w:r>
+    </w:p>
+    <w:p>
+      <w:r>
+        <w:rPr>
+          <w:rFonts w:ascii="Arial" w:hAnsi="Arial"/>
+        </w:rPr>
+        <w:t xml:space="preserve">  26-1. 결과제거의무</w:t>
       </w:r>
     </w:p>
     <w:p>
@@ -310,23 +310,23 @@
         <w:rPr>
           <w:rFonts w:ascii="Arial" w:hAnsi="Arial"/>
         </w:rPr>
-        <w:t xml:space="preserve">  26번. 재결</w:t>
-      </w:r>
-    </w:p>
-    <w:p>
-      <w:r>
-        <w:rPr>
-          <w:rFonts w:ascii="Arial" w:hAnsi="Arial"/>
-        </w:rPr>
-        <w:t xml:space="preserve">  27번. 불가변력</w:t>
-      </w:r>
-    </w:p>
-    <w:p>
-      <w:r>
-        <w:rPr>
-          <w:rFonts w:ascii="Arial" w:hAnsi="Arial"/>
-        </w:rPr>
-        <w:t xml:space="preserve">  28번. 변경</w:t>
+        <w:t xml:space="preserve">  27-1. 재결</w:t>
+      </w:r>
+    </w:p>
+    <w:p>
+      <w:r>
+        <w:rPr>
+          <w:rFonts w:ascii="Arial" w:hAnsi="Arial"/>
+        </w:rPr>
+        <w:t xml:space="preserve">  28-1. 불가변력</w:t>
+      </w:r>
+    </w:p>
+    <w:p>
+      <w:r>
+        <w:rPr>
+          <w:rFonts w:ascii="Arial" w:hAnsi="Arial"/>
+        </w:rPr>
+        <w:t xml:space="preserve">  29-1. 기속력</w:t>
       </w:r>
     </w:p>
     <w:p>
@@ -344,359 +344,359 @@
         <w:rPr>
           <w:rFonts w:ascii="Arial" w:hAnsi="Arial"/>
         </w:rPr>
-        <w:t xml:space="preserve">  29번. 처분</w:t>
-      </w:r>
-    </w:p>
-    <w:p>
-      <w:r>
-        <w:rPr>
-          <w:rFonts w:ascii="Arial" w:hAnsi="Arial"/>
-        </w:rPr>
-        <w:t xml:space="preserve">  30번. 위법</w:t>
-      </w:r>
-    </w:p>
-    <w:p>
-      <w:r>
-        <w:rPr>
-          <w:rFonts w:ascii="Arial" w:hAnsi="Arial"/>
-        </w:rPr>
-        <w:t xml:space="preserve">  31번. 집행정지</w:t>
-      </w:r>
-    </w:p>
-    <w:p>
-      <w:r>
-        <w:rPr>
-          <w:rFonts w:ascii="Arial" w:hAnsi="Arial"/>
-        </w:rPr>
-        <w:t xml:space="preserve">  32번. 집행정지</w:t>
-      </w:r>
-    </w:p>
-    <w:p>
-      <w:r>
-        <w:rPr>
-          <w:rFonts w:ascii="Arial" w:hAnsi="Arial"/>
-        </w:rPr>
-        <w:t xml:space="preserve">  33번. 처분</w:t>
-      </w:r>
-    </w:p>
-    <w:p>
-      <w:r>
-        <w:rPr>
-          <w:rFonts w:ascii="Arial" w:hAnsi="Arial"/>
-        </w:rPr>
-        <w:t xml:space="preserve">  34번. 처분</w:t>
-      </w:r>
-    </w:p>
-    <w:p>
-      <w:r>
-        <w:rPr>
-          <w:rFonts w:ascii="Arial" w:hAnsi="Arial"/>
-        </w:rPr>
-        <w:t xml:space="preserve">  35번. 행정심판위원회</w:t>
-      </w:r>
-    </w:p>
-    <w:p>
-      <w:r>
-        <w:rPr>
-          <w:rFonts w:ascii="Arial" w:hAnsi="Arial"/>
-        </w:rPr>
-        <w:t xml:space="preserve">  36번. 위법</w:t>
-      </w:r>
-    </w:p>
-    <w:p>
-      <w:r>
-        <w:rPr>
-          <w:rFonts w:ascii="Arial" w:hAnsi="Arial"/>
-        </w:rPr>
-        <w:t xml:space="preserve">  37번. 집행정지</w:t>
-      </w:r>
-    </w:p>
-    <w:p>
-      <w:r>
-        <w:rPr>
-          <w:rFonts w:ascii="Arial" w:hAnsi="Arial"/>
-        </w:rPr>
-        <w:t xml:space="preserve">  38번. 위법</w:t>
-      </w:r>
-    </w:p>
-    <w:p>
-      <w:r>
-        <w:rPr>
-          <w:rFonts w:ascii="Arial" w:hAnsi="Arial"/>
-        </w:rPr>
-        <w:t xml:space="preserve">  39번. 위법</w:t>
-      </w:r>
-    </w:p>
-    <w:p>
-      <w:r>
-        <w:rPr>
-          <w:rFonts w:ascii="Arial" w:hAnsi="Arial"/>
-        </w:rPr>
-        <w:t xml:space="preserve">  40번. 위법</w:t>
-      </w:r>
-    </w:p>
-    <w:p>
-      <w:r>
-        <w:rPr>
-          <w:rFonts w:ascii="Arial" w:hAnsi="Arial"/>
-        </w:rPr>
-        <w:t xml:space="preserve">  41번. 재결</w:t>
-      </w:r>
-    </w:p>
-    <w:p>
-      <w:r>
-        <w:rPr>
-          <w:rFonts w:ascii="Arial" w:hAnsi="Arial"/>
-        </w:rPr>
-        <w:t xml:space="preserve">  42번. 행정심판위원회</w:t>
-      </w:r>
-    </w:p>
-    <w:p>
-      <w:r>
-        <w:rPr>
-          <w:rFonts w:ascii="Arial" w:hAnsi="Arial"/>
-        </w:rPr>
-        <w:t xml:space="preserve">  43번. 처분</w:t>
-      </w:r>
-    </w:p>
-    <w:p>
-      <w:r>
-        <w:rPr>
-          <w:rFonts w:ascii="Arial" w:hAnsi="Arial"/>
-        </w:rPr>
-        <w:t xml:space="preserve">  44번. 재결</w:t>
-      </w:r>
-    </w:p>
-    <w:p>
-      <w:r>
-        <w:rPr>
-          <w:rFonts w:ascii="Arial" w:hAnsi="Arial"/>
-        </w:rPr>
-        <w:t xml:space="preserve">  45번. 결과제거의무</w:t>
-      </w:r>
-    </w:p>
-    <w:p>
-      <w:r>
-        <w:rPr>
-          <w:rFonts w:ascii="Arial" w:hAnsi="Arial"/>
-        </w:rPr>
-        <w:t xml:space="preserve">  46번. 취소</w:t>
-      </w:r>
-    </w:p>
-    <w:p>
-      <w:r>
-        <w:rPr>
-          <w:rFonts w:ascii="Arial" w:hAnsi="Arial"/>
-        </w:rPr>
-        <w:t xml:space="preserve">  47번. 처분</w:t>
-      </w:r>
-    </w:p>
-    <w:p>
-      <w:r>
-        <w:rPr>
-          <w:rFonts w:ascii="Arial" w:hAnsi="Arial"/>
-        </w:rPr>
-        <w:t xml:space="preserve">  48번. 변경</w:t>
-      </w:r>
-    </w:p>
-    <w:p>
-      <w:r>
-        <w:rPr>
-          <w:rFonts w:ascii="Arial" w:hAnsi="Arial"/>
-        </w:rPr>
-        <w:t xml:space="preserve">  49번. 처분</w:t>
-      </w:r>
-    </w:p>
-    <w:p>
-      <w:r>
-        <w:rPr>
-          <w:rFonts w:ascii="Arial" w:hAnsi="Arial"/>
-        </w:rPr>
-        <w:t xml:space="preserve">  50번. 취소</w:t>
-      </w:r>
-    </w:p>
-    <w:p>
-      <w:r>
-        <w:rPr>
-          <w:rFonts w:ascii="Arial" w:hAnsi="Arial"/>
-        </w:rPr>
-        <w:t xml:space="preserve">  51번. 처분</w:t>
-      </w:r>
-    </w:p>
-    <w:p>
-      <w:r>
-        <w:rPr>
-          <w:rFonts w:ascii="Arial" w:hAnsi="Arial"/>
-        </w:rPr>
-        <w:t xml:space="preserve">  52번. 처분</w:t>
-      </w:r>
-    </w:p>
-    <w:p>
-      <w:r>
-        <w:rPr>
-          <w:rFonts w:ascii="Arial" w:hAnsi="Arial"/>
-        </w:rPr>
-        <w:t xml:space="preserve">  53번. 처분</w:t>
-      </w:r>
-    </w:p>
-    <w:p>
-      <w:r>
-        <w:rPr>
-          <w:rFonts w:ascii="Arial" w:hAnsi="Arial"/>
-        </w:rPr>
-        <w:t xml:space="preserve">  54번. 처분</w:t>
-      </w:r>
-    </w:p>
-    <w:p>
-      <w:r>
-        <w:rPr>
-          <w:rFonts w:ascii="Arial" w:hAnsi="Arial"/>
-        </w:rPr>
-        <w:t xml:space="preserve">  55번. 간접강제</w:t>
-      </w:r>
-    </w:p>
-    <w:p>
-      <w:r>
-        <w:rPr>
-          <w:rFonts w:ascii="Arial" w:hAnsi="Arial"/>
-        </w:rPr>
-        <w:t xml:space="preserve">  56번. 간접강제</w:t>
-      </w:r>
-    </w:p>
-    <w:p>
-      <w:r>
-        <w:rPr>
-          <w:rFonts w:ascii="Arial" w:hAnsi="Arial"/>
-        </w:rPr>
-        <w:t xml:space="preserve">  57번. 취소</w:t>
-      </w:r>
-    </w:p>
-    <w:p>
-      <w:r>
-        <w:rPr>
-          <w:rFonts w:ascii="Arial" w:hAnsi="Arial"/>
-        </w:rPr>
-        <w:t xml:space="preserve">  58번. 처분</w:t>
-      </w:r>
-    </w:p>
-    <w:p>
-      <w:r>
-        <w:rPr>
-          <w:rFonts w:ascii="Arial" w:hAnsi="Arial"/>
-        </w:rPr>
-        <w:t xml:space="preserve">  59번. 위법</w:t>
-      </w:r>
-    </w:p>
-    <w:p>
-      <w:r>
-        <w:rPr>
-          <w:rFonts w:ascii="Arial" w:hAnsi="Arial"/>
-        </w:rPr>
-        <w:t xml:space="preserve">  60번. 행정심판</w:t>
-      </w:r>
-    </w:p>
-    <w:p>
-      <w:r>
-        <w:rPr>
-          <w:rFonts w:ascii="Arial" w:hAnsi="Arial"/>
-        </w:rPr>
-        <w:t xml:space="preserve">  61번. 위법</w:t>
-      </w:r>
-    </w:p>
-    <w:p>
-      <w:r>
-        <w:rPr>
-          <w:rFonts w:ascii="Arial" w:hAnsi="Arial"/>
-        </w:rPr>
-        <w:t xml:space="preserve">  62번. 취소</w:t>
-      </w:r>
-    </w:p>
-    <w:p>
-      <w:r>
-        <w:rPr>
-          <w:rFonts w:ascii="Arial" w:hAnsi="Arial"/>
-        </w:rPr>
-        <w:t xml:space="preserve">  63번. 변경</w:t>
-      </w:r>
-    </w:p>
-    <w:p>
-      <w:r>
-        <w:rPr>
-          <w:rFonts w:ascii="Arial" w:hAnsi="Arial"/>
-        </w:rPr>
-        <w:t xml:space="preserve">  64번. 재결</w:t>
-      </w:r>
-    </w:p>
-    <w:p>
-      <w:r>
-        <w:rPr>
-          <w:rFonts w:ascii="Arial" w:hAnsi="Arial"/>
-        </w:rPr>
-        <w:t xml:space="preserve">  65번. 변경</w:t>
-      </w:r>
-    </w:p>
-    <w:p>
-      <w:r>
-        <w:rPr>
-          <w:rFonts w:ascii="Arial" w:hAnsi="Arial"/>
-        </w:rPr>
-        <w:t xml:space="preserve">  66번. 취소</w:t>
-      </w:r>
-    </w:p>
-    <w:p>
-      <w:r>
-        <w:rPr>
-          <w:rFonts w:ascii="Arial" w:hAnsi="Arial"/>
-        </w:rPr>
-        <w:t xml:space="preserve">  67번. 처분</w:t>
-      </w:r>
-    </w:p>
-    <w:p>
-      <w:r>
-        <w:rPr>
-          <w:rFonts w:ascii="Arial" w:hAnsi="Arial"/>
-        </w:rPr>
-        <w:t xml:space="preserve">  68번. 취소</w:t>
-      </w:r>
-    </w:p>
-    <w:p>
-      <w:r>
-        <w:rPr>
-          <w:rFonts w:ascii="Arial" w:hAnsi="Arial"/>
-        </w:rPr>
-        <w:t xml:space="preserve">  69번. 심판청구</w:t>
-      </w:r>
-    </w:p>
-    <w:p>
-      <w:r>
-        <w:rPr>
-          <w:rFonts w:ascii="Arial" w:hAnsi="Arial"/>
-        </w:rPr>
-        <w:t xml:space="preserve">  70번. 처분</w:t>
-      </w:r>
-    </w:p>
-    <w:p>
-      <w:r>
-        <w:rPr>
-          <w:rFonts w:ascii="Arial" w:hAnsi="Arial"/>
-        </w:rPr>
-        <w:t xml:space="preserve">  71번. 재결</w:t>
-      </w:r>
-    </w:p>
-    <w:p>
-      <w:r>
-        <w:rPr>
-          <w:rFonts w:ascii="Arial" w:hAnsi="Arial"/>
-        </w:rPr>
-        <w:t xml:space="preserve">  72번. 처분</w:t>
-      </w:r>
-    </w:p>
-    <w:p>
-      <w:r>
-        <w:rPr>
-          <w:rFonts w:ascii="Arial" w:hAnsi="Arial"/>
-        </w:rPr>
-        <w:t xml:space="preserve">  73번. 취소</w:t>
+        <w:t xml:space="preserve">  30-1. 행정심판</w:t>
+      </w:r>
+    </w:p>
+    <w:p>
+      <w:r>
+        <w:rPr>
+          <w:rFonts w:ascii="Arial" w:hAnsi="Arial"/>
+        </w:rPr>
+        <w:t xml:space="preserve">  34-1. 부작위</w:t>
+      </w:r>
+    </w:p>
+    <w:p>
+      <w:r>
+        <w:rPr>
+          <w:rFonts w:ascii="Arial" w:hAnsi="Arial"/>
+        </w:rPr>
+        <w:t xml:space="preserve">  36-1. 집행정지</w:t>
+      </w:r>
+    </w:p>
+    <w:p>
+      <w:r>
+        <w:rPr>
+          <w:rFonts w:ascii="Arial" w:hAnsi="Arial"/>
+        </w:rPr>
+        <w:t xml:space="preserve">  37-1. 집행정지</w:t>
+      </w:r>
+    </w:p>
+    <w:p>
+      <w:r>
+        <w:rPr>
+          <w:rFonts w:ascii="Arial" w:hAnsi="Arial"/>
+        </w:rPr>
+        <w:t xml:space="preserve">  38-1. 처분</w:t>
+      </w:r>
+    </w:p>
+    <w:p>
+      <w:r>
+        <w:rPr>
+          <w:rFonts w:ascii="Arial" w:hAnsi="Arial"/>
+        </w:rPr>
+        <w:t xml:space="preserve">  39-1. 처분</w:t>
+      </w:r>
+    </w:p>
+    <w:p>
+      <w:r>
+        <w:rPr>
+          <w:rFonts w:ascii="Arial" w:hAnsi="Arial"/>
+        </w:rPr>
+        <w:t xml:space="preserve">  40-1. 행정심판위원회</w:t>
+      </w:r>
+    </w:p>
+    <w:p>
+      <w:r>
+        <w:rPr>
+          <w:rFonts w:ascii="Arial" w:hAnsi="Arial"/>
+        </w:rPr>
+        <w:t xml:space="preserve">  41-1. 부작위</w:t>
+      </w:r>
+    </w:p>
+    <w:p>
+      <w:r>
+        <w:rPr>
+          <w:rFonts w:ascii="Arial" w:hAnsi="Arial"/>
+        </w:rPr>
+        <w:t xml:space="preserve">  42-1. 집행정지</w:t>
+      </w:r>
+    </w:p>
+    <w:p>
+      <w:r>
+        <w:rPr>
+          <w:rFonts w:ascii="Arial" w:hAnsi="Arial"/>
+        </w:rPr>
+        <w:t xml:space="preserve">  43-1. 위법</w:t>
+      </w:r>
+    </w:p>
+    <w:p>
+      <w:r>
+        <w:rPr>
+          <w:rFonts w:ascii="Arial" w:hAnsi="Arial"/>
+        </w:rPr>
+        <w:t xml:space="preserve">  44-1. 부작위</w:t>
+      </w:r>
+    </w:p>
+    <w:p>
+      <w:r>
+        <w:rPr>
+          <w:rFonts w:ascii="Arial" w:hAnsi="Arial"/>
+        </w:rPr>
+        <w:t xml:space="preserve">  45-1. 부당</w:t>
+      </w:r>
+    </w:p>
+    <w:p>
+      <w:r>
+        <w:rPr>
+          <w:rFonts w:ascii="Arial" w:hAnsi="Arial"/>
+        </w:rPr>
+        <w:t xml:space="preserve">  46-1. 재결</w:t>
+      </w:r>
+    </w:p>
+    <w:p>
+      <w:r>
+        <w:rPr>
+          <w:rFonts w:ascii="Arial" w:hAnsi="Arial"/>
+        </w:rPr>
+        <w:t xml:space="preserve">  47-1. 행정심판위원회</w:t>
+      </w:r>
+    </w:p>
+    <w:p>
+      <w:r>
+        <w:rPr>
+          <w:rFonts w:ascii="Arial" w:hAnsi="Arial"/>
+        </w:rPr>
+        <w:t xml:space="preserve">  48-1. 재처분의무</w:t>
+      </w:r>
+    </w:p>
+    <w:p>
+      <w:r>
+        <w:rPr>
+          <w:rFonts w:ascii="Arial" w:hAnsi="Arial"/>
+        </w:rPr>
+        <w:t xml:space="preserve">  49-1. 기속력</w:t>
+      </w:r>
+    </w:p>
+    <w:p>
+      <w:r>
+        <w:rPr>
+          <w:rFonts w:ascii="Arial" w:hAnsi="Arial"/>
+        </w:rPr>
+        <w:t xml:space="preserve">  50-1. 결과제거의무</w:t>
+      </w:r>
+    </w:p>
+    <w:p>
+      <w:r>
+        <w:rPr>
+          <w:rFonts w:ascii="Arial" w:hAnsi="Arial"/>
+        </w:rPr>
+        <w:t xml:space="preserve">  52-1. 취소</w:t>
+      </w:r>
+    </w:p>
+    <w:p>
+      <w:r>
+        <w:rPr>
+          <w:rFonts w:ascii="Arial" w:hAnsi="Arial"/>
+        </w:rPr>
+        <w:t xml:space="preserve">  53-1. 처분</w:t>
+      </w:r>
+    </w:p>
+    <w:p>
+      <w:r>
+        <w:rPr>
+          <w:rFonts w:ascii="Arial" w:hAnsi="Arial"/>
+        </w:rPr>
+        <w:t xml:space="preserve">  54-1. 변경</w:t>
+      </w:r>
+    </w:p>
+    <w:p>
+      <w:r>
+        <w:rPr>
+          <w:rFonts w:ascii="Arial" w:hAnsi="Arial"/>
+        </w:rPr>
+        <w:t xml:space="preserve">  55-1. 처분</w:t>
+      </w:r>
+    </w:p>
+    <w:p>
+      <w:r>
+        <w:rPr>
+          <w:rFonts w:ascii="Arial" w:hAnsi="Arial"/>
+        </w:rPr>
+        <w:t xml:space="preserve">  56-1. 취소</w:t>
+      </w:r>
+    </w:p>
+    <w:p>
+      <w:r>
+        <w:rPr>
+          <w:rFonts w:ascii="Arial" w:hAnsi="Arial"/>
+        </w:rPr>
+        <w:t xml:space="preserve">  58-1. 직접처분</w:t>
+      </w:r>
+    </w:p>
+    <w:p>
+      <w:r>
+        <w:rPr>
+          <w:rFonts w:ascii="Arial" w:hAnsi="Arial"/>
+        </w:rPr>
+        <w:t xml:space="preserve">  59-1. 직접처분</w:t>
+      </w:r>
+    </w:p>
+    <w:p>
+      <w:r>
+        <w:rPr>
+          <w:rFonts w:ascii="Arial" w:hAnsi="Arial"/>
+        </w:rPr>
+        <w:t xml:space="preserve">  60-1. 부작위</w:t>
+      </w:r>
+    </w:p>
+    <w:p>
+      <w:r>
+        <w:rPr>
+          <w:rFonts w:ascii="Arial" w:hAnsi="Arial"/>
+        </w:rPr>
+        <w:t xml:space="preserve">  61-1. 기속력</w:t>
+      </w:r>
+    </w:p>
+    <w:p>
+      <w:r>
+        <w:rPr>
+          <w:rFonts w:ascii="Arial" w:hAnsi="Arial"/>
+        </w:rPr>
+        <w:t xml:space="preserve">  62-1. 간접강제</w:t>
+      </w:r>
+    </w:p>
+    <w:p>
+      <w:r>
+        <w:rPr>
+          <w:rFonts w:ascii="Arial" w:hAnsi="Arial"/>
+        </w:rPr>
+        <w:t xml:space="preserve">  63-1. 간접강제</w:t>
+      </w:r>
+    </w:p>
+    <w:p>
+      <w:r>
+        <w:rPr>
+          <w:rFonts w:ascii="Arial" w:hAnsi="Arial"/>
+        </w:rPr>
+        <w:t xml:space="preserve">  65-1. 취소</w:t>
+      </w:r>
+    </w:p>
+    <w:p>
+      <w:r>
+        <w:rPr>
+          <w:rFonts w:ascii="Arial" w:hAnsi="Arial"/>
+        </w:rPr>
+        <w:t xml:space="preserve">  66-1. 피청구인</w:t>
+      </w:r>
+    </w:p>
+    <w:p>
+      <w:r>
+        <w:rPr>
+          <w:rFonts w:ascii="Arial" w:hAnsi="Arial"/>
+        </w:rPr>
+        <w:t xml:space="preserve">  68-1. 부작위</w:t>
+      </w:r>
+    </w:p>
+    <w:p>
+      <w:r>
+        <w:rPr>
+          <w:rFonts w:ascii="Arial" w:hAnsi="Arial"/>
+        </w:rPr>
+        <w:t xml:space="preserve">  69-1. 행정심판</w:t>
+      </w:r>
+    </w:p>
+    <w:p>
+      <w:r>
+        <w:rPr>
+          <w:rFonts w:ascii="Arial" w:hAnsi="Arial"/>
+        </w:rPr>
+        <w:t xml:space="preserve">  70-1. 부작위</w:t>
+      </w:r>
+    </w:p>
+    <w:p>
+      <w:r>
+        <w:rPr>
+          <w:rFonts w:ascii="Arial" w:hAnsi="Arial"/>
+        </w:rPr>
+        <w:t xml:space="preserve">  71-1. 취소</w:t>
+      </w:r>
+    </w:p>
+    <w:p>
+      <w:r>
+        <w:rPr>
+          <w:rFonts w:ascii="Arial" w:hAnsi="Arial"/>
+        </w:rPr>
+        <w:t xml:space="preserve">  73-1. 취소</w:t>
+      </w:r>
+    </w:p>
+    <w:p>
+      <w:r>
+        <w:rPr>
+          <w:rFonts w:ascii="Arial" w:hAnsi="Arial"/>
+        </w:rPr>
+        <w:t xml:space="preserve">  75-1. 재결</w:t>
+      </w:r>
+    </w:p>
+    <w:p>
+      <w:r>
+        <w:rPr>
+          <w:rFonts w:ascii="Arial" w:hAnsi="Arial"/>
+        </w:rPr>
+        <w:t xml:space="preserve">  76-1. 취소</w:t>
+      </w:r>
+    </w:p>
+    <w:p>
+      <w:r>
+        <w:rPr>
+          <w:rFonts w:ascii="Arial" w:hAnsi="Arial"/>
+        </w:rPr>
+        <w:t xml:space="preserve">  77-1. 취소</w:t>
+      </w:r>
+    </w:p>
+    <w:p>
+      <w:r>
+        <w:rPr>
+          <w:rFonts w:ascii="Arial" w:hAnsi="Arial"/>
+        </w:rPr>
+        <w:t xml:space="preserve">  79-1. 직접처분</w:t>
+      </w:r>
+    </w:p>
+    <w:p>
+      <w:r>
+        <w:rPr>
+          <w:rFonts w:ascii="Arial" w:hAnsi="Arial"/>
+        </w:rPr>
+        <w:t xml:space="preserve">  80-1. 취소</w:t>
+      </w:r>
+    </w:p>
+    <w:p>
+      <w:r>
+        <w:rPr>
+          <w:rFonts w:ascii="Arial" w:hAnsi="Arial"/>
+        </w:rPr>
+        <w:t xml:space="preserve">  81-1. 심판청구</w:t>
+      </w:r>
+    </w:p>
+    <w:p>
+      <w:r>
+        <w:rPr>
+          <w:rFonts w:ascii="Arial" w:hAnsi="Arial"/>
+        </w:rPr>
+        <w:t xml:space="preserve">  83-1. 행정심판</w:t>
+      </w:r>
+    </w:p>
+    <w:p>
+      <w:r>
+        <w:rPr>
+          <w:rFonts w:ascii="Arial" w:hAnsi="Arial"/>
+        </w:rPr>
+        <w:t xml:space="preserve">  85-1. 재결</w:t>
+      </w:r>
+    </w:p>
+    <w:p>
+      <w:r>
+        <w:rPr>
+          <w:rFonts w:ascii="Arial" w:hAnsi="Arial"/>
+        </w:rPr>
+        <w:t xml:space="preserve">  87-1. 직접처분</w:t>
+      </w:r>
+    </w:p>
+    <w:p>
+      <w:r>
+        <w:rPr>
+          <w:rFonts w:ascii="Arial" w:hAnsi="Arial"/>
+        </w:rPr>
+        <w:t xml:space="preserve">  88-1. 취소</w:t>
       </w:r>
     </w:p>
     <w:p>
@@ -714,119 +714,119 @@
         <w:rPr>
           <w:rFonts w:ascii="Arial" w:hAnsi="Arial"/>
         </w:rPr>
-        <w:t xml:space="preserve">  74번. 심판청구</w:t>
-      </w:r>
-    </w:p>
-    <w:p>
-      <w:r>
-        <w:rPr>
-          <w:rFonts w:ascii="Arial" w:hAnsi="Arial"/>
-        </w:rPr>
-        <w:t xml:space="preserve">  75번. 취소</w:t>
-      </w:r>
-    </w:p>
-    <w:p>
-      <w:r>
-        <w:rPr>
-          <w:rFonts w:ascii="Arial" w:hAnsi="Arial"/>
-        </w:rPr>
-        <w:t xml:space="preserve">  76번. 청구인적격</w:t>
-      </w:r>
-    </w:p>
-    <w:p>
-      <w:r>
-        <w:rPr>
-          <w:rFonts w:ascii="Arial" w:hAnsi="Arial"/>
-        </w:rPr>
-        <w:t xml:space="preserve">  77번. 취소</w:t>
-      </w:r>
-    </w:p>
-    <w:p>
-      <w:r>
-        <w:rPr>
-          <w:rFonts w:ascii="Arial" w:hAnsi="Arial"/>
-        </w:rPr>
-        <w:t xml:space="preserve">  78번. 행정소송</w:t>
-      </w:r>
-    </w:p>
-    <w:p>
-      <w:r>
-        <w:rPr>
-          <w:rFonts w:ascii="Arial" w:hAnsi="Arial"/>
-        </w:rPr>
-        <w:t xml:space="preserve">  79번. 청구기간</w:t>
-      </w:r>
-    </w:p>
-    <w:p>
-      <w:r>
-        <w:rPr>
-          <w:rFonts w:ascii="Arial" w:hAnsi="Arial"/>
-        </w:rPr>
-        <w:t xml:space="preserve">  80번. 180일</w:t>
-      </w:r>
-    </w:p>
-    <w:p>
-      <w:r>
-        <w:rPr>
-          <w:rFonts w:ascii="Arial" w:hAnsi="Arial"/>
-        </w:rPr>
-        <w:t xml:space="preserve">  81번. 180일</w:t>
-      </w:r>
-    </w:p>
-    <w:p>
-      <w:r>
-        <w:rPr>
-          <w:rFonts w:ascii="Arial" w:hAnsi="Arial"/>
-        </w:rPr>
-        <w:t xml:space="preserve">  82번. 처분</w:t>
-      </w:r>
-    </w:p>
-    <w:p>
-      <w:r>
-        <w:rPr>
-          <w:rFonts w:ascii="Arial" w:hAnsi="Arial"/>
-        </w:rPr>
-        <w:t xml:space="preserve">  83번. 행정심판</w:t>
-      </w:r>
-    </w:p>
-    <w:p>
-      <w:r>
-        <w:rPr>
-          <w:rFonts w:ascii="Arial" w:hAnsi="Arial"/>
-        </w:rPr>
-        <w:t xml:space="preserve">  84번. 심판청구</w:t>
-      </w:r>
-    </w:p>
-    <w:p>
-      <w:r>
-        <w:rPr>
-          <w:rFonts w:ascii="Arial" w:hAnsi="Arial"/>
-        </w:rPr>
-        <w:t xml:space="preserve">  85번. 취소</w:t>
-      </w:r>
-    </w:p>
-    <w:p>
-      <w:r>
-        <w:rPr>
-          <w:rFonts w:ascii="Arial" w:hAnsi="Arial"/>
-        </w:rPr>
-        <w:t xml:space="preserve">  86번. 처분</w:t>
-      </w:r>
-    </w:p>
-    <w:p>
-      <w:r>
-        <w:rPr>
-          <w:rFonts w:ascii="Arial" w:hAnsi="Arial"/>
-        </w:rPr>
-        <w:t xml:space="preserve">  87번. 취소</w:t>
-      </w:r>
-    </w:p>
-    <w:p>
-      <w:r>
-        <w:rPr>
-          <w:rFonts w:ascii="Arial" w:hAnsi="Arial"/>
-        </w:rPr>
-        <w:t xml:space="preserve">  88번. 취소</w:t>
+        <w:t xml:space="preserve">  90-1. 행정심판</w:t>
+      </w:r>
+    </w:p>
+    <w:p>
+      <w:r>
+        <w:rPr>
+          <w:rFonts w:ascii="Arial" w:hAnsi="Arial"/>
+        </w:rPr>
+        <w:t xml:space="preserve">  91-1. 취소</w:t>
+      </w:r>
+    </w:p>
+    <w:p>
+      <w:r>
+        <w:rPr>
+          <w:rFonts w:ascii="Arial" w:hAnsi="Arial"/>
+        </w:rPr>
+        <w:t xml:space="preserve">  92-1. 청구인적격</w:t>
+      </w:r>
+    </w:p>
+    <w:p>
+      <w:r>
+        <w:rPr>
+          <w:rFonts w:ascii="Arial" w:hAnsi="Arial"/>
+        </w:rPr>
+        <w:t xml:space="preserve">  93-1. 취소</w:t>
+      </w:r>
+    </w:p>
+    <w:p>
+      <w:r>
+        <w:rPr>
+          <w:rFonts w:ascii="Arial" w:hAnsi="Arial"/>
+        </w:rPr>
+        <w:t xml:space="preserve">  94-1. 원고적격</w:t>
+      </w:r>
+    </w:p>
+    <w:p>
+      <w:r>
+        <w:rPr>
+          <w:rFonts w:ascii="Arial" w:hAnsi="Arial"/>
+        </w:rPr>
+        <w:t xml:space="preserve">  95-1. 청구기간</w:t>
+      </w:r>
+    </w:p>
+    <w:p>
+      <w:r>
+        <w:rPr>
+          <w:rFonts w:ascii="Arial" w:hAnsi="Arial"/>
+        </w:rPr>
+        <w:t xml:space="preserve">  96-1. 90일</w:t>
+      </w:r>
+    </w:p>
+    <w:p>
+      <w:r>
+        <w:rPr>
+          <w:rFonts w:ascii="Arial" w:hAnsi="Arial"/>
+        </w:rPr>
+        <w:t xml:space="preserve">  97-1. 90일</w:t>
+      </w:r>
+    </w:p>
+    <w:p>
+      <w:r>
+        <w:rPr>
+          <w:rFonts w:ascii="Arial" w:hAnsi="Arial"/>
+        </w:rPr>
+        <w:t xml:space="preserve">  98-1. 처분</w:t>
+      </w:r>
+    </w:p>
+    <w:p>
+      <w:r>
+        <w:rPr>
+          <w:rFonts w:ascii="Arial" w:hAnsi="Arial"/>
+        </w:rPr>
+        <w:t xml:space="preserve">  99-1. 행정심판</w:t>
+      </w:r>
+    </w:p>
+    <w:p>
+      <w:r>
+        <w:rPr>
+          <w:rFonts w:ascii="Arial" w:hAnsi="Arial"/>
+        </w:rPr>
+        <w:t xml:space="preserve">  100-1. 행정심판</w:t>
+      </w:r>
+    </w:p>
+    <w:p>
+      <w:r>
+        <w:rPr>
+          <w:rFonts w:ascii="Arial" w:hAnsi="Arial"/>
+        </w:rPr>
+        <w:t xml:space="preserve">  101-1. 취소</w:t>
+      </w:r>
+    </w:p>
+    <w:p>
+      <w:r>
+        <w:rPr>
+          <w:rFonts w:ascii="Arial" w:hAnsi="Arial"/>
+        </w:rPr>
+        <w:t xml:space="preserve">  102-1. 재결</w:t>
+      </w:r>
+    </w:p>
+    <w:p>
+      <w:r>
+        <w:rPr>
+          <w:rFonts w:ascii="Arial" w:hAnsi="Arial"/>
+        </w:rPr>
+        <w:t xml:space="preserve">  103-1. 취소</w:t>
+      </w:r>
+    </w:p>
+    <w:p>
+      <w:r>
+        <w:rPr>
+          <w:rFonts w:ascii="Arial" w:hAnsi="Arial"/>
+        </w:rPr>
+        <w:t xml:space="preserve">  104-1. 취소소송</w:t>
       </w:r>
     </w:p>
     <w:p>
@@ -844,47 +844,47 @@
         <w:rPr>
           <w:rFonts w:ascii="Arial" w:hAnsi="Arial"/>
         </w:rPr>
-        <w:t xml:space="preserve">  89번. 행정소송</w:t>
-      </w:r>
-    </w:p>
-    <w:p>
-      <w:r>
-        <w:rPr>
-          <w:rFonts w:ascii="Arial" w:hAnsi="Arial"/>
-        </w:rPr>
-        <w:t xml:space="preserve">  90번. 심판청구</w:t>
-      </w:r>
-    </w:p>
-    <w:p>
-      <w:r>
-        <w:rPr>
-          <w:rFonts w:ascii="Arial" w:hAnsi="Arial"/>
-        </w:rPr>
-        <w:t xml:space="preserve">  91번. 심판청구</w:t>
-      </w:r>
-    </w:p>
-    <w:p>
-      <w:r>
-        <w:rPr>
-          <w:rFonts w:ascii="Arial" w:hAnsi="Arial"/>
-        </w:rPr>
-        <w:t xml:space="preserve">  92번. 180일</w:t>
-      </w:r>
-    </w:p>
-    <w:p>
-      <w:r>
-        <w:rPr>
-          <w:rFonts w:ascii="Arial" w:hAnsi="Arial"/>
-        </w:rPr>
-        <w:t xml:space="preserve">  93번. 위법</w:t>
-      </w:r>
-    </w:p>
-    <w:p>
-      <w:r>
-        <w:rPr>
-          <w:rFonts w:ascii="Arial" w:hAnsi="Arial"/>
-        </w:rPr>
-        <w:t xml:space="preserve">  94번. 처분</w:t>
+        <w:t xml:space="preserve">  106-1. 행정소송</w:t>
+      </w:r>
+    </w:p>
+    <w:p>
+      <w:r>
+        <w:rPr>
+          <w:rFonts w:ascii="Arial" w:hAnsi="Arial"/>
+        </w:rPr>
+        <w:t xml:space="preserve">  108-1. 행정심판</w:t>
+      </w:r>
+    </w:p>
+    <w:p>
+      <w:r>
+        <w:rPr>
+          <w:rFonts w:ascii="Arial" w:hAnsi="Arial"/>
+        </w:rPr>
+        <w:t xml:space="preserve">  109-1. 심판청구</w:t>
+      </w:r>
+    </w:p>
+    <w:p>
+      <w:r>
+        <w:rPr>
+          <w:rFonts w:ascii="Arial" w:hAnsi="Arial"/>
+        </w:rPr>
+        <w:t xml:space="preserve">  110-1. 90일</w:t>
+      </w:r>
+    </w:p>
+    <w:p>
+      <w:r>
+        <w:rPr>
+          <w:rFonts w:ascii="Arial" w:hAnsi="Arial"/>
+        </w:rPr>
+        <w:t xml:space="preserve">  111-1. 위법</w:t>
+      </w:r>
+    </w:p>
+    <w:p>
+      <w:r>
+        <w:rPr>
+          <w:rFonts w:ascii="Arial" w:hAnsi="Arial"/>
+        </w:rPr>
+        <w:t xml:space="preserve">  112-1. 불복절차</w:t>
       </w:r>
     </w:p>
     <w:p>
@@ -902,15 +902,15 @@
         <w:rPr>
           <w:rFonts w:ascii="Arial" w:hAnsi="Arial"/>
         </w:rPr>
-        <w:t xml:space="preserve">  95번. 취소</w:t>
-      </w:r>
-    </w:p>
-    <w:p>
-      <w:r>
-        <w:rPr>
-          <w:rFonts w:ascii="Arial" w:hAnsi="Arial"/>
-        </w:rPr>
-        <w:t xml:space="preserve">  96번. 취소</w:t>
+        <w:t xml:space="preserve">  113-1. 취소소송</w:t>
+      </w:r>
+    </w:p>
+    <w:p>
+      <w:r>
+        <w:rPr>
+          <w:rFonts w:ascii="Arial" w:hAnsi="Arial"/>
+        </w:rPr>
+        <w:t xml:space="preserve">  114-1. 90일</w:t>
       </w:r>
     </w:p>
     <w:p>
@@ -928,23 +928,23 @@
         <w:rPr>
           <w:rFonts w:ascii="Arial" w:hAnsi="Arial"/>
         </w:rPr>
-        <w:t xml:space="preserve">  97번. 처분</w:t>
-      </w:r>
-    </w:p>
-    <w:p>
-      <w:r>
-        <w:rPr>
-          <w:rFonts w:ascii="Arial" w:hAnsi="Arial"/>
-        </w:rPr>
-        <w:t xml:space="preserve">  98번. 항고소송</w:t>
-      </w:r>
-    </w:p>
-    <w:p>
-      <w:r>
-        <w:rPr>
-          <w:rFonts w:ascii="Arial" w:hAnsi="Arial"/>
-        </w:rPr>
-        <w:t xml:space="preserve">  99번. 처분</w:t>
+        <w:t xml:space="preserve">  116-1. 처분</w:t>
+      </w:r>
+    </w:p>
+    <w:p>
+      <w:r>
+        <w:rPr>
+          <w:rFonts w:ascii="Arial" w:hAnsi="Arial"/>
+        </w:rPr>
+        <w:t xml:space="preserve">  117-1. 항고소송</w:t>
+      </w:r>
+    </w:p>
+    <w:p>
+      <w:r>
+        <w:rPr>
+          <w:rFonts w:ascii="Arial" w:hAnsi="Arial"/>
+        </w:rPr>
+        <w:t xml:space="preserve">  118-1. 처분</w:t>
       </w:r>
     </w:p>
     <w:p>
@@ -962,7 +962,7 @@
         <w:rPr>
           <w:rFonts w:ascii="Arial" w:hAnsi="Arial"/>
         </w:rPr>
-        <w:t xml:space="preserve">  100번. 재결</w:t>
+        <w:t xml:space="preserve">  119-1. 재결</w:t>
       </w:r>
     </w:p>
     <w:p>
@@ -980,31 +980,31 @@
         <w:rPr>
           <w:rFonts w:ascii="Arial" w:hAnsi="Arial"/>
         </w:rPr>
-        <w:t xml:space="preserve">  101번. 처분</w:t>
-      </w:r>
-    </w:p>
-    <w:p>
-      <w:r>
-        <w:rPr>
-          <w:rFonts w:ascii="Arial" w:hAnsi="Arial"/>
-        </w:rPr>
-        <w:t xml:space="preserve">  102번. 취소</w:t>
-      </w:r>
-    </w:p>
-    <w:p>
-      <w:r>
-        <w:rPr>
-          <w:rFonts w:ascii="Arial" w:hAnsi="Arial"/>
-        </w:rPr>
-        <w:t xml:space="preserve">  103번. 취소</w:t>
-      </w:r>
-    </w:p>
-    <w:p>
-      <w:r>
-        <w:rPr>
-          <w:rFonts w:ascii="Arial" w:hAnsi="Arial"/>
-        </w:rPr>
-        <w:t xml:space="preserve">  104번. 위법</w:t>
+        <w:t xml:space="preserve">  120-1. 처분</w:t>
+      </w:r>
+    </w:p>
+    <w:p>
+      <w:r>
+        <w:rPr>
+          <w:rFonts w:ascii="Arial" w:hAnsi="Arial"/>
+        </w:rPr>
+        <w:t xml:space="preserve">  121-1. 취소소송</w:t>
+      </w:r>
+    </w:p>
+    <w:p>
+      <w:r>
+        <w:rPr>
+          <w:rFonts w:ascii="Arial" w:hAnsi="Arial"/>
+        </w:rPr>
+        <w:t xml:space="preserve">  122-1. 취소소송</w:t>
+      </w:r>
+    </w:p>
+    <w:p>
+      <w:r>
+        <w:rPr>
+          <w:rFonts w:ascii="Arial" w:hAnsi="Arial"/>
+        </w:rPr>
+        <w:t xml:space="preserve">  123-1. 재결</w:t>
       </w:r>
     </w:p>
     <w:p>
@@ -1022,23 +1022,23 @@
         <w:rPr>
           <w:rFonts w:ascii="Arial" w:hAnsi="Arial"/>
         </w:rPr>
-        <w:t xml:space="preserve">  105번. 변경</w:t>
-      </w:r>
-    </w:p>
-    <w:p>
-      <w:r>
-        <w:rPr>
-          <w:rFonts w:ascii="Arial" w:hAnsi="Arial"/>
-        </w:rPr>
-        <w:t xml:space="preserve">  106번. 변경</w:t>
-      </w:r>
-    </w:p>
-    <w:p>
-      <w:r>
-        <w:rPr>
-          <w:rFonts w:ascii="Arial" w:hAnsi="Arial"/>
-        </w:rPr>
-        <w:t xml:space="preserve">  107번. 변경</w:t>
+        <w:t xml:space="preserve">  124-1. 재결</w:t>
+      </w:r>
+    </w:p>
+    <w:p>
+      <w:r>
+        <w:rPr>
+          <w:rFonts w:ascii="Arial" w:hAnsi="Arial"/>
+        </w:rPr>
+        <w:t xml:space="preserve">  125-1. 일부취소</w:t>
+      </w:r>
+    </w:p>
+    <w:p>
+      <w:r>
+        <w:rPr>
+          <w:rFonts w:ascii="Arial" w:hAnsi="Arial"/>
+        </w:rPr>
+        <w:t xml:space="preserve">  126-1. 제소기간</w:t>
       </w:r>
     </w:p>
     <w:p>
@@ -1056,23 +1056,23 @@
         <w:rPr>
           <w:rFonts w:ascii="Arial" w:hAnsi="Arial"/>
         </w:rPr>
-        <w:t xml:space="preserve">  108번. 취소</w:t>
-      </w:r>
-    </w:p>
-    <w:p>
-      <w:r>
-        <w:rPr>
-          <w:rFonts w:ascii="Arial" w:hAnsi="Arial"/>
-        </w:rPr>
-        <w:t xml:space="preserve">  109번. 취소</w:t>
-      </w:r>
-    </w:p>
-    <w:p>
-      <w:r>
-        <w:rPr>
-          <w:rFonts w:ascii="Arial" w:hAnsi="Arial"/>
-        </w:rPr>
-        <w:t xml:space="preserve">  110번. 취소</w:t>
+        <w:t xml:space="preserve">  127-1. 취소소송</w:t>
+      </w:r>
+    </w:p>
+    <w:p>
+      <w:r>
+        <w:rPr>
+          <w:rFonts w:ascii="Arial" w:hAnsi="Arial"/>
+        </w:rPr>
+        <w:t xml:space="preserve">  128-1. 취소소송</w:t>
+      </w:r>
+    </w:p>
+    <w:p>
+      <w:r>
+        <w:rPr>
+          <w:rFonts w:ascii="Arial" w:hAnsi="Arial"/>
+        </w:rPr>
+        <w:t xml:space="preserve">  129-1. 취소</w:t>
       </w:r>
     </w:p>
     <w:p>
@@ -1090,7 +1090,7 @@
         <w:rPr>
           <w:rFonts w:ascii="Arial" w:hAnsi="Arial"/>
         </w:rPr>
-        <w:t xml:space="preserve">  111번. 처분</w:t>
+        <w:t xml:space="preserve">  131-1. 처분</w:t>
       </w:r>
     </w:p>
     <w:p>
@@ -1108,23 +1108,23 @@
         <w:rPr>
           <w:rFonts w:ascii="Arial" w:hAnsi="Arial"/>
         </w:rPr>
-        <w:t xml:space="preserve">  112번. 행정소송</w:t>
-      </w:r>
-    </w:p>
-    <w:p>
-      <w:r>
-        <w:rPr>
-          <w:rFonts w:ascii="Arial" w:hAnsi="Arial"/>
-        </w:rPr>
-        <w:t xml:space="preserve">  113번. 무효확인소송</w:t>
-      </w:r>
-    </w:p>
-    <w:p>
-      <w:r>
-        <w:rPr>
-          <w:rFonts w:ascii="Arial" w:hAnsi="Arial"/>
-        </w:rPr>
-        <w:t xml:space="preserve">  114번. 집행정지</w:t>
+        <w:t xml:space="preserve">  132-1. 행정소송</w:t>
+      </w:r>
+    </w:p>
+    <w:p>
+      <w:r>
+        <w:rPr>
+          <w:rFonts w:ascii="Arial" w:hAnsi="Arial"/>
+        </w:rPr>
+        <w:t xml:space="preserve">  133-1. 취소소송</w:t>
+      </w:r>
+    </w:p>
+    <w:p>
+      <w:r>
+        <w:rPr>
+          <w:rFonts w:ascii="Arial" w:hAnsi="Arial"/>
+        </w:rPr>
+        <w:t xml:space="preserve">  134-1. 준용</w:t>
       </w:r>
     </w:p>
     <w:p>
@@ -1142,15 +1142,15 @@
         <w:rPr>
           <w:rFonts w:ascii="Arial" w:hAnsi="Arial"/>
         </w:rPr>
-        <w:t xml:space="preserve">  115번. 항고소송</w:t>
-      </w:r>
-    </w:p>
-    <w:p>
-      <w:r>
-        <w:rPr>
-          <w:rFonts w:ascii="Arial" w:hAnsi="Arial"/>
-        </w:rPr>
-        <w:t xml:space="preserve">  116번. 원고적격</w:t>
+        <w:t xml:space="preserve">  136-1. 항고소송</w:t>
+      </w:r>
+    </w:p>
+    <w:p>
+      <w:r>
+        <w:rPr>
+          <w:rFonts w:ascii="Arial" w:hAnsi="Arial"/>
+        </w:rPr>
+        <w:t xml:space="preserve">  138-1. 원고적격</w:t>
       </w:r>
     </w:p>
     <w:p>
@@ -1168,23 +1168,23 @@
         <w:rPr>
           <w:rFonts w:ascii="Arial" w:hAnsi="Arial"/>
         </w:rPr>
-        <w:t xml:space="preserve">  117번. 처분</w:t>
-      </w:r>
-    </w:p>
-    <w:p>
-      <w:r>
-        <w:rPr>
-          <w:rFonts w:ascii="Arial" w:hAnsi="Arial"/>
-        </w:rPr>
-        <w:t xml:space="preserve">  118번. 처분</w:t>
-      </w:r>
-    </w:p>
-    <w:p>
-      <w:r>
-        <w:rPr>
-          <w:rFonts w:ascii="Arial" w:hAnsi="Arial"/>
-        </w:rPr>
-        <w:t xml:space="preserve">  119번. 처분</w:t>
+        <w:t xml:space="preserve">  140-1. 처분</w:t>
+      </w:r>
+    </w:p>
+    <w:p>
+      <w:r>
+        <w:rPr>
+          <w:rFonts w:ascii="Arial" w:hAnsi="Arial"/>
+        </w:rPr>
+        <w:t xml:space="preserve">  141-1. 이의신청</w:t>
+      </w:r>
+    </w:p>
+    <w:p>
+      <w:r>
+        <w:rPr>
+          <w:rFonts w:ascii="Arial" w:hAnsi="Arial"/>
+        </w:rPr>
+        <w:t xml:space="preserve">  142-1. 제소기간</w:t>
       </w:r>
     </w:p>
     <w:p>
@@ -1202,47 +1202,47 @@
         <w:rPr>
           <w:rFonts w:ascii="Arial" w:hAnsi="Arial"/>
         </w:rPr>
-        <w:t xml:space="preserve">  120번. 취소</w:t>
-      </w:r>
-    </w:p>
-    <w:p>
-      <w:r>
-        <w:rPr>
-          <w:rFonts w:ascii="Arial" w:hAnsi="Arial"/>
-        </w:rPr>
-        <w:t xml:space="preserve">  121번. 취소</w:t>
-      </w:r>
-    </w:p>
-    <w:p>
-      <w:r>
-        <w:rPr>
-          <w:rFonts w:ascii="Arial" w:hAnsi="Arial"/>
-        </w:rPr>
-        <w:t xml:space="preserve">  122번. 처분</w:t>
-      </w:r>
-    </w:p>
-    <w:p>
-      <w:r>
-        <w:rPr>
-          <w:rFonts w:ascii="Arial" w:hAnsi="Arial"/>
-        </w:rPr>
-        <w:t xml:space="preserve">  123번. 취소</w:t>
-      </w:r>
-    </w:p>
-    <w:p>
-      <w:r>
-        <w:rPr>
-          <w:rFonts w:ascii="Arial" w:hAnsi="Arial"/>
-        </w:rPr>
-        <w:t xml:space="preserve">  124번. 취소</w:t>
-      </w:r>
-    </w:p>
-    <w:p>
-      <w:r>
-        <w:rPr>
-          <w:rFonts w:ascii="Arial" w:hAnsi="Arial"/>
-        </w:rPr>
-        <w:t xml:space="preserve">  125번. 변경</w:t>
+        <w:t xml:space="preserve">  143-1. 취소</w:t>
+      </w:r>
+    </w:p>
+    <w:p>
+      <w:r>
+        <w:rPr>
+          <w:rFonts w:ascii="Arial" w:hAnsi="Arial"/>
+        </w:rPr>
+        <w:t xml:space="preserve">  144-1. 원고적격</w:t>
+      </w:r>
+    </w:p>
+    <w:p>
+      <w:r>
+        <w:rPr>
+          <w:rFonts w:ascii="Arial" w:hAnsi="Arial"/>
+        </w:rPr>
+        <w:t xml:space="preserve">  148-1. 처분</w:t>
+      </w:r>
+    </w:p>
+    <w:p>
+      <w:r>
+        <w:rPr>
+          <w:rFonts w:ascii="Arial" w:hAnsi="Arial"/>
+        </w:rPr>
+        <w:t xml:space="preserve">  149-1. 취소</w:t>
+      </w:r>
+    </w:p>
+    <w:p>
+      <w:r>
+        <w:rPr>
+          <w:rFonts w:ascii="Arial" w:hAnsi="Arial"/>
+        </w:rPr>
+        <w:t xml:space="preserve">  150-1. 취소</w:t>
+      </w:r>
+    </w:p>
+    <w:p>
+      <w:r>
+        <w:rPr>
+          <w:rFonts w:ascii="Arial" w:hAnsi="Arial"/>
+        </w:rPr>
+        <w:t xml:space="preserve">  152-1. 취소</w:t>
       </w:r>
     </w:p>
     <w:p>
@@ -1260,119 +1260,119 @@
         <w:rPr>
           <w:rFonts w:ascii="Arial" w:hAnsi="Arial"/>
         </w:rPr>
-        <w:t xml:space="preserve">  126번. 처분</w:t>
-      </w:r>
-    </w:p>
-    <w:p>
-      <w:r>
-        <w:rPr>
-          <w:rFonts w:ascii="Arial" w:hAnsi="Arial"/>
-        </w:rPr>
-        <w:t xml:space="preserve">  127번. 처분</w:t>
-      </w:r>
-    </w:p>
-    <w:p>
-      <w:r>
-        <w:rPr>
-          <w:rFonts w:ascii="Arial" w:hAnsi="Arial"/>
-        </w:rPr>
-        <w:t xml:space="preserve">  128번. 처분</w:t>
-      </w:r>
-    </w:p>
-    <w:p>
-      <w:r>
-        <w:rPr>
-          <w:rFonts w:ascii="Arial" w:hAnsi="Arial"/>
-        </w:rPr>
-        <w:t xml:space="preserve">  129번. 처분</w:t>
-      </w:r>
-    </w:p>
-    <w:p>
-      <w:r>
-        <w:rPr>
-          <w:rFonts w:ascii="Arial" w:hAnsi="Arial"/>
-        </w:rPr>
-        <w:t xml:space="preserve">  130번. 변경</w:t>
-      </w:r>
-    </w:p>
-    <w:p>
-      <w:r>
-        <w:rPr>
-          <w:rFonts w:ascii="Arial" w:hAnsi="Arial"/>
-        </w:rPr>
-        <w:t xml:space="preserve">  131번. 취소</w:t>
-      </w:r>
-    </w:p>
-    <w:p>
-      <w:r>
-        <w:rPr>
-          <w:rFonts w:ascii="Arial" w:hAnsi="Arial"/>
-        </w:rPr>
-        <w:t xml:space="preserve">  132번. 처분</w:t>
-      </w:r>
-    </w:p>
-    <w:p>
-      <w:r>
-        <w:rPr>
-          <w:rFonts w:ascii="Arial" w:hAnsi="Arial"/>
-        </w:rPr>
-        <w:t xml:space="preserve">  133번. 변경</w:t>
-      </w:r>
-    </w:p>
-    <w:p>
-      <w:r>
-        <w:rPr>
-          <w:rFonts w:ascii="Arial" w:hAnsi="Arial"/>
-        </w:rPr>
-        <w:t xml:space="preserve">  134번. 처분</w:t>
-      </w:r>
-    </w:p>
-    <w:p>
-      <w:r>
-        <w:rPr>
-          <w:rFonts w:ascii="Arial" w:hAnsi="Arial"/>
-        </w:rPr>
-        <w:t xml:space="preserve">  135번. 취소</w:t>
-      </w:r>
-    </w:p>
-    <w:p>
-      <w:r>
-        <w:rPr>
-          <w:rFonts w:ascii="Arial" w:hAnsi="Arial"/>
-        </w:rPr>
-        <w:t xml:space="preserve">  136번. 처분</w:t>
-      </w:r>
-    </w:p>
-    <w:p>
-      <w:r>
-        <w:rPr>
-          <w:rFonts w:ascii="Arial" w:hAnsi="Arial"/>
-        </w:rPr>
-        <w:t xml:space="preserve">  137번. 변경</w:t>
-      </w:r>
-    </w:p>
-    <w:p>
-      <w:r>
-        <w:rPr>
-          <w:rFonts w:ascii="Arial" w:hAnsi="Arial"/>
-        </w:rPr>
-        <w:t xml:space="preserve">  138번. 위법</w:t>
-      </w:r>
-    </w:p>
-    <w:p>
-      <w:r>
-        <w:rPr>
-          <w:rFonts w:ascii="Arial" w:hAnsi="Arial"/>
-        </w:rPr>
-        <w:t xml:space="preserve">  139번. 처분</w:t>
-      </w:r>
-    </w:p>
-    <w:p>
-      <w:r>
-        <w:rPr>
-          <w:rFonts w:ascii="Arial" w:hAnsi="Arial"/>
-        </w:rPr>
-        <w:t xml:space="preserve">  140번. 변경</w:t>
+        <w:t xml:space="preserve">  154-1. 처분</w:t>
+      </w:r>
+    </w:p>
+    <w:p>
+      <w:r>
+        <w:rPr>
+          <w:rFonts w:ascii="Arial" w:hAnsi="Arial"/>
+        </w:rPr>
+        <w:t xml:space="preserve">  155-1. 처분</w:t>
+      </w:r>
+    </w:p>
+    <w:p>
+      <w:r>
+        <w:rPr>
+          <w:rFonts w:ascii="Arial" w:hAnsi="Arial"/>
+        </w:rPr>
+        <w:t xml:space="preserve">  156-1. 처분</w:t>
+      </w:r>
+    </w:p>
+    <w:p>
+      <w:r>
+        <w:rPr>
+          <w:rFonts w:ascii="Arial" w:hAnsi="Arial"/>
+        </w:rPr>
+        <w:t xml:space="preserve">  157-1. 처분</w:t>
+      </w:r>
+    </w:p>
+    <w:p>
+      <w:r>
+        <w:rPr>
+          <w:rFonts w:ascii="Arial" w:hAnsi="Arial"/>
+        </w:rPr>
+        <w:t xml:space="preserve">  158-1. 변경</w:t>
+      </w:r>
+    </w:p>
+    <w:p>
+      <w:r>
+        <w:rPr>
+          <w:rFonts w:ascii="Arial" w:hAnsi="Arial"/>
+        </w:rPr>
+        <w:t xml:space="preserve">  159-1. 취소소송</w:t>
+      </w:r>
+    </w:p>
+    <w:p>
+      <w:r>
+        <w:rPr>
+          <w:rFonts w:ascii="Arial" w:hAnsi="Arial"/>
+        </w:rPr>
+        <w:t xml:space="preserve">  160-1. 처분</w:t>
+      </w:r>
+    </w:p>
+    <w:p>
+      <w:r>
+        <w:rPr>
+          <w:rFonts w:ascii="Arial" w:hAnsi="Arial"/>
+        </w:rPr>
+        <w:t xml:space="preserve">  161-1. 변경</w:t>
+      </w:r>
+    </w:p>
+    <w:p>
+      <w:r>
+        <w:rPr>
+          <w:rFonts w:ascii="Arial" w:hAnsi="Arial"/>
+        </w:rPr>
+        <w:t xml:space="preserve">  162-1. 처분</w:t>
+      </w:r>
+    </w:p>
+    <w:p>
+      <w:r>
+        <w:rPr>
+          <w:rFonts w:ascii="Arial" w:hAnsi="Arial"/>
+        </w:rPr>
+        <w:t xml:space="preserve">  164-1. 취소</w:t>
+      </w:r>
+    </w:p>
+    <w:p>
+      <w:r>
+        <w:rPr>
+          <w:rFonts w:ascii="Arial" w:hAnsi="Arial"/>
+        </w:rPr>
+        <w:t xml:space="preserve">  165-1. 처분</w:t>
+      </w:r>
+    </w:p>
+    <w:p>
+      <w:r>
+        <w:rPr>
+          <w:rFonts w:ascii="Arial" w:hAnsi="Arial"/>
+        </w:rPr>
+        <w:t xml:space="preserve">  167-1. 취소</w:t>
+      </w:r>
+    </w:p>
+    <w:p>
+      <w:r>
+        <w:rPr>
+          <w:rFonts w:ascii="Arial" w:hAnsi="Arial"/>
+        </w:rPr>
+        <w:t xml:space="preserve">  168-1. 위법</w:t>
+      </w:r>
+    </w:p>
+    <w:p>
+      <w:r>
+        <w:rPr>
+          <w:rFonts w:ascii="Arial" w:hAnsi="Arial"/>
+        </w:rPr>
+        <w:t xml:space="preserve">  169-1. 처분</w:t>
+      </w:r>
+    </w:p>
+    <w:p>
+      <w:r>
+        <w:rPr>
+          <w:rFonts w:ascii="Arial" w:hAnsi="Arial"/>
+        </w:rPr>
+        <w:t xml:space="preserve">  170-1. 취소소송</w:t>
       </w:r>
     </w:p>
     <w:p>
@@ -1390,39 +1390,39 @@
         <w:rPr>
           <w:rFonts w:ascii="Arial" w:hAnsi="Arial"/>
         </w:rPr>
-        <w:t xml:space="preserve">  141번. 원고적격</w:t>
-      </w:r>
-    </w:p>
-    <w:p>
-      <w:r>
-        <w:rPr>
-          <w:rFonts w:ascii="Arial" w:hAnsi="Arial"/>
-        </w:rPr>
-        <w:t xml:space="preserve">  142번. 취소</w:t>
-      </w:r>
-    </w:p>
-    <w:p>
-      <w:r>
-        <w:rPr>
-          <w:rFonts w:ascii="Arial" w:hAnsi="Arial"/>
-        </w:rPr>
-        <w:t xml:space="preserve">  143번. 원고적격</w:t>
-      </w:r>
-    </w:p>
-    <w:p>
-      <w:r>
-        <w:rPr>
-          <w:rFonts w:ascii="Arial" w:hAnsi="Arial"/>
-        </w:rPr>
-        <w:t xml:space="preserve">  144번. 처분</w:t>
-      </w:r>
-    </w:p>
-    <w:p>
-      <w:r>
-        <w:rPr>
-          <w:rFonts w:ascii="Arial" w:hAnsi="Arial"/>
-        </w:rPr>
-        <w:t xml:space="preserve">  145번. 취소</w:t>
+        <w:t xml:space="preserve">  172-1. 원고적격</w:t>
+      </w:r>
+    </w:p>
+    <w:p>
+      <w:r>
+        <w:rPr>
+          <w:rFonts w:ascii="Arial" w:hAnsi="Arial"/>
+        </w:rPr>
+        <w:t xml:space="preserve">  173-1. 취소</w:t>
+      </w:r>
+    </w:p>
+    <w:p>
+      <w:r>
+        <w:rPr>
+          <w:rFonts w:ascii="Arial" w:hAnsi="Arial"/>
+        </w:rPr>
+        <w:t xml:space="preserve">  175-1. 원고적격</w:t>
+      </w:r>
+    </w:p>
+    <w:p>
+      <w:r>
+        <w:rPr>
+          <w:rFonts w:ascii="Arial" w:hAnsi="Arial"/>
+        </w:rPr>
+        <w:t xml:space="preserve">  176-1. 처분</w:t>
+      </w:r>
+    </w:p>
+    <w:p>
+      <w:r>
+        <w:rPr>
+          <w:rFonts w:ascii="Arial" w:hAnsi="Arial"/>
+        </w:rPr>
+        <w:t xml:space="preserve">  177-1. 취소소송</w:t>
       </w:r>
     </w:p>
     <w:p>
@@ -1440,23 +1440,23 @@
         <w:rPr>
           <w:rFonts w:ascii="Arial" w:hAnsi="Arial"/>
         </w:rPr>
-        <w:t xml:space="preserve">  146번. 처분</w:t>
-      </w:r>
-    </w:p>
-    <w:p>
-      <w:r>
-        <w:rPr>
-          <w:rFonts w:ascii="Arial" w:hAnsi="Arial"/>
-        </w:rPr>
-        <w:t xml:space="preserve">  147번. 원고적격</w:t>
-      </w:r>
-    </w:p>
-    <w:p>
-      <w:r>
-        <w:rPr>
-          <w:rFonts w:ascii="Arial" w:hAnsi="Arial"/>
-        </w:rPr>
-        <w:t xml:space="preserve">  148번. 원고적격</w:t>
+        <w:t xml:space="preserve">  180-1. 원고적격</w:t>
+      </w:r>
+    </w:p>
+    <w:p>
+      <w:r>
+        <w:rPr>
+          <w:rFonts w:ascii="Arial" w:hAnsi="Arial"/>
+        </w:rPr>
+        <w:t xml:space="preserve">  181-1. 원고적격</w:t>
+      </w:r>
+    </w:p>
+    <w:p>
+      <w:r>
+        <w:rPr>
+          <w:rFonts w:ascii="Arial" w:hAnsi="Arial"/>
+        </w:rPr>
+        <w:t xml:space="preserve">  182-1. 원고적격</w:t>
       </w:r>
     </w:p>
     <w:p>
@@ -1474,15 +1474,15 @@
         <w:rPr>
           <w:rFonts w:ascii="Arial" w:hAnsi="Arial"/>
         </w:rPr>
-        <w:t xml:space="preserve">  149번. 원고적격</w:t>
-      </w:r>
-    </w:p>
-    <w:p>
-      <w:r>
-        <w:rPr>
-          <w:rFonts w:ascii="Arial" w:hAnsi="Arial"/>
-        </w:rPr>
-        <w:t xml:space="preserve">  150번. 원고적격</w:t>
+        <w:t xml:space="preserve">  185-1. 원고적격</w:t>
+      </w:r>
+    </w:p>
+    <w:p>
+      <w:r>
+        <w:rPr>
+          <w:rFonts w:ascii="Arial" w:hAnsi="Arial"/>
+        </w:rPr>
+        <w:t xml:space="preserve">  187-1. 원고적격</w:t>
       </w:r>
     </w:p>
     <w:p>
@@ -1500,7 +1500,7 @@
         <w:rPr>
           <w:rFonts w:ascii="Arial" w:hAnsi="Arial"/>
         </w:rPr>
-        <w:t xml:space="preserve">  151번. 원고적격</w:t>
+        <w:t xml:space="preserve">  190-1. 원고적격</w:t>
       </w:r>
     </w:p>
     <w:p>
@@ -1518,15 +1518,15 @@
         <w:rPr>
           <w:rFonts w:ascii="Arial" w:hAnsi="Arial"/>
         </w:rPr>
-        <w:t xml:space="preserve">  152번. 취소</w:t>
-      </w:r>
-    </w:p>
-    <w:p>
-      <w:r>
-        <w:rPr>
-          <w:rFonts w:ascii="Arial" w:hAnsi="Arial"/>
-        </w:rPr>
-        <w:t xml:space="preserve">  153번. 취소</w:t>
+        <w:t xml:space="preserve">  193-1. 취소</w:t>
+      </w:r>
+    </w:p>
+    <w:p>
+      <w:r>
+        <w:rPr>
+          <w:rFonts w:ascii="Arial" w:hAnsi="Arial"/>
+        </w:rPr>
+        <w:t xml:space="preserve">  194-1. 원고적격</w:t>
       </w:r>
     </w:p>
     <w:p>
@@ -1544,23 +1544,23 @@
         <w:rPr>
           <w:rFonts w:ascii="Arial" w:hAnsi="Arial"/>
         </w:rPr>
-        <w:t xml:space="preserve">  154번. 소의이익</w:t>
-      </w:r>
-    </w:p>
-    <w:p>
-      <w:r>
-        <w:rPr>
-          <w:rFonts w:ascii="Arial" w:hAnsi="Arial"/>
-        </w:rPr>
-        <w:t xml:space="preserve">  155번. 소의이익</w:t>
-      </w:r>
-    </w:p>
-    <w:p>
-      <w:r>
-        <w:rPr>
-          <w:rFonts w:ascii="Arial" w:hAnsi="Arial"/>
-        </w:rPr>
-        <w:t xml:space="preserve">  156번. 취소</w:t>
+        <w:t xml:space="preserve">  196-1. 소의이익</w:t>
+      </w:r>
+    </w:p>
+    <w:p>
+      <w:r>
+        <w:rPr>
+          <w:rFonts w:ascii="Arial" w:hAnsi="Arial"/>
+        </w:rPr>
+        <w:t xml:space="preserve">  197-1. 소의이익</w:t>
+      </w:r>
+    </w:p>
+    <w:p>
+      <w:r>
+        <w:rPr>
+          <w:rFonts w:ascii="Arial" w:hAnsi="Arial"/>
+        </w:rPr>
+        <w:t xml:space="preserve">  198-1. 취소</w:t>
       </w:r>
     </w:p>
     <w:p>
@@ -1578,7 +1578,7 @@
         <w:rPr>
           <w:rFonts w:ascii="Arial" w:hAnsi="Arial"/>
         </w:rPr>
-        <w:t xml:space="preserve">  157번. 소의이익</w:t>
+        <w:t xml:space="preserve">  199-1. 소의이익</w:t>
       </w:r>
     </w:p>
     <w:p>
@@ -1596,15 +1596,15 @@
         <w:rPr>
           <w:rFonts w:ascii="Arial" w:hAnsi="Arial"/>
         </w:rPr>
-        <w:t xml:space="preserve">  158번. 처분</w:t>
-      </w:r>
-    </w:p>
-    <w:p>
-      <w:r>
-        <w:rPr>
-          <w:rFonts w:ascii="Arial" w:hAnsi="Arial"/>
-        </w:rPr>
-        <w:t xml:space="preserve">  159번. 취소</w:t>
+        <w:t xml:space="preserve">  201-1. 소의이익</w:t>
+      </w:r>
+    </w:p>
+    <w:p>
+      <w:r>
+        <w:rPr>
+          <w:rFonts w:ascii="Arial" w:hAnsi="Arial"/>
+        </w:rPr>
+        <w:t xml:space="preserve">  203-1. 취소</w:t>
       </w:r>
     </w:p>
     <w:p>
@@ -1622,39 +1622,39 @@
         <w:rPr>
           <w:rFonts w:ascii="Arial" w:hAnsi="Arial"/>
         </w:rPr>
-        <w:t xml:space="preserve">  160번. 변경</w:t>
-      </w:r>
-    </w:p>
-    <w:p>
-      <w:r>
-        <w:rPr>
-          <w:rFonts w:ascii="Arial" w:hAnsi="Arial"/>
-        </w:rPr>
-        <w:t xml:space="preserve">  161번. 변경</w:t>
-      </w:r>
-    </w:p>
-    <w:p>
-      <w:r>
-        <w:rPr>
-          <w:rFonts w:ascii="Arial" w:hAnsi="Arial"/>
-        </w:rPr>
-        <w:t xml:space="preserve">  162번. 변경</w:t>
-      </w:r>
-    </w:p>
-    <w:p>
-      <w:r>
-        <w:rPr>
-          <w:rFonts w:ascii="Arial" w:hAnsi="Arial"/>
-        </w:rPr>
-        <w:t xml:space="preserve">  163번. 변경</w:t>
-      </w:r>
-    </w:p>
-    <w:p>
-      <w:r>
-        <w:rPr>
-          <w:rFonts w:ascii="Arial" w:hAnsi="Arial"/>
-        </w:rPr>
-        <w:t xml:space="preserve">  164번. 변경</w:t>
+        <w:t xml:space="preserve">  204-1. 변경</w:t>
+      </w:r>
+    </w:p>
+    <w:p>
+      <w:r>
+        <w:rPr>
+          <w:rFonts w:ascii="Arial" w:hAnsi="Arial"/>
+        </w:rPr>
+        <w:t xml:space="preserve">  205-1. 취소소송</w:t>
+      </w:r>
+    </w:p>
+    <w:p>
+      <w:r>
+        <w:rPr>
+          <w:rFonts w:ascii="Arial" w:hAnsi="Arial"/>
+        </w:rPr>
+        <w:t xml:space="preserve">  207-1. 취소소송</w:t>
+      </w:r>
+    </w:p>
+    <w:p>
+      <w:r>
+        <w:rPr>
+          <w:rFonts w:ascii="Arial" w:hAnsi="Arial"/>
+        </w:rPr>
+        <w:t xml:space="preserve">  209-1. 변경</w:t>
+      </w:r>
+    </w:p>
+    <w:p>
+      <w:r>
+        <w:rPr>
+          <w:rFonts w:ascii="Arial" w:hAnsi="Arial"/>
+        </w:rPr>
+        <w:t xml:space="preserve">  211-1. 취소</w:t>
       </w:r>
     </w:p>
     <w:p>
@@ -1672,15 +1672,15 @@
         <w:rPr>
           <w:rFonts w:ascii="Arial" w:hAnsi="Arial"/>
         </w:rPr>
-        <w:t xml:space="preserve">  165번. 취소</w:t>
-      </w:r>
-    </w:p>
-    <w:p>
-      <w:r>
-        <w:rPr>
-          <w:rFonts w:ascii="Arial" w:hAnsi="Arial"/>
-        </w:rPr>
-        <w:t xml:space="preserve">  166번. 위법</w:t>
+        <w:t xml:space="preserve">  213-1. 취소</w:t>
+      </w:r>
+    </w:p>
+    <w:p>
+      <w:r>
+        <w:rPr>
+          <w:rFonts w:ascii="Arial" w:hAnsi="Arial"/>
+        </w:rPr>
+        <w:t xml:space="preserve">  214-1. 위법</w:t>
       </w:r>
     </w:p>
     <w:p>
@@ -1698,15 +1698,15 @@
         <w:rPr>
           <w:rFonts w:ascii="Arial" w:hAnsi="Arial"/>
         </w:rPr>
-        <w:t xml:space="preserve">  167번. 피고적격</w:t>
-      </w:r>
-    </w:p>
-    <w:p>
-      <w:r>
-        <w:rPr>
-          <w:rFonts w:ascii="Arial" w:hAnsi="Arial"/>
-        </w:rPr>
-        <w:t xml:space="preserve">  168번. 취소</w:t>
+        <w:t xml:space="preserve">  216-1. 피고적격</w:t>
+      </w:r>
+    </w:p>
+    <w:p>
+      <w:r>
+        <w:rPr>
+          <w:rFonts w:ascii="Arial" w:hAnsi="Arial"/>
+        </w:rPr>
+        <w:t xml:space="preserve">  217-1. 취소소송</w:t>
       </w:r>
     </w:p>
     <w:p>
@@ -1724,15 +1724,15 @@
         <w:rPr>
           <w:rFonts w:ascii="Arial" w:hAnsi="Arial"/>
         </w:rPr>
-        <w:t xml:space="preserve">  169번. 변경</w:t>
-      </w:r>
-    </w:p>
-    <w:p>
-      <w:r>
-        <w:rPr>
-          <w:rFonts w:ascii="Arial" w:hAnsi="Arial"/>
-        </w:rPr>
-        <w:t xml:space="preserve">  170번. 처분</w:t>
+        <w:t xml:space="preserve">  219-1. 변경</w:t>
+      </w:r>
+    </w:p>
+    <w:p>
+      <w:r>
+        <w:rPr>
+          <w:rFonts w:ascii="Arial" w:hAnsi="Arial"/>
+        </w:rPr>
+        <w:t xml:space="preserve">  221-1. 처분</w:t>
       </w:r>
     </w:p>
     <w:p>
@@ -1750,7 +1750,7 @@
         <w:rPr>
           <w:rFonts w:ascii="Arial" w:hAnsi="Arial"/>
         </w:rPr>
-        <w:t xml:space="preserve">  171번. 처분</w:t>
+        <w:t xml:space="preserve">  224-1. 처분</w:t>
       </w:r>
     </w:p>
     <w:p>
@@ -1768,119 +1768,119 @@
         <w:rPr>
           <w:rFonts w:ascii="Arial" w:hAnsi="Arial"/>
         </w:rPr>
-        <w:t xml:space="preserve">  172번. 제소기간</w:t>
-      </w:r>
-    </w:p>
-    <w:p>
-      <w:r>
-        <w:rPr>
-          <w:rFonts w:ascii="Arial" w:hAnsi="Arial"/>
-        </w:rPr>
-        <w:t xml:space="preserve">  173번. 취소</w:t>
-      </w:r>
-    </w:p>
-    <w:p>
-      <w:r>
-        <w:rPr>
-          <w:rFonts w:ascii="Arial" w:hAnsi="Arial"/>
-        </w:rPr>
-        <w:t xml:space="preserve">  174번. 처분</w:t>
-      </w:r>
-    </w:p>
-    <w:p>
-      <w:r>
-        <w:rPr>
-          <w:rFonts w:ascii="Arial" w:hAnsi="Arial"/>
-        </w:rPr>
-        <w:t xml:space="preserve">  175번. 처분</w:t>
-      </w:r>
-    </w:p>
-    <w:p>
-      <w:r>
-        <w:rPr>
-          <w:rFonts w:ascii="Arial" w:hAnsi="Arial"/>
-        </w:rPr>
-        <w:t xml:space="preserve">  176번. 처분</w:t>
-      </w:r>
-    </w:p>
-    <w:p>
-      <w:r>
-        <w:rPr>
-          <w:rFonts w:ascii="Arial" w:hAnsi="Arial"/>
-        </w:rPr>
-        <w:t xml:space="preserve">  177번. 처분</w:t>
-      </w:r>
-    </w:p>
-    <w:p>
-      <w:r>
-        <w:rPr>
-          <w:rFonts w:ascii="Arial" w:hAnsi="Arial"/>
-        </w:rPr>
-        <w:t xml:space="preserve">  178번. 90일</w:t>
-      </w:r>
-    </w:p>
-    <w:p>
-      <w:r>
-        <w:rPr>
-          <w:rFonts w:ascii="Arial" w:hAnsi="Arial"/>
-        </w:rPr>
-        <w:t xml:space="preserve">  179번. 처분</w:t>
-      </w:r>
-    </w:p>
-    <w:p>
-      <w:r>
-        <w:rPr>
-          <w:rFonts w:ascii="Arial" w:hAnsi="Arial"/>
-        </w:rPr>
-        <w:t xml:space="preserve">  180번. 처분</w:t>
-      </w:r>
-    </w:p>
-    <w:p>
-      <w:r>
-        <w:rPr>
-          <w:rFonts w:ascii="Arial" w:hAnsi="Arial"/>
-        </w:rPr>
-        <w:t xml:space="preserve">  181번. 처분</w:t>
-      </w:r>
-    </w:p>
-    <w:p>
-      <w:r>
-        <w:rPr>
-          <w:rFonts w:ascii="Arial" w:hAnsi="Arial"/>
-        </w:rPr>
-        <w:t xml:space="preserve">  182번. 처분</w:t>
-      </w:r>
-    </w:p>
-    <w:p>
-      <w:r>
-        <w:rPr>
-          <w:rFonts w:ascii="Arial" w:hAnsi="Arial"/>
-        </w:rPr>
-        <w:t xml:space="preserve">  183번. 취소</w:t>
-      </w:r>
-    </w:p>
-    <w:p>
-      <w:r>
-        <w:rPr>
-          <w:rFonts w:ascii="Arial" w:hAnsi="Arial"/>
-        </w:rPr>
-        <w:t xml:space="preserve">  184번. 행정소송</w:t>
-      </w:r>
-    </w:p>
-    <w:p>
-      <w:r>
-        <w:rPr>
-          <w:rFonts w:ascii="Arial" w:hAnsi="Arial"/>
-        </w:rPr>
-        <w:t xml:space="preserve">  185번. 취소</w:t>
-      </w:r>
-    </w:p>
-    <w:p>
-      <w:r>
-        <w:rPr>
-          <w:rFonts w:ascii="Arial" w:hAnsi="Arial"/>
-        </w:rPr>
-        <w:t xml:space="preserve">  186번. 취소</w:t>
+        <w:t xml:space="preserve">  225-1. 제소기간</w:t>
+      </w:r>
+    </w:p>
+    <w:p>
+      <w:r>
+        <w:rPr>
+          <w:rFonts w:ascii="Arial" w:hAnsi="Arial"/>
+        </w:rPr>
+        <w:t xml:space="preserve">  226-1. 90일</w:t>
+      </w:r>
+    </w:p>
+    <w:p>
+      <w:r>
+        <w:rPr>
+          <w:rFonts w:ascii="Arial" w:hAnsi="Arial"/>
+        </w:rPr>
+        <w:t xml:space="preserve">  227-1. 처분</w:t>
+      </w:r>
+    </w:p>
+    <w:p>
+      <w:r>
+        <w:rPr>
+          <w:rFonts w:ascii="Arial" w:hAnsi="Arial"/>
+        </w:rPr>
+        <w:t xml:space="preserve">  228-1. 처분</w:t>
+      </w:r>
+    </w:p>
+    <w:p>
+      <w:r>
+        <w:rPr>
+          <w:rFonts w:ascii="Arial" w:hAnsi="Arial"/>
+        </w:rPr>
+        <w:t xml:space="preserve">  229-1. 처분</w:t>
+      </w:r>
+    </w:p>
+    <w:p>
+      <w:r>
+        <w:rPr>
+          <w:rFonts w:ascii="Arial" w:hAnsi="Arial"/>
+        </w:rPr>
+        <w:t xml:space="preserve">  230-1. 처분</w:t>
+      </w:r>
+    </w:p>
+    <w:p>
+      <w:r>
+        <w:rPr>
+          <w:rFonts w:ascii="Arial" w:hAnsi="Arial"/>
+        </w:rPr>
+        <w:t xml:space="preserve">  231-1. 90일</w:t>
+      </w:r>
+    </w:p>
+    <w:p>
+      <w:r>
+        <w:rPr>
+          <w:rFonts w:ascii="Arial" w:hAnsi="Arial"/>
+        </w:rPr>
+        <w:t xml:space="preserve">  232-1. 처분</w:t>
+      </w:r>
+    </w:p>
+    <w:p>
+      <w:r>
+        <w:rPr>
+          <w:rFonts w:ascii="Arial" w:hAnsi="Arial"/>
+        </w:rPr>
+        <w:t xml:space="preserve">  233-1. 처분</w:t>
+      </w:r>
+    </w:p>
+    <w:p>
+      <w:r>
+        <w:rPr>
+          <w:rFonts w:ascii="Arial" w:hAnsi="Arial"/>
+        </w:rPr>
+        <w:t xml:space="preserve">  234-1. 90일</w:t>
+      </w:r>
+    </w:p>
+    <w:p>
+      <w:r>
+        <w:rPr>
+          <w:rFonts w:ascii="Arial" w:hAnsi="Arial"/>
+        </w:rPr>
+        <w:t xml:space="preserve">  236-1. 제소기간</w:t>
+      </w:r>
+    </w:p>
+    <w:p>
+      <w:r>
+        <w:rPr>
+          <w:rFonts w:ascii="Arial" w:hAnsi="Arial"/>
+        </w:rPr>
+        <w:t xml:space="preserve">  237-1. 취소소송</w:t>
+      </w:r>
+    </w:p>
+    <w:p>
+      <w:r>
+        <w:rPr>
+          <w:rFonts w:ascii="Arial" w:hAnsi="Arial"/>
+        </w:rPr>
+        <w:t xml:space="preserve">  238-1. 90일</w:t>
+      </w:r>
+    </w:p>
+    <w:p>
+      <w:r>
+        <w:rPr>
+          <w:rFonts w:ascii="Arial" w:hAnsi="Arial"/>
+        </w:rPr>
+        <w:t xml:space="preserve">  239-1. 취소소송</w:t>
+      </w:r>
+    </w:p>
+    <w:p>
+      <w:r>
+        <w:rPr>
+          <w:rFonts w:ascii="Arial" w:hAnsi="Arial"/>
+        </w:rPr>
+        <w:t xml:space="preserve">  240-1. 90일</w:t>
       </w:r>
     </w:p>
     <w:p>
@@ -1898,103 +1898,103 @@
         <w:rPr>
           <w:rFonts w:ascii="Arial" w:hAnsi="Arial"/>
         </w:rPr>
-        <w:t xml:space="preserve">  187번. 심판청구</w:t>
-      </w:r>
-    </w:p>
-    <w:p>
-      <w:r>
-        <w:rPr>
-          <w:rFonts w:ascii="Arial" w:hAnsi="Arial"/>
-        </w:rPr>
-        <w:t xml:space="preserve">  188번. 취소</w:t>
-      </w:r>
-    </w:p>
-    <w:p>
-      <w:r>
-        <w:rPr>
-          <w:rFonts w:ascii="Arial" w:hAnsi="Arial"/>
-        </w:rPr>
-        <w:t xml:space="preserve">  189번. 재결</w:t>
-      </w:r>
-    </w:p>
-    <w:p>
-      <w:r>
-        <w:rPr>
-          <w:rFonts w:ascii="Arial" w:hAnsi="Arial"/>
-        </w:rPr>
-        <w:t xml:space="preserve">  190번. 기관소송</w:t>
-      </w:r>
-    </w:p>
-    <w:p>
-      <w:r>
-        <w:rPr>
-          <w:rFonts w:ascii="Arial" w:hAnsi="Arial"/>
-        </w:rPr>
-        <w:t xml:space="preserve">  191번. 행정소송</w:t>
-      </w:r>
-    </w:p>
-    <w:p>
-      <w:r>
-        <w:rPr>
-          <w:rFonts w:ascii="Arial" w:hAnsi="Arial"/>
-        </w:rPr>
-        <w:t xml:space="preserve">  192번. 심판청구</w:t>
-      </w:r>
-    </w:p>
-    <w:p>
-      <w:r>
-        <w:rPr>
-          <w:rFonts w:ascii="Arial" w:hAnsi="Arial"/>
-        </w:rPr>
-        <w:t xml:space="preserve">  193번. 집행정지</w:t>
-      </w:r>
-    </w:p>
-    <w:p>
-      <w:r>
-        <w:rPr>
-          <w:rFonts w:ascii="Arial" w:hAnsi="Arial"/>
-        </w:rPr>
-        <w:t xml:space="preserve">  194번. 재결</w:t>
-      </w:r>
-    </w:p>
-    <w:p>
-      <w:r>
-        <w:rPr>
-          <w:rFonts w:ascii="Arial" w:hAnsi="Arial"/>
-        </w:rPr>
-        <w:t xml:space="preserve">  195번. 행정소송</w:t>
-      </w:r>
-    </w:p>
-    <w:p>
-      <w:r>
-        <w:rPr>
-          <w:rFonts w:ascii="Arial" w:hAnsi="Arial"/>
-        </w:rPr>
-        <w:t xml:space="preserve">  196번. 재결</w:t>
-      </w:r>
-    </w:p>
-    <w:p>
-      <w:r>
-        <w:rPr>
-          <w:rFonts w:ascii="Arial" w:hAnsi="Arial"/>
-        </w:rPr>
-        <w:t xml:space="preserve">  197번. 처분</w:t>
-      </w:r>
-    </w:p>
-    <w:p>
-      <w:r>
-        <w:rPr>
-          <w:rFonts w:ascii="Arial" w:hAnsi="Arial"/>
-        </w:rPr>
-        <w:t xml:space="preserve">  198번. 변경</w:t>
-      </w:r>
-    </w:p>
-    <w:p>
-      <w:r>
-        <w:rPr>
-          <w:rFonts w:ascii="Arial" w:hAnsi="Arial"/>
-        </w:rPr>
-        <w:t xml:space="preserve">  199번. 처분</w:t>
+        <w:t xml:space="preserve">  244-1. 심판청구</w:t>
+      </w:r>
+    </w:p>
+    <w:p>
+      <w:r>
+        <w:rPr>
+          <w:rFonts w:ascii="Arial" w:hAnsi="Arial"/>
+        </w:rPr>
+        <w:t xml:space="preserve">  245-1. 행정심판위원회</w:t>
+      </w:r>
+    </w:p>
+    <w:p>
+      <w:r>
+        <w:rPr>
+          <w:rFonts w:ascii="Arial" w:hAnsi="Arial"/>
+        </w:rPr>
+        <w:t xml:space="preserve">  246-1. 재결</w:t>
+      </w:r>
+    </w:p>
+    <w:p>
+      <w:r>
+        <w:rPr>
+          <w:rFonts w:ascii="Arial" w:hAnsi="Arial"/>
+        </w:rPr>
+        <w:t xml:space="preserve">  247-1. 기관소송</w:t>
+      </w:r>
+    </w:p>
+    <w:p>
+      <w:r>
+        <w:rPr>
+          <w:rFonts w:ascii="Arial" w:hAnsi="Arial"/>
+        </w:rPr>
+        <w:t xml:space="preserve">  248-1. 행정소송</w:t>
+      </w:r>
+    </w:p>
+    <w:p>
+      <w:r>
+        <w:rPr>
+          <w:rFonts w:ascii="Arial" w:hAnsi="Arial"/>
+        </w:rPr>
+        <w:t xml:space="preserve">  249-1. 재결</w:t>
+      </w:r>
+    </w:p>
+    <w:p>
+      <w:r>
+        <w:rPr>
+          <w:rFonts w:ascii="Arial" w:hAnsi="Arial"/>
+        </w:rPr>
+        <w:t xml:space="preserve">  250-1. 집행정지</w:t>
+      </w:r>
+    </w:p>
+    <w:p>
+      <w:r>
+        <w:rPr>
+          <w:rFonts w:ascii="Arial" w:hAnsi="Arial"/>
+        </w:rPr>
+        <w:t xml:space="preserve">  251-1. 재결</w:t>
+      </w:r>
+    </w:p>
+    <w:p>
+      <w:r>
+        <w:rPr>
+          <w:rFonts w:ascii="Arial" w:hAnsi="Arial"/>
+        </w:rPr>
+        <w:t xml:space="preserve">  253-1. 행정소송</w:t>
+      </w:r>
+    </w:p>
+    <w:p>
+      <w:r>
+        <w:rPr>
+          <w:rFonts w:ascii="Arial" w:hAnsi="Arial"/>
+        </w:rPr>
+        <w:t xml:space="preserve">  254-1. 재결</w:t>
+      </w:r>
+    </w:p>
+    <w:p>
+      <w:r>
+        <w:rPr>
+          <w:rFonts w:ascii="Arial" w:hAnsi="Arial"/>
+        </w:rPr>
+        <w:t xml:space="preserve">  255-1. 재결</w:t>
+      </w:r>
+    </w:p>
+    <w:p>
+      <w:r>
+        <w:rPr>
+          <w:rFonts w:ascii="Arial" w:hAnsi="Arial"/>
+        </w:rPr>
+        <w:t xml:space="preserve">  256-1. 변경</w:t>
+      </w:r>
+    </w:p>
+    <w:p>
+      <w:r>
+        <w:rPr>
+          <w:rFonts w:ascii="Arial" w:hAnsi="Arial"/>
+        </w:rPr>
+        <w:t xml:space="preserve">  257-1. 행정심판</w:t>
       </w:r>
     </w:p>
     <w:p>
@@ -2012,7 +2012,7 @@
         <w:rPr>
           <w:rFonts w:ascii="Arial" w:hAnsi="Arial"/>
         </w:rPr>
-        <w:t xml:space="preserve">  200번. 위법</w:t>
+        <w:t xml:space="preserve">  258-1. 위법</w:t>
       </w:r>
     </w:p>
     <w:p>
@@ -2030,31 +2030,31 @@
         <w:rPr>
           <w:rFonts w:ascii="Arial" w:hAnsi="Arial"/>
         </w:rPr>
-        <w:t xml:space="preserve">  201번. 위법</w:t>
-      </w:r>
-    </w:p>
-    <w:p>
-      <w:r>
-        <w:rPr>
-          <w:rFonts w:ascii="Arial" w:hAnsi="Arial"/>
-        </w:rPr>
-        <w:t xml:space="preserve">  202번. 변경</w:t>
-      </w:r>
-    </w:p>
-    <w:p>
-      <w:r>
-        <w:rPr>
-          <w:rFonts w:ascii="Arial" w:hAnsi="Arial"/>
-        </w:rPr>
-        <w:t xml:space="preserve">  203번. 취소</w:t>
-      </w:r>
-    </w:p>
-    <w:p>
-      <w:r>
-        <w:rPr>
-          <w:rFonts w:ascii="Arial" w:hAnsi="Arial"/>
-        </w:rPr>
-        <w:t xml:space="preserve">  204번. 위법</w:t>
+        <w:t xml:space="preserve">  259-1. 위법</w:t>
+      </w:r>
+    </w:p>
+    <w:p>
+      <w:r>
+        <w:rPr>
+          <w:rFonts w:ascii="Arial" w:hAnsi="Arial"/>
+        </w:rPr>
+        <w:t xml:space="preserve">  260-1. 위법</w:t>
+      </w:r>
+    </w:p>
+    <w:p>
+      <w:r>
+        <w:rPr>
+          <w:rFonts w:ascii="Arial" w:hAnsi="Arial"/>
+        </w:rPr>
+        <w:t xml:space="preserve">  261-1. 취소소송</w:t>
+      </w:r>
+    </w:p>
+    <w:p>
+      <w:r>
+        <w:rPr>
+          <w:rFonts w:ascii="Arial" w:hAnsi="Arial"/>
+        </w:rPr>
+        <w:t xml:space="preserve">  262-1. 위법</w:t>
       </w:r>
     </w:p>
     <w:p>
@@ -2072,47 +2072,47 @@
         <w:rPr>
           <w:rFonts w:ascii="Arial" w:hAnsi="Arial"/>
         </w:rPr>
-        <w:t xml:space="preserve">  205번. 변경</w:t>
-      </w:r>
-    </w:p>
-    <w:p>
-      <w:r>
-        <w:rPr>
-          <w:rFonts w:ascii="Arial" w:hAnsi="Arial"/>
-        </w:rPr>
-        <w:t xml:space="preserve">  206번. 변경</w:t>
-      </w:r>
-    </w:p>
-    <w:p>
-      <w:r>
-        <w:rPr>
-          <w:rFonts w:ascii="Arial" w:hAnsi="Arial"/>
-        </w:rPr>
-        <w:t xml:space="preserve">  207번. 변경</w:t>
-      </w:r>
-    </w:p>
-    <w:p>
-      <w:r>
-        <w:rPr>
-          <w:rFonts w:ascii="Arial" w:hAnsi="Arial"/>
-        </w:rPr>
-        <w:t xml:space="preserve">  208번. 처분</w:t>
-      </w:r>
-    </w:p>
-    <w:p>
-      <w:r>
-        <w:rPr>
-          <w:rFonts w:ascii="Arial" w:hAnsi="Arial"/>
-        </w:rPr>
-        <w:t xml:space="preserve">  209번. 변경</w:t>
-      </w:r>
-    </w:p>
-    <w:p>
-      <w:r>
-        <w:rPr>
-          <w:rFonts w:ascii="Arial" w:hAnsi="Arial"/>
-        </w:rPr>
-        <w:t xml:space="preserve">  210번. 변경</w:t>
+        <w:t xml:space="preserve">  263-1. 변경</w:t>
+      </w:r>
+    </w:p>
+    <w:p>
+      <w:r>
+        <w:rPr>
+          <w:rFonts w:ascii="Arial" w:hAnsi="Arial"/>
+        </w:rPr>
+        <w:t xml:space="preserve">  264-1. 변경</w:t>
+      </w:r>
+    </w:p>
+    <w:p>
+      <w:r>
+        <w:rPr>
+          <w:rFonts w:ascii="Arial" w:hAnsi="Arial"/>
+        </w:rPr>
+        <w:t xml:space="preserve">  266-1. 처분청</w:t>
+      </w:r>
+    </w:p>
+    <w:p>
+      <w:r>
+        <w:rPr>
+          <w:rFonts w:ascii="Arial" w:hAnsi="Arial"/>
+        </w:rPr>
+        <w:t xml:space="preserve">  268-1. 처분</w:t>
+      </w:r>
+    </w:p>
+    <w:p>
+      <w:r>
+        <w:rPr>
+          <w:rFonts w:ascii="Arial" w:hAnsi="Arial"/>
+        </w:rPr>
+        <w:t xml:space="preserve">  269-1. 변경</w:t>
+      </w:r>
+    </w:p>
+    <w:p>
+      <w:r>
+        <w:rPr>
+          <w:rFonts w:ascii="Arial" w:hAnsi="Arial"/>
+        </w:rPr>
+        <w:t xml:space="preserve">  270-1. 변경</w:t>
       </w:r>
     </w:p>
     <w:p>
@@ -2130,47 +2130,47 @@
         <w:rPr>
           <w:rFonts w:ascii="Arial" w:hAnsi="Arial"/>
         </w:rPr>
-        <w:t xml:space="preserve">  211번. 변경</w:t>
-      </w:r>
-    </w:p>
-    <w:p>
-      <w:r>
-        <w:rPr>
-          <w:rFonts w:ascii="Arial" w:hAnsi="Arial"/>
-        </w:rPr>
-        <w:t xml:space="preserve">  212번. 변경</w:t>
-      </w:r>
-    </w:p>
-    <w:p>
-      <w:r>
-        <w:rPr>
-          <w:rFonts w:ascii="Arial" w:hAnsi="Arial"/>
-        </w:rPr>
-        <w:t xml:space="preserve">  213번. 취소</w:t>
-      </w:r>
-    </w:p>
-    <w:p>
-      <w:r>
-        <w:rPr>
-          <w:rFonts w:ascii="Arial" w:hAnsi="Arial"/>
-        </w:rPr>
-        <w:t xml:space="preserve">  214번. 취소</w:t>
-      </w:r>
-    </w:p>
-    <w:p>
-      <w:r>
-        <w:rPr>
-          <w:rFonts w:ascii="Arial" w:hAnsi="Arial"/>
-        </w:rPr>
-        <w:t xml:space="preserve">  215번. 취소</w:t>
-      </w:r>
-    </w:p>
-    <w:p>
-      <w:r>
-        <w:rPr>
-          <w:rFonts w:ascii="Arial" w:hAnsi="Arial"/>
-        </w:rPr>
-        <w:t xml:space="preserve">  216번. 취소</w:t>
+        <w:t xml:space="preserve">  272-1. 일부취소</w:t>
+      </w:r>
+    </w:p>
+    <w:p>
+      <w:r>
+        <w:rPr>
+          <w:rFonts w:ascii="Arial" w:hAnsi="Arial"/>
+        </w:rPr>
+        <w:t xml:space="preserve">  273-1. 일부취소</w:t>
+      </w:r>
+    </w:p>
+    <w:p>
+      <w:r>
+        <w:rPr>
+          <w:rFonts w:ascii="Arial" w:hAnsi="Arial"/>
+        </w:rPr>
+        <w:t xml:space="preserve">  274-1. 일부취소</w:t>
+      </w:r>
+    </w:p>
+    <w:p>
+      <w:r>
+        <w:rPr>
+          <w:rFonts w:ascii="Arial" w:hAnsi="Arial"/>
+        </w:rPr>
+        <w:t xml:space="preserve">  275-1. 일부취소</w:t>
+      </w:r>
+    </w:p>
+    <w:p>
+      <w:r>
+        <w:rPr>
+          <w:rFonts w:ascii="Arial" w:hAnsi="Arial"/>
+        </w:rPr>
+        <w:t xml:space="preserve">  276-1. 취소</w:t>
+      </w:r>
+    </w:p>
+    <w:p>
+      <w:r>
+        <w:rPr>
+          <w:rFonts w:ascii="Arial" w:hAnsi="Arial"/>
+        </w:rPr>
+        <w:t xml:space="preserve">  277-1. 취소</w:t>
       </w:r>
     </w:p>
     <w:p>
@@ -2188,23 +2188,23 @@
         <w:rPr>
           <w:rFonts w:ascii="Arial" w:hAnsi="Arial"/>
         </w:rPr>
-        <w:t xml:space="preserve">  217번. 항고소송</w:t>
-      </w:r>
-    </w:p>
-    <w:p>
-      <w:r>
-        <w:rPr>
-          <w:rFonts w:ascii="Arial" w:hAnsi="Arial"/>
-        </w:rPr>
-        <w:t xml:space="preserve">  218번. 기판력</w:t>
-      </w:r>
-    </w:p>
-    <w:p>
-      <w:r>
-        <w:rPr>
-          <w:rFonts w:ascii="Arial" w:hAnsi="Arial"/>
-        </w:rPr>
-        <w:t xml:space="preserve">  219번. 기판력</w:t>
+        <w:t xml:space="preserve">  279-1. 기판력</w:t>
+      </w:r>
+    </w:p>
+    <w:p>
+      <w:r>
+        <w:rPr>
+          <w:rFonts w:ascii="Arial" w:hAnsi="Arial"/>
+        </w:rPr>
+        <w:t xml:space="preserve">  280-1. 기판력</w:t>
+      </w:r>
+    </w:p>
+    <w:p>
+      <w:r>
+        <w:rPr>
+          <w:rFonts w:ascii="Arial" w:hAnsi="Arial"/>
+        </w:rPr>
+        <w:t xml:space="preserve">  282-1. 기판력</w:t>
       </w:r>
     </w:p>
     <w:p>
@@ -2222,111 +2222,111 @@
         <w:rPr>
           <w:rFonts w:ascii="Arial" w:hAnsi="Arial"/>
         </w:rPr>
-        <w:t xml:space="preserve">  220번. 취소</w:t>
-      </w:r>
-    </w:p>
-    <w:p>
-      <w:r>
-        <w:rPr>
-          <w:rFonts w:ascii="Arial" w:hAnsi="Arial"/>
-        </w:rPr>
-        <w:t xml:space="preserve">  221번. 취소</w:t>
-      </w:r>
-    </w:p>
-    <w:p>
-      <w:r>
-        <w:rPr>
-          <w:rFonts w:ascii="Arial" w:hAnsi="Arial"/>
-        </w:rPr>
-        <w:t xml:space="preserve">  222번. 반복금지효</w:t>
-      </w:r>
-    </w:p>
-    <w:p>
-      <w:r>
-        <w:rPr>
-          <w:rFonts w:ascii="Arial" w:hAnsi="Arial"/>
-        </w:rPr>
-        <w:t xml:space="preserve">  223번. 취소</w:t>
-      </w:r>
-    </w:p>
-    <w:p>
-      <w:r>
-        <w:rPr>
-          <w:rFonts w:ascii="Arial" w:hAnsi="Arial"/>
-        </w:rPr>
-        <w:t xml:space="preserve">  224번. 처분</w:t>
-      </w:r>
-    </w:p>
-    <w:p>
-      <w:r>
-        <w:rPr>
-          <w:rFonts w:ascii="Arial" w:hAnsi="Arial"/>
-        </w:rPr>
-        <w:t xml:space="preserve">  225번. 취소</w:t>
-      </w:r>
-    </w:p>
-    <w:p>
-      <w:r>
-        <w:rPr>
-          <w:rFonts w:ascii="Arial" w:hAnsi="Arial"/>
-        </w:rPr>
-        <w:t xml:space="preserve">  226번. 취소</w:t>
-      </w:r>
-    </w:p>
-    <w:p>
-      <w:r>
-        <w:rPr>
-          <w:rFonts w:ascii="Arial" w:hAnsi="Arial"/>
-        </w:rPr>
-        <w:t xml:space="preserve">  227번. 결과제거의무</w:t>
-      </w:r>
-    </w:p>
-    <w:p>
-      <w:r>
-        <w:rPr>
-          <w:rFonts w:ascii="Arial" w:hAnsi="Arial"/>
-        </w:rPr>
-        <w:t xml:space="preserve">  228번. 취소</w:t>
-      </w:r>
-    </w:p>
-    <w:p>
-      <w:r>
-        <w:rPr>
-          <w:rFonts w:ascii="Arial" w:hAnsi="Arial"/>
-        </w:rPr>
-        <w:t xml:space="preserve">  229번. 위법</w:t>
-      </w:r>
-    </w:p>
-    <w:p>
-      <w:r>
-        <w:rPr>
-          <w:rFonts w:ascii="Arial" w:hAnsi="Arial"/>
-        </w:rPr>
-        <w:t xml:space="preserve">  230번. 처분</w:t>
-      </w:r>
-    </w:p>
-    <w:p>
-      <w:r>
-        <w:rPr>
-          <w:rFonts w:ascii="Arial" w:hAnsi="Arial"/>
-        </w:rPr>
-        <w:t xml:space="preserve">  231번. 기속력</w:t>
-      </w:r>
-    </w:p>
-    <w:p>
-      <w:r>
-        <w:rPr>
-          <w:rFonts w:ascii="Arial" w:hAnsi="Arial"/>
-        </w:rPr>
-        <w:t xml:space="preserve">  232번. 취소</w:t>
-      </w:r>
-    </w:p>
-    <w:p>
-      <w:r>
-        <w:rPr>
-          <w:rFonts w:ascii="Arial" w:hAnsi="Arial"/>
-        </w:rPr>
-        <w:t xml:space="preserve">  233번. 변경</w:t>
+        <w:t xml:space="preserve">  283-1. 취소판결</w:t>
+      </w:r>
+    </w:p>
+    <w:p>
+      <w:r>
+        <w:rPr>
+          <w:rFonts w:ascii="Arial" w:hAnsi="Arial"/>
+        </w:rPr>
+        <w:t xml:space="preserve">  284-1. 취소판결</w:t>
+      </w:r>
+    </w:p>
+    <w:p>
+      <w:r>
+        <w:rPr>
+          <w:rFonts w:ascii="Arial" w:hAnsi="Arial"/>
+        </w:rPr>
+        <w:t xml:space="preserve">  286-1. 반복금지효</w:t>
+      </w:r>
+    </w:p>
+    <w:p>
+      <w:r>
+        <w:rPr>
+          <w:rFonts w:ascii="Arial" w:hAnsi="Arial"/>
+        </w:rPr>
+        <w:t xml:space="preserve">  287-1. 취소판결</w:t>
+      </w:r>
+    </w:p>
+    <w:p>
+      <w:r>
+        <w:rPr>
+          <w:rFonts w:ascii="Arial" w:hAnsi="Arial"/>
+        </w:rPr>
+        <w:t xml:space="preserve">  288-1. 재처분의무</w:t>
+      </w:r>
+    </w:p>
+    <w:p>
+      <w:r>
+        <w:rPr>
+          <w:rFonts w:ascii="Arial" w:hAnsi="Arial"/>
+        </w:rPr>
+        <w:t xml:space="preserve">  289-1. 취소판결</w:t>
+      </w:r>
+    </w:p>
+    <w:p>
+      <w:r>
+        <w:rPr>
+          <w:rFonts w:ascii="Arial" w:hAnsi="Arial"/>
+        </w:rPr>
+        <w:t xml:space="preserve">  290-1. 취소소송</w:t>
+      </w:r>
+    </w:p>
+    <w:p>
+      <w:r>
+        <w:rPr>
+          <w:rFonts w:ascii="Arial" w:hAnsi="Arial"/>
+        </w:rPr>
+        <w:t xml:space="preserve">  291-1. 결과제거의무</w:t>
+      </w:r>
+    </w:p>
+    <w:p>
+      <w:r>
+        <w:rPr>
+          <w:rFonts w:ascii="Arial" w:hAnsi="Arial"/>
+        </w:rPr>
+        <w:t xml:space="preserve">  292-1. 취소판결</w:t>
+      </w:r>
+    </w:p>
+    <w:p>
+      <w:r>
+        <w:rPr>
+          <w:rFonts w:ascii="Arial" w:hAnsi="Arial"/>
+        </w:rPr>
+        <w:t xml:space="preserve">  297-1. 위법</w:t>
+      </w:r>
+    </w:p>
+    <w:p>
+      <w:r>
+        <w:rPr>
+          <w:rFonts w:ascii="Arial" w:hAnsi="Arial"/>
+        </w:rPr>
+        <w:t xml:space="preserve">  299-1. 처분</w:t>
+      </w:r>
+    </w:p>
+    <w:p>
+      <w:r>
+        <w:rPr>
+          <w:rFonts w:ascii="Arial" w:hAnsi="Arial"/>
+        </w:rPr>
+        <w:t xml:space="preserve">  300-1. 기속력</w:t>
+      </w:r>
+    </w:p>
+    <w:p>
+      <w:r>
+        <w:rPr>
+          <w:rFonts w:ascii="Arial" w:hAnsi="Arial"/>
+        </w:rPr>
+        <w:t xml:space="preserve">  301-1. 기속력</w:t>
+      </w:r>
+    </w:p>
+    <w:p>
+      <w:r>
+        <w:rPr>
+          <w:rFonts w:ascii="Arial" w:hAnsi="Arial"/>
+        </w:rPr>
+        <w:t xml:space="preserve">  302-1. 기속력</w:t>
       </w:r>
     </w:p>
     <w:p>
@@ -2344,47 +2344,47 @@
         <w:rPr>
           <w:rFonts w:ascii="Arial" w:hAnsi="Arial"/>
         </w:rPr>
-        <w:t xml:space="preserve">  234번. 취소</w:t>
-      </w:r>
-    </w:p>
-    <w:p>
-      <w:r>
-        <w:rPr>
-          <w:rFonts w:ascii="Arial" w:hAnsi="Arial"/>
-        </w:rPr>
-        <w:t xml:space="preserve">  235번. 취소</w:t>
-      </w:r>
-    </w:p>
-    <w:p>
-      <w:r>
-        <w:rPr>
-          <w:rFonts w:ascii="Arial" w:hAnsi="Arial"/>
-        </w:rPr>
-        <w:t xml:space="preserve">  236번. 처분</w:t>
-      </w:r>
-    </w:p>
-    <w:p>
-      <w:r>
-        <w:rPr>
-          <w:rFonts w:ascii="Arial" w:hAnsi="Arial"/>
-        </w:rPr>
-        <w:t xml:space="preserve">  237번. 변경</w:t>
-      </w:r>
-    </w:p>
-    <w:p>
-      <w:r>
-        <w:rPr>
-          <w:rFonts w:ascii="Arial" w:hAnsi="Arial"/>
-        </w:rPr>
-        <w:t xml:space="preserve">  238번. 처분</w:t>
-      </w:r>
-    </w:p>
-    <w:p>
-      <w:r>
-        <w:rPr>
-          <w:rFonts w:ascii="Arial" w:hAnsi="Arial"/>
-        </w:rPr>
-        <w:t xml:space="preserve">  239번. 취소</w:t>
+        <w:t xml:space="preserve">  303-1. 취소판결</w:t>
+      </w:r>
+    </w:p>
+    <w:p>
+      <w:r>
+        <w:rPr>
+          <w:rFonts w:ascii="Arial" w:hAnsi="Arial"/>
+        </w:rPr>
+        <w:t xml:space="preserve">  304-1. 취소</w:t>
+      </w:r>
+    </w:p>
+    <w:p>
+      <w:r>
+        <w:rPr>
+          <w:rFonts w:ascii="Arial" w:hAnsi="Arial"/>
+        </w:rPr>
+        <w:t xml:space="preserve">  305-1. 처분</w:t>
+      </w:r>
+    </w:p>
+    <w:p>
+      <w:r>
+        <w:rPr>
+          <w:rFonts w:ascii="Arial" w:hAnsi="Arial"/>
+        </w:rPr>
+        <w:t xml:space="preserve">  306-1. 변경</w:t>
+      </w:r>
+    </w:p>
+    <w:p>
+      <w:r>
+        <w:rPr>
+          <w:rFonts w:ascii="Arial" w:hAnsi="Arial"/>
+        </w:rPr>
+        <w:t xml:space="preserve">  307-1. 처분</w:t>
+      </w:r>
+    </w:p>
+    <w:p>
+      <w:r>
+        <w:rPr>
+          <w:rFonts w:ascii="Arial" w:hAnsi="Arial"/>
+        </w:rPr>
+        <w:t xml:space="preserve">  308-1. 취소</w:t>
       </w:r>
     </w:p>
     <w:p>
@@ -2402,55 +2402,55 @@
         <w:rPr>
           <w:rFonts w:ascii="Arial" w:hAnsi="Arial"/>
         </w:rPr>
-        <w:t xml:space="preserve">  240번. 간접강제</w:t>
-      </w:r>
-    </w:p>
-    <w:p>
-      <w:r>
-        <w:rPr>
-          <w:rFonts w:ascii="Arial" w:hAnsi="Arial"/>
-        </w:rPr>
-        <w:t xml:space="preserve">  241번. 취소</w:t>
-      </w:r>
-    </w:p>
-    <w:p>
-      <w:r>
-        <w:rPr>
-          <w:rFonts w:ascii="Arial" w:hAnsi="Arial"/>
-        </w:rPr>
-        <w:t xml:space="preserve">  242번. 처분</w:t>
-      </w:r>
-    </w:p>
-    <w:p>
-      <w:r>
-        <w:rPr>
-          <w:rFonts w:ascii="Arial" w:hAnsi="Arial"/>
-        </w:rPr>
-        <w:t xml:space="preserve">  243번. 취소</w:t>
-      </w:r>
-    </w:p>
-    <w:p>
-      <w:r>
-        <w:rPr>
-          <w:rFonts w:ascii="Arial" w:hAnsi="Arial"/>
-        </w:rPr>
-        <w:t xml:space="preserve">  244번. 위법</w:t>
-      </w:r>
-    </w:p>
-    <w:p>
-      <w:r>
-        <w:rPr>
-          <w:rFonts w:ascii="Arial" w:hAnsi="Arial"/>
-        </w:rPr>
-        <w:t xml:space="preserve">  245번. 취소</w:t>
-      </w:r>
-    </w:p>
-    <w:p>
-      <w:r>
-        <w:rPr>
-          <w:rFonts w:ascii="Arial" w:hAnsi="Arial"/>
-        </w:rPr>
-        <w:t xml:space="preserve">  246번. 처분</w:t>
+        <w:t xml:space="preserve">  309-1. 간접강제</w:t>
+      </w:r>
+    </w:p>
+    <w:p>
+      <w:r>
+        <w:rPr>
+          <w:rFonts w:ascii="Arial" w:hAnsi="Arial"/>
+        </w:rPr>
+        <w:t xml:space="preserve">  310-1. 취소</w:t>
+      </w:r>
+    </w:p>
+    <w:p>
+      <w:r>
+        <w:rPr>
+          <w:rFonts w:ascii="Arial" w:hAnsi="Arial"/>
+        </w:rPr>
+        <w:t xml:space="preserve">  311-1. 기속력</w:t>
+      </w:r>
+    </w:p>
+    <w:p>
+      <w:r>
+        <w:rPr>
+          <w:rFonts w:ascii="Arial" w:hAnsi="Arial"/>
+        </w:rPr>
+        <w:t xml:space="preserve">  312-1. 취소판결</w:t>
+      </w:r>
+    </w:p>
+    <w:p>
+      <w:r>
+        <w:rPr>
+          <w:rFonts w:ascii="Arial" w:hAnsi="Arial"/>
+        </w:rPr>
+        <w:t xml:space="preserve">  313-1. 부작위</w:t>
+      </w:r>
+    </w:p>
+    <w:p>
+      <w:r>
+        <w:rPr>
+          <w:rFonts w:ascii="Arial" w:hAnsi="Arial"/>
+        </w:rPr>
+        <w:t xml:space="preserve">  314-1. 취소판결</w:t>
+      </w:r>
+    </w:p>
+    <w:p>
+      <w:r>
+        <w:rPr>
+          <w:rFonts w:ascii="Arial" w:hAnsi="Arial"/>
+        </w:rPr>
+        <w:t xml:space="preserve">  315-1. 간접강제</w:t>
       </w:r>
     </w:p>
     <w:p>
@@ -2468,23 +2468,23 @@
         <w:rPr>
           <w:rFonts w:ascii="Arial" w:hAnsi="Arial"/>
         </w:rPr>
-        <w:t xml:space="preserve">  247번. 변경</w:t>
-      </w:r>
-    </w:p>
-    <w:p>
-      <w:r>
-        <w:rPr>
-          <w:rFonts w:ascii="Arial" w:hAnsi="Arial"/>
-        </w:rPr>
-        <w:t xml:space="preserve">  248번. 취소</w:t>
-      </w:r>
-    </w:p>
-    <w:p>
-      <w:r>
-        <w:rPr>
-          <w:rFonts w:ascii="Arial" w:hAnsi="Arial"/>
-        </w:rPr>
-        <w:t xml:space="preserve">  249번. 위법</w:t>
+        <w:t xml:space="preserve">  317-1. 취소</w:t>
+      </w:r>
+    </w:p>
+    <w:p>
+      <w:r>
+        <w:rPr>
+          <w:rFonts w:ascii="Arial" w:hAnsi="Arial"/>
+        </w:rPr>
+        <w:t xml:space="preserve">  318-1. 취소</w:t>
+      </w:r>
+    </w:p>
+    <w:p>
+      <w:r>
+        <w:rPr>
+          <w:rFonts w:ascii="Arial" w:hAnsi="Arial"/>
+        </w:rPr>
+        <w:t xml:space="preserve">  320-1. 위법</w:t>
       </w:r>
     </w:p>
     <w:p>
@@ -2502,39 +2502,39 @@
         <w:rPr>
           <w:rFonts w:ascii="Arial" w:hAnsi="Arial"/>
         </w:rPr>
-        <w:t xml:space="preserve">  250번. 집행정지</w:t>
-      </w:r>
-    </w:p>
-    <w:p>
-      <w:r>
-        <w:rPr>
-          <w:rFonts w:ascii="Arial" w:hAnsi="Arial"/>
-        </w:rPr>
-        <w:t xml:space="preserve">  251번. 집행정지</w:t>
-      </w:r>
-    </w:p>
-    <w:p>
-      <w:r>
-        <w:rPr>
-          <w:rFonts w:ascii="Arial" w:hAnsi="Arial"/>
-        </w:rPr>
-        <w:t xml:space="preserve">  252번. 집행정지</w:t>
-      </w:r>
-    </w:p>
-    <w:p>
-      <w:r>
-        <w:rPr>
-          <w:rFonts w:ascii="Arial" w:hAnsi="Arial"/>
-        </w:rPr>
-        <w:t xml:space="preserve">  253번. 집행정지</w:t>
-      </w:r>
-    </w:p>
-    <w:p>
-      <w:r>
-        <w:rPr>
-          <w:rFonts w:ascii="Arial" w:hAnsi="Arial"/>
-        </w:rPr>
-        <w:t xml:space="preserve">  254번. 취소</w:t>
+        <w:t xml:space="preserve">  323-1. 집행정지</w:t>
+      </w:r>
+    </w:p>
+    <w:p>
+      <w:r>
+        <w:rPr>
+          <w:rFonts w:ascii="Arial" w:hAnsi="Arial"/>
+        </w:rPr>
+        <w:t xml:space="preserve">  324-1. 행정소송</w:t>
+      </w:r>
+    </w:p>
+    <w:p>
+      <w:r>
+        <w:rPr>
+          <w:rFonts w:ascii="Arial" w:hAnsi="Arial"/>
+        </w:rPr>
+        <w:t xml:space="preserve">  325-1. 집행정지</w:t>
+      </w:r>
+    </w:p>
+    <w:p>
+      <w:r>
+        <w:rPr>
+          <w:rFonts w:ascii="Arial" w:hAnsi="Arial"/>
+        </w:rPr>
+        <w:t xml:space="preserve">  326-1. 집행정지</w:t>
+      </w:r>
+    </w:p>
+    <w:p>
+      <w:r>
+        <w:rPr>
+          <w:rFonts w:ascii="Arial" w:hAnsi="Arial"/>
+        </w:rPr>
+        <w:t xml:space="preserve">  327-1. 취소소송</w:t>
       </w:r>
     </w:p>
     <w:p>
@@ -2552,95 +2552,95 @@
         <w:rPr>
           <w:rFonts w:ascii="Arial" w:hAnsi="Arial"/>
         </w:rPr>
-        <w:t xml:space="preserve">  255번. 집행정지</w:t>
-      </w:r>
-    </w:p>
-    <w:p>
-      <w:r>
-        <w:rPr>
-          <w:rFonts w:ascii="Arial" w:hAnsi="Arial"/>
-        </w:rPr>
-        <w:t xml:space="preserve">  256번. 처분</w:t>
-      </w:r>
-    </w:p>
-    <w:p>
-      <w:r>
-        <w:rPr>
-          <w:rFonts w:ascii="Arial" w:hAnsi="Arial"/>
-        </w:rPr>
-        <w:t xml:space="preserve">  257번. 취소</w:t>
-      </w:r>
-    </w:p>
-    <w:p>
-      <w:r>
-        <w:rPr>
-          <w:rFonts w:ascii="Arial" w:hAnsi="Arial"/>
-        </w:rPr>
-        <w:t xml:space="preserve">  258번. 무효확인소송</w:t>
-      </w:r>
-    </w:p>
-    <w:p>
-      <w:r>
-        <w:rPr>
-          <w:rFonts w:ascii="Arial" w:hAnsi="Arial"/>
-        </w:rPr>
-        <w:t xml:space="preserve">  259번. 회복하기 어려운 손해</w:t>
-      </w:r>
-    </w:p>
-    <w:p>
-      <w:r>
-        <w:rPr>
-          <w:rFonts w:ascii="Arial" w:hAnsi="Arial"/>
-        </w:rPr>
-        <w:t xml:space="preserve">  260번. 집행정지</w:t>
-      </w:r>
-    </w:p>
-    <w:p>
-      <w:r>
-        <w:rPr>
-          <w:rFonts w:ascii="Arial" w:hAnsi="Arial"/>
-        </w:rPr>
-        <w:t xml:space="preserve">  261번. 취소</w:t>
-      </w:r>
-    </w:p>
-    <w:p>
-      <w:r>
-        <w:rPr>
-          <w:rFonts w:ascii="Arial" w:hAnsi="Arial"/>
-        </w:rPr>
-        <w:t xml:space="preserve">  262번. 긴급성</w:t>
-      </w:r>
-    </w:p>
-    <w:p>
-      <w:r>
-        <w:rPr>
-          <w:rFonts w:ascii="Arial" w:hAnsi="Arial"/>
-        </w:rPr>
-        <w:t xml:space="preserve">  263번. 회복하기 어려운 손해</w:t>
-      </w:r>
-    </w:p>
-    <w:p>
-      <w:r>
-        <w:rPr>
-          <w:rFonts w:ascii="Arial" w:hAnsi="Arial"/>
-        </w:rPr>
-        <w:t xml:space="preserve">  264번. 집행정지</w:t>
-      </w:r>
-    </w:p>
-    <w:p>
-      <w:r>
-        <w:rPr>
-          <w:rFonts w:ascii="Arial" w:hAnsi="Arial"/>
-        </w:rPr>
-        <w:t xml:space="preserve">  265번. 집행정지</w:t>
-      </w:r>
-    </w:p>
-    <w:p>
-      <w:r>
-        <w:rPr>
-          <w:rFonts w:ascii="Arial" w:hAnsi="Arial"/>
-        </w:rPr>
-        <w:t xml:space="preserve">  266번. 본안청구</w:t>
+        <w:t xml:space="preserve">  329-1. 집행정지</w:t>
+      </w:r>
+    </w:p>
+    <w:p>
+      <w:r>
+        <w:rPr>
+          <w:rFonts w:ascii="Arial" w:hAnsi="Arial"/>
+        </w:rPr>
+        <w:t xml:space="preserve">  330-1. 처분</w:t>
+      </w:r>
+    </w:p>
+    <w:p>
+      <w:r>
+        <w:rPr>
+          <w:rFonts w:ascii="Arial" w:hAnsi="Arial"/>
+        </w:rPr>
+        <w:t xml:space="preserve">  331-1. 취소소송</w:t>
+      </w:r>
+    </w:p>
+    <w:p>
+      <w:r>
+        <w:rPr>
+          <w:rFonts w:ascii="Arial" w:hAnsi="Arial"/>
+        </w:rPr>
+        <w:t xml:space="preserve">  332-1. 취소소송</w:t>
+      </w:r>
+    </w:p>
+    <w:p>
+      <w:r>
+        <w:rPr>
+          <w:rFonts w:ascii="Arial" w:hAnsi="Arial"/>
+        </w:rPr>
+        <w:t xml:space="preserve">  333-1. 회복하기 어려운 손해</w:t>
+      </w:r>
+    </w:p>
+    <w:p>
+      <w:r>
+        <w:rPr>
+          <w:rFonts w:ascii="Arial" w:hAnsi="Arial"/>
+        </w:rPr>
+        <w:t xml:space="preserve">  334-1. 행정심판</w:t>
+      </w:r>
+    </w:p>
+    <w:p>
+      <w:r>
+        <w:rPr>
+          <w:rFonts w:ascii="Arial" w:hAnsi="Arial"/>
+        </w:rPr>
+        <w:t xml:space="preserve">  335-1. 취소</w:t>
+      </w:r>
+    </w:p>
+    <w:p>
+      <w:r>
+        <w:rPr>
+          <w:rFonts w:ascii="Arial" w:hAnsi="Arial"/>
+        </w:rPr>
+        <w:t xml:space="preserve">  336-1. 긴급성</w:t>
+      </w:r>
+    </w:p>
+    <w:p>
+      <w:r>
+        <w:rPr>
+          <w:rFonts w:ascii="Arial" w:hAnsi="Arial"/>
+        </w:rPr>
+        <w:t xml:space="preserve">  337-1. 회복하기 어려운 손해</w:t>
+      </w:r>
+    </w:p>
+    <w:p>
+      <w:r>
+        <w:rPr>
+          <w:rFonts w:ascii="Arial" w:hAnsi="Arial"/>
+        </w:rPr>
+        <w:t xml:space="preserve">  338-1. 집행정지</w:t>
+      </w:r>
+    </w:p>
+    <w:p>
+      <w:r>
+        <w:rPr>
+          <w:rFonts w:ascii="Arial" w:hAnsi="Arial"/>
+        </w:rPr>
+        <w:t xml:space="preserve">  339-1. 집행정지</w:t>
+      </w:r>
+    </w:p>
+    <w:p>
+      <w:r>
+        <w:rPr>
+          <w:rFonts w:ascii="Arial" w:hAnsi="Arial"/>
+        </w:rPr>
+        <w:t xml:space="preserve">  340-1. 본안청구</w:t>
       </w:r>
     </w:p>
     <w:p>
@@ -2658,39 +2658,39 @@
         <w:rPr>
           <w:rFonts w:ascii="Arial" w:hAnsi="Arial"/>
         </w:rPr>
-        <w:t xml:space="preserve">  267번. 처분</w:t>
-      </w:r>
-    </w:p>
-    <w:p>
-      <w:r>
-        <w:rPr>
-          <w:rFonts w:ascii="Arial" w:hAnsi="Arial"/>
-        </w:rPr>
-        <w:t xml:space="preserve">  268번. 행정소송</w:t>
-      </w:r>
-    </w:p>
-    <w:p>
-      <w:r>
-        <w:rPr>
-          <w:rFonts w:ascii="Arial" w:hAnsi="Arial"/>
-        </w:rPr>
-        <w:t xml:space="preserve">  269번. 집행정지</w:t>
-      </w:r>
-    </w:p>
-    <w:p>
-      <w:r>
-        <w:rPr>
-          <w:rFonts w:ascii="Arial" w:hAnsi="Arial"/>
-        </w:rPr>
-        <w:t xml:space="preserve">  270번. 행정소송</w:t>
-      </w:r>
-    </w:p>
-    <w:p>
-      <w:r>
-        <w:rPr>
-          <w:rFonts w:ascii="Arial" w:hAnsi="Arial"/>
-        </w:rPr>
-        <w:t xml:space="preserve">  271번. 당사자소송</w:t>
+        <w:t xml:space="preserve">  341-1. 처분</w:t>
+      </w:r>
+    </w:p>
+    <w:p>
+      <w:r>
+        <w:rPr>
+          <w:rFonts w:ascii="Arial" w:hAnsi="Arial"/>
+        </w:rPr>
+        <w:t xml:space="preserve">  342-1. 준용</w:t>
+      </w:r>
+    </w:p>
+    <w:p>
+      <w:r>
+        <w:rPr>
+          <w:rFonts w:ascii="Arial" w:hAnsi="Arial"/>
+        </w:rPr>
+        <w:t xml:space="preserve">  343-1. 행정소송</w:t>
+      </w:r>
+    </w:p>
+    <w:p>
+      <w:r>
+        <w:rPr>
+          <w:rFonts w:ascii="Arial" w:hAnsi="Arial"/>
+        </w:rPr>
+        <w:t xml:space="preserve">  344-1. 행정소송</w:t>
+      </w:r>
+    </w:p>
+    <w:p>
+      <w:r>
+        <w:rPr>
+          <w:rFonts w:ascii="Arial" w:hAnsi="Arial"/>
+        </w:rPr>
+        <w:t xml:space="preserve">  345-1. 준용</w:t>
       </w:r>
     </w:p>
     <w:p>
@@ -2708,23 +2708,23 @@
         <w:rPr>
           <w:rFonts w:ascii="Arial" w:hAnsi="Arial"/>
         </w:rPr>
-        <w:t xml:space="preserve">  272번. 집행정지</w:t>
-      </w:r>
-    </w:p>
-    <w:p>
-      <w:r>
-        <w:rPr>
-          <w:rFonts w:ascii="Arial" w:hAnsi="Arial"/>
-        </w:rPr>
-        <w:t xml:space="preserve">  273번. 집행정지</w:t>
-      </w:r>
-    </w:p>
-    <w:p>
-      <w:r>
-        <w:rPr>
-          <w:rFonts w:ascii="Arial" w:hAnsi="Arial"/>
-        </w:rPr>
-        <w:t xml:space="preserve">  274번. 처분</w:t>
+        <w:t xml:space="preserve">  346-1. 집행정지</w:t>
+      </w:r>
+    </w:p>
+    <w:p>
+      <w:r>
+        <w:rPr>
+          <w:rFonts w:ascii="Arial" w:hAnsi="Arial"/>
+        </w:rPr>
+        <w:t xml:space="preserve">  347-1. 집행정지</w:t>
+      </w:r>
+    </w:p>
+    <w:p>
+      <w:r>
+        <w:rPr>
+          <w:rFonts w:ascii="Arial" w:hAnsi="Arial"/>
+        </w:rPr>
+        <w:t xml:space="preserve">  348-1. 처분</w:t>
       </w:r>
     </w:p>
     <w:p>
@@ -2742,23 +2742,23 @@
         <w:rPr>
           <w:rFonts w:ascii="Arial" w:hAnsi="Arial"/>
         </w:rPr>
-        <w:t xml:space="preserve">  275번. 취소</w:t>
-      </w:r>
-    </w:p>
-    <w:p>
-      <w:r>
-        <w:rPr>
-          <w:rFonts w:ascii="Arial" w:hAnsi="Arial"/>
-        </w:rPr>
-        <w:t xml:space="preserve">  276번. 취소</w:t>
-      </w:r>
-    </w:p>
-    <w:p>
-      <w:r>
-        <w:rPr>
-          <w:rFonts w:ascii="Arial" w:hAnsi="Arial"/>
-        </w:rPr>
-        <w:t xml:space="preserve">  277번. 선결문제</w:t>
+        <w:t xml:space="preserve">  352-1. 취소소송</w:t>
+      </w:r>
+    </w:p>
+    <w:p>
+      <w:r>
+        <w:rPr>
+          <w:rFonts w:ascii="Arial" w:hAnsi="Arial"/>
+        </w:rPr>
+        <w:t xml:space="preserve">  353-1. 취소소송</w:t>
+      </w:r>
+    </w:p>
+    <w:p>
+      <w:r>
+        <w:rPr>
+          <w:rFonts w:ascii="Arial" w:hAnsi="Arial"/>
+        </w:rPr>
+        <w:t xml:space="preserve">  354-1. 취소소송</w:t>
       </w:r>
     </w:p>
     <w:p>
@@ -2776,23 +2776,23 @@
         <w:rPr>
           <w:rFonts w:ascii="Arial" w:hAnsi="Arial"/>
         </w:rPr>
-        <w:t xml:space="preserve">  278번. 변경</w:t>
-      </w:r>
-    </w:p>
-    <w:p>
-      <w:r>
-        <w:rPr>
-          <w:rFonts w:ascii="Arial" w:hAnsi="Arial"/>
-        </w:rPr>
-        <w:t xml:space="preserve">  279번. 변경</w:t>
-      </w:r>
-    </w:p>
-    <w:p>
-      <w:r>
-        <w:rPr>
-          <w:rFonts w:ascii="Arial" w:hAnsi="Arial"/>
-        </w:rPr>
-        <w:t xml:space="preserve">  280번. 변경</w:t>
+        <w:t xml:space="preserve">  356-1. 변경</w:t>
+      </w:r>
+    </w:p>
+    <w:p>
+      <w:r>
+        <w:rPr>
+          <w:rFonts w:ascii="Arial" w:hAnsi="Arial"/>
+        </w:rPr>
+        <w:t xml:space="preserve">  357-1. 취소소송</w:t>
+      </w:r>
+    </w:p>
+    <w:p>
+      <w:r>
+        <w:rPr>
+          <w:rFonts w:ascii="Arial" w:hAnsi="Arial"/>
+        </w:rPr>
+        <w:t xml:space="preserve">  358-1. 취소소송</w:t>
       </w:r>
     </w:p>
     <w:p>
@@ -2810,39 +2810,39 @@
         <w:rPr>
           <w:rFonts w:ascii="Arial" w:hAnsi="Arial"/>
         </w:rPr>
-        <w:t xml:space="preserve">  281번. 변경</w:t>
-      </w:r>
-    </w:p>
-    <w:p>
-      <w:r>
-        <w:rPr>
-          <w:rFonts w:ascii="Arial" w:hAnsi="Arial"/>
-        </w:rPr>
-        <w:t xml:space="preserve">  282번. 변경</w:t>
-      </w:r>
-    </w:p>
-    <w:p>
-      <w:r>
-        <w:rPr>
-          <w:rFonts w:ascii="Arial" w:hAnsi="Arial"/>
-        </w:rPr>
-        <w:t xml:space="preserve">  283번. 위법</w:t>
-      </w:r>
-    </w:p>
-    <w:p>
-      <w:r>
-        <w:rPr>
-          <w:rFonts w:ascii="Arial" w:hAnsi="Arial"/>
-        </w:rPr>
-        <w:t xml:space="preserve">  284번. 변경</w:t>
-      </w:r>
-    </w:p>
-    <w:p>
-      <w:r>
-        <w:rPr>
-          <w:rFonts w:ascii="Arial" w:hAnsi="Arial"/>
-        </w:rPr>
-        <w:t xml:space="preserve">  285번. 변경</w:t>
+        <w:t xml:space="preserve">  361-1. 변경</w:t>
+      </w:r>
+    </w:p>
+    <w:p>
+      <w:r>
+        <w:rPr>
+          <w:rFonts w:ascii="Arial" w:hAnsi="Arial"/>
+        </w:rPr>
+        <w:t xml:space="preserve">  362-1. 변경</w:t>
+      </w:r>
+    </w:p>
+    <w:p>
+      <w:r>
+        <w:rPr>
+          <w:rFonts w:ascii="Arial" w:hAnsi="Arial"/>
+        </w:rPr>
+        <w:t xml:space="preserve">  363-1. 준용</w:t>
+      </w:r>
+    </w:p>
+    <w:p>
+      <w:r>
+        <w:rPr>
+          <w:rFonts w:ascii="Arial" w:hAnsi="Arial"/>
+        </w:rPr>
+        <w:t xml:space="preserve">  364-1. 취소</w:t>
+      </w:r>
+    </w:p>
+    <w:p>
+      <w:r>
+        <w:rPr>
+          <w:rFonts w:ascii="Arial" w:hAnsi="Arial"/>
+        </w:rPr>
+        <w:t xml:space="preserve">  365-1. 변경</w:t>
       </w:r>
     </w:p>
     <w:p>
@@ -2860,31 +2860,31 @@
         <w:rPr>
           <w:rFonts w:ascii="Arial" w:hAnsi="Arial"/>
         </w:rPr>
-        <w:t xml:space="preserve">  286번. 변론</w:t>
-      </w:r>
-    </w:p>
-    <w:p>
-      <w:r>
-        <w:rPr>
-          <w:rFonts w:ascii="Arial" w:hAnsi="Arial"/>
-        </w:rPr>
-        <w:t xml:space="preserve">  287번. 증거조사</w:t>
-      </w:r>
-    </w:p>
-    <w:p>
-      <w:r>
-        <w:rPr>
-          <w:rFonts w:ascii="Arial" w:hAnsi="Arial"/>
-        </w:rPr>
-        <w:t xml:space="preserve">  288번. 행정소송</w:t>
-      </w:r>
-    </w:p>
-    <w:p>
-      <w:r>
-        <w:rPr>
-          <w:rFonts w:ascii="Arial" w:hAnsi="Arial"/>
-        </w:rPr>
-        <w:t xml:space="preserve">  289번. 변론</w:t>
+        <w:t xml:space="preserve">  367-1. 변론</w:t>
+      </w:r>
+    </w:p>
+    <w:p>
+      <w:r>
+        <w:rPr>
+          <w:rFonts w:ascii="Arial" w:hAnsi="Arial"/>
+        </w:rPr>
+        <w:t xml:space="preserve">  368-1. 증거조사</w:t>
+      </w:r>
+    </w:p>
+    <w:p>
+      <w:r>
+        <w:rPr>
+          <w:rFonts w:ascii="Arial" w:hAnsi="Arial"/>
+        </w:rPr>
+        <w:t xml:space="preserve">  369-1. 증거조사</w:t>
+      </w:r>
+    </w:p>
+    <w:p>
+      <w:r>
+        <w:rPr>
+          <w:rFonts w:ascii="Arial" w:hAnsi="Arial"/>
+        </w:rPr>
+        <w:t xml:space="preserve">  370-1. 증거조사</w:t>
       </w:r>
     </w:p>
     <w:p>
@@ -2902,15 +2902,15 @@
         <w:rPr>
           <w:rFonts w:ascii="Arial" w:hAnsi="Arial"/>
         </w:rPr>
-        <w:t xml:space="preserve">  290번. 준용</w:t>
-      </w:r>
-    </w:p>
-    <w:p>
-      <w:r>
-        <w:rPr>
-          <w:rFonts w:ascii="Arial" w:hAnsi="Arial"/>
-        </w:rPr>
-        <w:t xml:space="preserve">  291번. 처분</w:t>
+        <w:t xml:space="preserve">  373-1. 준용</w:t>
+      </w:r>
+    </w:p>
+    <w:p>
+      <w:r>
+        <w:rPr>
+          <w:rFonts w:ascii="Arial" w:hAnsi="Arial"/>
+        </w:rPr>
+        <w:t xml:space="preserve">  375-1. 기속력</w:t>
       </w:r>
     </w:p>
     <w:p>
@@ -2928,7 +2928,7 @@
         <w:rPr>
           <w:rFonts w:ascii="Arial" w:hAnsi="Arial"/>
         </w:rPr>
-        <w:t xml:space="preserve">  292번. 취소</w:t>
+        <w:t xml:space="preserve">  377-1. 취소판결</w:t>
       </w:r>
     </w:p>
     <w:p>
@@ -2946,7 +2946,7 @@
         <w:rPr>
           <w:rFonts w:ascii="Arial" w:hAnsi="Arial"/>
         </w:rPr>
-        <w:t xml:space="preserve">  293번. 행정소송</w:t>
+        <w:t xml:space="preserve">  379-1. 행정소송</w:t>
       </w:r>
     </w:p>
     <w:p>
@@ -2964,31 +2964,31 @@
         <w:rPr>
           <w:rFonts w:ascii="Arial" w:hAnsi="Arial"/>
         </w:rPr>
-        <w:t xml:space="preserve">  294번. 예방적금지소송</w:t>
-      </w:r>
-    </w:p>
-    <w:p>
-      <w:r>
-        <w:rPr>
-          <w:rFonts w:ascii="Arial" w:hAnsi="Arial"/>
-        </w:rPr>
-        <w:t xml:space="preserve">  295번. 처분</w:t>
-      </w:r>
-    </w:p>
-    <w:p>
-      <w:r>
-        <w:rPr>
-          <w:rFonts w:ascii="Arial" w:hAnsi="Arial"/>
-        </w:rPr>
-        <w:t xml:space="preserve">  296번. 행정소송</w:t>
-      </w:r>
-    </w:p>
-    <w:p>
-      <w:r>
-        <w:rPr>
-          <w:rFonts w:ascii="Arial" w:hAnsi="Arial"/>
-        </w:rPr>
-        <w:t xml:space="preserve">  297번. 행정소송</w:t>
+        <w:t xml:space="preserve">  380-1. 예방적금지소송</w:t>
+      </w:r>
+    </w:p>
+    <w:p>
+      <w:r>
+        <w:rPr>
+          <w:rFonts w:ascii="Arial" w:hAnsi="Arial"/>
+        </w:rPr>
+        <w:t xml:space="preserve">  381-1. 처분</w:t>
+      </w:r>
+    </w:p>
+    <w:p>
+      <w:r>
+        <w:rPr>
+          <w:rFonts w:ascii="Arial" w:hAnsi="Arial"/>
+        </w:rPr>
+        <w:t xml:space="preserve">  382-1. 회복하기 어려운 손해</w:t>
+      </w:r>
+    </w:p>
+    <w:p>
+      <w:r>
+        <w:rPr>
+          <w:rFonts w:ascii="Arial" w:hAnsi="Arial"/>
+        </w:rPr>
+        <w:t xml:space="preserve">  383-1. 예방적금지소송</w:t>
       </w:r>
     </w:p>
     <w:p>
@@ -3006,7 +3006,7 @@
         <w:rPr>
           <w:rFonts w:ascii="Arial" w:hAnsi="Arial"/>
         </w:rPr>
-        <w:t xml:space="preserve">  298번. 무효확인소송</w:t>
+        <w:t xml:space="preserve">  385-1. 제소기간</w:t>
       </w:r>
     </w:p>
     <w:p>
@@ -3024,31 +3024,31 @@
         <w:rPr>
           <w:rFonts w:ascii="Arial" w:hAnsi="Arial"/>
         </w:rPr>
-        <w:t xml:space="preserve">  299번. 무효확인소송</w:t>
-      </w:r>
-    </w:p>
-    <w:p>
-      <w:r>
-        <w:rPr>
-          <w:rFonts w:ascii="Arial" w:hAnsi="Arial"/>
-        </w:rPr>
-        <w:t xml:space="preserve">  300번. 무효확인소송</w:t>
-      </w:r>
-    </w:p>
-    <w:p>
-      <w:r>
-        <w:rPr>
-          <w:rFonts w:ascii="Arial" w:hAnsi="Arial"/>
-        </w:rPr>
-        <w:t xml:space="preserve">  301번. 무효확인소송</w:t>
-      </w:r>
-    </w:p>
-    <w:p>
-      <w:r>
-        <w:rPr>
-          <w:rFonts w:ascii="Arial" w:hAnsi="Arial"/>
-        </w:rPr>
-        <w:t xml:space="preserve">  302번. 무효확인소송</w:t>
+        <w:t xml:space="preserve">  386-1. 무효확인소송</w:t>
+      </w:r>
+    </w:p>
+    <w:p>
+      <w:r>
+        <w:rPr>
+          <w:rFonts w:ascii="Arial" w:hAnsi="Arial"/>
+        </w:rPr>
+        <w:t xml:space="preserve">  387-1. 무효확인소송</w:t>
+      </w:r>
+    </w:p>
+    <w:p>
+      <w:r>
+        <w:rPr>
+          <w:rFonts w:ascii="Arial" w:hAnsi="Arial"/>
+        </w:rPr>
+        <w:t xml:space="preserve">  388-1. 무효확인소송</w:t>
+      </w:r>
+    </w:p>
+    <w:p>
+      <w:r>
+        <w:rPr>
+          <w:rFonts w:ascii="Arial" w:hAnsi="Arial"/>
+        </w:rPr>
+        <w:t xml:space="preserve">  389-1. 취소판결</w:t>
       </w:r>
     </w:p>
     <w:p>
@@ -3066,15 +3066,15 @@
         <w:rPr>
           <w:rFonts w:ascii="Arial" w:hAnsi="Arial"/>
         </w:rPr>
-        <w:t xml:space="preserve">  303번. 취소</w:t>
-      </w:r>
-    </w:p>
-    <w:p>
-      <w:r>
-        <w:rPr>
-          <w:rFonts w:ascii="Arial" w:hAnsi="Arial"/>
-        </w:rPr>
-        <w:t xml:space="preserve">  304번. 취소</w:t>
+        <w:t xml:space="preserve">  391-1. 취소소송</w:t>
+      </w:r>
+    </w:p>
+    <w:p>
+      <w:r>
+        <w:rPr>
+          <w:rFonts w:ascii="Arial" w:hAnsi="Arial"/>
+        </w:rPr>
+        <w:t xml:space="preserve">  392-1. 취소판결</w:t>
       </w:r>
     </w:p>
     <w:p>
@@ -3092,31 +3092,31 @@
         <w:rPr>
           <w:rFonts w:ascii="Arial" w:hAnsi="Arial"/>
         </w:rPr>
-        <w:t xml:space="preserve">  305번. 취소</w:t>
-      </w:r>
-    </w:p>
-    <w:p>
-      <w:r>
-        <w:rPr>
-          <w:rFonts w:ascii="Arial" w:hAnsi="Arial"/>
-        </w:rPr>
-        <w:t xml:space="preserve">  306번. 무효확인소송</w:t>
-      </w:r>
-    </w:p>
-    <w:p>
-      <w:r>
-        <w:rPr>
-          <w:rFonts w:ascii="Arial" w:hAnsi="Arial"/>
-        </w:rPr>
-        <w:t xml:space="preserve">  307번. 변경</w:t>
-      </w:r>
-    </w:p>
-    <w:p>
-      <w:r>
-        <w:rPr>
-          <w:rFonts w:ascii="Arial" w:hAnsi="Arial"/>
-        </w:rPr>
-        <w:t xml:space="preserve">  308번. 변경</w:t>
+        <w:t xml:space="preserve">  393-1. 취소</w:t>
+      </w:r>
+    </w:p>
+    <w:p>
+      <w:r>
+        <w:rPr>
+          <w:rFonts w:ascii="Arial" w:hAnsi="Arial"/>
+        </w:rPr>
+        <w:t xml:space="preserve">  394-1. 제소기간</w:t>
+      </w:r>
+    </w:p>
+    <w:p>
+      <w:r>
+        <w:rPr>
+          <w:rFonts w:ascii="Arial" w:hAnsi="Arial"/>
+        </w:rPr>
+        <w:t xml:space="preserve">  395-1. 취소소송</w:t>
+      </w:r>
+    </w:p>
+    <w:p>
+      <w:r>
+        <w:rPr>
+          <w:rFonts w:ascii="Arial" w:hAnsi="Arial"/>
+        </w:rPr>
+        <w:t xml:space="preserve">  396-1. 취소판결</w:t>
       </w:r>
     </w:p>
     <w:p>
@@ -3134,63 +3134,63 @@
         <w:rPr>
           <w:rFonts w:ascii="Arial" w:hAnsi="Arial"/>
         </w:rPr>
-        <w:t xml:space="preserve">  309번. 위법</w:t>
-      </w:r>
-    </w:p>
-    <w:p>
-      <w:r>
-        <w:rPr>
-          <w:rFonts w:ascii="Arial" w:hAnsi="Arial"/>
-        </w:rPr>
-        <w:t xml:space="preserve">  310번. 위법</w:t>
-      </w:r>
-    </w:p>
-    <w:p>
-      <w:r>
-        <w:rPr>
-          <w:rFonts w:ascii="Arial" w:hAnsi="Arial"/>
-        </w:rPr>
-        <w:t xml:space="preserve">  311번. 처분</w:t>
-      </w:r>
-    </w:p>
-    <w:p>
-      <w:r>
-        <w:rPr>
-          <w:rFonts w:ascii="Arial" w:hAnsi="Arial"/>
-        </w:rPr>
-        <w:t xml:space="preserve">  312번. 처분</w:t>
-      </w:r>
-    </w:p>
-    <w:p>
-      <w:r>
-        <w:rPr>
-          <w:rFonts w:ascii="Arial" w:hAnsi="Arial"/>
-        </w:rPr>
-        <w:t xml:space="preserve">  313번. 처분</w:t>
-      </w:r>
-    </w:p>
-    <w:p>
-      <w:r>
-        <w:rPr>
-          <w:rFonts w:ascii="Arial" w:hAnsi="Arial"/>
-        </w:rPr>
-        <w:t xml:space="preserve">  314번. 처분</w:t>
-      </w:r>
-    </w:p>
-    <w:p>
-      <w:r>
-        <w:rPr>
-          <w:rFonts w:ascii="Arial" w:hAnsi="Arial"/>
-        </w:rPr>
-        <w:t xml:space="preserve">  315번. 위법</w:t>
-      </w:r>
-    </w:p>
-    <w:p>
-      <w:r>
-        <w:rPr>
-          <w:rFonts w:ascii="Arial" w:hAnsi="Arial"/>
-        </w:rPr>
-        <w:t xml:space="preserve">  316번. 위법</w:t>
+        <w:t xml:space="preserve">  398-1. 부작위</w:t>
+      </w:r>
+    </w:p>
+    <w:p>
+      <w:r>
+        <w:rPr>
+          <w:rFonts w:ascii="Arial" w:hAnsi="Arial"/>
+        </w:rPr>
+        <w:t xml:space="preserve">  399-1. 부작위</w:t>
+      </w:r>
+    </w:p>
+    <w:p>
+      <w:r>
+        <w:rPr>
+          <w:rFonts w:ascii="Arial" w:hAnsi="Arial"/>
+        </w:rPr>
+        <w:t xml:space="preserve">  401-1. 처분</w:t>
+      </w:r>
+    </w:p>
+    <w:p>
+      <w:r>
+        <w:rPr>
+          <w:rFonts w:ascii="Arial" w:hAnsi="Arial"/>
+        </w:rPr>
+        <w:t xml:space="preserve">  402-1. 처분</w:t>
+      </w:r>
+    </w:p>
+    <w:p>
+      <w:r>
+        <w:rPr>
+          <w:rFonts w:ascii="Arial" w:hAnsi="Arial"/>
+        </w:rPr>
+        <w:t xml:space="preserve">  403-1. 부작위</w:t>
+      </w:r>
+    </w:p>
+    <w:p>
+      <w:r>
+        <w:rPr>
+          <w:rFonts w:ascii="Arial" w:hAnsi="Arial"/>
+        </w:rPr>
+        <w:t xml:space="preserve">  404-1. 처분</w:t>
+      </w:r>
+    </w:p>
+    <w:p>
+      <w:r>
+        <w:rPr>
+          <w:rFonts w:ascii="Arial" w:hAnsi="Arial"/>
+        </w:rPr>
+        <w:t xml:space="preserve">  405-1. 부작위</w:t>
+      </w:r>
+    </w:p>
+    <w:p>
+      <w:r>
+        <w:rPr>
+          <w:rFonts w:ascii="Arial" w:hAnsi="Arial"/>
+        </w:rPr>
+        <w:t xml:space="preserve">  408-1. 부작위</w:t>
       </w:r>
     </w:p>
     <w:p>
@@ -3208,23 +3208,23 @@
         <w:rPr>
           <w:rFonts w:ascii="Arial" w:hAnsi="Arial"/>
         </w:rPr>
-        <w:t xml:space="preserve">  317번. 집행정지</w:t>
-      </w:r>
-    </w:p>
-    <w:p>
-      <w:r>
-        <w:rPr>
-          <w:rFonts w:ascii="Arial" w:hAnsi="Arial"/>
-        </w:rPr>
-        <w:t xml:space="preserve">  318번. 위법</w:t>
-      </w:r>
-    </w:p>
-    <w:p>
-      <w:r>
-        <w:rPr>
-          <w:rFonts w:ascii="Arial" w:hAnsi="Arial"/>
-        </w:rPr>
-        <w:t xml:space="preserve">  319번. 인용판결</w:t>
+        <w:t xml:space="preserve">  410-1. 부작위</w:t>
+      </w:r>
+    </w:p>
+    <w:p>
+      <w:r>
+        <w:rPr>
+          <w:rFonts w:ascii="Arial" w:hAnsi="Arial"/>
+        </w:rPr>
+        <w:t xml:space="preserve">  411-1. 부작위</w:t>
+      </w:r>
+    </w:p>
+    <w:p>
+      <w:r>
+        <w:rPr>
+          <w:rFonts w:ascii="Arial" w:hAnsi="Arial"/>
+        </w:rPr>
+        <w:t xml:space="preserve">  412-1. 직접처분</w:t>
       </w:r>
     </w:p>
     <w:p>
@@ -3242,15 +3242,15 @@
         <w:rPr>
           <w:rFonts w:ascii="Arial" w:hAnsi="Arial"/>
         </w:rPr>
-        <w:t xml:space="preserve">  320번. 위법</w:t>
-      </w:r>
-    </w:p>
-    <w:p>
-      <w:r>
-        <w:rPr>
-          <w:rFonts w:ascii="Arial" w:hAnsi="Arial"/>
-        </w:rPr>
-        <w:t xml:space="preserve">  321번. 집행정지</w:t>
+        <w:t xml:space="preserve">  413-1. 부작위</w:t>
+      </w:r>
+    </w:p>
+    <w:p>
+      <w:r>
+        <w:rPr>
+          <w:rFonts w:ascii="Arial" w:hAnsi="Arial"/>
+        </w:rPr>
+        <w:t xml:space="preserve">  414-1. 부작위</w:t>
       </w:r>
     </w:p>
     <w:p>
@@ -3268,31 +3268,31 @@
         <w:rPr>
           <w:rFonts w:ascii="Arial" w:hAnsi="Arial"/>
         </w:rPr>
-        <w:t xml:space="preserve">  322번. 당사자소송</w:t>
-      </w:r>
-    </w:p>
-    <w:p>
-      <w:r>
-        <w:rPr>
-          <w:rFonts w:ascii="Arial" w:hAnsi="Arial"/>
-        </w:rPr>
-        <w:t xml:space="preserve">  323번. 당사자소송</w:t>
-      </w:r>
-    </w:p>
-    <w:p>
-      <w:r>
-        <w:rPr>
-          <w:rFonts w:ascii="Arial" w:hAnsi="Arial"/>
-        </w:rPr>
-        <w:t xml:space="preserve">  324번. 원고적격</w:t>
-      </w:r>
-    </w:p>
-    <w:p>
-      <w:r>
-        <w:rPr>
-          <w:rFonts w:ascii="Arial" w:hAnsi="Arial"/>
-        </w:rPr>
-        <w:t xml:space="preserve">  325번. 제소기간</w:t>
+        <w:t xml:space="preserve">  416-1. 당사자소송</w:t>
+      </w:r>
+    </w:p>
+    <w:p>
+      <w:r>
+        <w:rPr>
+          <w:rFonts w:ascii="Arial" w:hAnsi="Arial"/>
+        </w:rPr>
+        <w:t xml:space="preserve">  417-1. 당사자소송</w:t>
+      </w:r>
+    </w:p>
+    <w:p>
+      <w:r>
+        <w:rPr>
+          <w:rFonts w:ascii="Arial" w:hAnsi="Arial"/>
+        </w:rPr>
+        <w:t xml:space="preserve">  418-1. 원고적격</w:t>
+      </w:r>
+    </w:p>
+    <w:p>
+      <w:r>
+        <w:rPr>
+          <w:rFonts w:ascii="Arial" w:hAnsi="Arial"/>
+        </w:rPr>
+        <w:t xml:space="preserve">  420-1. 제소기간</w:t>
       </w:r>
     </w:p>
     <w:p>
@@ -3310,15 +3310,15 @@
         <w:rPr>
           <w:rFonts w:ascii="Arial" w:hAnsi="Arial"/>
         </w:rPr>
-        <w:t xml:space="preserve">  326번. 당사자소송</w:t>
-      </w:r>
-    </w:p>
-    <w:p>
-      <w:r>
-        <w:rPr>
-          <w:rFonts w:ascii="Arial" w:hAnsi="Arial"/>
-        </w:rPr>
-        <w:t xml:space="preserve">  327번. 무효확인소송</w:t>
+        <w:t xml:space="preserve">  421-1. 당사자소송</w:t>
+      </w:r>
+    </w:p>
+    <w:p>
+      <w:r>
+        <w:rPr>
+          <w:rFonts w:ascii="Arial" w:hAnsi="Arial"/>
+        </w:rPr>
+        <w:t xml:space="preserve">  422-1. 취소소송</w:t>
       </w:r>
     </w:p>
     <w:p>
@@ -3336,79 +3336,79 @@
         <w:rPr>
           <w:rFonts w:ascii="Arial" w:hAnsi="Arial"/>
         </w:rPr>
-        <w:t xml:space="preserve">  328번. 당사자소송</w:t>
-      </w:r>
-    </w:p>
-    <w:p>
-      <w:r>
-        <w:rPr>
-          <w:rFonts w:ascii="Arial" w:hAnsi="Arial"/>
-        </w:rPr>
-        <w:t xml:space="preserve">  329번. 당사자소송</w:t>
-      </w:r>
-    </w:p>
-    <w:p>
-      <w:r>
-        <w:rPr>
-          <w:rFonts w:ascii="Arial" w:hAnsi="Arial"/>
-        </w:rPr>
-        <w:t xml:space="preserve">  330번. 변경</w:t>
-      </w:r>
-    </w:p>
-    <w:p>
-      <w:r>
-        <w:rPr>
-          <w:rFonts w:ascii="Arial" w:hAnsi="Arial"/>
-        </w:rPr>
-        <w:t xml:space="preserve">  331번. 당사자소송</w:t>
-      </w:r>
-    </w:p>
-    <w:p>
-      <w:r>
-        <w:rPr>
-          <w:rFonts w:ascii="Arial" w:hAnsi="Arial"/>
-        </w:rPr>
-        <w:t xml:space="preserve">  332번. 당사자소송</w:t>
-      </w:r>
-    </w:p>
-    <w:p>
-      <w:r>
-        <w:rPr>
-          <w:rFonts w:ascii="Arial" w:hAnsi="Arial"/>
-        </w:rPr>
-        <w:t xml:space="preserve">  333번. 당사자소송</w:t>
-      </w:r>
-    </w:p>
-    <w:p>
-      <w:r>
-        <w:rPr>
-          <w:rFonts w:ascii="Arial" w:hAnsi="Arial"/>
-        </w:rPr>
-        <w:t xml:space="preserve">  334번. 당사자소송</w:t>
-      </w:r>
-    </w:p>
-    <w:p>
-      <w:r>
-        <w:rPr>
-          <w:rFonts w:ascii="Arial" w:hAnsi="Arial"/>
-        </w:rPr>
-        <w:t xml:space="preserve">  335번. 취소</w:t>
-      </w:r>
-    </w:p>
-    <w:p>
-      <w:r>
-        <w:rPr>
-          <w:rFonts w:ascii="Arial" w:hAnsi="Arial"/>
-        </w:rPr>
-        <w:t xml:space="preserve">  336번. 당사자소송</w:t>
-      </w:r>
-    </w:p>
-    <w:p>
-      <w:r>
-        <w:rPr>
-          <w:rFonts w:ascii="Arial" w:hAnsi="Arial"/>
-        </w:rPr>
-        <w:t xml:space="preserve">  337번. 당사자소송</w:t>
+        <w:t xml:space="preserve">  423-1. 당사자소송</w:t>
+      </w:r>
+    </w:p>
+    <w:p>
+      <w:r>
+        <w:rPr>
+          <w:rFonts w:ascii="Arial" w:hAnsi="Arial"/>
+        </w:rPr>
+        <w:t xml:space="preserve">  424-1. 당사자소송</w:t>
+      </w:r>
+    </w:p>
+    <w:p>
+      <w:r>
+        <w:rPr>
+          <w:rFonts w:ascii="Arial" w:hAnsi="Arial"/>
+        </w:rPr>
+        <w:t xml:space="preserve">  425-1. 부당</w:t>
+      </w:r>
+    </w:p>
+    <w:p>
+      <w:r>
+        <w:rPr>
+          <w:rFonts w:ascii="Arial" w:hAnsi="Arial"/>
+        </w:rPr>
+        <w:t xml:space="preserve">  426-1. 당사자소송</w:t>
+      </w:r>
+    </w:p>
+    <w:p>
+      <w:r>
+        <w:rPr>
+          <w:rFonts w:ascii="Arial" w:hAnsi="Arial"/>
+        </w:rPr>
+        <w:t xml:space="preserve">  427-1. 당사자소송</w:t>
+      </w:r>
+    </w:p>
+    <w:p>
+      <w:r>
+        <w:rPr>
+          <w:rFonts w:ascii="Arial" w:hAnsi="Arial"/>
+        </w:rPr>
+        <w:t xml:space="preserve">  428-1. 당사자소송</w:t>
+      </w:r>
+    </w:p>
+    <w:p>
+      <w:r>
+        <w:rPr>
+          <w:rFonts w:ascii="Arial" w:hAnsi="Arial"/>
+        </w:rPr>
+        <w:t xml:space="preserve">  429-1. 당사자소송</w:t>
+      </w:r>
+    </w:p>
+    <w:p>
+      <w:r>
+        <w:rPr>
+          <w:rFonts w:ascii="Arial" w:hAnsi="Arial"/>
+        </w:rPr>
+        <w:t xml:space="preserve">  430-1. 취소소송</w:t>
+      </w:r>
+    </w:p>
+    <w:p>
+      <w:r>
+        <w:rPr>
+          <w:rFonts w:ascii="Arial" w:hAnsi="Arial"/>
+        </w:rPr>
+        <w:t xml:space="preserve">  432-1. 당사자소송</w:t>
+      </w:r>
+    </w:p>
+    <w:p>
+      <w:r>
+        <w:rPr>
+          <w:rFonts w:ascii="Arial" w:hAnsi="Arial"/>
+        </w:rPr>
+        <w:t xml:space="preserve">  433-1. 당사자소송</w:t>
       </w:r>
     </w:p>
     <w:p>
@@ -3426,23 +3426,23 @@
         <w:rPr>
           <w:rFonts w:ascii="Arial" w:hAnsi="Arial"/>
         </w:rPr>
-        <w:t xml:space="preserve">  338번. 처분</w:t>
-      </w:r>
-    </w:p>
-    <w:p>
-      <w:r>
-        <w:rPr>
-          <w:rFonts w:ascii="Arial" w:hAnsi="Arial"/>
-        </w:rPr>
-        <w:t xml:space="preserve">  339번. 취소</w:t>
-      </w:r>
-    </w:p>
-    <w:p>
-      <w:r>
-        <w:rPr>
-          <w:rFonts w:ascii="Arial" w:hAnsi="Arial"/>
-        </w:rPr>
-        <w:t xml:space="preserve">  340번. 당사자소송</w:t>
+        <w:t xml:space="preserve">  436-1. 처분</w:t>
+      </w:r>
+    </w:p>
+    <w:p>
+      <w:r>
+        <w:rPr>
+          <w:rFonts w:ascii="Arial" w:hAnsi="Arial"/>
+        </w:rPr>
+        <w:t xml:space="preserve">  437-1. 취소소송</w:t>
+      </w:r>
+    </w:p>
+    <w:p>
+      <w:r>
+        <w:rPr>
+          <w:rFonts w:ascii="Arial" w:hAnsi="Arial"/>
+        </w:rPr>
+        <w:t xml:space="preserve">  438-1. 준용</w:t>
       </w:r>
     </w:p>
     <w:p>
@@ -3460,1167 +3460,1167 @@
         <w:rPr>
           <w:rFonts w:ascii="Arial" w:hAnsi="Arial"/>
         </w:rPr>
-        <w:t xml:space="preserve">  341번. 당사자소송</w:t>
-      </w:r>
-    </w:p>
-    <w:p>
-      <w:r>
-        <w:rPr>
-          <w:rFonts w:ascii="Arial" w:hAnsi="Arial"/>
-        </w:rPr>
-        <w:t xml:space="preserve">  342번. 당사자소송</w:t>
-      </w:r>
-    </w:p>
-    <w:p>
-      <w:r>
-        <w:rPr>
-          <w:rFonts w:ascii="Arial" w:hAnsi="Arial"/>
-        </w:rPr>
-        <w:t xml:space="preserve">  343번. 당사자소송</w:t>
-      </w:r>
-    </w:p>
-    <w:p>
-      <w:r>
-        <w:rPr>
-          <w:rFonts w:ascii="Arial" w:hAnsi="Arial"/>
-        </w:rPr>
-        <w:t xml:space="preserve">  344번. 처분</w:t>
-      </w:r>
-    </w:p>
-    <w:p>
-      <w:r>
-        <w:rPr>
-          <w:rFonts w:ascii="Arial" w:hAnsi="Arial"/>
-        </w:rPr>
-        <w:t xml:space="preserve">  345번. 처분</w:t>
-      </w:r>
-    </w:p>
-    <w:p>
-      <w:r>
-        <w:rPr>
-          <w:rFonts w:ascii="Arial" w:hAnsi="Arial"/>
-        </w:rPr>
-        <w:t xml:space="preserve">  346번. 처분</w:t>
-      </w:r>
-    </w:p>
-    <w:p>
-      <w:r>
-        <w:rPr>
-          <w:rFonts w:ascii="Arial" w:hAnsi="Arial"/>
-        </w:rPr>
-        <w:t xml:space="preserve">  347번. 처분</w:t>
-      </w:r>
-    </w:p>
-    <w:p>
-      <w:r>
-        <w:rPr>
-          <w:rFonts w:ascii="Arial" w:hAnsi="Arial"/>
-        </w:rPr>
-        <w:t xml:space="preserve">  348번. 처분</w:t>
-      </w:r>
-    </w:p>
-    <w:p>
-      <w:r>
-        <w:rPr>
-          <w:rFonts w:ascii="Arial" w:hAnsi="Arial"/>
-        </w:rPr>
-        <w:t xml:space="preserve">  349번. 행정심판</w:t>
-      </w:r>
-    </w:p>
-    <w:p>
-      <w:r>
-        <w:rPr>
-          <w:rFonts w:ascii="Arial" w:hAnsi="Arial"/>
-        </w:rPr>
-        <w:t xml:space="preserve">  350번. 행정소송</w:t>
-      </w:r>
-    </w:p>
-    <w:p>
-      <w:r>
-        <w:rPr>
-          <w:rFonts w:ascii="Arial" w:hAnsi="Arial"/>
-        </w:rPr>
-        <w:t xml:space="preserve">  351번. 취소</w:t>
-      </w:r>
-    </w:p>
-    <w:p>
-      <w:r>
-        <w:rPr>
-          <w:rFonts w:ascii="Arial" w:hAnsi="Arial"/>
-        </w:rPr>
-        <w:t xml:space="preserve">  352번. 취소</w:t>
-      </w:r>
-    </w:p>
-    <w:p>
-      <w:r>
-        <w:rPr>
-          <w:rFonts w:ascii="Arial" w:hAnsi="Arial"/>
-        </w:rPr>
-        <w:t xml:space="preserve">  353번. 변경</w:t>
-      </w:r>
-    </w:p>
-    <w:p>
-      <w:r>
-        <w:rPr>
-          <w:rFonts w:ascii="Arial" w:hAnsi="Arial"/>
-        </w:rPr>
-        <w:t xml:space="preserve">  354번. 변경</w:t>
-      </w:r>
-    </w:p>
-    <w:p>
-      <w:r>
-        <w:rPr>
-          <w:rFonts w:ascii="Arial" w:hAnsi="Arial"/>
-        </w:rPr>
-        <w:t xml:space="preserve">  355번. 변경</w:t>
-      </w:r>
-    </w:p>
-    <w:p>
-      <w:r>
-        <w:rPr>
-          <w:rFonts w:ascii="Arial" w:hAnsi="Arial"/>
-        </w:rPr>
-        <w:t xml:space="preserve">  356번. 변경</w:t>
-      </w:r>
-    </w:p>
-    <w:p>
-      <w:r>
-        <w:rPr>
-          <w:rFonts w:ascii="Arial" w:hAnsi="Arial"/>
-        </w:rPr>
-        <w:t xml:space="preserve">  357번. 위법</w:t>
-      </w:r>
-    </w:p>
-    <w:p>
-      <w:r>
-        <w:rPr>
-          <w:rFonts w:ascii="Arial" w:hAnsi="Arial"/>
-        </w:rPr>
-        <w:t xml:space="preserve">  358번. 재결</w:t>
-      </w:r>
-    </w:p>
-    <w:p>
-      <w:r>
-        <w:rPr>
-          <w:rFonts w:ascii="Arial" w:hAnsi="Arial"/>
-        </w:rPr>
-        <w:t xml:space="preserve">  359번. 처분</w:t>
-      </w:r>
-    </w:p>
-    <w:p>
-      <w:r>
-        <w:rPr>
-          <w:rFonts w:ascii="Arial" w:hAnsi="Arial"/>
-        </w:rPr>
-        <w:t xml:space="preserve">  360번. 부작위</w:t>
-      </w:r>
-    </w:p>
-    <w:p>
-      <w:r>
-        <w:rPr>
-          <w:rFonts w:ascii="Arial" w:hAnsi="Arial"/>
-        </w:rPr>
-        <w:t xml:space="preserve">  361번. 처분</w:t>
-      </w:r>
-    </w:p>
-    <w:p>
-      <w:r>
-        <w:rPr>
-          <w:rFonts w:ascii="Arial" w:hAnsi="Arial"/>
-        </w:rPr>
-        <w:t xml:space="preserve">  362번. 취소</w:t>
-      </w:r>
-    </w:p>
-    <w:p>
-      <w:r>
-        <w:rPr>
-          <w:rFonts w:ascii="Arial" w:hAnsi="Arial"/>
-        </w:rPr>
-        <w:t xml:space="preserve">  363번. 집행정지</w:t>
-      </w:r>
-    </w:p>
-    <w:p>
-      <w:r>
-        <w:rPr>
-          <w:rFonts w:ascii="Arial" w:hAnsi="Arial"/>
-        </w:rPr>
-        <w:t xml:space="preserve">  364번. 재결</w:t>
-      </w:r>
-    </w:p>
-    <w:p>
-      <w:r>
-        <w:rPr>
-          <w:rFonts w:ascii="Arial" w:hAnsi="Arial"/>
-        </w:rPr>
-        <w:t xml:space="preserve">  365번. 처분</w:t>
-      </w:r>
-    </w:p>
-    <w:p>
-      <w:r>
-        <w:rPr>
-          <w:rFonts w:ascii="Arial" w:hAnsi="Arial"/>
-        </w:rPr>
-        <w:t xml:space="preserve">  366번. 취소</w:t>
-      </w:r>
-    </w:p>
-    <w:p>
-      <w:r>
-        <w:rPr>
-          <w:rFonts w:ascii="Arial" w:hAnsi="Arial"/>
-        </w:rPr>
-        <w:t xml:space="preserve">  367번. 재결</w:t>
-      </w:r>
-    </w:p>
-    <w:p>
-      <w:r>
-        <w:rPr>
-          <w:rFonts w:ascii="Arial" w:hAnsi="Arial"/>
-        </w:rPr>
-        <w:t xml:space="preserve">  368번. 재결</w:t>
-      </w:r>
-    </w:p>
-    <w:p>
-      <w:r>
-        <w:rPr>
-          <w:rFonts w:ascii="Arial" w:hAnsi="Arial"/>
-        </w:rPr>
-        <w:t xml:space="preserve">  369번. 기속력</w:t>
-      </w:r>
-    </w:p>
-    <w:p>
-      <w:r>
-        <w:rPr>
-          <w:rFonts w:ascii="Arial" w:hAnsi="Arial"/>
-        </w:rPr>
-        <w:t xml:space="preserve">  370번. 처분</w:t>
-      </w:r>
-    </w:p>
-    <w:p>
-      <w:r>
-        <w:rPr>
-          <w:rFonts w:ascii="Arial" w:hAnsi="Arial"/>
-        </w:rPr>
-        <w:t xml:space="preserve">  371번. 기속력</w:t>
-      </w:r>
-    </w:p>
-    <w:p>
-      <w:r>
-        <w:rPr>
-          <w:rFonts w:ascii="Arial" w:hAnsi="Arial"/>
-        </w:rPr>
-        <w:t xml:space="preserve">  372번. 처분</w:t>
-      </w:r>
-    </w:p>
-    <w:p>
-      <w:r>
-        <w:rPr>
-          <w:rFonts w:ascii="Arial" w:hAnsi="Arial"/>
-        </w:rPr>
-        <w:t xml:space="preserve">  373번. 기속력</w:t>
-      </w:r>
-    </w:p>
-    <w:p>
-      <w:r>
-        <w:rPr>
-          <w:rFonts w:ascii="Arial" w:hAnsi="Arial"/>
-        </w:rPr>
-        <w:t xml:space="preserve">  374번. 처분</w:t>
-      </w:r>
-    </w:p>
-    <w:p>
-      <w:r>
-        <w:rPr>
-          <w:rFonts w:ascii="Arial" w:hAnsi="Arial"/>
-        </w:rPr>
-        <w:t xml:space="preserve">  375번. 처분</w:t>
-      </w:r>
-    </w:p>
-    <w:p>
-      <w:r>
-        <w:rPr>
-          <w:rFonts w:ascii="Arial" w:hAnsi="Arial"/>
-        </w:rPr>
-        <w:t xml:space="preserve">  376번. 취소</w:t>
-      </w:r>
-    </w:p>
-    <w:p>
-      <w:r>
-        <w:rPr>
-          <w:rFonts w:ascii="Arial" w:hAnsi="Arial"/>
-        </w:rPr>
-        <w:t xml:space="preserve">  377번. 처분</w:t>
-      </w:r>
-    </w:p>
-    <w:p>
-      <w:r>
-        <w:rPr>
-          <w:rFonts w:ascii="Arial" w:hAnsi="Arial"/>
-        </w:rPr>
-        <w:t xml:space="preserve">  378번. 간접강제</w:t>
-      </w:r>
-    </w:p>
-    <w:p>
-      <w:r>
-        <w:rPr>
-          <w:rFonts w:ascii="Arial" w:hAnsi="Arial"/>
-        </w:rPr>
-        <w:t xml:space="preserve">  379번. 처분</w:t>
-      </w:r>
-    </w:p>
-    <w:p>
-      <w:r>
-        <w:rPr>
-          <w:rFonts w:ascii="Arial" w:hAnsi="Arial"/>
-        </w:rPr>
-        <w:t xml:space="preserve">  380번. 처분</w:t>
-      </w:r>
-    </w:p>
-    <w:p>
-      <w:r>
-        <w:rPr>
-          <w:rFonts w:ascii="Arial" w:hAnsi="Arial"/>
-        </w:rPr>
-        <w:t xml:space="preserve">  381번. 간접강제</w:t>
-      </w:r>
-    </w:p>
-    <w:p>
-      <w:r>
-        <w:rPr>
-          <w:rFonts w:ascii="Arial" w:hAnsi="Arial"/>
-        </w:rPr>
-        <w:t xml:space="preserve">  382번. 처분</w:t>
-      </w:r>
-    </w:p>
-    <w:p>
-      <w:r>
-        <w:rPr>
-          <w:rFonts w:ascii="Arial" w:hAnsi="Arial"/>
-        </w:rPr>
-        <w:t xml:space="preserve">  383번. 처분</w:t>
-      </w:r>
-    </w:p>
-    <w:p>
-      <w:r>
-        <w:rPr>
-          <w:rFonts w:ascii="Arial" w:hAnsi="Arial"/>
-        </w:rPr>
-        <w:t xml:space="preserve">  384번. 간접강제</w:t>
-      </w:r>
-    </w:p>
-    <w:p>
-      <w:r>
-        <w:rPr>
-          <w:rFonts w:ascii="Arial" w:hAnsi="Arial"/>
-        </w:rPr>
-        <w:t xml:space="preserve">  385번. 처분</w:t>
-      </w:r>
-    </w:p>
-    <w:p>
-      <w:r>
-        <w:rPr>
-          <w:rFonts w:ascii="Arial" w:hAnsi="Arial"/>
-        </w:rPr>
-        <w:t xml:space="preserve">  386번. 행정심판</w:t>
-      </w:r>
-    </w:p>
-    <w:p>
-      <w:r>
-        <w:rPr>
-          <w:rFonts w:ascii="Arial" w:hAnsi="Arial"/>
-        </w:rPr>
-        <w:t xml:space="preserve">  387번. 행정소송</w:t>
-      </w:r>
-    </w:p>
-    <w:p>
-      <w:r>
-        <w:rPr>
-          <w:rFonts w:ascii="Arial" w:hAnsi="Arial"/>
-        </w:rPr>
-        <w:t xml:space="preserve">  388번. 부작위</w:t>
-      </w:r>
-    </w:p>
-    <w:p>
-      <w:r>
-        <w:rPr>
-          <w:rFonts w:ascii="Arial" w:hAnsi="Arial"/>
-        </w:rPr>
-        <w:t xml:space="preserve">  389번. 재결</w:t>
-      </w:r>
-    </w:p>
-    <w:p>
-      <w:r>
-        <w:rPr>
-          <w:rFonts w:ascii="Arial" w:hAnsi="Arial"/>
-        </w:rPr>
-        <w:t xml:space="preserve">  390번. 위법</w:t>
-      </w:r>
-    </w:p>
-    <w:p>
-      <w:r>
-        <w:rPr>
-          <w:rFonts w:ascii="Arial" w:hAnsi="Arial"/>
-        </w:rPr>
-        <w:t xml:space="preserve">  391번. 처분</w:t>
-      </w:r>
-    </w:p>
-    <w:p>
-      <w:r>
-        <w:rPr>
-          <w:rFonts w:ascii="Arial" w:hAnsi="Arial"/>
-        </w:rPr>
-        <w:t xml:space="preserve">  392번. 취소</w:t>
-      </w:r>
-    </w:p>
-    <w:p>
-      <w:r>
-        <w:rPr>
-          <w:rFonts w:ascii="Arial" w:hAnsi="Arial"/>
-        </w:rPr>
-        <w:t xml:space="preserve">  393번. 취소</w:t>
-      </w:r>
-    </w:p>
-    <w:p>
-      <w:r>
-        <w:rPr>
-          <w:rFonts w:ascii="Arial" w:hAnsi="Arial"/>
-        </w:rPr>
-        <w:t xml:space="preserve">  394번. 원고적격</w:t>
-      </w:r>
-    </w:p>
-    <w:p>
-      <w:r>
-        <w:rPr>
-          <w:rFonts w:ascii="Arial" w:hAnsi="Arial"/>
-        </w:rPr>
-        <w:t xml:space="preserve">  395번. 취소</w:t>
-      </w:r>
-    </w:p>
-    <w:p>
-      <w:r>
-        <w:rPr>
-          <w:rFonts w:ascii="Arial" w:hAnsi="Arial"/>
-        </w:rPr>
-        <w:t xml:space="preserve">  396번. 원고적격</w:t>
-      </w:r>
-    </w:p>
-    <w:p>
-      <w:r>
-        <w:rPr>
-          <w:rFonts w:ascii="Arial" w:hAnsi="Arial"/>
-        </w:rPr>
-        <w:t xml:space="preserve">  397번. 원고적격</w:t>
-      </w:r>
-    </w:p>
-    <w:p>
-      <w:r>
-        <w:rPr>
-          <w:rFonts w:ascii="Arial" w:hAnsi="Arial"/>
-        </w:rPr>
-        <w:t xml:space="preserve">  398번. 원고적격</w:t>
-      </w:r>
-    </w:p>
-    <w:p>
-      <w:r>
-        <w:rPr>
-          <w:rFonts w:ascii="Arial" w:hAnsi="Arial"/>
-        </w:rPr>
-        <w:t xml:space="preserve">  399번. 기관소송</w:t>
-      </w:r>
-    </w:p>
-    <w:p>
-      <w:r>
-        <w:rPr>
-          <w:rFonts w:ascii="Arial" w:hAnsi="Arial"/>
-        </w:rPr>
-        <w:t xml:space="preserve">  400번. 소의이익</w:t>
-      </w:r>
-    </w:p>
-    <w:p>
-      <w:r>
-        <w:rPr>
-          <w:rFonts w:ascii="Arial" w:hAnsi="Arial"/>
-        </w:rPr>
-        <w:t xml:space="preserve">  401번. 소의이익</w:t>
-      </w:r>
-    </w:p>
-    <w:p>
-      <w:r>
-        <w:rPr>
-          <w:rFonts w:ascii="Arial" w:hAnsi="Arial"/>
-        </w:rPr>
-        <w:t xml:space="preserve">  402번. 처분</w:t>
-      </w:r>
-    </w:p>
-    <w:p>
-      <w:r>
-        <w:rPr>
-          <w:rFonts w:ascii="Arial" w:hAnsi="Arial"/>
-        </w:rPr>
-        <w:t xml:space="preserve">  403번. 취소</w:t>
-      </w:r>
-    </w:p>
-    <w:p>
-      <w:r>
-        <w:rPr>
-          <w:rFonts w:ascii="Arial" w:hAnsi="Arial"/>
-        </w:rPr>
-        <w:t xml:space="preserve">  404번. 취소</w:t>
-      </w:r>
-    </w:p>
-    <w:p>
-      <w:r>
-        <w:rPr>
-          <w:rFonts w:ascii="Arial" w:hAnsi="Arial"/>
-        </w:rPr>
-        <w:t xml:space="preserve">  405번. 재결</w:t>
-      </w:r>
-    </w:p>
-    <w:p>
-      <w:r>
-        <w:rPr>
-          <w:rFonts w:ascii="Arial" w:hAnsi="Arial"/>
-        </w:rPr>
-        <w:t xml:space="preserve">  406번. 취소</w:t>
-      </w:r>
-    </w:p>
-    <w:p>
-      <w:r>
-        <w:rPr>
-          <w:rFonts w:ascii="Arial" w:hAnsi="Arial"/>
-        </w:rPr>
-        <w:t xml:space="preserve">  407번. 취소</w:t>
-      </w:r>
-    </w:p>
-    <w:p>
-      <w:r>
-        <w:rPr>
-          <w:rFonts w:ascii="Arial" w:hAnsi="Arial"/>
-        </w:rPr>
-        <w:t xml:space="preserve">  408번. 위법</w:t>
-      </w:r>
-    </w:p>
-    <w:p>
-      <w:r>
-        <w:rPr>
-          <w:rFonts w:ascii="Arial" w:hAnsi="Arial"/>
-        </w:rPr>
-        <w:t xml:space="preserve">  409번. 취소</w:t>
-      </w:r>
-    </w:p>
-    <w:p>
-      <w:r>
-        <w:rPr>
-          <w:rFonts w:ascii="Arial" w:hAnsi="Arial"/>
-        </w:rPr>
-        <w:t xml:space="preserve">  410번. 처분</w:t>
-      </w:r>
-    </w:p>
-    <w:p>
-      <w:r>
-        <w:rPr>
-          <w:rFonts w:ascii="Arial" w:hAnsi="Arial"/>
-        </w:rPr>
-        <w:t xml:space="preserve">  411번. 처분</w:t>
-      </w:r>
-    </w:p>
-    <w:p>
-      <w:r>
-        <w:rPr>
-          <w:rFonts w:ascii="Arial" w:hAnsi="Arial"/>
-        </w:rPr>
-        <w:t xml:space="preserve">  412번. 처분</w:t>
-      </w:r>
-    </w:p>
-    <w:p>
-      <w:r>
-        <w:rPr>
-          <w:rFonts w:ascii="Arial" w:hAnsi="Arial"/>
-        </w:rPr>
-        <w:t xml:space="preserve">  413번. 취소</w:t>
-      </w:r>
-    </w:p>
-    <w:p>
-      <w:r>
-        <w:rPr>
-          <w:rFonts w:ascii="Arial" w:hAnsi="Arial"/>
-        </w:rPr>
-        <w:t xml:space="preserve">  414번. 취소</w:t>
-      </w:r>
-    </w:p>
-    <w:p>
-      <w:r>
-        <w:rPr>
-          <w:rFonts w:ascii="Arial" w:hAnsi="Arial"/>
-        </w:rPr>
-        <w:t xml:space="preserve">  415번. 변경</w:t>
-      </w:r>
-    </w:p>
-    <w:p>
-      <w:r>
-        <w:rPr>
-          <w:rFonts w:ascii="Arial" w:hAnsi="Arial"/>
-        </w:rPr>
-        <w:t xml:space="preserve">  416번. 취소</w:t>
-      </w:r>
-    </w:p>
-    <w:p>
-      <w:r>
-        <w:rPr>
-          <w:rFonts w:ascii="Arial" w:hAnsi="Arial"/>
-        </w:rPr>
-        <w:t xml:space="preserve">  417번. 변경</w:t>
-      </w:r>
-    </w:p>
-    <w:p>
-      <w:r>
-        <w:rPr>
-          <w:rFonts w:ascii="Arial" w:hAnsi="Arial"/>
-        </w:rPr>
-        <w:t xml:space="preserve">  418번. 변경</w:t>
-      </w:r>
-    </w:p>
-    <w:p>
-      <w:r>
-        <w:rPr>
-          <w:rFonts w:ascii="Arial" w:hAnsi="Arial"/>
-        </w:rPr>
-        <w:t xml:space="preserve">  419번. 변경</w:t>
-      </w:r>
-    </w:p>
-    <w:p>
-      <w:r>
-        <w:rPr>
-          <w:rFonts w:ascii="Arial" w:hAnsi="Arial"/>
-        </w:rPr>
-        <w:t xml:space="preserve">  420번. 위법</w:t>
-      </w:r>
-    </w:p>
-    <w:p>
-      <w:r>
-        <w:rPr>
-          <w:rFonts w:ascii="Arial" w:hAnsi="Arial"/>
-        </w:rPr>
-        <w:t xml:space="preserve">  421번. 변경</w:t>
-      </w:r>
-    </w:p>
-    <w:p>
-      <w:r>
-        <w:rPr>
-          <w:rFonts w:ascii="Arial" w:hAnsi="Arial"/>
-        </w:rPr>
-        <w:t xml:space="preserve">  422번. 처분</w:t>
-      </w:r>
-    </w:p>
-    <w:p>
-      <w:r>
-        <w:rPr>
-          <w:rFonts w:ascii="Arial" w:hAnsi="Arial"/>
-        </w:rPr>
-        <w:t xml:space="preserve">  423번. 취소</w:t>
-      </w:r>
-    </w:p>
-    <w:p>
-      <w:r>
-        <w:rPr>
-          <w:rFonts w:ascii="Arial" w:hAnsi="Arial"/>
-        </w:rPr>
-        <w:t xml:space="preserve">  424번. 취소</w:t>
-      </w:r>
-    </w:p>
-    <w:p>
-      <w:r>
-        <w:rPr>
-          <w:rFonts w:ascii="Arial" w:hAnsi="Arial"/>
-        </w:rPr>
-        <w:t xml:space="preserve">  425번. 취소</w:t>
-      </w:r>
-    </w:p>
-    <w:p>
-      <w:r>
-        <w:rPr>
-          <w:rFonts w:ascii="Arial" w:hAnsi="Arial"/>
-        </w:rPr>
-        <w:t xml:space="preserve">  426번. 취소</w:t>
-      </w:r>
-    </w:p>
-    <w:p>
-      <w:r>
-        <w:rPr>
-          <w:rFonts w:ascii="Arial" w:hAnsi="Arial"/>
-        </w:rPr>
-        <w:t xml:space="preserve">  427번. 취소</w:t>
-      </w:r>
-    </w:p>
-    <w:p>
-      <w:r>
-        <w:rPr>
-          <w:rFonts w:ascii="Arial" w:hAnsi="Arial"/>
-        </w:rPr>
-        <w:t xml:space="preserve">  428번. 취소</w:t>
-      </w:r>
-    </w:p>
-    <w:p>
-      <w:r>
-        <w:rPr>
-          <w:rFonts w:ascii="Arial" w:hAnsi="Arial"/>
-        </w:rPr>
-        <w:t xml:space="preserve">  429번. 위법</w:t>
-      </w:r>
-    </w:p>
-    <w:p>
-      <w:r>
-        <w:rPr>
-          <w:rFonts w:ascii="Arial" w:hAnsi="Arial"/>
-        </w:rPr>
-        <w:t xml:space="preserve">  430번. 처분</w:t>
-      </w:r>
-    </w:p>
-    <w:p>
-      <w:r>
-        <w:rPr>
-          <w:rFonts w:ascii="Arial" w:hAnsi="Arial"/>
-        </w:rPr>
-        <w:t xml:space="preserve">  431번. 취소</w:t>
-      </w:r>
-    </w:p>
-    <w:p>
-      <w:r>
-        <w:rPr>
-          <w:rFonts w:ascii="Arial" w:hAnsi="Arial"/>
-        </w:rPr>
-        <w:t xml:space="preserve">  432번. 인용판결</w:t>
-      </w:r>
-    </w:p>
-    <w:p>
-      <w:r>
-        <w:rPr>
-          <w:rFonts w:ascii="Arial" w:hAnsi="Arial"/>
-        </w:rPr>
-        <w:t xml:space="preserve">  433번. 위법</w:t>
-      </w:r>
-    </w:p>
-    <w:p>
-      <w:r>
-        <w:rPr>
-          <w:rFonts w:ascii="Arial" w:hAnsi="Arial"/>
-        </w:rPr>
-        <w:t xml:space="preserve">  434번. 취소</w:t>
-      </w:r>
-    </w:p>
-    <w:p>
-      <w:r>
-        <w:rPr>
-          <w:rFonts w:ascii="Arial" w:hAnsi="Arial"/>
-        </w:rPr>
-        <w:t xml:space="preserve">  435번. 기각판결</w:t>
-      </w:r>
-    </w:p>
-    <w:p>
-      <w:r>
-        <w:rPr>
-          <w:rFonts w:ascii="Arial" w:hAnsi="Arial"/>
-        </w:rPr>
-        <w:t xml:space="preserve">  436번. 위법</w:t>
-      </w:r>
-    </w:p>
-    <w:p>
-      <w:r>
-        <w:rPr>
-          <w:rFonts w:ascii="Arial" w:hAnsi="Arial"/>
-        </w:rPr>
-        <w:t xml:space="preserve">  437번. 무효확인소송</w:t>
-      </w:r>
-    </w:p>
-    <w:p>
-      <w:r>
-        <w:rPr>
-          <w:rFonts w:ascii="Arial" w:hAnsi="Arial"/>
-        </w:rPr>
-        <w:t xml:space="preserve">  438번. 인용판결</w:t>
-      </w:r>
-    </w:p>
-    <w:p>
-      <w:r>
-        <w:rPr>
-          <w:rFonts w:ascii="Arial" w:hAnsi="Arial"/>
-        </w:rPr>
-        <w:t xml:space="preserve">  439번. 위법</w:t>
-      </w:r>
-    </w:p>
-    <w:p>
-      <w:r>
-        <w:rPr>
-          <w:rFonts w:ascii="Arial" w:hAnsi="Arial"/>
-        </w:rPr>
-        <w:t xml:space="preserve">  440번. 기각판결</w:t>
-      </w:r>
-    </w:p>
-    <w:p>
-      <w:r>
-        <w:rPr>
-          <w:rFonts w:ascii="Arial" w:hAnsi="Arial"/>
-        </w:rPr>
-        <w:t xml:space="preserve">  441번. 기판력</w:t>
-      </w:r>
-    </w:p>
-    <w:p>
-      <w:r>
-        <w:rPr>
-          <w:rFonts w:ascii="Arial" w:hAnsi="Arial"/>
-        </w:rPr>
-        <w:t xml:space="preserve">  442번. 취소</w:t>
-      </w:r>
-    </w:p>
-    <w:p>
-      <w:r>
-        <w:rPr>
-          <w:rFonts w:ascii="Arial" w:hAnsi="Arial"/>
-        </w:rPr>
-        <w:t xml:space="preserve">  443번. 취소</w:t>
-      </w:r>
-    </w:p>
-    <w:p>
-      <w:r>
-        <w:rPr>
-          <w:rFonts w:ascii="Arial" w:hAnsi="Arial"/>
-        </w:rPr>
-        <w:t xml:space="preserve">  444번. 무효확인소송</w:t>
-      </w:r>
-    </w:p>
-    <w:p>
-      <w:r>
-        <w:rPr>
-          <w:rFonts w:ascii="Arial" w:hAnsi="Arial"/>
-        </w:rPr>
-        <w:t xml:space="preserve">  445번. 취소</w:t>
-      </w:r>
-    </w:p>
-    <w:p>
-      <w:r>
-        <w:rPr>
-          <w:rFonts w:ascii="Arial" w:hAnsi="Arial"/>
-        </w:rPr>
-        <w:t xml:space="preserve">  446번. 기각판결</w:t>
-      </w:r>
-    </w:p>
-    <w:p>
-      <w:r>
-        <w:rPr>
-          <w:rFonts w:ascii="Arial" w:hAnsi="Arial"/>
-        </w:rPr>
-        <w:t xml:space="preserve">  447번. 무효확인소송</w:t>
-      </w:r>
-    </w:p>
-    <w:p>
-      <w:r>
-        <w:rPr>
-          <w:rFonts w:ascii="Arial" w:hAnsi="Arial"/>
-        </w:rPr>
-        <w:t xml:space="preserve">  448번. 취소</w:t>
-      </w:r>
-    </w:p>
-    <w:p>
-      <w:r>
-        <w:rPr>
-          <w:rFonts w:ascii="Arial" w:hAnsi="Arial"/>
-        </w:rPr>
-        <w:t xml:space="preserve">  449번. 취소</w:t>
-      </w:r>
-    </w:p>
-    <w:p>
-      <w:r>
-        <w:rPr>
-          <w:rFonts w:ascii="Arial" w:hAnsi="Arial"/>
-        </w:rPr>
-        <w:t xml:space="preserve">  450번. 부당</w:t>
-      </w:r>
-    </w:p>
-    <w:p>
-      <w:r>
-        <w:rPr>
-          <w:rFonts w:ascii="Arial" w:hAnsi="Arial"/>
-        </w:rPr>
-        <w:t xml:space="preserve">  451번. 취소</w:t>
-      </w:r>
-    </w:p>
-    <w:p>
-      <w:r>
-        <w:rPr>
-          <w:rFonts w:ascii="Arial" w:hAnsi="Arial"/>
-        </w:rPr>
-        <w:t xml:space="preserve">  452번. 기각판결</w:t>
-      </w:r>
-    </w:p>
-    <w:p>
-      <w:r>
-        <w:rPr>
-          <w:rFonts w:ascii="Arial" w:hAnsi="Arial"/>
-        </w:rPr>
-        <w:t xml:space="preserve">  453번. 부당</w:t>
-      </w:r>
-    </w:p>
-    <w:p>
-      <w:r>
-        <w:rPr>
-          <w:rFonts w:ascii="Arial" w:hAnsi="Arial"/>
-        </w:rPr>
-        <w:t xml:space="preserve">  454번. 취소</w:t>
-      </w:r>
-    </w:p>
-    <w:p>
-      <w:r>
-        <w:rPr>
-          <w:rFonts w:ascii="Arial" w:hAnsi="Arial"/>
-        </w:rPr>
-        <w:t xml:space="preserve">  455번. 부당</w:t>
-      </w:r>
-    </w:p>
-    <w:p>
-      <w:r>
-        <w:rPr>
-          <w:rFonts w:ascii="Arial" w:hAnsi="Arial"/>
-        </w:rPr>
-        <w:t xml:space="preserve">  456번. 취소</w:t>
-      </w:r>
-    </w:p>
-    <w:p>
-      <w:r>
-        <w:rPr>
-          <w:rFonts w:ascii="Arial" w:hAnsi="Arial"/>
-        </w:rPr>
-        <w:t xml:space="preserve">  457번. 부당</w:t>
-      </w:r>
-    </w:p>
-    <w:p>
-      <w:r>
-        <w:rPr>
-          <w:rFonts w:ascii="Arial" w:hAnsi="Arial"/>
-        </w:rPr>
-        <w:t xml:space="preserve">  458번. 선결문제</w:t>
-      </w:r>
-    </w:p>
-    <w:p>
-      <w:r>
-        <w:rPr>
-          <w:rFonts w:ascii="Arial" w:hAnsi="Arial"/>
-        </w:rPr>
-        <w:t xml:space="preserve">  459번. 취소</w:t>
-      </w:r>
-    </w:p>
-    <w:p>
-      <w:r>
-        <w:rPr>
-          <w:rFonts w:ascii="Arial" w:hAnsi="Arial"/>
-        </w:rPr>
-        <w:t xml:space="preserve">  460번. 취소</w:t>
-      </w:r>
-    </w:p>
-    <w:p>
-      <w:r>
-        <w:rPr>
-          <w:rFonts w:ascii="Arial" w:hAnsi="Arial"/>
-        </w:rPr>
-        <w:t xml:space="preserve">  461번. 취소</w:t>
-      </w:r>
-    </w:p>
-    <w:p>
-      <w:r>
-        <w:rPr>
-          <w:rFonts w:ascii="Arial" w:hAnsi="Arial"/>
-        </w:rPr>
-        <w:t xml:space="preserve">  462번. 위법</w:t>
-      </w:r>
-    </w:p>
-    <w:p>
-      <w:r>
-        <w:rPr>
-          <w:rFonts w:ascii="Arial" w:hAnsi="Arial"/>
-        </w:rPr>
-        <w:t xml:space="preserve">  463번. 위법</w:t>
-      </w:r>
-    </w:p>
-    <w:p>
-      <w:r>
-        <w:rPr>
-          <w:rFonts w:ascii="Arial" w:hAnsi="Arial"/>
-        </w:rPr>
-        <w:t xml:space="preserve">  464번. 기판력</w:t>
-      </w:r>
-    </w:p>
-    <w:p>
-      <w:r>
-        <w:rPr>
-          <w:rFonts w:ascii="Arial" w:hAnsi="Arial"/>
-        </w:rPr>
-        <w:t xml:space="preserve">  465번. 선결문제</w:t>
-      </w:r>
-    </w:p>
-    <w:p>
-      <w:r>
-        <w:rPr>
-          <w:rFonts w:ascii="Arial" w:hAnsi="Arial"/>
-        </w:rPr>
-        <w:t xml:space="preserve">  466번. 취소</w:t>
-      </w:r>
-    </w:p>
-    <w:p>
-      <w:r>
-        <w:rPr>
-          <w:rFonts w:ascii="Arial" w:hAnsi="Arial"/>
-        </w:rPr>
-        <w:t xml:space="preserve">  467번. 무효확인소송</w:t>
-      </w:r>
-    </w:p>
-    <w:p>
-      <w:r>
-        <w:rPr>
-          <w:rFonts w:ascii="Arial" w:hAnsi="Arial"/>
-        </w:rPr>
-        <w:t xml:space="preserve">  468번. 인용판결</w:t>
-      </w:r>
-    </w:p>
-    <w:p>
-      <w:r>
-        <w:rPr>
-          <w:rFonts w:ascii="Arial" w:hAnsi="Arial"/>
-        </w:rPr>
-        <w:t xml:space="preserve">  469번. 취소</w:t>
-      </w:r>
-    </w:p>
-    <w:p>
-      <w:r>
-        <w:rPr>
-          <w:rFonts w:ascii="Arial" w:hAnsi="Arial"/>
-        </w:rPr>
-        <w:t xml:space="preserve">  470번. 무효확인소송</w:t>
-      </w:r>
-    </w:p>
-    <w:p>
-      <w:r>
-        <w:rPr>
-          <w:rFonts w:ascii="Arial" w:hAnsi="Arial"/>
-        </w:rPr>
-        <w:t xml:space="preserve">  471번. 기각판결</w:t>
-      </w:r>
-    </w:p>
-    <w:p>
-      <w:r>
-        <w:rPr>
-          <w:rFonts w:ascii="Arial" w:hAnsi="Arial"/>
-        </w:rPr>
-        <w:t xml:space="preserve">  472번. 위법</w:t>
-      </w:r>
-    </w:p>
-    <w:p>
-      <w:r>
-        <w:rPr>
-          <w:rFonts w:ascii="Arial" w:hAnsi="Arial"/>
-        </w:rPr>
-        <w:t xml:space="preserve">  473번. 선결문제</w:t>
-      </w:r>
-    </w:p>
-    <w:p>
-      <w:r>
-        <w:rPr>
-          <w:rFonts w:ascii="Arial" w:hAnsi="Arial"/>
-        </w:rPr>
-        <w:t xml:space="preserve">  474번. 인용판결</w:t>
-      </w:r>
-    </w:p>
-    <w:p>
-      <w:r>
-        <w:rPr>
-          <w:rFonts w:ascii="Arial" w:hAnsi="Arial"/>
-        </w:rPr>
-        <w:t xml:space="preserve">  475번. 당사자소송</w:t>
-      </w:r>
-    </w:p>
-    <w:p>
-      <w:r>
-        <w:rPr>
-          <w:rFonts w:ascii="Arial" w:hAnsi="Arial"/>
-        </w:rPr>
-        <w:t xml:space="preserve">  476번. 당사자소송</w:t>
-      </w:r>
-    </w:p>
-    <w:p>
-      <w:r>
-        <w:rPr>
-          <w:rFonts w:ascii="Arial" w:hAnsi="Arial"/>
-        </w:rPr>
-        <w:t xml:space="preserve">  477번. 당사자소송</w:t>
-      </w:r>
-    </w:p>
-    <w:p>
-      <w:r>
-        <w:rPr>
-          <w:rFonts w:ascii="Arial" w:hAnsi="Arial"/>
-        </w:rPr>
-        <w:t xml:space="preserve">  478번. 준용</w:t>
-      </w:r>
-    </w:p>
-    <w:p>
-      <w:r>
-        <w:rPr>
-          <w:rFonts w:ascii="Arial" w:hAnsi="Arial"/>
-        </w:rPr>
-        <w:t xml:space="preserve">  479번. 항고소송</w:t>
-      </w:r>
-    </w:p>
-    <w:p>
-      <w:r>
-        <w:rPr>
-          <w:rFonts w:ascii="Arial" w:hAnsi="Arial"/>
-        </w:rPr>
-        <w:t xml:space="preserve">  480번. 무효확인소송</w:t>
-      </w:r>
-    </w:p>
-    <w:p>
-      <w:r>
-        <w:rPr>
-          <w:rFonts w:ascii="Arial" w:hAnsi="Arial"/>
-        </w:rPr>
-        <w:t xml:space="preserve">  481번. 무효확인소송</w:t>
-      </w:r>
-    </w:p>
-    <w:p>
-      <w:r>
-        <w:rPr>
-          <w:rFonts w:ascii="Arial" w:hAnsi="Arial"/>
-        </w:rPr>
-        <w:t xml:space="preserve">  482번. 무효확인소송</w:t>
-      </w:r>
-    </w:p>
-    <w:p>
-      <w:r>
-        <w:rPr>
-          <w:rFonts w:ascii="Arial" w:hAnsi="Arial"/>
-        </w:rPr>
-        <w:t xml:space="preserve">  483번. 준용</w:t>
-      </w:r>
-    </w:p>
-    <w:p>
-      <w:r>
-        <w:rPr>
-          <w:rFonts w:ascii="Arial" w:hAnsi="Arial"/>
-        </w:rPr>
-        <w:t xml:space="preserve">  484번. 처분</w:t>
-      </w:r>
-    </w:p>
-    <w:p>
-      <w:r>
-        <w:rPr>
-          <w:rFonts w:ascii="Arial" w:hAnsi="Arial"/>
-        </w:rPr>
-        <w:t xml:space="preserve">  485번. 처분</w:t>
-      </w:r>
-    </w:p>
-    <w:p>
-      <w:r>
-        <w:rPr>
-          <w:rFonts w:ascii="Arial" w:hAnsi="Arial"/>
-        </w:rPr>
-        <w:t xml:space="preserve">  486번. 취소</w:t>
+        <w:t xml:space="preserve">  439-1. 당사자소송</w:t>
+      </w:r>
+    </w:p>
+    <w:p>
+      <w:r>
+        <w:rPr>
+          <w:rFonts w:ascii="Arial" w:hAnsi="Arial"/>
+        </w:rPr>
+        <w:t xml:space="preserve">  440-1. 당사자소송</w:t>
+      </w:r>
+    </w:p>
+    <w:p>
+      <w:r>
+        <w:rPr>
+          <w:rFonts w:ascii="Arial" w:hAnsi="Arial"/>
+        </w:rPr>
+        <w:t xml:space="preserve">  441-1. 당사자소송</w:t>
+      </w:r>
+    </w:p>
+    <w:p>
+      <w:r>
+        <w:rPr>
+          <w:rFonts w:ascii="Arial" w:hAnsi="Arial"/>
+        </w:rPr>
+        <w:t xml:space="preserve">  442-1. 처분</w:t>
+      </w:r>
+    </w:p>
+    <w:p>
+      <w:r>
+        <w:rPr>
+          <w:rFonts w:ascii="Arial" w:hAnsi="Arial"/>
+        </w:rPr>
+        <w:t xml:space="preserve">  444-1. 처분</w:t>
+      </w:r>
+    </w:p>
+    <w:p>
+      <w:r>
+        <w:rPr>
+          <w:rFonts w:ascii="Arial" w:hAnsi="Arial"/>
+        </w:rPr>
+        <w:t xml:space="preserve">  444-1. 처분</w:t>
+      </w:r>
+    </w:p>
+    <w:p>
+      <w:r>
+        <w:rPr>
+          <w:rFonts w:ascii="Arial" w:hAnsi="Arial"/>
+        </w:rPr>
+        <w:t xml:space="preserve">  444-1. 이의신청</w:t>
+      </w:r>
+    </w:p>
+    <w:p>
+      <w:r>
+        <w:rPr>
+          <w:rFonts w:ascii="Arial" w:hAnsi="Arial"/>
+        </w:rPr>
+        <w:t xml:space="preserve">  444-1. 이의신청</w:t>
+      </w:r>
+    </w:p>
+    <w:p>
+      <w:r>
+        <w:rPr>
+          <w:rFonts w:ascii="Arial" w:hAnsi="Arial"/>
+        </w:rPr>
+        <w:t xml:space="preserve">  444-1. 행정심판</w:t>
+      </w:r>
+    </w:p>
+    <w:p>
+      <w:r>
+        <w:rPr>
+          <w:rFonts w:ascii="Arial" w:hAnsi="Arial"/>
+        </w:rPr>
+        <w:t xml:space="preserve">  444-1. 행정소송</w:t>
+      </w:r>
+    </w:p>
+    <w:p>
+      <w:r>
+        <w:rPr>
+          <w:rFonts w:ascii="Arial" w:hAnsi="Arial"/>
+        </w:rPr>
+        <w:t xml:space="preserve">  444-1. 일부취소</w:t>
+      </w:r>
+    </w:p>
+    <w:p>
+      <w:r>
+        <w:rPr>
+          <w:rFonts w:ascii="Arial" w:hAnsi="Arial"/>
+        </w:rPr>
+        <w:t xml:space="preserve">  444-1. 일부취소</w:t>
+      </w:r>
+    </w:p>
+    <w:p>
+      <w:r>
+        <w:rPr>
+          <w:rFonts w:ascii="Arial" w:hAnsi="Arial"/>
+        </w:rPr>
+        <w:t xml:space="preserve">  444-1. 일부취소</w:t>
+      </w:r>
+    </w:p>
+    <w:p>
+      <w:r>
+        <w:rPr>
+          <w:rFonts w:ascii="Arial" w:hAnsi="Arial"/>
+        </w:rPr>
+        <w:t xml:space="preserve">  444-1. 변경</w:t>
+      </w:r>
+    </w:p>
+    <w:p>
+      <w:r>
+        <w:rPr>
+          <w:rFonts w:ascii="Arial" w:hAnsi="Arial"/>
+        </w:rPr>
+        <w:t xml:space="preserve">  444-1. 변경</w:t>
+      </w:r>
+    </w:p>
+    <w:p>
+      <w:r>
+        <w:rPr>
+          <w:rFonts w:ascii="Arial" w:hAnsi="Arial"/>
+        </w:rPr>
+        <w:t xml:space="preserve">  444-1. 변경</w:t>
+      </w:r>
+    </w:p>
+    <w:p>
+      <w:r>
+        <w:rPr>
+          <w:rFonts w:ascii="Arial" w:hAnsi="Arial"/>
+        </w:rPr>
+        <w:t xml:space="preserve">  444-1. 위법</w:t>
+      </w:r>
+    </w:p>
+    <w:p>
+      <w:r>
+        <w:rPr>
+          <w:rFonts w:ascii="Arial" w:hAnsi="Arial"/>
+        </w:rPr>
+        <w:t xml:space="preserve">  444-1. 부작위</w:t>
+      </w:r>
+    </w:p>
+    <w:p>
+      <w:r>
+        <w:rPr>
+          <w:rFonts w:ascii="Arial" w:hAnsi="Arial"/>
+        </w:rPr>
+        <w:t xml:space="preserve">  444-1. 처분</w:t>
+      </w:r>
+    </w:p>
+    <w:p>
+      <w:r>
+        <w:rPr>
+          <w:rFonts w:ascii="Arial" w:hAnsi="Arial"/>
+        </w:rPr>
+        <w:t xml:space="preserve">  444-1. 부작위</w:t>
+      </w:r>
+    </w:p>
+    <w:p>
+      <w:r>
+        <w:rPr>
+          <w:rFonts w:ascii="Arial" w:hAnsi="Arial"/>
+        </w:rPr>
+        <w:t xml:space="preserve">  444-1. 처분</w:t>
+      </w:r>
+    </w:p>
+    <w:p>
+      <w:r>
+        <w:rPr>
+          <w:rFonts w:ascii="Arial" w:hAnsi="Arial"/>
+        </w:rPr>
+        <w:t xml:space="preserve">  444-1. 취소</w:t>
+      </w:r>
+    </w:p>
+    <w:p>
+      <w:r>
+        <w:rPr>
+          <w:rFonts w:ascii="Arial" w:hAnsi="Arial"/>
+        </w:rPr>
+        <w:t xml:space="preserve">  444-1. 집행정지</w:t>
+      </w:r>
+    </w:p>
+    <w:p>
+      <w:r>
+        <w:rPr>
+          <w:rFonts w:ascii="Arial" w:hAnsi="Arial"/>
+        </w:rPr>
+        <w:t xml:space="preserve">  444-1. 재결</w:t>
+      </w:r>
+    </w:p>
+    <w:p>
+      <w:r>
+        <w:rPr>
+          <w:rFonts w:ascii="Arial" w:hAnsi="Arial"/>
+        </w:rPr>
+        <w:t xml:space="preserve">  444-1. 재결</w:t>
+      </w:r>
+    </w:p>
+    <w:p>
+      <w:r>
+        <w:rPr>
+          <w:rFonts w:ascii="Arial" w:hAnsi="Arial"/>
+        </w:rPr>
+        <w:t xml:space="preserve">  444-1. 취소</w:t>
+      </w:r>
+    </w:p>
+    <w:p>
+      <w:r>
+        <w:rPr>
+          <w:rFonts w:ascii="Arial" w:hAnsi="Arial"/>
+        </w:rPr>
+        <w:t xml:space="preserve">  444-1. 재결</w:t>
+      </w:r>
+    </w:p>
+    <w:p>
+      <w:r>
+        <w:rPr>
+          <w:rFonts w:ascii="Arial" w:hAnsi="Arial"/>
+        </w:rPr>
+        <w:t xml:space="preserve">  444-1. 재결</w:t>
+      </w:r>
+    </w:p>
+    <w:p>
+      <w:r>
+        <w:rPr>
+          <w:rFonts w:ascii="Arial" w:hAnsi="Arial"/>
+        </w:rPr>
+        <w:t xml:space="preserve">  444-1. 기속력</w:t>
+      </w:r>
+    </w:p>
+    <w:p>
+      <w:r>
+        <w:rPr>
+          <w:rFonts w:ascii="Arial" w:hAnsi="Arial"/>
+        </w:rPr>
+        <w:t xml:space="preserve">  444-1. 재처분의무</w:t>
+      </w:r>
+    </w:p>
+    <w:p>
+      <w:r>
+        <w:rPr>
+          <w:rFonts w:ascii="Arial" w:hAnsi="Arial"/>
+        </w:rPr>
+        <w:t xml:space="preserve">  444-1. 기속력</w:t>
+      </w:r>
+    </w:p>
+    <w:p>
+      <w:r>
+        <w:rPr>
+          <w:rFonts w:ascii="Arial" w:hAnsi="Arial"/>
+        </w:rPr>
+        <w:t xml:space="preserve">  444-1. 재처분의무</w:t>
+      </w:r>
+    </w:p>
+    <w:p>
+      <w:r>
+        <w:rPr>
+          <w:rFonts w:ascii="Arial" w:hAnsi="Arial"/>
+        </w:rPr>
+        <w:t xml:space="preserve">  444-1. 기속력</w:t>
+      </w:r>
+    </w:p>
+    <w:p>
+      <w:r>
+        <w:rPr>
+          <w:rFonts w:ascii="Arial" w:hAnsi="Arial"/>
+        </w:rPr>
+        <w:t xml:space="preserve">  444-1. 재처분의무</w:t>
+      </w:r>
+    </w:p>
+    <w:p>
+      <w:r>
+        <w:rPr>
+          <w:rFonts w:ascii="Arial" w:hAnsi="Arial"/>
+        </w:rPr>
+        <w:t xml:space="preserve">  444-1. 재처분의무</w:t>
+      </w:r>
+    </w:p>
+    <w:p>
+      <w:r>
+        <w:rPr>
+          <w:rFonts w:ascii="Arial" w:hAnsi="Arial"/>
+        </w:rPr>
+        <w:t xml:space="preserve">  444-1. 취소소송</w:t>
+      </w:r>
+    </w:p>
+    <w:p>
+      <w:r>
+        <w:rPr>
+          <w:rFonts w:ascii="Arial" w:hAnsi="Arial"/>
+        </w:rPr>
+        <w:t xml:space="preserve">  444-1. 직접처분</w:t>
+      </w:r>
+    </w:p>
+    <w:p>
+      <w:r>
+        <w:rPr>
+          <w:rFonts w:ascii="Arial" w:hAnsi="Arial"/>
+        </w:rPr>
+        <w:t xml:space="preserve">  444-1. 간접강제</w:t>
+      </w:r>
+    </w:p>
+    <w:p>
+      <w:r>
+        <w:rPr>
+          <w:rFonts w:ascii="Arial" w:hAnsi="Arial"/>
+        </w:rPr>
+        <w:t xml:space="preserve">  444-1. 부작위</w:t>
+      </w:r>
+    </w:p>
+    <w:p>
+      <w:r>
+        <w:rPr>
+          <w:rFonts w:ascii="Arial" w:hAnsi="Arial"/>
+        </w:rPr>
+        <w:t xml:space="preserve">  444-1. 직접처분</w:t>
+      </w:r>
+    </w:p>
+    <w:p>
+      <w:r>
+        <w:rPr>
+          <w:rFonts w:ascii="Arial" w:hAnsi="Arial"/>
+        </w:rPr>
+        <w:t xml:space="preserve">  444-1. 간접강제</w:t>
+      </w:r>
+    </w:p>
+    <w:p>
+      <w:r>
+        <w:rPr>
+          <w:rFonts w:ascii="Arial" w:hAnsi="Arial"/>
+        </w:rPr>
+        <w:t xml:space="preserve">  444-1. 부작위</w:t>
+      </w:r>
+    </w:p>
+    <w:p>
+      <w:r>
+        <w:rPr>
+          <w:rFonts w:ascii="Arial" w:hAnsi="Arial"/>
+        </w:rPr>
+        <w:t xml:space="preserve">  444-1. 직접처분</w:t>
+      </w:r>
+    </w:p>
+    <w:p>
+      <w:r>
+        <w:rPr>
+          <w:rFonts w:ascii="Arial" w:hAnsi="Arial"/>
+        </w:rPr>
+        <w:t xml:space="preserve">  444-1. 간접강제</w:t>
+      </w:r>
+    </w:p>
+    <w:p>
+      <w:r>
+        <w:rPr>
+          <w:rFonts w:ascii="Arial" w:hAnsi="Arial"/>
+        </w:rPr>
+        <w:t xml:space="preserve">  444-1. 부작위</w:t>
+      </w:r>
+    </w:p>
+    <w:p>
+      <w:r>
+        <w:rPr>
+          <w:rFonts w:ascii="Arial" w:hAnsi="Arial"/>
+        </w:rPr>
+        <w:t xml:space="preserve">  444-1. 행정심판</w:t>
+      </w:r>
+    </w:p>
+    <w:p>
+      <w:r>
+        <w:rPr>
+          <w:rFonts w:ascii="Arial" w:hAnsi="Arial"/>
+        </w:rPr>
+        <w:t xml:space="preserve">  444-1. 행정소송</w:t>
+      </w:r>
+    </w:p>
+    <w:p>
+      <w:r>
+        <w:rPr>
+          <w:rFonts w:ascii="Arial" w:hAnsi="Arial"/>
+        </w:rPr>
+        <w:t xml:space="preserve">  444-1. 부작위</w:t>
+      </w:r>
+    </w:p>
+    <w:p>
+      <w:r>
+        <w:rPr>
+          <w:rFonts w:ascii="Arial" w:hAnsi="Arial"/>
+        </w:rPr>
+        <w:t xml:space="preserve">  444-1. 재결</w:t>
+      </w:r>
+    </w:p>
+    <w:p>
+      <w:r>
+        <w:rPr>
+          <w:rFonts w:ascii="Arial" w:hAnsi="Arial"/>
+        </w:rPr>
+        <w:t xml:space="preserve">  444-1. 부작위</w:t>
+      </w:r>
+    </w:p>
+    <w:p>
+      <w:r>
+        <w:rPr>
+          <w:rFonts w:ascii="Arial" w:hAnsi="Arial"/>
+        </w:rPr>
+        <w:t xml:space="preserve">  444-1. 처분</w:t>
+      </w:r>
+    </w:p>
+    <w:p>
+      <w:r>
+        <w:rPr>
+          <w:rFonts w:ascii="Arial" w:hAnsi="Arial"/>
+        </w:rPr>
+        <w:t xml:space="preserve">  444-1. 취소</w:t>
+      </w:r>
+    </w:p>
+    <w:p>
+      <w:r>
+        <w:rPr>
+          <w:rFonts w:ascii="Arial" w:hAnsi="Arial"/>
+        </w:rPr>
+        <w:t xml:space="preserve">  444-1. 취소소송</w:t>
+      </w:r>
+    </w:p>
+    <w:p>
+      <w:r>
+        <w:rPr>
+          <w:rFonts w:ascii="Arial" w:hAnsi="Arial"/>
+        </w:rPr>
+        <w:t xml:space="preserve">  444-1. 원고적격</w:t>
+      </w:r>
+    </w:p>
+    <w:p>
+      <w:r>
+        <w:rPr>
+          <w:rFonts w:ascii="Arial" w:hAnsi="Arial"/>
+        </w:rPr>
+        <w:t xml:space="preserve">  444-1. 취소</w:t>
+      </w:r>
+    </w:p>
+    <w:p>
+      <w:r>
+        <w:rPr>
+          <w:rFonts w:ascii="Arial" w:hAnsi="Arial"/>
+        </w:rPr>
+        <w:t xml:space="preserve">  444-1. 원고적격</w:t>
+      </w:r>
+    </w:p>
+    <w:p>
+      <w:r>
+        <w:rPr>
+          <w:rFonts w:ascii="Arial" w:hAnsi="Arial"/>
+        </w:rPr>
+        <w:t xml:space="preserve">  444-1. 원고적격</w:t>
+      </w:r>
+    </w:p>
+    <w:p>
+      <w:r>
+        <w:rPr>
+          <w:rFonts w:ascii="Arial" w:hAnsi="Arial"/>
+        </w:rPr>
+        <w:t xml:space="preserve">  444-1. 원고적격</w:t>
+      </w:r>
+    </w:p>
+    <w:p>
+      <w:r>
+        <w:rPr>
+          <w:rFonts w:ascii="Arial" w:hAnsi="Arial"/>
+        </w:rPr>
+        <w:t xml:space="preserve">  444-1. 취소소송</w:t>
+      </w:r>
+    </w:p>
+    <w:p>
+      <w:r>
+        <w:rPr>
+          <w:rFonts w:ascii="Arial" w:hAnsi="Arial"/>
+        </w:rPr>
+        <w:t xml:space="preserve">  444-1. 소의이익</w:t>
+      </w:r>
+    </w:p>
+    <w:p>
+      <w:r>
+        <w:rPr>
+          <w:rFonts w:ascii="Arial" w:hAnsi="Arial"/>
+        </w:rPr>
+        <w:t xml:space="preserve">  444-1. 소의이익</w:t>
+      </w:r>
+    </w:p>
+    <w:p>
+      <w:r>
+        <w:rPr>
+          <w:rFonts w:ascii="Arial" w:hAnsi="Arial"/>
+        </w:rPr>
+        <w:t xml:space="preserve">  444-1. 소의이익</w:t>
+      </w:r>
+    </w:p>
+    <w:p>
+      <w:r>
+        <w:rPr>
+          <w:rFonts w:ascii="Arial" w:hAnsi="Arial"/>
+        </w:rPr>
+        <w:t xml:space="preserve">  444-1. 취소판결</w:t>
+      </w:r>
+    </w:p>
+    <w:p>
+      <w:r>
+        <w:rPr>
+          <w:rFonts w:ascii="Arial" w:hAnsi="Arial"/>
+        </w:rPr>
+        <w:t xml:space="preserve">  444-1. 취소소송</w:t>
+      </w:r>
+    </w:p>
+    <w:p>
+      <w:r>
+        <w:rPr>
+          <w:rFonts w:ascii="Arial" w:hAnsi="Arial"/>
+        </w:rPr>
+        <w:t xml:space="preserve">  444-1. 재결</w:t>
+      </w:r>
+    </w:p>
+    <w:p>
+      <w:r>
+        <w:rPr>
+          <w:rFonts w:ascii="Arial" w:hAnsi="Arial"/>
+        </w:rPr>
+        <w:t xml:space="preserve">  444-1. 취소</w:t>
+      </w:r>
+    </w:p>
+    <w:p>
+      <w:r>
+        <w:rPr>
+          <w:rFonts w:ascii="Arial" w:hAnsi="Arial"/>
+        </w:rPr>
+        <w:t xml:space="preserve">  444-1. 취소</w:t>
+      </w:r>
+    </w:p>
+    <w:p>
+      <w:r>
+        <w:rPr>
+          <w:rFonts w:ascii="Arial" w:hAnsi="Arial"/>
+        </w:rPr>
+        <w:t xml:space="preserve">  444-1. 위법</w:t>
+      </w:r>
+    </w:p>
+    <w:p>
+      <w:r>
+        <w:rPr>
+          <w:rFonts w:ascii="Arial" w:hAnsi="Arial"/>
+        </w:rPr>
+        <w:t xml:space="preserve">  444-1. 취소</w:t>
+      </w:r>
+    </w:p>
+    <w:p>
+      <w:r>
+        <w:rPr>
+          <w:rFonts w:ascii="Arial" w:hAnsi="Arial"/>
+        </w:rPr>
+        <w:t xml:space="preserve">  444-1. 처분</w:t>
+      </w:r>
+    </w:p>
+    <w:p>
+      <w:r>
+        <w:rPr>
+          <w:rFonts w:ascii="Arial" w:hAnsi="Arial"/>
+        </w:rPr>
+        <w:t xml:space="preserve">  444-1. 처분</w:t>
+      </w:r>
+    </w:p>
+    <w:p>
+      <w:r>
+        <w:rPr>
+          <w:rFonts w:ascii="Arial" w:hAnsi="Arial"/>
+        </w:rPr>
+        <w:t xml:space="preserve">  444-1. 소의이익</w:t>
+      </w:r>
+    </w:p>
+    <w:p>
+      <w:r>
+        <w:rPr>
+          <w:rFonts w:ascii="Arial" w:hAnsi="Arial"/>
+        </w:rPr>
+        <w:t xml:space="preserve">  444-1. 취소판결</w:t>
+      </w:r>
+    </w:p>
+    <w:p>
+      <w:r>
+        <w:rPr>
+          <w:rFonts w:ascii="Arial" w:hAnsi="Arial"/>
+        </w:rPr>
+        <w:t xml:space="preserve">  444-1. 취소</w:t>
+      </w:r>
+    </w:p>
+    <w:p>
+      <w:r>
+        <w:rPr>
+          <w:rFonts w:ascii="Arial" w:hAnsi="Arial"/>
+        </w:rPr>
+        <w:t xml:space="preserve">  444-1. 취소</w:t>
+      </w:r>
+    </w:p>
+    <w:p>
+      <w:r>
+        <w:rPr>
+          <w:rFonts w:ascii="Arial" w:hAnsi="Arial"/>
+        </w:rPr>
+        <w:t xml:space="preserve">  444-1. 취소소송</w:t>
+      </w:r>
+    </w:p>
+    <w:p>
+      <w:r>
+        <w:rPr>
+          <w:rFonts w:ascii="Arial" w:hAnsi="Arial"/>
+        </w:rPr>
+        <w:t xml:space="preserve">  444-1. 취소소송</w:t>
+      </w:r>
+    </w:p>
+    <w:p>
+      <w:r>
+        <w:rPr>
+          <w:rFonts w:ascii="Arial" w:hAnsi="Arial"/>
+        </w:rPr>
+        <w:t xml:space="preserve">  444-1. 변경</w:t>
+      </w:r>
+    </w:p>
+    <w:p>
+      <w:r>
+        <w:rPr>
+          <w:rFonts w:ascii="Arial" w:hAnsi="Arial"/>
+        </w:rPr>
+        <w:t xml:space="preserve">  444-1. 변경</w:t>
+      </w:r>
+    </w:p>
+    <w:p>
+      <w:r>
+        <w:rPr>
+          <w:rFonts w:ascii="Arial" w:hAnsi="Arial"/>
+        </w:rPr>
+        <w:t xml:space="preserve">  444-1. 위법</w:t>
+      </w:r>
+    </w:p>
+    <w:p>
+      <w:r>
+        <w:rPr>
+          <w:rFonts w:ascii="Arial" w:hAnsi="Arial"/>
+        </w:rPr>
+        <w:t xml:space="preserve">  444-1. 변경</w:t>
+      </w:r>
+    </w:p>
+    <w:p>
+      <w:r>
+        <w:rPr>
+          <w:rFonts w:ascii="Arial" w:hAnsi="Arial"/>
+        </w:rPr>
+        <w:t xml:space="preserve">  444-1. 처분</w:t>
+      </w:r>
+    </w:p>
+    <w:p>
+      <w:r>
+        <w:rPr>
+          <w:rFonts w:ascii="Arial" w:hAnsi="Arial"/>
+        </w:rPr>
+        <w:t xml:space="preserve">  444-1. 일부취소</w:t>
+      </w:r>
+    </w:p>
+    <w:p>
+      <w:r>
+        <w:rPr>
+          <w:rFonts w:ascii="Arial" w:hAnsi="Arial"/>
+        </w:rPr>
+        <w:t xml:space="preserve">  444-1. 일부취소</w:t>
+      </w:r>
+    </w:p>
+    <w:p>
+      <w:r>
+        <w:rPr>
+          <w:rFonts w:ascii="Arial" w:hAnsi="Arial"/>
+        </w:rPr>
+        <w:t xml:space="preserve">  444-1. 취소</w:t>
+      </w:r>
+    </w:p>
+    <w:p>
+      <w:r>
+        <w:rPr>
+          <w:rFonts w:ascii="Arial" w:hAnsi="Arial"/>
+        </w:rPr>
+        <w:t xml:space="preserve">  444-1. 일부취소</w:t>
+      </w:r>
+    </w:p>
+    <w:p>
+      <w:r>
+        <w:rPr>
+          <w:rFonts w:ascii="Arial" w:hAnsi="Arial"/>
+        </w:rPr>
+        <w:t xml:space="preserve">  444-1. 취소소송</w:t>
+      </w:r>
+    </w:p>
+    <w:p>
+      <w:r>
+        <w:rPr>
+          <w:rFonts w:ascii="Arial" w:hAnsi="Arial"/>
+        </w:rPr>
+        <w:t xml:space="preserve">  444-1. 취소</w:t>
+      </w:r>
+    </w:p>
+    <w:p>
+      <w:r>
+        <w:rPr>
+          <w:rFonts w:ascii="Arial" w:hAnsi="Arial"/>
+        </w:rPr>
+        <w:t xml:space="preserve">  444-1. 위법</w:t>
+      </w:r>
+    </w:p>
+    <w:p>
+      <w:r>
+        <w:rPr>
+          <w:rFonts w:ascii="Arial" w:hAnsi="Arial"/>
+        </w:rPr>
+        <w:t xml:space="preserve">  444-1. 처분</w:t>
+      </w:r>
+    </w:p>
+    <w:p>
+      <w:r>
+        <w:rPr>
+          <w:rFonts w:ascii="Arial" w:hAnsi="Arial"/>
+        </w:rPr>
+        <w:t xml:space="preserve">  444-1. 취소소송</w:t>
+      </w:r>
+    </w:p>
+    <w:p>
+      <w:r>
+        <w:rPr>
+          <w:rFonts w:ascii="Arial" w:hAnsi="Arial"/>
+        </w:rPr>
+        <w:t xml:space="preserve">  444-1. 인용판결</w:t>
+      </w:r>
+    </w:p>
+    <w:p>
+      <w:r>
+        <w:rPr>
+          <w:rFonts w:ascii="Arial" w:hAnsi="Arial"/>
+        </w:rPr>
+        <w:t xml:space="preserve">  444-1. 위법</w:t>
+      </w:r>
+    </w:p>
+    <w:p>
+      <w:r>
+        <w:rPr>
+          <w:rFonts w:ascii="Arial" w:hAnsi="Arial"/>
+        </w:rPr>
+        <w:t xml:space="preserve">  444-1. 취소</w:t>
+      </w:r>
+    </w:p>
+    <w:p>
+      <w:r>
+        <w:rPr>
+          <w:rFonts w:ascii="Arial" w:hAnsi="Arial"/>
+        </w:rPr>
+        <w:t xml:space="preserve">  444-1. 기각판결</w:t>
+      </w:r>
+    </w:p>
+    <w:p>
+      <w:r>
+        <w:rPr>
+          <w:rFonts w:ascii="Arial" w:hAnsi="Arial"/>
+        </w:rPr>
+        <w:t xml:space="preserve">  444-1. 위법</w:t>
+      </w:r>
+    </w:p>
+    <w:p>
+      <w:r>
+        <w:rPr>
+          <w:rFonts w:ascii="Arial" w:hAnsi="Arial"/>
+        </w:rPr>
+        <w:t xml:space="preserve">  444-1. 무효확인소송</w:t>
+      </w:r>
+    </w:p>
+    <w:p>
+      <w:r>
+        <w:rPr>
+          <w:rFonts w:ascii="Arial" w:hAnsi="Arial"/>
+        </w:rPr>
+        <w:t xml:space="preserve">  444-1. 인용판결</w:t>
+      </w:r>
+    </w:p>
+    <w:p>
+      <w:r>
+        <w:rPr>
+          <w:rFonts w:ascii="Arial" w:hAnsi="Arial"/>
+        </w:rPr>
+        <w:t xml:space="preserve">  444-1. 위법</w:t>
+      </w:r>
+    </w:p>
+    <w:p>
+      <w:r>
+        <w:rPr>
+          <w:rFonts w:ascii="Arial" w:hAnsi="Arial"/>
+        </w:rPr>
+        <w:t xml:space="preserve">  444-1. 기각판결</w:t>
+      </w:r>
+    </w:p>
+    <w:p>
+      <w:r>
+        <w:rPr>
+          <w:rFonts w:ascii="Arial" w:hAnsi="Arial"/>
+        </w:rPr>
+        <w:t xml:space="preserve">  444-1. 기판력</w:t>
+      </w:r>
+    </w:p>
+    <w:p>
+      <w:r>
+        <w:rPr>
+          <w:rFonts w:ascii="Arial" w:hAnsi="Arial"/>
+        </w:rPr>
+        <w:t xml:space="preserve">  444-1. 취소소송</w:t>
+      </w:r>
+    </w:p>
+    <w:p>
+      <w:r>
+        <w:rPr>
+          <w:rFonts w:ascii="Arial" w:hAnsi="Arial"/>
+        </w:rPr>
+        <w:t xml:space="preserve">  444-1. 취소판결</w:t>
+      </w:r>
+    </w:p>
+    <w:p>
+      <w:r>
+        <w:rPr>
+          <w:rFonts w:ascii="Arial" w:hAnsi="Arial"/>
+        </w:rPr>
+        <w:t xml:space="preserve">  444-1. 무효확인소송</w:t>
+      </w:r>
+    </w:p>
+    <w:p>
+      <w:r>
+        <w:rPr>
+          <w:rFonts w:ascii="Arial" w:hAnsi="Arial"/>
+        </w:rPr>
+        <w:t xml:space="preserve">  444-1. 취소소송</w:t>
+      </w:r>
+    </w:p>
+    <w:p>
+      <w:r>
+        <w:rPr>
+          <w:rFonts w:ascii="Arial" w:hAnsi="Arial"/>
+        </w:rPr>
+        <w:t xml:space="preserve">  444-1. 기각판결</w:t>
+      </w:r>
+    </w:p>
+    <w:p>
+      <w:r>
+        <w:rPr>
+          <w:rFonts w:ascii="Arial" w:hAnsi="Arial"/>
+        </w:rPr>
+        <w:t xml:space="preserve">  444-1. 무효확인소송</w:t>
+      </w:r>
+    </w:p>
+    <w:p>
+      <w:r>
+        <w:rPr>
+          <w:rFonts w:ascii="Arial" w:hAnsi="Arial"/>
+        </w:rPr>
+        <w:t xml:space="preserve">  444-1. 취소소송</w:t>
+      </w:r>
+    </w:p>
+    <w:p>
+      <w:r>
+        <w:rPr>
+          <w:rFonts w:ascii="Arial" w:hAnsi="Arial"/>
+        </w:rPr>
+        <w:t xml:space="preserve">  444-1. 취소판결</w:t>
+      </w:r>
+    </w:p>
+    <w:p>
+      <w:r>
+        <w:rPr>
+          <w:rFonts w:ascii="Arial" w:hAnsi="Arial"/>
+        </w:rPr>
+        <w:t xml:space="preserve">  444-1. 부당</w:t>
+      </w:r>
+    </w:p>
+    <w:p>
+      <w:r>
+        <w:rPr>
+          <w:rFonts w:ascii="Arial" w:hAnsi="Arial"/>
+        </w:rPr>
+        <w:t xml:space="preserve">  444-1. 취소소송</w:t>
+      </w:r>
+    </w:p>
+    <w:p>
+      <w:r>
+        <w:rPr>
+          <w:rFonts w:ascii="Arial" w:hAnsi="Arial"/>
+        </w:rPr>
+        <w:t xml:space="preserve">  444-1. 기각판결</w:t>
+      </w:r>
+    </w:p>
+    <w:p>
+      <w:r>
+        <w:rPr>
+          <w:rFonts w:ascii="Arial" w:hAnsi="Arial"/>
+        </w:rPr>
+        <w:t xml:space="preserve">  444-1. 부당</w:t>
+      </w:r>
+    </w:p>
+    <w:p>
+      <w:r>
+        <w:rPr>
+          <w:rFonts w:ascii="Arial" w:hAnsi="Arial"/>
+        </w:rPr>
+        <w:t xml:space="preserve">  444-1. 취소소송</w:t>
+      </w:r>
+    </w:p>
+    <w:p>
+      <w:r>
+        <w:rPr>
+          <w:rFonts w:ascii="Arial" w:hAnsi="Arial"/>
+        </w:rPr>
+        <w:t xml:space="preserve">  444-1. 부당</w:t>
+      </w:r>
+    </w:p>
+    <w:p>
+      <w:r>
+        <w:rPr>
+          <w:rFonts w:ascii="Arial" w:hAnsi="Arial"/>
+        </w:rPr>
+        <w:t xml:space="preserve">  444-1. 취소</w:t>
+      </w:r>
+    </w:p>
+    <w:p>
+      <w:r>
+        <w:rPr>
+          <w:rFonts w:ascii="Arial" w:hAnsi="Arial"/>
+        </w:rPr>
+        <w:t xml:space="preserve">  444-1. 부당</w:t>
+      </w:r>
+    </w:p>
+    <w:p>
+      <w:r>
+        <w:rPr>
+          <w:rFonts w:ascii="Arial" w:hAnsi="Arial"/>
+        </w:rPr>
+        <w:t xml:space="preserve">  444-1. 부당</w:t>
+      </w:r>
+    </w:p>
+    <w:p>
+      <w:r>
+        <w:rPr>
+          <w:rFonts w:ascii="Arial" w:hAnsi="Arial"/>
+        </w:rPr>
+        <w:t xml:space="preserve">  444-1. 기속력</w:t>
+      </w:r>
+    </w:p>
+    <w:p>
+      <w:r>
+        <w:rPr>
+          <w:rFonts w:ascii="Arial" w:hAnsi="Arial"/>
+        </w:rPr>
+        <w:t xml:space="preserve">  444-1. 취소소송</w:t>
+      </w:r>
+    </w:p>
+    <w:p>
+      <w:r>
+        <w:rPr>
+          <w:rFonts w:ascii="Arial" w:hAnsi="Arial"/>
+        </w:rPr>
+        <w:t xml:space="preserve">  444-1. 취소소송</w:t>
+      </w:r>
+    </w:p>
+    <w:p>
+      <w:r>
+        <w:rPr>
+          <w:rFonts w:ascii="Arial" w:hAnsi="Arial"/>
+        </w:rPr>
+        <w:t xml:space="preserve">  444-1. 위법</w:t>
+      </w:r>
+    </w:p>
+    <w:p>
+      <w:r>
+        <w:rPr>
+          <w:rFonts w:ascii="Arial" w:hAnsi="Arial"/>
+        </w:rPr>
+        <w:t xml:space="preserve">  444-1. 위법</w:t>
+      </w:r>
+    </w:p>
+    <w:p>
+      <w:r>
+        <w:rPr>
+          <w:rFonts w:ascii="Arial" w:hAnsi="Arial"/>
+        </w:rPr>
+        <w:t xml:space="preserve">  444-1. 기판력</w:t>
+      </w:r>
+    </w:p>
+    <w:p>
+      <w:r>
+        <w:rPr>
+          <w:rFonts w:ascii="Arial" w:hAnsi="Arial"/>
+        </w:rPr>
+        <w:t xml:space="preserve">  444-1. 위법</w:t>
+      </w:r>
+    </w:p>
+    <w:p>
+      <w:r>
+        <w:rPr>
+          <w:rFonts w:ascii="Arial" w:hAnsi="Arial"/>
+        </w:rPr>
+        <w:t xml:space="preserve">  444-1. 취소소송</w:t>
+      </w:r>
+    </w:p>
+    <w:p>
+      <w:r>
+        <w:rPr>
+          <w:rFonts w:ascii="Arial" w:hAnsi="Arial"/>
+        </w:rPr>
+        <w:t xml:space="preserve">  444-1. 무효확인소송</w:t>
+      </w:r>
+    </w:p>
+    <w:p>
+      <w:r>
+        <w:rPr>
+          <w:rFonts w:ascii="Arial" w:hAnsi="Arial"/>
+        </w:rPr>
+        <w:t xml:space="preserve">  444-1. 인용판결</w:t>
+      </w:r>
+    </w:p>
+    <w:p>
+      <w:r>
+        <w:rPr>
+          <w:rFonts w:ascii="Arial" w:hAnsi="Arial"/>
+        </w:rPr>
+        <w:t xml:space="preserve">  444-1. 취소소송</w:t>
+      </w:r>
+    </w:p>
+    <w:p>
+      <w:r>
+        <w:rPr>
+          <w:rFonts w:ascii="Arial" w:hAnsi="Arial"/>
+        </w:rPr>
+        <w:t xml:space="preserve">  444-1. 무효확인소송</w:t>
+      </w:r>
+    </w:p>
+    <w:p>
+      <w:r>
+        <w:rPr>
+          <w:rFonts w:ascii="Arial" w:hAnsi="Arial"/>
+        </w:rPr>
+        <w:t xml:space="preserve">  444-1. 기각판결</w:t>
+      </w:r>
+    </w:p>
+    <w:p>
+      <w:r>
+        <w:rPr>
+          <w:rFonts w:ascii="Arial" w:hAnsi="Arial"/>
+        </w:rPr>
+        <w:t xml:space="preserve">  444-1. 위법</w:t>
+      </w:r>
+    </w:p>
+    <w:p>
+      <w:r>
+        <w:rPr>
+          <w:rFonts w:ascii="Arial" w:hAnsi="Arial"/>
+        </w:rPr>
+        <w:t xml:space="preserve">  444-1. 처분</w:t>
+      </w:r>
+    </w:p>
+    <w:p>
+      <w:r>
+        <w:rPr>
+          <w:rFonts w:ascii="Arial" w:hAnsi="Arial"/>
+        </w:rPr>
+        <w:t xml:space="preserve">  444-1. 인용판결</w:t>
+      </w:r>
+    </w:p>
+    <w:p>
+      <w:r>
+        <w:rPr>
+          <w:rFonts w:ascii="Arial" w:hAnsi="Arial"/>
+        </w:rPr>
+        <w:t xml:space="preserve">  444-1. 당사자소송</w:t>
+      </w:r>
+    </w:p>
+    <w:p>
+      <w:r>
+        <w:rPr>
+          <w:rFonts w:ascii="Arial" w:hAnsi="Arial"/>
+        </w:rPr>
+        <w:t xml:space="preserve">  444-1. 당사자소송</w:t>
+      </w:r>
+    </w:p>
+    <w:p>
+      <w:r>
+        <w:rPr>
+          <w:rFonts w:ascii="Arial" w:hAnsi="Arial"/>
+        </w:rPr>
+        <w:t xml:space="preserve">  444-1. 당사자소송</w:t>
+      </w:r>
+    </w:p>
+    <w:p>
+      <w:r>
+        <w:rPr>
+          <w:rFonts w:ascii="Arial" w:hAnsi="Arial"/>
+        </w:rPr>
+        <w:t xml:space="preserve">  444-1. 준용</w:t>
+      </w:r>
+    </w:p>
+    <w:p>
+      <w:r>
+        <w:rPr>
+          <w:rFonts w:ascii="Arial" w:hAnsi="Arial"/>
+        </w:rPr>
+        <w:t xml:space="preserve">  444-1. 항고소송</w:t>
+      </w:r>
+    </w:p>
+    <w:p>
+      <w:r>
+        <w:rPr>
+          <w:rFonts w:ascii="Arial" w:hAnsi="Arial"/>
+        </w:rPr>
+        <w:t xml:space="preserve">  444-1. 무효확인소송</w:t>
+      </w:r>
+    </w:p>
+    <w:p>
+      <w:r>
+        <w:rPr>
+          <w:rFonts w:ascii="Arial" w:hAnsi="Arial"/>
+        </w:rPr>
+        <w:t xml:space="preserve">  444-1. 무효확인소송</w:t>
+      </w:r>
+    </w:p>
+    <w:p>
+      <w:r>
+        <w:rPr>
+          <w:rFonts w:ascii="Arial" w:hAnsi="Arial"/>
+        </w:rPr>
+        <w:t xml:space="preserve">  444-1. 부당</w:t>
+      </w:r>
+    </w:p>
+    <w:p>
+      <w:r>
+        <w:rPr>
+          <w:rFonts w:ascii="Arial" w:hAnsi="Arial"/>
+        </w:rPr>
+        <w:t xml:space="preserve">  444-1. 준용</w:t>
+      </w:r>
+    </w:p>
+    <w:p>
+      <w:r>
+        <w:rPr>
+          <w:rFonts w:ascii="Arial" w:hAnsi="Arial"/>
+        </w:rPr>
+        <w:t xml:space="preserve">  444-1. 재처분의무</w:t>
+      </w:r>
+    </w:p>
+    <w:p>
+      <w:r>
+        <w:rPr>
+          <w:rFonts w:ascii="Arial" w:hAnsi="Arial"/>
+        </w:rPr>
+        <w:t xml:space="preserve">  444-1. 항고소송</w:t>
+      </w:r>
+    </w:p>
+    <w:p>
+      <w:r>
+        <w:rPr>
+          <w:rFonts w:ascii="Arial" w:hAnsi="Arial"/>
+        </w:rPr>
+        <w:t xml:space="preserve">  444-1. 취소소송</w:t>
       </w:r>
     </w:p>
     <w:sectPr>

--- a/word proj/사례_행정심판, 행정소송_답안.docx
+++ b/word proj/사례_행정심판, 행정소송_답안.docx
@@ -30,7 +30,7 @@
         <w:rPr>
           <w:rFonts w:ascii="Arial" w:hAnsi="Arial"/>
         </w:rPr>
-        <w:t xml:space="preserve">  1-1. 이의신청</w:t>
+        <w:t xml:space="preserve">  1번. 이의신청</w:t>
       </w:r>
     </w:p>
     <w:p>
@@ -40,47 +40,39 @@
           <w:b/>
           <w:sz w:val="24"/>
         </w:rPr>
-        <w:t>【1. 이의신청과 행정심판 구별】</w:t>
-      </w:r>
-    </w:p>
-    <w:p>
-      <w:r>
-        <w:rPr>
-          <w:rFonts w:ascii="Arial" w:hAnsi="Arial"/>
-        </w:rPr>
-        <w:t xml:space="preserve">  2-1. 행정심판</w:t>
-      </w:r>
-    </w:p>
-    <w:p>
-      <w:r>
-        <w:rPr>
-          <w:rFonts w:ascii="Arial" w:hAnsi="Arial"/>
-        </w:rPr>
-        <w:t xml:space="preserve">  3-1. 30일</w:t>
-      </w:r>
-    </w:p>
-    <w:p>
-      <w:r>
-        <w:rPr>
-          <w:rFonts w:ascii="Arial" w:hAnsi="Arial"/>
-        </w:rPr>
-        <w:t xml:space="preserve">  4-1. 행정심판</w:t>
-      </w:r>
-    </w:p>
-    <w:p>
-      <w:r>
-        <w:rPr>
-          <w:rFonts w:ascii="Arial" w:hAnsi="Arial"/>
-        </w:rPr>
-        <w:t xml:space="preserve">  5-1. 준용</w:t>
-      </w:r>
-    </w:p>
-    <w:p>
-      <w:r>
-        <w:rPr>
-          <w:rFonts w:ascii="Arial" w:hAnsi="Arial"/>
-        </w:rPr>
-        <w:t xml:space="preserve">  6-1. 행정심판</w:t>
+        <w:t>【I. 이의신청 &gt; 1. 이의신청과 행정심판 구별】</w:t>
+      </w:r>
+    </w:p>
+    <w:p>
+      <w:r>
+        <w:rPr>
+          <w:rFonts w:ascii="Arial" w:hAnsi="Arial"/>
+        </w:rPr>
+        <w:t xml:space="preserve">  1번. 행정심판</w:t>
+      </w:r>
+    </w:p>
+    <w:p>
+      <w:r>
+        <w:rPr>
+          <w:rFonts w:ascii="Arial" w:hAnsi="Arial"/>
+        </w:rPr>
+        <w:t xml:space="preserve">  2번. 처분</w:t>
+      </w:r>
+    </w:p>
+    <w:p>
+      <w:r>
+        <w:rPr>
+          <w:rFonts w:ascii="Arial" w:hAnsi="Arial"/>
+        </w:rPr>
+        <w:t xml:space="preserve">  3번. 이의신청</w:t>
+      </w:r>
+    </w:p>
+    <w:p>
+      <w:r>
+        <w:rPr>
+          <w:rFonts w:ascii="Arial" w:hAnsi="Arial"/>
+        </w:rPr>
+        <w:t xml:space="preserve">  4번. 준용</w:t>
       </w:r>
     </w:p>
     <w:p>
@@ -90,39 +82,31 @@
           <w:b/>
           <w:sz w:val="24"/>
         </w:rPr>
-        <w:t>【2. 이의신청 결정의 처분성】</w:t>
-      </w:r>
-    </w:p>
-    <w:p>
-      <w:r>
-        <w:rPr>
-          <w:rFonts w:ascii="Arial" w:hAnsi="Arial"/>
-        </w:rPr>
-        <w:t xml:space="preserve">  7-1. 이의신청</w:t>
-      </w:r>
-    </w:p>
-    <w:p>
-      <w:r>
-        <w:rPr>
-          <w:rFonts w:ascii="Arial" w:hAnsi="Arial"/>
-        </w:rPr>
-        <w:t xml:space="preserve">  8-1. 이의신청</w:t>
-      </w:r>
-    </w:p>
-    <w:p>
-      <w:r>
-        <w:rPr>
-          <w:rFonts w:ascii="Arial" w:hAnsi="Arial"/>
-        </w:rPr>
-        <w:t xml:space="preserve">  9-1. 이의신청</w:t>
-      </w:r>
-    </w:p>
-    <w:p>
-      <w:r>
-        <w:rPr>
-          <w:rFonts w:ascii="Arial" w:hAnsi="Arial"/>
-        </w:rPr>
-        <w:t xml:space="preserve">  10-1. 변경</w:t>
+        <w:t>【I. 이의신청 &gt; 2. 이의신청 결정의 처분성】</w:t>
+      </w:r>
+    </w:p>
+    <w:p>
+      <w:r>
+        <w:rPr>
+          <w:rFonts w:ascii="Arial" w:hAnsi="Arial"/>
+        </w:rPr>
+        <w:t xml:space="preserve">  1번. 처분</w:t>
+      </w:r>
+    </w:p>
+    <w:p>
+      <w:r>
+        <w:rPr>
+          <w:rFonts w:ascii="Arial" w:hAnsi="Arial"/>
+        </w:rPr>
+        <w:t xml:space="preserve">  2번. 이의신청</w:t>
+      </w:r>
+    </w:p>
+    <w:p>
+      <w:r>
+        <w:rPr>
+          <w:rFonts w:ascii="Arial" w:hAnsi="Arial"/>
+        </w:rPr>
+        <w:t xml:space="preserve">  3번. 변경</w:t>
       </w:r>
     </w:p>
     <w:p>
@@ -132,23 +116,23 @@
           <w:b/>
           <w:sz w:val="24"/>
         </w:rPr>
-        <w:t>【3. 이의신청을 거친 경우 제소기간】</w:t>
-      </w:r>
-    </w:p>
-    <w:p>
-      <w:r>
-        <w:rPr>
-          <w:rFonts w:ascii="Arial" w:hAnsi="Arial"/>
-        </w:rPr>
-        <w:t xml:space="preserve">  11-1. 제소기간</w:t>
-      </w:r>
-    </w:p>
-    <w:p>
-      <w:r>
-        <w:rPr>
-          <w:rFonts w:ascii="Arial" w:hAnsi="Arial"/>
-        </w:rPr>
-        <w:t xml:space="preserve">  12-1. 90일</w:t>
+        <w:t>【I. 이의신청 &gt; 3. 이의신청을 거친 경우 제소기간】</w:t>
+      </w:r>
+    </w:p>
+    <w:p>
+      <w:r>
+        <w:rPr>
+          <w:rFonts w:ascii="Arial" w:hAnsi="Arial"/>
+        </w:rPr>
+        <w:t xml:space="preserve">  1번. 제소기간</w:t>
+      </w:r>
+    </w:p>
+    <w:p>
+      <w:r>
+        <w:rPr>
+          <w:rFonts w:ascii="Arial" w:hAnsi="Arial"/>
+        </w:rPr>
+        <w:t xml:space="preserve">  2번. 처분</w:t>
       </w:r>
     </w:p>
     <w:p>
@@ -166,7 +150,7 @@
         <w:rPr>
           <w:rFonts w:ascii="Arial" w:hAnsi="Arial"/>
         </w:rPr>
-        <w:t xml:space="preserve">  13-1. 행정심판</w:t>
+        <w:t xml:space="preserve">  1번. 행정심판</w:t>
       </w:r>
     </w:p>
     <w:p>
@@ -176,23 +160,23 @@
           <w:b/>
           <w:sz w:val="24"/>
         </w:rPr>
-        <w:t>【1. 행정심판 청구요건(대청피관기서)】</w:t>
-      </w:r>
-    </w:p>
-    <w:p>
-      <w:r>
-        <w:rPr>
-          <w:rFonts w:ascii="Arial" w:hAnsi="Arial"/>
-        </w:rPr>
-        <w:t xml:space="preserve">  15-1. 행정심판</w:t>
-      </w:r>
-    </w:p>
-    <w:p>
-      <w:r>
-        <w:rPr>
-          <w:rFonts w:ascii="Arial" w:hAnsi="Arial"/>
-        </w:rPr>
-        <w:t xml:space="preserve">  16-1. 행정심판위원회</w:t>
+        <w:t>【II. 행정심판 &gt; 1. 행정심판 청구요건(대청피관기서)】</w:t>
+      </w:r>
+    </w:p>
+    <w:p>
+      <w:r>
+        <w:rPr>
+          <w:rFonts w:ascii="Arial" w:hAnsi="Arial"/>
+        </w:rPr>
+        <w:t xml:space="preserve">  1번. 청구요건</w:t>
+      </w:r>
+    </w:p>
+    <w:p>
+      <w:r>
+        <w:rPr>
+          <w:rFonts w:ascii="Arial" w:hAnsi="Arial"/>
+        </w:rPr>
+        <w:t xml:space="preserve">  2번. 처분</w:t>
       </w:r>
     </w:p>
     <w:p>
@@ -202,23 +186,23 @@
           <w:b/>
           <w:sz w:val="24"/>
         </w:rPr>
-        <w:t>【2. 적극적 변경 및 일부취소 가능성】</w:t>
-      </w:r>
-    </w:p>
-    <w:p>
-      <w:r>
-        <w:rPr>
-          <w:rFonts w:ascii="Arial" w:hAnsi="Arial"/>
-        </w:rPr>
-        <w:t xml:space="preserve">  17-1. 일부취소</w:t>
-      </w:r>
-    </w:p>
-    <w:p>
-      <w:r>
-        <w:rPr>
-          <w:rFonts w:ascii="Arial" w:hAnsi="Arial"/>
-        </w:rPr>
-        <w:t xml:space="preserve">  18-1. 행정심판위원회</w:t>
+        <w:t>【II. 행정심판 &gt; 2. 적극적 변경 및 일부취소 가능성】</w:t>
+      </w:r>
+    </w:p>
+    <w:p>
+      <w:r>
+        <w:rPr>
+          <w:rFonts w:ascii="Arial" w:hAnsi="Arial"/>
+        </w:rPr>
+        <w:t xml:space="preserve">  1번. 적극적 변경</w:t>
+      </w:r>
+    </w:p>
+    <w:p>
+      <w:r>
+        <w:rPr>
+          <w:rFonts w:ascii="Arial" w:hAnsi="Arial"/>
+        </w:rPr>
+        <w:t xml:space="preserve">  2번. 처분</w:t>
       </w:r>
     </w:p>
     <w:p>
@@ -228,71 +212,63 @@
           <w:b/>
           <w:sz w:val="24"/>
         </w:rPr>
-        <w:t>【3. 형성재결의 효력】</w:t>
-      </w:r>
-    </w:p>
-    <w:p>
-      <w:r>
-        <w:rPr>
-          <w:rFonts w:ascii="Arial" w:hAnsi="Arial"/>
-        </w:rPr>
-        <w:t xml:space="preserve">  19-1. 재결</w:t>
-      </w:r>
-    </w:p>
-    <w:p>
-      <w:r>
-        <w:rPr>
-          <w:rFonts w:ascii="Arial" w:hAnsi="Arial"/>
-        </w:rPr>
-        <w:t xml:space="preserve">  20-1. 불가쟁력</w:t>
-      </w:r>
-    </w:p>
-    <w:p>
-      <w:r>
-        <w:rPr>
-          <w:rFonts w:ascii="Arial" w:hAnsi="Arial"/>
-        </w:rPr>
-        <w:t xml:space="preserve">  21-1. 취소</w:t>
-      </w:r>
-    </w:p>
-    <w:p>
-      <w:r>
-        <w:rPr>
-          <w:rFonts w:ascii="Arial" w:hAnsi="Arial"/>
-        </w:rPr>
-        <w:t xml:space="preserve">  22-1. 제소기간</w:t>
-      </w:r>
-    </w:p>
-    <w:p>
-      <w:r>
-        <w:rPr>
-          <w:rFonts w:ascii="Arial" w:hAnsi="Arial"/>
-        </w:rPr>
-        <w:t xml:space="preserve">  23-1. 취소</w:t>
-      </w:r>
-    </w:p>
-    <w:p>
-      <w:r>
-        <w:rPr>
-          <w:rFonts w:ascii="Arial" w:hAnsi="Arial"/>
-        </w:rPr>
-        <w:t xml:space="preserve">  24-1. 기속력</w:t>
-      </w:r>
-    </w:p>
-    <w:p>
-      <w:r>
-        <w:rPr>
-          <w:rFonts w:ascii="Arial" w:hAnsi="Arial"/>
-        </w:rPr>
-        <w:t xml:space="preserve">  25-1. 기속력</w:t>
-      </w:r>
-    </w:p>
-    <w:p>
-      <w:r>
-        <w:rPr>
-          <w:rFonts w:ascii="Arial" w:hAnsi="Arial"/>
-        </w:rPr>
-        <w:t xml:space="preserve">  26-1. 결과제거의무</w:t>
+        <w:t>【II. 행정심판 &gt; 3. 형성재결의 효력】</w:t>
+      </w:r>
+    </w:p>
+    <w:p>
+      <w:r>
+        <w:rPr>
+          <w:rFonts w:ascii="Arial" w:hAnsi="Arial"/>
+        </w:rPr>
+        <w:t xml:space="preserve">  1번. 형성재결</w:t>
+      </w:r>
+    </w:p>
+    <w:p>
+      <w:r>
+        <w:rPr>
+          <w:rFonts w:ascii="Arial" w:hAnsi="Arial"/>
+        </w:rPr>
+        <w:t xml:space="preserve">  2번. 불가변력</w:t>
+      </w:r>
+    </w:p>
+    <w:p>
+      <w:r>
+        <w:rPr>
+          <w:rFonts w:ascii="Arial" w:hAnsi="Arial"/>
+        </w:rPr>
+        <w:t xml:space="preserve">  3번. 처분</w:t>
+      </w:r>
+    </w:p>
+    <w:p>
+      <w:r>
+        <w:rPr>
+          <w:rFonts w:ascii="Arial" w:hAnsi="Arial"/>
+        </w:rPr>
+        <w:t xml:space="preserve">  4번. 심판청구</w:t>
+      </w:r>
+    </w:p>
+    <w:p>
+      <w:r>
+        <w:rPr>
+          <w:rFonts w:ascii="Arial" w:hAnsi="Arial"/>
+        </w:rPr>
+        <w:t xml:space="preserve">  5번. 재결</w:t>
+      </w:r>
+    </w:p>
+    <w:p>
+      <w:r>
+        <w:rPr>
+          <w:rFonts w:ascii="Arial" w:hAnsi="Arial"/>
+        </w:rPr>
+        <w:t xml:space="preserve">  6번. 기속력</w:t>
+      </w:r>
+    </w:p>
+    <w:p>
+      <w:r>
+        <w:rPr>
+          <w:rFonts w:ascii="Arial" w:hAnsi="Arial"/>
+        </w:rPr>
+        <w:t xml:space="preserve">  7번. 위법</w:t>
       </w:r>
     </w:p>
     <w:p>
@@ -302,31 +278,31 @@
           <w:b/>
           <w:sz w:val="24"/>
         </w:rPr>
-        <w:t>【4. 이행재결의 효력】</w:t>
-      </w:r>
-    </w:p>
-    <w:p>
-      <w:r>
-        <w:rPr>
-          <w:rFonts w:ascii="Arial" w:hAnsi="Arial"/>
-        </w:rPr>
-        <w:t xml:space="preserve">  27-1. 재결</w:t>
-      </w:r>
-    </w:p>
-    <w:p>
-      <w:r>
-        <w:rPr>
-          <w:rFonts w:ascii="Arial" w:hAnsi="Arial"/>
-        </w:rPr>
-        <w:t xml:space="preserve">  28-1. 불가변력</w:t>
-      </w:r>
-    </w:p>
-    <w:p>
-      <w:r>
-        <w:rPr>
-          <w:rFonts w:ascii="Arial" w:hAnsi="Arial"/>
-        </w:rPr>
-        <w:t xml:space="preserve">  29-1. 기속력</w:t>
+        <w:t>【II. 행정심판 &gt; 4. 이행재결의 효력】</w:t>
+      </w:r>
+    </w:p>
+    <w:p>
+      <w:r>
+        <w:rPr>
+          <w:rFonts w:ascii="Arial" w:hAnsi="Arial"/>
+        </w:rPr>
+        <w:t xml:space="preserve">  1번. 재결</w:t>
+      </w:r>
+    </w:p>
+    <w:p>
+      <w:r>
+        <w:rPr>
+          <w:rFonts w:ascii="Arial" w:hAnsi="Arial"/>
+        </w:rPr>
+        <w:t xml:space="preserve">  2번. 불가변력</w:t>
+      </w:r>
+    </w:p>
+    <w:p>
+      <w:r>
+        <w:rPr>
+          <w:rFonts w:ascii="Arial" w:hAnsi="Arial"/>
+        </w:rPr>
+        <w:t xml:space="preserve">  3번. 처분</w:t>
       </w:r>
     </w:p>
     <w:p>
@@ -336,367 +312,183 @@
           <w:b/>
           <w:sz w:val="24"/>
         </w:rPr>
-        <w:t>【5. 거부처분에 대한 행정심판청구】</w:t>
-      </w:r>
-    </w:p>
-    <w:p>
-      <w:r>
-        <w:rPr>
-          <w:rFonts w:ascii="Arial" w:hAnsi="Arial"/>
-        </w:rPr>
-        <w:t xml:space="preserve">  30-1. 행정심판</w:t>
-      </w:r>
-    </w:p>
-    <w:p>
-      <w:r>
-        <w:rPr>
-          <w:rFonts w:ascii="Arial" w:hAnsi="Arial"/>
-        </w:rPr>
-        <w:t xml:space="preserve">  34-1. 부작위</w:t>
-      </w:r>
-    </w:p>
-    <w:p>
-      <w:r>
-        <w:rPr>
-          <w:rFonts w:ascii="Arial" w:hAnsi="Arial"/>
-        </w:rPr>
-        <w:t xml:space="preserve">  36-1. 집행정지</w:t>
-      </w:r>
-    </w:p>
-    <w:p>
-      <w:r>
-        <w:rPr>
-          <w:rFonts w:ascii="Arial" w:hAnsi="Arial"/>
-        </w:rPr>
-        <w:t xml:space="preserve">  37-1. 집행정지</w:t>
-      </w:r>
-    </w:p>
-    <w:p>
-      <w:r>
-        <w:rPr>
-          <w:rFonts w:ascii="Arial" w:hAnsi="Arial"/>
-        </w:rPr>
-        <w:t xml:space="preserve">  38-1. 처분</w:t>
-      </w:r>
-    </w:p>
-    <w:p>
-      <w:r>
-        <w:rPr>
-          <w:rFonts w:ascii="Arial" w:hAnsi="Arial"/>
-        </w:rPr>
-        <w:t xml:space="preserve">  39-1. 처분</w:t>
-      </w:r>
-    </w:p>
-    <w:p>
-      <w:r>
-        <w:rPr>
-          <w:rFonts w:ascii="Arial" w:hAnsi="Arial"/>
-        </w:rPr>
-        <w:t xml:space="preserve">  40-1. 행정심판위원회</w:t>
-      </w:r>
-    </w:p>
-    <w:p>
-      <w:r>
-        <w:rPr>
-          <w:rFonts w:ascii="Arial" w:hAnsi="Arial"/>
-        </w:rPr>
-        <w:t xml:space="preserve">  41-1. 부작위</w:t>
-      </w:r>
-    </w:p>
-    <w:p>
-      <w:r>
-        <w:rPr>
-          <w:rFonts w:ascii="Arial" w:hAnsi="Arial"/>
-        </w:rPr>
-        <w:t xml:space="preserve">  42-1. 집행정지</w:t>
-      </w:r>
-    </w:p>
-    <w:p>
-      <w:r>
-        <w:rPr>
-          <w:rFonts w:ascii="Arial" w:hAnsi="Arial"/>
-        </w:rPr>
-        <w:t xml:space="preserve">  43-1. 위법</w:t>
-      </w:r>
-    </w:p>
-    <w:p>
-      <w:r>
-        <w:rPr>
-          <w:rFonts w:ascii="Arial" w:hAnsi="Arial"/>
-        </w:rPr>
-        <w:t xml:space="preserve">  44-1. 부작위</w:t>
-      </w:r>
-    </w:p>
-    <w:p>
-      <w:r>
-        <w:rPr>
-          <w:rFonts w:ascii="Arial" w:hAnsi="Arial"/>
-        </w:rPr>
-        <w:t xml:space="preserve">  45-1. 부당</w:t>
-      </w:r>
-    </w:p>
-    <w:p>
-      <w:r>
-        <w:rPr>
-          <w:rFonts w:ascii="Arial" w:hAnsi="Arial"/>
-        </w:rPr>
-        <w:t xml:space="preserve">  46-1. 재결</w:t>
-      </w:r>
-    </w:p>
-    <w:p>
-      <w:r>
-        <w:rPr>
-          <w:rFonts w:ascii="Arial" w:hAnsi="Arial"/>
-        </w:rPr>
-        <w:t xml:space="preserve">  47-1. 행정심판위원회</w:t>
-      </w:r>
-    </w:p>
-    <w:p>
-      <w:r>
-        <w:rPr>
-          <w:rFonts w:ascii="Arial" w:hAnsi="Arial"/>
-        </w:rPr>
-        <w:t xml:space="preserve">  48-1. 재처분의무</w:t>
-      </w:r>
-    </w:p>
-    <w:p>
-      <w:r>
-        <w:rPr>
-          <w:rFonts w:ascii="Arial" w:hAnsi="Arial"/>
-        </w:rPr>
-        <w:t xml:space="preserve">  49-1. 기속력</w:t>
-      </w:r>
-    </w:p>
-    <w:p>
-      <w:r>
-        <w:rPr>
-          <w:rFonts w:ascii="Arial" w:hAnsi="Arial"/>
-        </w:rPr>
-        <w:t xml:space="preserve">  50-1. 결과제거의무</w:t>
-      </w:r>
-    </w:p>
-    <w:p>
-      <w:r>
-        <w:rPr>
-          <w:rFonts w:ascii="Arial" w:hAnsi="Arial"/>
-        </w:rPr>
-        <w:t xml:space="preserve">  52-1. 취소</w:t>
-      </w:r>
-    </w:p>
-    <w:p>
-      <w:r>
-        <w:rPr>
-          <w:rFonts w:ascii="Arial" w:hAnsi="Arial"/>
-        </w:rPr>
-        <w:t xml:space="preserve">  53-1. 처분</w:t>
-      </w:r>
-    </w:p>
-    <w:p>
-      <w:r>
-        <w:rPr>
-          <w:rFonts w:ascii="Arial" w:hAnsi="Arial"/>
-        </w:rPr>
-        <w:t xml:space="preserve">  54-1. 변경</w:t>
-      </w:r>
-    </w:p>
-    <w:p>
-      <w:r>
-        <w:rPr>
-          <w:rFonts w:ascii="Arial" w:hAnsi="Arial"/>
-        </w:rPr>
-        <w:t xml:space="preserve">  55-1. 처분</w:t>
-      </w:r>
-    </w:p>
-    <w:p>
-      <w:r>
-        <w:rPr>
-          <w:rFonts w:ascii="Arial" w:hAnsi="Arial"/>
-        </w:rPr>
-        <w:t xml:space="preserve">  56-1. 취소</w:t>
-      </w:r>
-    </w:p>
-    <w:p>
-      <w:r>
-        <w:rPr>
-          <w:rFonts w:ascii="Arial" w:hAnsi="Arial"/>
-        </w:rPr>
-        <w:t xml:space="preserve">  58-1. 직접처분</w:t>
-      </w:r>
-    </w:p>
-    <w:p>
-      <w:r>
-        <w:rPr>
-          <w:rFonts w:ascii="Arial" w:hAnsi="Arial"/>
-        </w:rPr>
-        <w:t xml:space="preserve">  59-1. 직접처분</w:t>
-      </w:r>
-    </w:p>
-    <w:p>
-      <w:r>
-        <w:rPr>
-          <w:rFonts w:ascii="Arial" w:hAnsi="Arial"/>
-        </w:rPr>
-        <w:t xml:space="preserve">  60-1. 부작위</w:t>
-      </w:r>
-    </w:p>
-    <w:p>
-      <w:r>
-        <w:rPr>
-          <w:rFonts w:ascii="Arial" w:hAnsi="Arial"/>
-        </w:rPr>
-        <w:t xml:space="preserve">  61-1. 기속력</w:t>
-      </w:r>
-    </w:p>
-    <w:p>
-      <w:r>
-        <w:rPr>
-          <w:rFonts w:ascii="Arial" w:hAnsi="Arial"/>
-        </w:rPr>
-        <w:t xml:space="preserve">  62-1. 간접강제</w:t>
-      </w:r>
-    </w:p>
-    <w:p>
-      <w:r>
-        <w:rPr>
-          <w:rFonts w:ascii="Arial" w:hAnsi="Arial"/>
-        </w:rPr>
-        <w:t xml:space="preserve">  63-1. 간접강제</w:t>
-      </w:r>
-    </w:p>
-    <w:p>
-      <w:r>
-        <w:rPr>
-          <w:rFonts w:ascii="Arial" w:hAnsi="Arial"/>
-        </w:rPr>
-        <w:t xml:space="preserve">  65-1. 취소</w:t>
-      </w:r>
-    </w:p>
-    <w:p>
-      <w:r>
-        <w:rPr>
-          <w:rFonts w:ascii="Arial" w:hAnsi="Arial"/>
-        </w:rPr>
-        <w:t xml:space="preserve">  66-1. 피청구인</w:t>
-      </w:r>
-    </w:p>
-    <w:p>
-      <w:r>
-        <w:rPr>
-          <w:rFonts w:ascii="Arial" w:hAnsi="Arial"/>
-        </w:rPr>
-        <w:t xml:space="preserve">  68-1. 부작위</w:t>
-      </w:r>
-    </w:p>
-    <w:p>
-      <w:r>
-        <w:rPr>
-          <w:rFonts w:ascii="Arial" w:hAnsi="Arial"/>
-        </w:rPr>
-        <w:t xml:space="preserve">  69-1. 행정심판</w:t>
-      </w:r>
-    </w:p>
-    <w:p>
-      <w:r>
-        <w:rPr>
-          <w:rFonts w:ascii="Arial" w:hAnsi="Arial"/>
-        </w:rPr>
-        <w:t xml:space="preserve">  70-1. 부작위</w:t>
-      </w:r>
-    </w:p>
-    <w:p>
-      <w:r>
-        <w:rPr>
-          <w:rFonts w:ascii="Arial" w:hAnsi="Arial"/>
-        </w:rPr>
-        <w:t xml:space="preserve">  71-1. 취소</w:t>
-      </w:r>
-    </w:p>
-    <w:p>
-      <w:r>
-        <w:rPr>
-          <w:rFonts w:ascii="Arial" w:hAnsi="Arial"/>
-        </w:rPr>
-        <w:t xml:space="preserve">  73-1. 취소</w:t>
-      </w:r>
-    </w:p>
-    <w:p>
-      <w:r>
-        <w:rPr>
-          <w:rFonts w:ascii="Arial" w:hAnsi="Arial"/>
-        </w:rPr>
-        <w:t xml:space="preserve">  75-1. 재결</w:t>
-      </w:r>
-    </w:p>
-    <w:p>
-      <w:r>
-        <w:rPr>
-          <w:rFonts w:ascii="Arial" w:hAnsi="Arial"/>
-        </w:rPr>
-        <w:t xml:space="preserve">  76-1. 취소</w:t>
-      </w:r>
-    </w:p>
-    <w:p>
-      <w:r>
-        <w:rPr>
-          <w:rFonts w:ascii="Arial" w:hAnsi="Arial"/>
-        </w:rPr>
-        <w:t xml:space="preserve">  77-1. 취소</w:t>
-      </w:r>
-    </w:p>
-    <w:p>
-      <w:r>
-        <w:rPr>
-          <w:rFonts w:ascii="Arial" w:hAnsi="Arial"/>
-        </w:rPr>
-        <w:t xml:space="preserve">  79-1. 직접처분</w:t>
-      </w:r>
-    </w:p>
-    <w:p>
-      <w:r>
-        <w:rPr>
-          <w:rFonts w:ascii="Arial" w:hAnsi="Arial"/>
-        </w:rPr>
-        <w:t xml:space="preserve">  80-1. 취소</w:t>
-      </w:r>
-    </w:p>
-    <w:p>
-      <w:r>
-        <w:rPr>
-          <w:rFonts w:ascii="Arial" w:hAnsi="Arial"/>
-        </w:rPr>
-        <w:t xml:space="preserve">  81-1. 심판청구</w:t>
-      </w:r>
-    </w:p>
-    <w:p>
-      <w:r>
-        <w:rPr>
-          <w:rFonts w:ascii="Arial" w:hAnsi="Arial"/>
-        </w:rPr>
-        <w:t xml:space="preserve">  83-1. 행정심판</w:t>
-      </w:r>
-    </w:p>
-    <w:p>
-      <w:r>
-        <w:rPr>
-          <w:rFonts w:ascii="Arial" w:hAnsi="Arial"/>
-        </w:rPr>
-        <w:t xml:space="preserve">  85-1. 재결</w:t>
-      </w:r>
-    </w:p>
-    <w:p>
-      <w:r>
-        <w:rPr>
-          <w:rFonts w:ascii="Arial" w:hAnsi="Arial"/>
-        </w:rPr>
-        <w:t xml:space="preserve">  87-1. 직접처분</w:t>
-      </w:r>
-    </w:p>
-    <w:p>
-      <w:r>
-        <w:rPr>
-          <w:rFonts w:ascii="Arial" w:hAnsi="Arial"/>
-        </w:rPr>
-        <w:t xml:space="preserve">  88-1. 취소</w:t>
+        <w:t>【II. 행정심판 &gt; 5. 거부처분에 대한 행정심판청구】</w:t>
+      </w:r>
+    </w:p>
+    <w:p>
+      <w:r>
+        <w:rPr>
+          <w:rFonts w:ascii="Arial" w:hAnsi="Arial"/>
+        </w:rPr>
+        <w:t xml:space="preserve">  1번. 처분</w:t>
+      </w:r>
+    </w:p>
+    <w:p>
+      <w:r>
+        <w:rPr>
+          <w:rFonts w:ascii="Arial" w:hAnsi="Arial"/>
+        </w:rPr>
+        <w:t xml:space="preserve">  2번. 위법</w:t>
+      </w:r>
+    </w:p>
+    <w:p>
+      <w:r>
+        <w:rPr>
+          <w:rFonts w:ascii="Arial" w:hAnsi="Arial"/>
+        </w:rPr>
+        <w:t xml:space="preserve">  3번. 집행정지</w:t>
+      </w:r>
+    </w:p>
+    <w:p>
+      <w:r>
+        <w:rPr>
+          <w:rFonts w:ascii="Arial" w:hAnsi="Arial"/>
+        </w:rPr>
+        <w:t xml:space="preserve">  4번. 행정심판위원회</w:t>
+      </w:r>
+    </w:p>
+    <w:p>
+      <w:r>
+        <w:rPr>
+          <w:rFonts w:ascii="Arial" w:hAnsi="Arial"/>
+        </w:rPr>
+        <w:t xml:space="preserve">  5번. 심판청구</w:t>
+      </w:r>
+    </w:p>
+    <w:p>
+      <w:r>
+        <w:rPr>
+          <w:rFonts w:ascii="Arial" w:hAnsi="Arial"/>
+        </w:rPr>
+        <w:t xml:space="preserve">  6번. 공공복리</w:t>
+      </w:r>
+    </w:p>
+    <w:p>
+      <w:r>
+        <w:rPr>
+          <w:rFonts w:ascii="Arial" w:hAnsi="Arial"/>
+        </w:rPr>
+        <w:t xml:space="preserve">  7번. 부작위</w:t>
+      </w:r>
+    </w:p>
+    <w:p>
+      <w:r>
+        <w:rPr>
+          <w:rFonts w:ascii="Arial" w:hAnsi="Arial"/>
+        </w:rPr>
+        <w:t xml:space="preserve">  8번. 부당</w:t>
+      </w:r>
+    </w:p>
+    <w:p>
+      <w:r>
+        <w:rPr>
+          <w:rFonts w:ascii="Arial" w:hAnsi="Arial"/>
+        </w:rPr>
+        <w:t xml:space="preserve">  9번. 재결</w:t>
+      </w:r>
+    </w:p>
+    <w:p>
+      <w:r>
+        <w:rPr>
+          <w:rFonts w:ascii="Arial" w:hAnsi="Arial"/>
+        </w:rPr>
+        <w:t xml:space="preserve">  10번. 형성재결</w:t>
+      </w:r>
+    </w:p>
+    <w:p>
+      <w:r>
+        <w:rPr>
+          <w:rFonts w:ascii="Arial" w:hAnsi="Arial"/>
+        </w:rPr>
+        <w:t xml:space="preserve">  11번. 재처분의무</w:t>
+      </w:r>
+    </w:p>
+    <w:p>
+      <w:r>
+        <w:rPr>
+          <w:rFonts w:ascii="Arial" w:hAnsi="Arial"/>
+        </w:rPr>
+        <w:t xml:space="preserve">  12번. 기속력</w:t>
+      </w:r>
+    </w:p>
+    <w:p>
+      <w:r>
+        <w:rPr>
+          <w:rFonts w:ascii="Arial" w:hAnsi="Arial"/>
+        </w:rPr>
+        <w:t xml:space="preserve">  13번. 반복금지효</w:t>
+      </w:r>
+    </w:p>
+    <w:p>
+      <w:r>
+        <w:rPr>
+          <w:rFonts w:ascii="Arial" w:hAnsi="Arial"/>
+        </w:rPr>
+        <w:t xml:space="preserve">  14번. 취소</w:t>
+      </w:r>
+    </w:p>
+    <w:p>
+      <w:r>
+        <w:rPr>
+          <w:rFonts w:ascii="Arial" w:hAnsi="Arial"/>
+        </w:rPr>
+        <w:t xml:space="preserve">  15번. 변경</w:t>
+      </w:r>
+    </w:p>
+    <w:p>
+      <w:r>
+        <w:rPr>
+          <w:rFonts w:ascii="Arial" w:hAnsi="Arial"/>
+        </w:rPr>
+        <w:t xml:space="preserve">  16번. 직접처분</w:t>
+      </w:r>
+    </w:p>
+    <w:p>
+      <w:r>
+        <w:rPr>
+          <w:rFonts w:ascii="Arial" w:hAnsi="Arial"/>
+        </w:rPr>
+        <w:t xml:space="preserve">  17번. 간접강제</w:t>
+      </w:r>
+    </w:p>
+    <w:p>
+      <w:r>
+        <w:rPr>
+          <w:rFonts w:ascii="Arial" w:hAnsi="Arial"/>
+        </w:rPr>
+        <w:t xml:space="preserve">  18번. 피청구인</w:t>
+      </w:r>
+    </w:p>
+    <w:p>
+      <w:r>
+        <w:rPr>
+          <w:rFonts w:ascii="Arial" w:hAnsi="Arial"/>
+        </w:rPr>
+        <w:t xml:space="preserve">  19번. 취소심판</w:t>
+      </w:r>
+    </w:p>
+    <w:p>
+      <w:r>
+        <w:rPr>
+          <w:rFonts w:ascii="Arial" w:hAnsi="Arial"/>
+        </w:rPr>
+        <w:t xml:space="preserve">  20번. 부작위위법확인소송</w:t>
+      </w:r>
+    </w:p>
+    <w:p>
+      <w:r>
+        <w:rPr>
+          <w:rFonts w:ascii="Arial" w:hAnsi="Arial"/>
+        </w:rPr>
+        <w:t xml:space="preserve">  21번. 행정심판</w:t>
+      </w:r>
+    </w:p>
+    <w:p>
+      <w:r>
+        <w:rPr>
+          <w:rFonts w:ascii="Arial" w:hAnsi="Arial"/>
+        </w:rPr>
+        <w:t xml:space="preserve">  22번. 불복절차</w:t>
       </w:r>
     </w:p>
     <w:p>
@@ -706,127 +498,103 @@
           <w:b/>
           <w:sz w:val="24"/>
         </w:rPr>
-        <w:t>【6. 제3자의 행정심판청구】</w:t>
-      </w:r>
-    </w:p>
-    <w:p>
-      <w:r>
-        <w:rPr>
-          <w:rFonts w:ascii="Arial" w:hAnsi="Arial"/>
-        </w:rPr>
-        <w:t xml:space="preserve">  90-1. 행정심판</w:t>
-      </w:r>
-    </w:p>
-    <w:p>
-      <w:r>
-        <w:rPr>
-          <w:rFonts w:ascii="Arial" w:hAnsi="Arial"/>
-        </w:rPr>
-        <w:t xml:space="preserve">  91-1. 취소</w:t>
-      </w:r>
-    </w:p>
-    <w:p>
-      <w:r>
-        <w:rPr>
-          <w:rFonts w:ascii="Arial" w:hAnsi="Arial"/>
-        </w:rPr>
-        <w:t xml:space="preserve">  92-1. 청구인적격</w:t>
-      </w:r>
-    </w:p>
-    <w:p>
-      <w:r>
-        <w:rPr>
-          <w:rFonts w:ascii="Arial" w:hAnsi="Arial"/>
-        </w:rPr>
-        <w:t xml:space="preserve">  93-1. 취소</w:t>
-      </w:r>
-    </w:p>
-    <w:p>
-      <w:r>
-        <w:rPr>
-          <w:rFonts w:ascii="Arial" w:hAnsi="Arial"/>
-        </w:rPr>
-        <w:t xml:space="preserve">  94-1. 원고적격</w:t>
-      </w:r>
-    </w:p>
-    <w:p>
-      <w:r>
-        <w:rPr>
-          <w:rFonts w:ascii="Arial" w:hAnsi="Arial"/>
-        </w:rPr>
-        <w:t xml:space="preserve">  95-1. 청구기간</w:t>
-      </w:r>
-    </w:p>
-    <w:p>
-      <w:r>
-        <w:rPr>
-          <w:rFonts w:ascii="Arial" w:hAnsi="Arial"/>
-        </w:rPr>
-        <w:t xml:space="preserve">  96-1. 90일</w:t>
-      </w:r>
-    </w:p>
-    <w:p>
-      <w:r>
-        <w:rPr>
-          <w:rFonts w:ascii="Arial" w:hAnsi="Arial"/>
-        </w:rPr>
-        <w:t xml:space="preserve">  97-1. 90일</w:t>
-      </w:r>
-    </w:p>
-    <w:p>
-      <w:r>
-        <w:rPr>
-          <w:rFonts w:ascii="Arial" w:hAnsi="Arial"/>
-        </w:rPr>
-        <w:t xml:space="preserve">  98-1. 처분</w:t>
-      </w:r>
-    </w:p>
-    <w:p>
-      <w:r>
-        <w:rPr>
-          <w:rFonts w:ascii="Arial" w:hAnsi="Arial"/>
-        </w:rPr>
-        <w:t xml:space="preserve">  99-1. 행정심판</w:t>
-      </w:r>
-    </w:p>
-    <w:p>
-      <w:r>
-        <w:rPr>
-          <w:rFonts w:ascii="Arial" w:hAnsi="Arial"/>
-        </w:rPr>
-        <w:t xml:space="preserve">  100-1. 행정심판</w:t>
-      </w:r>
-    </w:p>
-    <w:p>
-      <w:r>
-        <w:rPr>
-          <w:rFonts w:ascii="Arial" w:hAnsi="Arial"/>
-        </w:rPr>
-        <w:t xml:space="preserve">  101-1. 취소</w:t>
-      </w:r>
-    </w:p>
-    <w:p>
-      <w:r>
-        <w:rPr>
-          <w:rFonts w:ascii="Arial" w:hAnsi="Arial"/>
-        </w:rPr>
-        <w:t xml:space="preserve">  102-1. 재결</w:t>
-      </w:r>
-    </w:p>
-    <w:p>
-      <w:r>
-        <w:rPr>
-          <w:rFonts w:ascii="Arial" w:hAnsi="Arial"/>
-        </w:rPr>
-        <w:t xml:space="preserve">  103-1. 취소</w:t>
-      </w:r>
-    </w:p>
-    <w:p>
-      <w:r>
-        <w:rPr>
-          <w:rFonts w:ascii="Arial" w:hAnsi="Arial"/>
-        </w:rPr>
-        <w:t xml:space="preserve">  104-1. 취소소송</w:t>
+        <w:t>【II. 행정심판 &gt; 6. 제3자의 행정심판청구】</w:t>
+      </w:r>
+    </w:p>
+    <w:p>
+      <w:r>
+        <w:rPr>
+          <w:rFonts w:ascii="Arial" w:hAnsi="Arial"/>
+        </w:rPr>
+        <w:t xml:space="preserve">  1번. 심판청구</w:t>
+      </w:r>
+    </w:p>
+    <w:p>
+      <w:r>
+        <w:rPr>
+          <w:rFonts w:ascii="Arial" w:hAnsi="Arial"/>
+        </w:rPr>
+        <w:t xml:space="preserve">  2번. 처분</w:t>
+      </w:r>
+    </w:p>
+    <w:p>
+      <w:r>
+        <w:rPr>
+          <w:rFonts w:ascii="Arial" w:hAnsi="Arial"/>
+        </w:rPr>
+        <w:t xml:space="preserve">  3번. 청구인적격</w:t>
+      </w:r>
+    </w:p>
+    <w:p>
+      <w:r>
+        <w:rPr>
+          <w:rFonts w:ascii="Arial" w:hAnsi="Arial"/>
+        </w:rPr>
+        <w:t xml:space="preserve">  4번. 위법</w:t>
+      </w:r>
+    </w:p>
+    <w:p>
+      <w:r>
+        <w:rPr>
+          <w:rFonts w:ascii="Arial" w:hAnsi="Arial"/>
+        </w:rPr>
+        <w:t xml:space="preserve">  5번. 원고적격</w:t>
+      </w:r>
+    </w:p>
+    <w:p>
+      <w:r>
+        <w:rPr>
+          <w:rFonts w:ascii="Arial" w:hAnsi="Arial"/>
+        </w:rPr>
+        <w:t xml:space="preserve">  6번. 청구기간</w:t>
+      </w:r>
+    </w:p>
+    <w:p>
+      <w:r>
+        <w:rPr>
+          <w:rFonts w:ascii="Arial" w:hAnsi="Arial"/>
+        </w:rPr>
+        <w:t xml:space="preserve">  7번. 90일</w:t>
+      </w:r>
+    </w:p>
+    <w:p>
+      <w:r>
+        <w:rPr>
+          <w:rFonts w:ascii="Arial" w:hAnsi="Arial"/>
+        </w:rPr>
+        <w:t xml:space="preserve">  8번. 행정심판</w:t>
+      </w:r>
+    </w:p>
+    <w:p>
+      <w:r>
+        <w:rPr>
+          <w:rFonts w:ascii="Arial" w:hAnsi="Arial"/>
+        </w:rPr>
+        <w:t xml:space="preserve">  9번. 항고소송</w:t>
+      </w:r>
+    </w:p>
+    <w:p>
+      <w:r>
+        <w:rPr>
+          <w:rFonts w:ascii="Arial" w:hAnsi="Arial"/>
+        </w:rPr>
+        <w:t xml:space="preserve">  10번. 재결서</w:t>
+      </w:r>
+    </w:p>
+    <w:p>
+      <w:r>
+        <w:rPr>
+          <w:rFonts w:ascii="Arial" w:hAnsi="Arial"/>
+        </w:rPr>
+        <w:t xml:space="preserve">  11번. 재결</w:t>
+      </w:r>
+    </w:p>
+    <w:p>
+      <w:r>
+        <w:rPr>
+          <w:rFonts w:ascii="Arial" w:hAnsi="Arial"/>
+        </w:rPr>
+        <w:t xml:space="preserve">  12번. 취소</w:t>
       </w:r>
     </w:p>
     <w:p>
@@ -836,55 +604,55 @@
           <w:b/>
           <w:sz w:val="24"/>
         </w:rPr>
-        <w:t>【7. 고지제도】</w:t>
-      </w:r>
-    </w:p>
-    <w:p>
-      <w:r>
-        <w:rPr>
-          <w:rFonts w:ascii="Arial" w:hAnsi="Arial"/>
-        </w:rPr>
-        <w:t xml:space="preserve">  106-1. 행정소송</w:t>
-      </w:r>
-    </w:p>
-    <w:p>
-      <w:r>
-        <w:rPr>
-          <w:rFonts w:ascii="Arial" w:hAnsi="Arial"/>
-        </w:rPr>
-        <w:t xml:space="preserve">  108-1. 행정심판</w:t>
-      </w:r>
-    </w:p>
-    <w:p>
-      <w:r>
-        <w:rPr>
-          <w:rFonts w:ascii="Arial" w:hAnsi="Arial"/>
-        </w:rPr>
-        <w:t xml:space="preserve">  109-1. 심판청구</w:t>
-      </w:r>
-    </w:p>
-    <w:p>
-      <w:r>
-        <w:rPr>
-          <w:rFonts w:ascii="Arial" w:hAnsi="Arial"/>
-        </w:rPr>
-        <w:t xml:space="preserve">  110-1. 90일</w:t>
-      </w:r>
-    </w:p>
-    <w:p>
-      <w:r>
-        <w:rPr>
-          <w:rFonts w:ascii="Arial" w:hAnsi="Arial"/>
-        </w:rPr>
-        <w:t xml:space="preserve">  111-1. 위법</w:t>
-      </w:r>
-    </w:p>
-    <w:p>
-      <w:r>
-        <w:rPr>
-          <w:rFonts w:ascii="Arial" w:hAnsi="Arial"/>
-        </w:rPr>
-        <w:t xml:space="preserve">  112-1. 불복절차</w:t>
+        <w:t>【II. 행정심판 &gt; 7. 고지제도】</w:t>
+      </w:r>
+    </w:p>
+    <w:p>
+      <w:r>
+        <w:rPr>
+          <w:rFonts w:ascii="Arial" w:hAnsi="Arial"/>
+        </w:rPr>
+        <w:t xml:space="preserve">  1번. 처분</w:t>
+      </w:r>
+    </w:p>
+    <w:p>
+      <w:r>
+        <w:rPr>
+          <w:rFonts w:ascii="Arial" w:hAnsi="Arial"/>
+        </w:rPr>
+        <w:t xml:space="preserve">  2번. 심판청구</w:t>
+      </w:r>
+    </w:p>
+    <w:p>
+      <w:r>
+        <w:rPr>
+          <w:rFonts w:ascii="Arial" w:hAnsi="Arial"/>
+        </w:rPr>
+        <w:t xml:space="preserve">  3번. 청구기간</w:t>
+      </w:r>
+    </w:p>
+    <w:p>
+      <w:r>
+        <w:rPr>
+          <w:rFonts w:ascii="Arial" w:hAnsi="Arial"/>
+        </w:rPr>
+        <w:t xml:space="preserve">  4번. 심판청구기간</w:t>
+      </w:r>
+    </w:p>
+    <w:p>
+      <w:r>
+        <w:rPr>
+          <w:rFonts w:ascii="Arial" w:hAnsi="Arial"/>
+        </w:rPr>
+        <w:t xml:space="preserve">  5번. 위법</w:t>
+      </w:r>
+    </w:p>
+    <w:p>
+      <w:r>
+        <w:rPr>
+          <w:rFonts w:ascii="Arial" w:hAnsi="Arial"/>
+        </w:rPr>
+        <w:t xml:space="preserve">  6번. 불복절차</w:t>
       </w:r>
     </w:p>
     <w:p>
@@ -902,15 +670,15 @@
         <w:rPr>
           <w:rFonts w:ascii="Arial" w:hAnsi="Arial"/>
         </w:rPr>
-        <w:t xml:space="preserve">  113-1. 취소소송</w:t>
-      </w:r>
-    </w:p>
-    <w:p>
-      <w:r>
-        <w:rPr>
-          <w:rFonts w:ascii="Arial" w:hAnsi="Arial"/>
-        </w:rPr>
-        <w:t xml:space="preserve">  114-1. 90일</w:t>
+        <w:t xml:space="preserve">  1번. 취소</w:t>
+      </w:r>
+    </w:p>
+    <w:p>
+      <w:r>
+        <w:rPr>
+          <w:rFonts w:ascii="Arial" w:hAnsi="Arial"/>
+        </w:rPr>
+        <w:t xml:space="preserve">  2번. 처분</w:t>
       </w:r>
     </w:p>
     <w:p>
@@ -920,31 +688,23 @@
           <w:b/>
           <w:sz w:val="24"/>
         </w:rPr>
-        <w:t>【1. 대상적격】</w:t>
-      </w:r>
-    </w:p>
-    <w:p>
-      <w:r>
-        <w:rPr>
-          <w:rFonts w:ascii="Arial" w:hAnsi="Arial"/>
-        </w:rPr>
-        <w:t xml:space="preserve">  116-1. 처분</w:t>
-      </w:r>
-    </w:p>
-    <w:p>
-      <w:r>
-        <w:rPr>
-          <w:rFonts w:ascii="Arial" w:hAnsi="Arial"/>
-        </w:rPr>
-        <w:t xml:space="preserve">  117-1. 항고소송</w:t>
-      </w:r>
-    </w:p>
-    <w:p>
-      <w:r>
-        <w:rPr>
-          <w:rFonts w:ascii="Arial" w:hAnsi="Arial"/>
-        </w:rPr>
-        <w:t xml:space="preserve">  118-1. 처분</w:t>
+        <w:t>【III. 취소소송의 소송요건 &gt; 1. 대상적격】</w:t>
+      </w:r>
+    </w:p>
+    <w:p>
+      <w:r>
+        <w:rPr>
+          <w:rFonts w:ascii="Arial" w:hAnsi="Arial"/>
+        </w:rPr>
+        <w:t xml:space="preserve">  1번. 처분</w:t>
+      </w:r>
+    </w:p>
+    <w:p>
+      <w:r>
+        <w:rPr>
+          <w:rFonts w:ascii="Arial" w:hAnsi="Arial"/>
+        </w:rPr>
+        <w:t xml:space="preserve">  2번. 항고소송</w:t>
       </w:r>
     </w:p>
     <w:p>
@@ -954,15 +714,15 @@
           <w:b/>
           <w:sz w:val="24"/>
         </w:rPr>
-        <w:t>【1) 재결을 거친 경우】</w:t>
-      </w:r>
-    </w:p>
-    <w:p>
-      <w:r>
-        <w:rPr>
-          <w:rFonts w:ascii="Arial" w:hAnsi="Arial"/>
-        </w:rPr>
-        <w:t xml:space="preserve">  119-1. 재결</w:t>
+        <w:t>【III. 취소소송의 소송요건 &gt; 1. 대상적격 &gt; 1) 재결을 거친 경우】</w:t>
+      </w:r>
+    </w:p>
+    <w:p>
+      <w:r>
+        <w:rPr>
+          <w:rFonts w:ascii="Arial" w:hAnsi="Arial"/>
+        </w:rPr>
+        <w:t xml:space="preserve">  1번. 재결</w:t>
       </w:r>
     </w:p>
     <w:p>
@@ -972,39 +732,31 @@
           <w:b/>
           <w:sz w:val="24"/>
         </w:rPr>
-        <w:t>【(1) 원처분주의】</w:t>
-      </w:r>
-    </w:p>
-    <w:p>
-      <w:r>
-        <w:rPr>
-          <w:rFonts w:ascii="Arial" w:hAnsi="Arial"/>
-        </w:rPr>
-        <w:t xml:space="preserve">  120-1. 처분</w:t>
-      </w:r>
-    </w:p>
-    <w:p>
-      <w:r>
-        <w:rPr>
-          <w:rFonts w:ascii="Arial" w:hAnsi="Arial"/>
-        </w:rPr>
-        <w:t xml:space="preserve">  121-1. 취소소송</w:t>
-      </w:r>
-    </w:p>
-    <w:p>
-      <w:r>
-        <w:rPr>
-          <w:rFonts w:ascii="Arial" w:hAnsi="Arial"/>
-        </w:rPr>
-        <w:t xml:space="preserve">  122-1. 취소소송</w:t>
-      </w:r>
-    </w:p>
-    <w:p>
-      <w:r>
-        <w:rPr>
-          <w:rFonts w:ascii="Arial" w:hAnsi="Arial"/>
-        </w:rPr>
-        <w:t xml:space="preserve">  123-1. 재결</w:t>
+        <w:t>【III. 취소소송의 소송요건 &gt; 1. 대상적격 &gt; 1) 재결을 거친 경우 &gt; (1) 원처분주의】</w:t>
+      </w:r>
+    </w:p>
+    <w:p>
+      <w:r>
+        <w:rPr>
+          <w:rFonts w:ascii="Arial" w:hAnsi="Arial"/>
+        </w:rPr>
+        <w:t xml:space="preserve">  1번. 처분</w:t>
+      </w:r>
+    </w:p>
+    <w:p>
+      <w:r>
+        <w:rPr>
+          <w:rFonts w:ascii="Arial" w:hAnsi="Arial"/>
+        </w:rPr>
+        <w:t xml:space="preserve">  2번. 재결</w:t>
+      </w:r>
+    </w:p>
+    <w:p>
+      <w:r>
+        <w:rPr>
+          <w:rFonts w:ascii="Arial" w:hAnsi="Arial"/>
+        </w:rPr>
+        <w:t xml:space="preserve">  3번. 위법</w:t>
       </w:r>
     </w:p>
     <w:p>
@@ -1014,31 +766,31 @@
           <w:b/>
           <w:sz w:val="24"/>
         </w:rPr>
-        <w:t>【(2) 변경재결 또는 변경명령재결과 그에 따른 변경처분이 있는 경우】</w:t>
-      </w:r>
-    </w:p>
-    <w:p>
-      <w:r>
-        <w:rPr>
-          <w:rFonts w:ascii="Arial" w:hAnsi="Arial"/>
-        </w:rPr>
-        <w:t xml:space="preserve">  124-1. 재결</w:t>
-      </w:r>
-    </w:p>
-    <w:p>
-      <w:r>
-        <w:rPr>
-          <w:rFonts w:ascii="Arial" w:hAnsi="Arial"/>
-        </w:rPr>
-        <w:t xml:space="preserve">  125-1. 일부취소</w:t>
-      </w:r>
-    </w:p>
-    <w:p>
-      <w:r>
-        <w:rPr>
-          <w:rFonts w:ascii="Arial" w:hAnsi="Arial"/>
-        </w:rPr>
-        <w:t xml:space="preserve">  126-1. 제소기간</w:t>
+        <w:t>【III. 취소소송의 소송요건 &gt; 1. 대상적격 &gt; 1) 재결을 거친 경우 &gt; (2) 변경재결 또는 변경명령재결과 그에 따른 변경처분이 있는 경우】</w:t>
+      </w:r>
+    </w:p>
+    <w:p>
+      <w:r>
+        <w:rPr>
+          <w:rFonts w:ascii="Arial" w:hAnsi="Arial"/>
+        </w:rPr>
+        <w:t xml:space="preserve">  1번. 처분</w:t>
+      </w:r>
+    </w:p>
+    <w:p>
+      <w:r>
+        <w:rPr>
+          <w:rFonts w:ascii="Arial" w:hAnsi="Arial"/>
+        </w:rPr>
+        <w:t xml:space="preserve">  2번. 적극적 변경</w:t>
+      </w:r>
+    </w:p>
+    <w:p>
+      <w:r>
+        <w:rPr>
+          <w:rFonts w:ascii="Arial" w:hAnsi="Arial"/>
+        </w:rPr>
+        <w:t xml:space="preserve">  3번. 위법</w:t>
       </w:r>
     </w:p>
     <w:p>
@@ -1048,31 +800,31 @@
           <w:b/>
           <w:sz w:val="24"/>
         </w:rPr>
-        <w:t>【(3) 제3자효 행정행위에서 인용재결 있는 경우 처분 상대방의 취소소송 제기】</w:t>
-      </w:r>
-    </w:p>
-    <w:p>
-      <w:r>
-        <w:rPr>
-          <w:rFonts w:ascii="Arial" w:hAnsi="Arial"/>
-        </w:rPr>
-        <w:t xml:space="preserve">  127-1. 취소소송</w:t>
-      </w:r>
-    </w:p>
-    <w:p>
-      <w:r>
-        <w:rPr>
-          <w:rFonts w:ascii="Arial" w:hAnsi="Arial"/>
-        </w:rPr>
-        <w:t xml:space="preserve">  128-1. 취소소송</w:t>
-      </w:r>
-    </w:p>
-    <w:p>
-      <w:r>
-        <w:rPr>
-          <w:rFonts w:ascii="Arial" w:hAnsi="Arial"/>
-        </w:rPr>
-        <w:t xml:space="preserve">  129-1. 취소</w:t>
+        <w:t>【III. 취소소송의 소송요건 &gt; 1. 대상적격 &gt; 1) 재결을 거친 경우 &gt; (3) 제3자효 행정행위에서 인용재결 있는 경우 처분 상대방의 취소소송 제기】</w:t>
+      </w:r>
+    </w:p>
+    <w:p>
+      <w:r>
+        <w:rPr>
+          <w:rFonts w:ascii="Arial" w:hAnsi="Arial"/>
+        </w:rPr>
+        <w:t xml:space="preserve">  1번. 처분</w:t>
+      </w:r>
+    </w:p>
+    <w:p>
+      <w:r>
+        <w:rPr>
+          <w:rFonts w:ascii="Arial" w:hAnsi="Arial"/>
+        </w:rPr>
+        <w:t xml:space="preserve">  2번. 재결</w:t>
+      </w:r>
+    </w:p>
+    <w:p>
+      <w:r>
+        <w:rPr>
+          <w:rFonts w:ascii="Arial" w:hAnsi="Arial"/>
+        </w:rPr>
+        <w:t xml:space="preserve">  3번. 소의이익</w:t>
       </w:r>
     </w:p>
     <w:p>
@@ -1082,15 +834,15 @@
           <w:b/>
           <w:sz w:val="24"/>
         </w:rPr>
-        <w:t>【2) 거부처분】</w:t>
-      </w:r>
-    </w:p>
-    <w:p>
-      <w:r>
-        <w:rPr>
-          <w:rFonts w:ascii="Arial" w:hAnsi="Arial"/>
-        </w:rPr>
-        <w:t xml:space="preserve">  131-1. 처분</w:t>
+        <w:t>【III. 취소소송의 소송요건 &gt; 1. 대상적격 &gt; 2) 거부처분】</w:t>
+      </w:r>
+    </w:p>
+    <w:p>
+      <w:r>
+        <w:rPr>
+          <w:rFonts w:ascii="Arial" w:hAnsi="Arial"/>
+        </w:rPr>
+        <w:t xml:space="preserve">  1번. 처분</w:t>
       </w:r>
     </w:p>
     <w:p>
@@ -1100,31 +852,31 @@
           <w:b/>
           <w:sz w:val="24"/>
         </w:rPr>
-        <w:t>【(1) 행정소송법상 구제수단】</w:t>
-      </w:r>
-    </w:p>
-    <w:p>
-      <w:r>
-        <w:rPr>
-          <w:rFonts w:ascii="Arial" w:hAnsi="Arial"/>
-        </w:rPr>
-        <w:t xml:space="preserve">  132-1. 행정소송</w:t>
-      </w:r>
-    </w:p>
-    <w:p>
-      <w:r>
-        <w:rPr>
-          <w:rFonts w:ascii="Arial" w:hAnsi="Arial"/>
-        </w:rPr>
-        <w:t xml:space="preserve">  133-1. 취소소송</w:t>
-      </w:r>
-    </w:p>
-    <w:p>
-      <w:r>
-        <w:rPr>
-          <w:rFonts w:ascii="Arial" w:hAnsi="Arial"/>
-        </w:rPr>
-        <w:t xml:space="preserve">  134-1. 준용</w:t>
+        <w:t>【III. 취소소송의 소송요건 &gt; 1. 대상적격 &gt; 2) 거부처분 &gt; (1) 행정소송법상 구제수단】</w:t>
+      </w:r>
+    </w:p>
+    <w:p>
+      <w:r>
+        <w:rPr>
+          <w:rFonts w:ascii="Arial" w:hAnsi="Arial"/>
+        </w:rPr>
+        <w:t xml:space="preserve">  1번. 행정소송</w:t>
+      </w:r>
+    </w:p>
+    <w:p>
+      <w:r>
+        <w:rPr>
+          <w:rFonts w:ascii="Arial" w:hAnsi="Arial"/>
+        </w:rPr>
+        <w:t xml:space="preserve">  2번. 항고소송</w:t>
+      </w:r>
+    </w:p>
+    <w:p>
+      <w:r>
+        <w:rPr>
+          <w:rFonts w:ascii="Arial" w:hAnsi="Arial"/>
+        </w:rPr>
+        <w:t xml:space="preserve">  3번. 처분</w:t>
       </w:r>
     </w:p>
     <w:p>
@@ -1134,23 +886,23 @@
           <w:b/>
           <w:sz w:val="24"/>
         </w:rPr>
-        <w:t>【(2) 대상적격(공변신)】</w:t>
-      </w:r>
-    </w:p>
-    <w:p>
-      <w:r>
-        <w:rPr>
-          <w:rFonts w:ascii="Arial" w:hAnsi="Arial"/>
-        </w:rPr>
-        <w:t xml:space="preserve">  136-1. 항고소송</w:t>
-      </w:r>
-    </w:p>
-    <w:p>
-      <w:r>
-        <w:rPr>
-          <w:rFonts w:ascii="Arial" w:hAnsi="Arial"/>
-        </w:rPr>
-        <w:t xml:space="preserve">  138-1. 원고적격</w:t>
+        <w:t>【III. 취소소송의 소송요건 &gt; 1. 대상적격 &gt; 2) 거부처분 &gt; (2) 대상적격(공변신)】</w:t>
+      </w:r>
+    </w:p>
+    <w:p>
+      <w:r>
+        <w:rPr>
+          <w:rFonts w:ascii="Arial" w:hAnsi="Arial"/>
+        </w:rPr>
+        <w:t xml:space="preserve">  1번. 항고소송</w:t>
+      </w:r>
+    </w:p>
+    <w:p>
+      <w:r>
+        <w:rPr>
+          <w:rFonts w:ascii="Arial" w:hAnsi="Arial"/>
+        </w:rPr>
+        <w:t xml:space="preserve">  2번. 원고적격</w:t>
       </w:r>
     </w:p>
     <w:p>
@@ -1160,31 +912,31 @@
           <w:b/>
           <w:sz w:val="24"/>
         </w:rPr>
-        <w:t>【(3) 새로운 거부처분】</w:t>
-      </w:r>
-    </w:p>
-    <w:p>
-      <w:r>
-        <w:rPr>
-          <w:rFonts w:ascii="Arial" w:hAnsi="Arial"/>
-        </w:rPr>
-        <w:t xml:space="preserve">  140-1. 처분</w:t>
-      </w:r>
-    </w:p>
-    <w:p>
-      <w:r>
-        <w:rPr>
-          <w:rFonts w:ascii="Arial" w:hAnsi="Arial"/>
-        </w:rPr>
-        <w:t xml:space="preserve">  141-1. 이의신청</w:t>
-      </w:r>
-    </w:p>
-    <w:p>
-      <w:r>
-        <w:rPr>
-          <w:rFonts w:ascii="Arial" w:hAnsi="Arial"/>
-        </w:rPr>
-        <w:t xml:space="preserve">  142-1. 제소기간</w:t>
+        <w:t>【III. 취소소송의 소송요건 &gt; 1. 대상적격 &gt; 2) 거부처분 &gt; (3) 새로운 거부처분】</w:t>
+      </w:r>
+    </w:p>
+    <w:p>
+      <w:r>
+        <w:rPr>
+          <w:rFonts w:ascii="Arial" w:hAnsi="Arial"/>
+        </w:rPr>
+        <w:t xml:space="preserve">  1번. 처분</w:t>
+      </w:r>
+    </w:p>
+    <w:p>
+      <w:r>
+        <w:rPr>
+          <w:rFonts w:ascii="Arial" w:hAnsi="Arial"/>
+        </w:rPr>
+        <w:t xml:space="preserve">  2번. 이의신청</w:t>
+      </w:r>
+    </w:p>
+    <w:p>
+      <w:r>
+        <w:rPr>
+          <w:rFonts w:ascii="Arial" w:hAnsi="Arial"/>
+        </w:rPr>
+        <w:t xml:space="preserve">  3번. 제소기간</w:t>
       </w:r>
     </w:p>
     <w:p>
@@ -1194,55 +946,31 @@
           <w:b/>
           <w:sz w:val="24"/>
         </w:rPr>
-        <w:t>【(4) 甲에 대한 수익적 행정행위와 인근주민의 취소신청 및 그 거부】</w:t>
-      </w:r>
-    </w:p>
-    <w:p>
-      <w:r>
-        <w:rPr>
-          <w:rFonts w:ascii="Arial" w:hAnsi="Arial"/>
-        </w:rPr>
-        <w:t xml:space="preserve">  143-1. 취소</w:t>
-      </w:r>
-    </w:p>
-    <w:p>
-      <w:r>
-        <w:rPr>
-          <w:rFonts w:ascii="Arial" w:hAnsi="Arial"/>
-        </w:rPr>
-        <w:t xml:space="preserve">  144-1. 원고적격</w:t>
-      </w:r>
-    </w:p>
-    <w:p>
-      <w:r>
-        <w:rPr>
-          <w:rFonts w:ascii="Arial" w:hAnsi="Arial"/>
-        </w:rPr>
-        <w:t xml:space="preserve">  148-1. 처분</w:t>
-      </w:r>
-    </w:p>
-    <w:p>
-      <w:r>
-        <w:rPr>
-          <w:rFonts w:ascii="Arial" w:hAnsi="Arial"/>
-        </w:rPr>
-        <w:t xml:space="preserve">  149-1. 취소</w:t>
-      </w:r>
-    </w:p>
-    <w:p>
-      <w:r>
-        <w:rPr>
-          <w:rFonts w:ascii="Arial" w:hAnsi="Arial"/>
-        </w:rPr>
-        <w:t xml:space="preserve">  150-1. 취소</w:t>
-      </w:r>
-    </w:p>
-    <w:p>
-      <w:r>
-        <w:rPr>
-          <w:rFonts w:ascii="Arial" w:hAnsi="Arial"/>
-        </w:rPr>
-        <w:t xml:space="preserve">  152-1. 취소</w:t>
+        <w:t>【III. 취소소송의 소송요건 &gt; 1. 대상적격 &gt; 2) 거부처분 &gt; (4) 甲에 대한 수익적 행정행위와 인근주민의 취소신청 및 그 거부】</w:t>
+      </w:r>
+    </w:p>
+    <w:p>
+      <w:r>
+        <w:rPr>
+          <w:rFonts w:ascii="Arial" w:hAnsi="Arial"/>
+        </w:rPr>
+        <w:t xml:space="preserve">  1번. 취소</w:t>
+      </w:r>
+    </w:p>
+    <w:p>
+      <w:r>
+        <w:rPr>
+          <w:rFonts w:ascii="Arial" w:hAnsi="Arial"/>
+        </w:rPr>
+        <w:t xml:space="preserve">  2번. 처분</w:t>
+      </w:r>
+    </w:p>
+    <w:p>
+      <w:r>
+        <w:rPr>
+          <w:rFonts w:ascii="Arial" w:hAnsi="Arial"/>
+        </w:rPr>
+        <w:t xml:space="preserve">  3번. 위법</w:t>
       </w:r>
     </w:p>
     <w:p>
@@ -1252,127 +980,47 @@
           <w:b/>
           <w:sz w:val="24"/>
         </w:rPr>
-        <w:t>【3) 후속처분이 있는 경우】</w:t>
-      </w:r>
-    </w:p>
-    <w:p>
-      <w:r>
-        <w:rPr>
-          <w:rFonts w:ascii="Arial" w:hAnsi="Arial"/>
-        </w:rPr>
-        <w:t xml:space="preserve">  154-1. 처분</w:t>
-      </w:r>
-    </w:p>
-    <w:p>
-      <w:r>
-        <w:rPr>
-          <w:rFonts w:ascii="Arial" w:hAnsi="Arial"/>
-        </w:rPr>
-        <w:t xml:space="preserve">  155-1. 처분</w:t>
-      </w:r>
-    </w:p>
-    <w:p>
-      <w:r>
-        <w:rPr>
-          <w:rFonts w:ascii="Arial" w:hAnsi="Arial"/>
-        </w:rPr>
-        <w:t xml:space="preserve">  156-1. 처분</w:t>
-      </w:r>
-    </w:p>
-    <w:p>
-      <w:r>
-        <w:rPr>
-          <w:rFonts w:ascii="Arial" w:hAnsi="Arial"/>
-        </w:rPr>
-        <w:t xml:space="preserve">  157-1. 처분</w:t>
-      </w:r>
-    </w:p>
-    <w:p>
-      <w:r>
-        <w:rPr>
-          <w:rFonts w:ascii="Arial" w:hAnsi="Arial"/>
-        </w:rPr>
-        <w:t xml:space="preserve">  158-1. 변경</w:t>
-      </w:r>
-    </w:p>
-    <w:p>
-      <w:r>
-        <w:rPr>
-          <w:rFonts w:ascii="Arial" w:hAnsi="Arial"/>
-        </w:rPr>
-        <w:t xml:space="preserve">  159-1. 취소소송</w:t>
-      </w:r>
-    </w:p>
-    <w:p>
-      <w:r>
-        <w:rPr>
-          <w:rFonts w:ascii="Arial" w:hAnsi="Arial"/>
-        </w:rPr>
-        <w:t xml:space="preserve">  160-1. 처분</w:t>
-      </w:r>
-    </w:p>
-    <w:p>
-      <w:r>
-        <w:rPr>
-          <w:rFonts w:ascii="Arial" w:hAnsi="Arial"/>
-        </w:rPr>
-        <w:t xml:space="preserve">  161-1. 변경</w:t>
-      </w:r>
-    </w:p>
-    <w:p>
-      <w:r>
-        <w:rPr>
-          <w:rFonts w:ascii="Arial" w:hAnsi="Arial"/>
-        </w:rPr>
-        <w:t xml:space="preserve">  162-1. 처분</w:t>
-      </w:r>
-    </w:p>
-    <w:p>
-      <w:r>
-        <w:rPr>
-          <w:rFonts w:ascii="Arial" w:hAnsi="Arial"/>
-        </w:rPr>
-        <w:t xml:space="preserve">  164-1. 취소</w:t>
-      </w:r>
-    </w:p>
-    <w:p>
-      <w:r>
-        <w:rPr>
-          <w:rFonts w:ascii="Arial" w:hAnsi="Arial"/>
-        </w:rPr>
-        <w:t xml:space="preserve">  165-1. 처분</w:t>
-      </w:r>
-    </w:p>
-    <w:p>
-      <w:r>
-        <w:rPr>
-          <w:rFonts w:ascii="Arial" w:hAnsi="Arial"/>
-        </w:rPr>
-        <w:t xml:space="preserve">  167-1. 취소</w:t>
-      </w:r>
-    </w:p>
-    <w:p>
-      <w:r>
-        <w:rPr>
-          <w:rFonts w:ascii="Arial" w:hAnsi="Arial"/>
-        </w:rPr>
-        <w:t xml:space="preserve">  168-1. 위법</w:t>
-      </w:r>
-    </w:p>
-    <w:p>
-      <w:r>
-        <w:rPr>
-          <w:rFonts w:ascii="Arial" w:hAnsi="Arial"/>
-        </w:rPr>
-        <w:t xml:space="preserve">  169-1. 처분</w:t>
-      </w:r>
-    </w:p>
-    <w:p>
-      <w:r>
-        <w:rPr>
-          <w:rFonts w:ascii="Arial" w:hAnsi="Arial"/>
-        </w:rPr>
-        <w:t xml:space="preserve">  170-1. 취소소송</w:t>
+        <w:t>【III. 취소소송의 소송요건 &gt; 1. 대상적격 &gt; 3) 후속처분이 있는 경우】</w:t>
+      </w:r>
+    </w:p>
+    <w:p>
+      <w:r>
+        <w:rPr>
+          <w:rFonts w:ascii="Arial" w:hAnsi="Arial"/>
+        </w:rPr>
+        <w:t xml:space="preserve">  1번. 처분</w:t>
+      </w:r>
+    </w:p>
+    <w:p>
+      <w:r>
+        <w:rPr>
+          <w:rFonts w:ascii="Arial" w:hAnsi="Arial"/>
+        </w:rPr>
+        <w:t xml:space="preserve">  2번. 변경</w:t>
+      </w:r>
+    </w:p>
+    <w:p>
+      <w:r>
+        <w:rPr>
+          <w:rFonts w:ascii="Arial" w:hAnsi="Arial"/>
+        </w:rPr>
+        <w:t xml:space="preserve">  3번. 위법</w:t>
+      </w:r>
+    </w:p>
+    <w:p>
+      <w:r>
+        <w:rPr>
+          <w:rFonts w:ascii="Arial" w:hAnsi="Arial"/>
+        </w:rPr>
+        <w:t xml:space="preserve">  4번. 취소</w:t>
+      </w:r>
+    </w:p>
+    <w:p>
+      <w:r>
+        <w:rPr>
+          <w:rFonts w:ascii="Arial" w:hAnsi="Arial"/>
+        </w:rPr>
+        <w:t xml:space="preserve">  5번. 재결</w:t>
       </w:r>
     </w:p>
     <w:p>
@@ -1382,47 +1030,39 @@
           <w:b/>
           <w:sz w:val="24"/>
         </w:rPr>
-        <w:t>【2. 원고적격】</w:t>
-      </w:r>
-    </w:p>
-    <w:p>
-      <w:r>
-        <w:rPr>
-          <w:rFonts w:ascii="Arial" w:hAnsi="Arial"/>
-        </w:rPr>
-        <w:t xml:space="preserve">  172-1. 원고적격</w:t>
-      </w:r>
-    </w:p>
-    <w:p>
-      <w:r>
-        <w:rPr>
-          <w:rFonts w:ascii="Arial" w:hAnsi="Arial"/>
-        </w:rPr>
-        <w:t xml:space="preserve">  173-1. 취소</w:t>
-      </w:r>
-    </w:p>
-    <w:p>
-      <w:r>
-        <w:rPr>
-          <w:rFonts w:ascii="Arial" w:hAnsi="Arial"/>
-        </w:rPr>
-        <w:t xml:space="preserve">  175-1. 원고적격</w:t>
-      </w:r>
-    </w:p>
-    <w:p>
-      <w:r>
-        <w:rPr>
-          <w:rFonts w:ascii="Arial" w:hAnsi="Arial"/>
-        </w:rPr>
-        <w:t xml:space="preserve">  176-1. 처분</w:t>
-      </w:r>
-    </w:p>
-    <w:p>
-      <w:r>
-        <w:rPr>
-          <w:rFonts w:ascii="Arial" w:hAnsi="Arial"/>
-        </w:rPr>
-        <w:t xml:space="preserve">  177-1. 취소소송</w:t>
+        <w:t>【III. 취소소송의 소송요건 &gt; 2. 원고적격】</w:t>
+      </w:r>
+    </w:p>
+    <w:p>
+      <w:r>
+        <w:rPr>
+          <w:rFonts w:ascii="Arial" w:hAnsi="Arial"/>
+        </w:rPr>
+        <w:t xml:space="preserve">  1번. 원고적격</w:t>
+      </w:r>
+    </w:p>
+    <w:p>
+      <w:r>
+        <w:rPr>
+          <w:rFonts w:ascii="Arial" w:hAnsi="Arial"/>
+        </w:rPr>
+        <w:t xml:space="preserve">  2번. 취소</w:t>
+      </w:r>
+    </w:p>
+    <w:p>
+      <w:r>
+        <w:rPr>
+          <w:rFonts w:ascii="Arial" w:hAnsi="Arial"/>
+        </w:rPr>
+        <w:t xml:space="preserve">  3번. 처분</w:t>
+      </w:r>
+    </w:p>
+    <w:p>
+      <w:r>
+        <w:rPr>
+          <w:rFonts w:ascii="Arial" w:hAnsi="Arial"/>
+        </w:rPr>
+        <w:t xml:space="preserve">  4번. 취소소송</w:t>
       </w:r>
     </w:p>
     <w:p>
@@ -1432,31 +1072,23 @@
           <w:b/>
           <w:sz w:val="24"/>
         </w:rPr>
-        <w:t>【1) 인인소송】</w:t>
-      </w:r>
-    </w:p>
-    <w:p>
-      <w:r>
-        <w:rPr>
-          <w:rFonts w:ascii="Arial" w:hAnsi="Arial"/>
-        </w:rPr>
-        <w:t xml:space="preserve">  180-1. 원고적격</w:t>
-      </w:r>
-    </w:p>
-    <w:p>
-      <w:r>
-        <w:rPr>
-          <w:rFonts w:ascii="Arial" w:hAnsi="Arial"/>
-        </w:rPr>
-        <w:t xml:space="preserve">  181-1. 원고적격</w:t>
-      </w:r>
-    </w:p>
-    <w:p>
-      <w:r>
-        <w:rPr>
-          <w:rFonts w:ascii="Arial" w:hAnsi="Arial"/>
-        </w:rPr>
-        <w:t xml:space="preserve">  182-1. 원고적격</w:t>
+        <w:t>【III. 취소소송의 소송요건 &gt; 2. 원고적격 &gt; 1) 인인소송】</w:t>
+      </w:r>
+    </w:p>
+    <w:p>
+      <w:r>
+        <w:rPr>
+          <w:rFonts w:ascii="Arial" w:hAnsi="Arial"/>
+        </w:rPr>
+        <w:t xml:space="preserve">  1번. 처분</w:t>
+      </w:r>
+    </w:p>
+    <w:p>
+      <w:r>
+        <w:rPr>
+          <w:rFonts w:ascii="Arial" w:hAnsi="Arial"/>
+        </w:rPr>
+        <w:t xml:space="preserve">  2번. 원고적격</w:t>
       </w:r>
     </w:p>
     <w:p>
@@ -1466,23 +1098,15 @@
           <w:b/>
           <w:sz w:val="24"/>
         </w:rPr>
-        <w:t>【2) 단체소송】</w:t>
-      </w:r>
-    </w:p>
-    <w:p>
-      <w:r>
-        <w:rPr>
-          <w:rFonts w:ascii="Arial" w:hAnsi="Arial"/>
-        </w:rPr>
-        <w:t xml:space="preserve">  185-1. 원고적격</w:t>
-      </w:r>
-    </w:p>
-    <w:p>
-      <w:r>
-        <w:rPr>
-          <w:rFonts w:ascii="Arial" w:hAnsi="Arial"/>
-        </w:rPr>
-        <w:t xml:space="preserve">  187-1. 원고적격</w:t>
+        <w:t>【III. 취소소송의 소송요건 &gt; 2. 원고적격 &gt; 2) 단체소송】</w:t>
+      </w:r>
+    </w:p>
+    <w:p>
+      <w:r>
+        <w:rPr>
+          <w:rFonts w:ascii="Arial" w:hAnsi="Arial"/>
+        </w:rPr>
+        <w:t xml:space="preserve">  1번. 원고적격</w:t>
       </w:r>
     </w:p>
     <w:p>
@@ -1492,15 +1116,15 @@
           <w:b/>
           <w:sz w:val="24"/>
         </w:rPr>
-        <w:t>【3) 경업자소송】</w:t>
-      </w:r>
-    </w:p>
-    <w:p>
-      <w:r>
-        <w:rPr>
-          <w:rFonts w:ascii="Arial" w:hAnsi="Arial"/>
-        </w:rPr>
-        <w:t xml:space="preserve">  190-1. 원고적격</w:t>
+        <w:t>【III. 취소소송의 소송요건 &gt; 2. 원고적격 &gt; 3) 경업자소송】</w:t>
+      </w:r>
+    </w:p>
+    <w:p>
+      <w:r>
+        <w:rPr>
+          <w:rFonts w:ascii="Arial" w:hAnsi="Arial"/>
+        </w:rPr>
+        <w:t xml:space="preserve">  1번. 원고적격</w:t>
       </w:r>
     </w:p>
     <w:p>
@@ -1510,23 +1134,23 @@
           <w:b/>
           <w:sz w:val="24"/>
         </w:rPr>
-        <w:t>【4) 경원자소송】</w:t>
-      </w:r>
-    </w:p>
-    <w:p>
-      <w:r>
-        <w:rPr>
-          <w:rFonts w:ascii="Arial" w:hAnsi="Arial"/>
-        </w:rPr>
-        <w:t xml:space="preserve">  193-1. 취소</w:t>
-      </w:r>
-    </w:p>
-    <w:p>
-      <w:r>
-        <w:rPr>
-          <w:rFonts w:ascii="Arial" w:hAnsi="Arial"/>
-        </w:rPr>
-        <w:t xml:space="preserve">  194-1. 원고적격</w:t>
+        <w:t>【III. 취소소송의 소송요건 &gt; 2. 원고적격 &gt; 4) 경원자소송】</w:t>
+      </w:r>
+    </w:p>
+    <w:p>
+      <w:r>
+        <w:rPr>
+          <w:rFonts w:ascii="Arial" w:hAnsi="Arial"/>
+        </w:rPr>
+        <w:t xml:space="preserve">  1번. 처분</w:t>
+      </w:r>
+    </w:p>
+    <w:p>
+      <w:r>
+        <w:rPr>
+          <w:rFonts w:ascii="Arial" w:hAnsi="Arial"/>
+        </w:rPr>
+        <w:t xml:space="preserve">  2번. 원고적격</w:t>
       </w:r>
     </w:p>
     <w:p>
@@ -1536,31 +1160,23 @@
           <w:b/>
           <w:sz w:val="24"/>
         </w:rPr>
-        <w:t>【3. 협의의 소의이익】</w:t>
-      </w:r>
-    </w:p>
-    <w:p>
-      <w:r>
-        <w:rPr>
-          <w:rFonts w:ascii="Arial" w:hAnsi="Arial"/>
-        </w:rPr>
-        <w:t xml:space="preserve">  196-1. 소의이익</w:t>
-      </w:r>
-    </w:p>
-    <w:p>
-      <w:r>
-        <w:rPr>
-          <w:rFonts w:ascii="Arial" w:hAnsi="Arial"/>
-        </w:rPr>
-        <w:t xml:space="preserve">  197-1. 소의이익</w:t>
-      </w:r>
-    </w:p>
-    <w:p>
-      <w:r>
-        <w:rPr>
-          <w:rFonts w:ascii="Arial" w:hAnsi="Arial"/>
-        </w:rPr>
-        <w:t xml:space="preserve">  198-1. 취소</w:t>
+        <w:t>【III. 취소소송의 소송요건 &gt; 3. 협의의 소의이익】</w:t>
+      </w:r>
+    </w:p>
+    <w:p>
+      <w:r>
+        <w:rPr>
+          <w:rFonts w:ascii="Arial" w:hAnsi="Arial"/>
+        </w:rPr>
+        <w:t xml:space="preserve">  1번. 소의이익</w:t>
+      </w:r>
+    </w:p>
+    <w:p>
+      <w:r>
+        <w:rPr>
+          <w:rFonts w:ascii="Arial" w:hAnsi="Arial"/>
+        </w:rPr>
+        <w:t xml:space="preserve">  2번. 처분</w:t>
       </w:r>
     </w:p>
     <w:p>
@@ -1570,15 +1186,15 @@
           <w:b/>
           <w:sz w:val="24"/>
         </w:rPr>
-        <w:t>【1) 경원자소송 소의이익】</w:t>
-      </w:r>
-    </w:p>
-    <w:p>
-      <w:r>
-        <w:rPr>
-          <w:rFonts w:ascii="Arial" w:hAnsi="Arial"/>
-        </w:rPr>
-        <w:t xml:space="preserve">  199-1. 소의이익</w:t>
+        <w:t>【III. 취소소송의 소송요건 &gt; 3. 협의의 소의이익 &gt; 1) 경원자소송 소의이익】</w:t>
+      </w:r>
+    </w:p>
+    <w:p>
+      <w:r>
+        <w:rPr>
+          <w:rFonts w:ascii="Arial" w:hAnsi="Arial"/>
+        </w:rPr>
+        <w:t xml:space="preserve">  1번. 소의이익</w:t>
       </w:r>
     </w:p>
     <w:p>
@@ -1588,23 +1204,23 @@
           <w:b/>
           <w:sz w:val="24"/>
         </w:rPr>
-        <w:t>【2) 제재처분 기준이 시행규칙에 규정된 경우 소의이익】</w:t>
-      </w:r>
-    </w:p>
-    <w:p>
-      <w:r>
-        <w:rPr>
-          <w:rFonts w:ascii="Arial" w:hAnsi="Arial"/>
-        </w:rPr>
-        <w:t xml:space="preserve">  201-1. 소의이익</w:t>
-      </w:r>
-    </w:p>
-    <w:p>
-      <w:r>
-        <w:rPr>
-          <w:rFonts w:ascii="Arial" w:hAnsi="Arial"/>
-        </w:rPr>
-        <w:t xml:space="preserve">  203-1. 취소</w:t>
+        <w:t>【III. 취소소송의 소송요건 &gt; 3. 협의의 소의이익 &gt; 2) 제재처분 기준이 시행규칙에 규정된 경우 소의이익】</w:t>
+      </w:r>
+    </w:p>
+    <w:p>
+      <w:r>
+        <w:rPr>
+          <w:rFonts w:ascii="Arial" w:hAnsi="Arial"/>
+        </w:rPr>
+        <w:t xml:space="preserve">  1번. 처분</w:t>
+      </w:r>
+    </w:p>
+    <w:p>
+      <w:r>
+        <w:rPr>
+          <w:rFonts w:ascii="Arial" w:hAnsi="Arial"/>
+        </w:rPr>
+        <w:t xml:space="preserve">  2번. 취소</w:t>
       </w:r>
     </w:p>
     <w:p>
@@ -1614,47 +1230,47 @@
           <w:b/>
           <w:sz w:val="24"/>
         </w:rPr>
-        <w:t>【3) 종전처분을 변경하는 내용의 후속처분이 있는 경우 소의이익】</w:t>
-      </w:r>
-    </w:p>
-    <w:p>
-      <w:r>
-        <w:rPr>
-          <w:rFonts w:ascii="Arial" w:hAnsi="Arial"/>
-        </w:rPr>
-        <w:t xml:space="preserve">  204-1. 변경</w:t>
-      </w:r>
-    </w:p>
-    <w:p>
-      <w:r>
-        <w:rPr>
-          <w:rFonts w:ascii="Arial" w:hAnsi="Arial"/>
-        </w:rPr>
-        <w:t xml:space="preserve">  205-1. 취소소송</w:t>
-      </w:r>
-    </w:p>
-    <w:p>
-      <w:r>
-        <w:rPr>
-          <w:rFonts w:ascii="Arial" w:hAnsi="Arial"/>
-        </w:rPr>
-        <w:t xml:space="preserve">  207-1. 취소소송</w:t>
-      </w:r>
-    </w:p>
-    <w:p>
-      <w:r>
-        <w:rPr>
-          <w:rFonts w:ascii="Arial" w:hAnsi="Arial"/>
-        </w:rPr>
-        <w:t xml:space="preserve">  209-1. 변경</w:t>
-      </w:r>
-    </w:p>
-    <w:p>
-      <w:r>
-        <w:rPr>
-          <w:rFonts w:ascii="Arial" w:hAnsi="Arial"/>
-        </w:rPr>
-        <w:t xml:space="preserve">  211-1. 취소</w:t>
+        <w:t>【III. 취소소송의 소송요건 &gt; 3. 협의의 소의이익 &gt; 3) 종전처분을 변경하는 내용의 후속처분이 있는 경우 소의이익】</w:t>
+      </w:r>
+    </w:p>
+    <w:p>
+      <w:r>
+        <w:rPr>
+          <w:rFonts w:ascii="Arial" w:hAnsi="Arial"/>
+        </w:rPr>
+        <w:t xml:space="preserve">  1번. 처분</w:t>
+      </w:r>
+    </w:p>
+    <w:p>
+      <w:r>
+        <w:rPr>
+          <w:rFonts w:ascii="Arial" w:hAnsi="Arial"/>
+        </w:rPr>
+        <w:t xml:space="preserve">  2번. 취소</w:t>
+      </w:r>
+    </w:p>
+    <w:p>
+      <w:r>
+        <w:rPr>
+          <w:rFonts w:ascii="Arial" w:hAnsi="Arial"/>
+        </w:rPr>
+        <w:t xml:space="preserve">  3번. 항고소송</w:t>
+      </w:r>
+    </w:p>
+    <w:p>
+      <w:r>
+        <w:rPr>
+          <w:rFonts w:ascii="Arial" w:hAnsi="Arial"/>
+        </w:rPr>
+        <w:t xml:space="preserve">  4번. 소의이익</w:t>
+      </w:r>
+    </w:p>
+    <w:p>
+      <w:r>
+        <w:rPr>
+          <w:rFonts w:ascii="Arial" w:hAnsi="Arial"/>
+        </w:rPr>
+        <w:t xml:space="preserve">  5번. 변경</w:t>
       </w:r>
     </w:p>
     <w:p>
@@ -1664,23 +1280,23 @@
           <w:b/>
           <w:sz w:val="24"/>
         </w:rPr>
-        <w:t>【4) 원상회복 불가능】</w:t>
-      </w:r>
-    </w:p>
-    <w:p>
-      <w:r>
-        <w:rPr>
-          <w:rFonts w:ascii="Arial" w:hAnsi="Arial"/>
-        </w:rPr>
-        <w:t xml:space="preserve">  213-1. 취소</w:t>
-      </w:r>
-    </w:p>
-    <w:p>
-      <w:r>
-        <w:rPr>
-          <w:rFonts w:ascii="Arial" w:hAnsi="Arial"/>
-        </w:rPr>
-        <w:t xml:space="preserve">  214-1. 위법</w:t>
+        <w:t>【III. 취소소송의 소송요건 &gt; 3. 협의의 소의이익 &gt; 4) 원상회복 불가능】</w:t>
+      </w:r>
+    </w:p>
+    <w:p>
+      <w:r>
+        <w:rPr>
+          <w:rFonts w:ascii="Arial" w:hAnsi="Arial"/>
+        </w:rPr>
+        <w:t xml:space="preserve">  1번. 처분</w:t>
+      </w:r>
+    </w:p>
+    <w:p>
+      <w:r>
+        <w:rPr>
+          <w:rFonts w:ascii="Arial" w:hAnsi="Arial"/>
+        </w:rPr>
+        <w:t xml:space="preserve">  2번. 기판력</w:t>
       </w:r>
     </w:p>
     <w:p>
@@ -1690,23 +1306,23 @@
           <w:b/>
           <w:sz w:val="24"/>
         </w:rPr>
-        <w:t>【4. 피고적격】</w:t>
-      </w:r>
-    </w:p>
-    <w:p>
-      <w:r>
-        <w:rPr>
-          <w:rFonts w:ascii="Arial" w:hAnsi="Arial"/>
-        </w:rPr>
-        <w:t xml:space="preserve">  216-1. 피고적격</w:t>
-      </w:r>
-    </w:p>
-    <w:p>
-      <w:r>
-        <w:rPr>
-          <w:rFonts w:ascii="Arial" w:hAnsi="Arial"/>
-        </w:rPr>
-        <w:t xml:space="preserve">  217-1. 취소소송</w:t>
+        <w:t>【III. 취소소송의 소송요건 &gt; 4. 피고적격】</w:t>
+      </w:r>
+    </w:p>
+    <w:p>
+      <w:r>
+        <w:rPr>
+          <w:rFonts w:ascii="Arial" w:hAnsi="Arial"/>
+        </w:rPr>
+        <w:t xml:space="preserve">  1번. 피고적격</w:t>
+      </w:r>
+    </w:p>
+    <w:p>
+      <w:r>
+        <w:rPr>
+          <w:rFonts w:ascii="Arial" w:hAnsi="Arial"/>
+        </w:rPr>
+        <w:t xml:space="preserve">  2번. 처분</w:t>
       </w:r>
     </w:p>
     <w:p>
@@ -1716,23 +1332,23 @@
           <w:b/>
           <w:sz w:val="24"/>
         </w:rPr>
-        <w:t>【1) 내부위임】</w:t>
-      </w:r>
-    </w:p>
-    <w:p>
-      <w:r>
-        <w:rPr>
-          <w:rFonts w:ascii="Arial" w:hAnsi="Arial"/>
-        </w:rPr>
-        <w:t xml:space="preserve">  219-1. 변경</w:t>
-      </w:r>
-    </w:p>
-    <w:p>
-      <w:r>
-        <w:rPr>
-          <w:rFonts w:ascii="Arial" w:hAnsi="Arial"/>
-        </w:rPr>
-        <w:t xml:space="preserve">  221-1. 처분</w:t>
+        <w:t>【III. 취소소송의 소송요건 &gt; 4. 피고적격 &gt; 1) 내부위임】</w:t>
+      </w:r>
+    </w:p>
+    <w:p>
+      <w:r>
+        <w:rPr>
+          <w:rFonts w:ascii="Arial" w:hAnsi="Arial"/>
+        </w:rPr>
+        <w:t xml:space="preserve">  1번. 변경</w:t>
+      </w:r>
+    </w:p>
+    <w:p>
+      <w:r>
+        <w:rPr>
+          <w:rFonts w:ascii="Arial" w:hAnsi="Arial"/>
+        </w:rPr>
+        <w:t xml:space="preserve">  2번. 처분</w:t>
       </w:r>
     </w:p>
     <w:p>
@@ -1742,15 +1358,15 @@
           <w:b/>
           <w:sz w:val="24"/>
         </w:rPr>
-        <w:t>【2) 지방의회】</w:t>
-      </w:r>
-    </w:p>
-    <w:p>
-      <w:r>
-        <w:rPr>
-          <w:rFonts w:ascii="Arial" w:hAnsi="Arial"/>
-        </w:rPr>
-        <w:t xml:space="preserve">  224-1. 처분</w:t>
+        <w:t>【III. 취소소송의 소송요건 &gt; 4. 피고적격 &gt; 2) 지방의회】</w:t>
+      </w:r>
+    </w:p>
+    <w:p>
+      <w:r>
+        <w:rPr>
+          <w:rFonts w:ascii="Arial" w:hAnsi="Arial"/>
+        </w:rPr>
+        <w:t xml:space="preserve">  1번. 처분</w:t>
       </w:r>
     </w:p>
     <w:p>
@@ -1760,127 +1376,71 @@
           <w:b/>
           <w:sz w:val="24"/>
         </w:rPr>
-        <w:t>【5. 제소기간】</w:t>
-      </w:r>
-    </w:p>
-    <w:p>
-      <w:r>
-        <w:rPr>
-          <w:rFonts w:ascii="Arial" w:hAnsi="Arial"/>
-        </w:rPr>
-        <w:t xml:space="preserve">  225-1. 제소기간</w:t>
-      </w:r>
-    </w:p>
-    <w:p>
-      <w:r>
-        <w:rPr>
-          <w:rFonts w:ascii="Arial" w:hAnsi="Arial"/>
-        </w:rPr>
-        <w:t xml:space="preserve">  226-1. 90일</w:t>
-      </w:r>
-    </w:p>
-    <w:p>
-      <w:r>
-        <w:rPr>
-          <w:rFonts w:ascii="Arial" w:hAnsi="Arial"/>
-        </w:rPr>
-        <w:t xml:space="preserve">  227-1. 처분</w:t>
-      </w:r>
-    </w:p>
-    <w:p>
-      <w:r>
-        <w:rPr>
-          <w:rFonts w:ascii="Arial" w:hAnsi="Arial"/>
-        </w:rPr>
-        <w:t xml:space="preserve">  228-1. 처분</w:t>
-      </w:r>
-    </w:p>
-    <w:p>
-      <w:r>
-        <w:rPr>
-          <w:rFonts w:ascii="Arial" w:hAnsi="Arial"/>
-        </w:rPr>
-        <w:t xml:space="preserve">  229-1. 처분</w:t>
-      </w:r>
-    </w:p>
-    <w:p>
-      <w:r>
-        <w:rPr>
-          <w:rFonts w:ascii="Arial" w:hAnsi="Arial"/>
-        </w:rPr>
-        <w:t xml:space="preserve">  230-1. 처분</w:t>
-      </w:r>
-    </w:p>
-    <w:p>
-      <w:r>
-        <w:rPr>
-          <w:rFonts w:ascii="Arial" w:hAnsi="Arial"/>
-        </w:rPr>
-        <w:t xml:space="preserve">  231-1. 90일</w:t>
-      </w:r>
-    </w:p>
-    <w:p>
-      <w:r>
-        <w:rPr>
-          <w:rFonts w:ascii="Arial" w:hAnsi="Arial"/>
-        </w:rPr>
-        <w:t xml:space="preserve">  232-1. 처분</w:t>
-      </w:r>
-    </w:p>
-    <w:p>
-      <w:r>
-        <w:rPr>
-          <w:rFonts w:ascii="Arial" w:hAnsi="Arial"/>
-        </w:rPr>
-        <w:t xml:space="preserve">  233-1. 처분</w:t>
-      </w:r>
-    </w:p>
-    <w:p>
-      <w:r>
-        <w:rPr>
-          <w:rFonts w:ascii="Arial" w:hAnsi="Arial"/>
-        </w:rPr>
-        <w:t xml:space="preserve">  234-1. 90일</w:t>
-      </w:r>
-    </w:p>
-    <w:p>
-      <w:r>
-        <w:rPr>
-          <w:rFonts w:ascii="Arial" w:hAnsi="Arial"/>
-        </w:rPr>
-        <w:t xml:space="preserve">  236-1. 제소기간</w:t>
-      </w:r>
-    </w:p>
-    <w:p>
-      <w:r>
-        <w:rPr>
-          <w:rFonts w:ascii="Arial" w:hAnsi="Arial"/>
-        </w:rPr>
-        <w:t xml:space="preserve">  237-1. 취소소송</w:t>
-      </w:r>
-    </w:p>
-    <w:p>
-      <w:r>
-        <w:rPr>
-          <w:rFonts w:ascii="Arial" w:hAnsi="Arial"/>
-        </w:rPr>
-        <w:t xml:space="preserve">  238-1. 90일</w:t>
-      </w:r>
-    </w:p>
-    <w:p>
-      <w:r>
-        <w:rPr>
-          <w:rFonts w:ascii="Arial" w:hAnsi="Arial"/>
-        </w:rPr>
-        <w:t xml:space="preserve">  239-1. 취소소송</w:t>
-      </w:r>
-    </w:p>
-    <w:p>
-      <w:r>
-        <w:rPr>
-          <w:rFonts w:ascii="Arial" w:hAnsi="Arial"/>
-        </w:rPr>
-        <w:t xml:space="preserve">  240-1. 90일</w:t>
+        <w:t>【III. 취소소송의 소송요건 &gt; 5. 제소기간】</w:t>
+      </w:r>
+    </w:p>
+    <w:p>
+      <w:r>
+        <w:rPr>
+          <w:rFonts w:ascii="Arial" w:hAnsi="Arial"/>
+        </w:rPr>
+        <w:t xml:space="preserve">  1번. 제소기간</w:t>
+      </w:r>
+    </w:p>
+    <w:p>
+      <w:r>
+        <w:rPr>
+          <w:rFonts w:ascii="Arial" w:hAnsi="Arial"/>
+        </w:rPr>
+        <w:t xml:space="preserve">  2번. 처분</w:t>
+      </w:r>
+    </w:p>
+    <w:p>
+      <w:r>
+        <w:rPr>
+          <w:rFonts w:ascii="Arial" w:hAnsi="Arial"/>
+        </w:rPr>
+        <w:t xml:space="preserve">  3번. 90일</w:t>
+      </w:r>
+    </w:p>
+    <w:p>
+      <w:r>
+        <w:rPr>
+          <w:rFonts w:ascii="Arial" w:hAnsi="Arial"/>
+        </w:rPr>
+        <w:t xml:space="preserve">  4번. 심판청구</w:t>
+      </w:r>
+    </w:p>
+    <w:p>
+      <w:r>
+        <w:rPr>
+          <w:rFonts w:ascii="Arial" w:hAnsi="Arial"/>
+        </w:rPr>
+        <w:t xml:space="preserve">  5번. 취소</w:t>
+      </w:r>
+    </w:p>
+    <w:p>
+      <w:r>
+        <w:rPr>
+          <w:rFonts w:ascii="Arial" w:hAnsi="Arial"/>
+        </w:rPr>
+        <w:t xml:space="preserve">  6번. 1년</w:t>
+      </w:r>
+    </w:p>
+    <w:p>
+      <w:r>
+        <w:rPr>
+          <w:rFonts w:ascii="Arial" w:hAnsi="Arial"/>
+        </w:rPr>
+        <w:t xml:space="preserve">  7번. 취소소송</w:t>
+      </w:r>
+    </w:p>
+    <w:p>
+      <w:r>
+        <w:rPr>
+          <w:rFonts w:ascii="Arial" w:hAnsi="Arial"/>
+        </w:rPr>
+        <w:t xml:space="preserve">  8번. 재결서</w:t>
       </w:r>
     </w:p>
     <w:p>
@@ -1890,111 +1450,71 @@
           <w:b/>
           <w:sz w:val="24"/>
         </w:rPr>
-        <w:t>【6. 전심절차】</w:t>
-      </w:r>
-    </w:p>
-    <w:p>
-      <w:r>
-        <w:rPr>
-          <w:rFonts w:ascii="Arial" w:hAnsi="Arial"/>
-        </w:rPr>
-        <w:t xml:space="preserve">  244-1. 심판청구</w:t>
-      </w:r>
-    </w:p>
-    <w:p>
-      <w:r>
-        <w:rPr>
-          <w:rFonts w:ascii="Arial" w:hAnsi="Arial"/>
-        </w:rPr>
-        <w:t xml:space="preserve">  245-1. 행정심판위원회</w:t>
-      </w:r>
-    </w:p>
-    <w:p>
-      <w:r>
-        <w:rPr>
-          <w:rFonts w:ascii="Arial" w:hAnsi="Arial"/>
-        </w:rPr>
-        <w:t xml:space="preserve">  246-1. 재결</w:t>
-      </w:r>
-    </w:p>
-    <w:p>
-      <w:r>
-        <w:rPr>
-          <w:rFonts w:ascii="Arial" w:hAnsi="Arial"/>
-        </w:rPr>
-        <w:t xml:space="preserve">  247-1. 기관소송</w:t>
-      </w:r>
-    </w:p>
-    <w:p>
-      <w:r>
-        <w:rPr>
-          <w:rFonts w:ascii="Arial" w:hAnsi="Arial"/>
-        </w:rPr>
-        <w:t xml:space="preserve">  248-1. 행정소송</w:t>
-      </w:r>
-    </w:p>
-    <w:p>
-      <w:r>
-        <w:rPr>
-          <w:rFonts w:ascii="Arial" w:hAnsi="Arial"/>
-        </w:rPr>
-        <w:t xml:space="preserve">  249-1. 재결</w:t>
-      </w:r>
-    </w:p>
-    <w:p>
-      <w:r>
-        <w:rPr>
-          <w:rFonts w:ascii="Arial" w:hAnsi="Arial"/>
-        </w:rPr>
-        <w:t xml:space="preserve">  250-1. 집행정지</w:t>
-      </w:r>
-    </w:p>
-    <w:p>
-      <w:r>
-        <w:rPr>
-          <w:rFonts w:ascii="Arial" w:hAnsi="Arial"/>
-        </w:rPr>
-        <w:t xml:space="preserve">  251-1. 재결</w:t>
-      </w:r>
-    </w:p>
-    <w:p>
-      <w:r>
-        <w:rPr>
-          <w:rFonts w:ascii="Arial" w:hAnsi="Arial"/>
-        </w:rPr>
-        <w:t xml:space="preserve">  253-1. 행정소송</w:t>
-      </w:r>
-    </w:p>
-    <w:p>
-      <w:r>
-        <w:rPr>
-          <w:rFonts w:ascii="Arial" w:hAnsi="Arial"/>
-        </w:rPr>
-        <w:t xml:space="preserve">  254-1. 재결</w:t>
-      </w:r>
-    </w:p>
-    <w:p>
-      <w:r>
-        <w:rPr>
-          <w:rFonts w:ascii="Arial" w:hAnsi="Arial"/>
-        </w:rPr>
-        <w:t xml:space="preserve">  255-1. 재결</w:t>
-      </w:r>
-    </w:p>
-    <w:p>
-      <w:r>
-        <w:rPr>
-          <w:rFonts w:ascii="Arial" w:hAnsi="Arial"/>
-        </w:rPr>
-        <w:t xml:space="preserve">  256-1. 변경</w:t>
-      </w:r>
-    </w:p>
-    <w:p>
-      <w:r>
-        <w:rPr>
-          <w:rFonts w:ascii="Arial" w:hAnsi="Arial"/>
-        </w:rPr>
-        <w:t xml:space="preserve">  257-1. 행정심판</w:t>
+        <w:t>【III. 취소소송의 소송요건 &gt; 6. 전심절차】</w:t>
+      </w:r>
+    </w:p>
+    <w:p>
+      <w:r>
+        <w:rPr>
+          <w:rFonts w:ascii="Arial" w:hAnsi="Arial"/>
+        </w:rPr>
+        <w:t xml:space="preserve">  1번. 심판청구</w:t>
+      </w:r>
+    </w:p>
+    <w:p>
+      <w:r>
+        <w:rPr>
+          <w:rFonts w:ascii="Arial" w:hAnsi="Arial"/>
+        </w:rPr>
+        <w:t xml:space="preserve">  2번. 행정심판위원회</w:t>
+      </w:r>
+    </w:p>
+    <w:p>
+      <w:r>
+        <w:rPr>
+          <w:rFonts w:ascii="Arial" w:hAnsi="Arial"/>
+        </w:rPr>
+        <w:t xml:space="preserve">  3번. 재결</w:t>
+      </w:r>
+    </w:p>
+    <w:p>
+      <w:r>
+        <w:rPr>
+          <w:rFonts w:ascii="Arial" w:hAnsi="Arial"/>
+        </w:rPr>
+        <w:t xml:space="preserve">  4번. 처분</w:t>
+      </w:r>
+    </w:p>
+    <w:p>
+      <w:r>
+        <w:rPr>
+          <w:rFonts w:ascii="Arial" w:hAnsi="Arial"/>
+        </w:rPr>
+        <w:t xml:space="preserve">  5번. 행정심판</w:t>
+      </w:r>
+    </w:p>
+    <w:p>
+      <w:r>
+        <w:rPr>
+          <w:rFonts w:ascii="Arial" w:hAnsi="Arial"/>
+        </w:rPr>
+        <w:t xml:space="preserve">  6번. 집행정지</w:t>
+      </w:r>
+    </w:p>
+    <w:p>
+      <w:r>
+        <w:rPr>
+          <w:rFonts w:ascii="Arial" w:hAnsi="Arial"/>
+        </w:rPr>
+        <w:t xml:space="preserve">  7번. 행정소송</w:t>
+      </w:r>
+    </w:p>
+    <w:p>
+      <w:r>
+        <w:rPr>
+          <w:rFonts w:ascii="Arial" w:hAnsi="Arial"/>
+        </w:rPr>
+        <w:t xml:space="preserve">  8번. 변경</w:t>
       </w:r>
     </w:p>
     <w:p>
@@ -2012,7 +1532,7 @@
         <w:rPr>
           <w:rFonts w:ascii="Arial" w:hAnsi="Arial"/>
         </w:rPr>
-        <w:t xml:space="preserve">  258-1. 위법</w:t>
+        <w:t xml:space="preserve">  1번. 위법</w:t>
       </w:r>
     </w:p>
     <w:p>
@@ -2022,39 +1542,39 @@
           <w:b/>
           <w:sz w:val="24"/>
         </w:rPr>
-        <w:t>【1. 위법성 판단의 기준시】</w:t>
-      </w:r>
-    </w:p>
-    <w:p>
-      <w:r>
-        <w:rPr>
-          <w:rFonts w:ascii="Arial" w:hAnsi="Arial"/>
-        </w:rPr>
-        <w:t xml:space="preserve">  259-1. 위법</w:t>
-      </w:r>
-    </w:p>
-    <w:p>
-      <w:r>
-        <w:rPr>
-          <w:rFonts w:ascii="Arial" w:hAnsi="Arial"/>
-        </w:rPr>
-        <w:t xml:space="preserve">  260-1. 위법</w:t>
-      </w:r>
-    </w:p>
-    <w:p>
-      <w:r>
-        <w:rPr>
-          <w:rFonts w:ascii="Arial" w:hAnsi="Arial"/>
-        </w:rPr>
-        <w:t xml:space="preserve">  261-1. 취소소송</w:t>
-      </w:r>
-    </w:p>
-    <w:p>
-      <w:r>
-        <w:rPr>
-          <w:rFonts w:ascii="Arial" w:hAnsi="Arial"/>
-        </w:rPr>
-        <w:t xml:space="preserve">  262-1. 위법</w:t>
+        <w:t>【IV. 위법성 판단 및 판결의 효력 &gt; 1. 위법성 판단의 기준시】</w:t>
+      </w:r>
+    </w:p>
+    <w:p>
+      <w:r>
+        <w:rPr>
+          <w:rFonts w:ascii="Arial" w:hAnsi="Arial"/>
+        </w:rPr>
+        <w:t xml:space="preserve">  1번. 위법</w:t>
+      </w:r>
+    </w:p>
+    <w:p>
+      <w:r>
+        <w:rPr>
+          <w:rFonts w:ascii="Arial" w:hAnsi="Arial"/>
+        </w:rPr>
+        <w:t xml:space="preserve">  2번. 처분</w:t>
+      </w:r>
+    </w:p>
+    <w:p>
+      <w:r>
+        <w:rPr>
+          <w:rFonts w:ascii="Arial" w:hAnsi="Arial"/>
+        </w:rPr>
+        <w:t xml:space="preserve">  3번. 취소</w:t>
+      </w:r>
+    </w:p>
+    <w:p>
+      <w:r>
+        <w:rPr>
+          <w:rFonts w:ascii="Arial" w:hAnsi="Arial"/>
+        </w:rPr>
+        <w:t xml:space="preserve">  4번. 변론</w:t>
       </w:r>
     </w:p>
     <w:p>
@@ -2064,55 +1584,39 @@
           <w:b/>
           <w:sz w:val="24"/>
         </w:rPr>
-        <w:t>【2. 처분사유 추가변경】</w:t>
-      </w:r>
-    </w:p>
-    <w:p>
-      <w:r>
-        <w:rPr>
-          <w:rFonts w:ascii="Arial" w:hAnsi="Arial"/>
-        </w:rPr>
-        <w:t xml:space="preserve">  263-1. 변경</w:t>
-      </w:r>
-    </w:p>
-    <w:p>
-      <w:r>
-        <w:rPr>
-          <w:rFonts w:ascii="Arial" w:hAnsi="Arial"/>
-        </w:rPr>
-        <w:t xml:space="preserve">  264-1. 변경</w:t>
-      </w:r>
-    </w:p>
-    <w:p>
-      <w:r>
-        <w:rPr>
-          <w:rFonts w:ascii="Arial" w:hAnsi="Arial"/>
-        </w:rPr>
-        <w:t xml:space="preserve">  266-1. 처분청</w:t>
-      </w:r>
-    </w:p>
-    <w:p>
-      <w:r>
-        <w:rPr>
-          <w:rFonts w:ascii="Arial" w:hAnsi="Arial"/>
-        </w:rPr>
-        <w:t xml:space="preserve">  268-1. 처분</w:t>
-      </w:r>
-    </w:p>
-    <w:p>
-      <w:r>
-        <w:rPr>
-          <w:rFonts w:ascii="Arial" w:hAnsi="Arial"/>
-        </w:rPr>
-        <w:t xml:space="preserve">  269-1. 변경</w:t>
-      </w:r>
-    </w:p>
-    <w:p>
-      <w:r>
-        <w:rPr>
-          <w:rFonts w:ascii="Arial" w:hAnsi="Arial"/>
-        </w:rPr>
-        <w:t xml:space="preserve">  270-1. 변경</w:t>
+        <w:t>【IV. 위법성 판단 및 판결의 효력 &gt; 2. 처분사유 추가변경】</w:t>
+      </w:r>
+    </w:p>
+    <w:p>
+      <w:r>
+        <w:rPr>
+          <w:rFonts w:ascii="Arial" w:hAnsi="Arial"/>
+        </w:rPr>
+        <w:t xml:space="preserve">  1번. 처분</w:t>
+      </w:r>
+    </w:p>
+    <w:p>
+      <w:r>
+        <w:rPr>
+          <w:rFonts w:ascii="Arial" w:hAnsi="Arial"/>
+        </w:rPr>
+        <w:t xml:space="preserve">  2번. 변경</w:t>
+      </w:r>
+    </w:p>
+    <w:p>
+      <w:r>
+        <w:rPr>
+          <w:rFonts w:ascii="Arial" w:hAnsi="Arial"/>
+        </w:rPr>
+        <w:t xml:space="preserve">  3번. 처분청</w:t>
+      </w:r>
+    </w:p>
+    <w:p>
+      <w:r>
+        <w:rPr>
+          <w:rFonts w:ascii="Arial" w:hAnsi="Arial"/>
+        </w:rPr>
+        <w:t xml:space="preserve">  4번. 변론</w:t>
       </w:r>
     </w:p>
     <w:p>
@@ -2122,55 +1626,39 @@
           <w:b/>
           <w:sz w:val="24"/>
         </w:rPr>
-        <w:t>【3. 적극적 변경 및 일부취소 가능성】</w:t>
-      </w:r>
-    </w:p>
-    <w:p>
-      <w:r>
-        <w:rPr>
-          <w:rFonts w:ascii="Arial" w:hAnsi="Arial"/>
-        </w:rPr>
-        <w:t xml:space="preserve">  272-1. 일부취소</w:t>
-      </w:r>
-    </w:p>
-    <w:p>
-      <w:r>
-        <w:rPr>
-          <w:rFonts w:ascii="Arial" w:hAnsi="Arial"/>
-        </w:rPr>
-        <w:t xml:space="preserve">  273-1. 일부취소</w:t>
-      </w:r>
-    </w:p>
-    <w:p>
-      <w:r>
-        <w:rPr>
-          <w:rFonts w:ascii="Arial" w:hAnsi="Arial"/>
-        </w:rPr>
-        <w:t xml:space="preserve">  274-1. 일부취소</w:t>
-      </w:r>
-    </w:p>
-    <w:p>
-      <w:r>
-        <w:rPr>
-          <w:rFonts w:ascii="Arial" w:hAnsi="Arial"/>
-        </w:rPr>
-        <w:t xml:space="preserve">  275-1. 일부취소</w:t>
-      </w:r>
-    </w:p>
-    <w:p>
-      <w:r>
-        <w:rPr>
-          <w:rFonts w:ascii="Arial" w:hAnsi="Arial"/>
-        </w:rPr>
-        <w:t xml:space="preserve">  276-1. 취소</w:t>
-      </w:r>
-    </w:p>
-    <w:p>
-      <w:r>
-        <w:rPr>
-          <w:rFonts w:ascii="Arial" w:hAnsi="Arial"/>
-        </w:rPr>
-        <w:t xml:space="preserve">  277-1. 취소</w:t>
+        <w:t>【IV. 위법성 판단 및 판결의 효력 &gt; 3. 적극적 변경 및 일부취소 가능성】</w:t>
+      </w:r>
+    </w:p>
+    <w:p>
+      <w:r>
+        <w:rPr>
+          <w:rFonts w:ascii="Arial" w:hAnsi="Arial"/>
+        </w:rPr>
+        <w:t xml:space="preserve">  1번. 적극적 변경</w:t>
+      </w:r>
+    </w:p>
+    <w:p>
+      <w:r>
+        <w:rPr>
+          <w:rFonts w:ascii="Arial" w:hAnsi="Arial"/>
+        </w:rPr>
+        <w:t xml:space="preserve">  2번. 처분</w:t>
+      </w:r>
+    </w:p>
+    <w:p>
+      <w:r>
+        <w:rPr>
+          <w:rFonts w:ascii="Arial" w:hAnsi="Arial"/>
+        </w:rPr>
+        <w:t xml:space="preserve">  3번. 취소</w:t>
+      </w:r>
+    </w:p>
+    <w:p>
+      <w:r>
+        <w:rPr>
+          <w:rFonts w:ascii="Arial" w:hAnsi="Arial"/>
+        </w:rPr>
+        <w:t xml:space="preserve">  4번. 일부취소</w:t>
       </w:r>
     </w:p>
     <w:p>
@@ -2180,31 +1668,23 @@
           <w:b/>
           <w:sz w:val="24"/>
         </w:rPr>
-        <w:t>【4. 항고소송의 기판력】</w:t>
-      </w:r>
-    </w:p>
-    <w:p>
-      <w:r>
-        <w:rPr>
-          <w:rFonts w:ascii="Arial" w:hAnsi="Arial"/>
-        </w:rPr>
-        <w:t xml:space="preserve">  279-1. 기판력</w:t>
-      </w:r>
-    </w:p>
-    <w:p>
-      <w:r>
-        <w:rPr>
-          <w:rFonts w:ascii="Arial" w:hAnsi="Arial"/>
-        </w:rPr>
-        <w:t xml:space="preserve">  280-1. 기판력</w:t>
-      </w:r>
-    </w:p>
-    <w:p>
-      <w:r>
-        <w:rPr>
-          <w:rFonts w:ascii="Arial" w:hAnsi="Arial"/>
-        </w:rPr>
-        <w:t xml:space="preserve">  282-1. 기판력</w:t>
+        <w:t>【IV. 위법성 판단 및 판결의 효력 &gt; 4. 항고소송의 기판력】</w:t>
+      </w:r>
+    </w:p>
+    <w:p>
+      <w:r>
+        <w:rPr>
+          <w:rFonts w:ascii="Arial" w:hAnsi="Arial"/>
+        </w:rPr>
+        <w:t xml:space="preserve">  1번. 항고소송</w:t>
+      </w:r>
+    </w:p>
+    <w:p>
+      <w:r>
+        <w:rPr>
+          <w:rFonts w:ascii="Arial" w:hAnsi="Arial"/>
+        </w:rPr>
+        <w:t xml:space="preserve">  2번. 기판력</w:t>
       </w:r>
     </w:p>
     <w:p>
@@ -2214,119 +1694,87 @@
           <w:b/>
           <w:sz w:val="24"/>
         </w:rPr>
-        <w:t>【5. 취소판결(인용판결)의 기속력】</w:t>
-      </w:r>
-    </w:p>
-    <w:p>
-      <w:r>
-        <w:rPr>
-          <w:rFonts w:ascii="Arial" w:hAnsi="Arial"/>
-        </w:rPr>
-        <w:t xml:space="preserve">  283-1. 취소판결</w:t>
-      </w:r>
-    </w:p>
-    <w:p>
-      <w:r>
-        <w:rPr>
-          <w:rFonts w:ascii="Arial" w:hAnsi="Arial"/>
-        </w:rPr>
-        <w:t xml:space="preserve">  284-1. 취소판결</w:t>
-      </w:r>
-    </w:p>
-    <w:p>
-      <w:r>
-        <w:rPr>
-          <w:rFonts w:ascii="Arial" w:hAnsi="Arial"/>
-        </w:rPr>
-        <w:t xml:space="preserve">  286-1. 반복금지효</w:t>
-      </w:r>
-    </w:p>
-    <w:p>
-      <w:r>
-        <w:rPr>
-          <w:rFonts w:ascii="Arial" w:hAnsi="Arial"/>
-        </w:rPr>
-        <w:t xml:space="preserve">  287-1. 취소판결</w:t>
-      </w:r>
-    </w:p>
-    <w:p>
-      <w:r>
-        <w:rPr>
-          <w:rFonts w:ascii="Arial" w:hAnsi="Arial"/>
-        </w:rPr>
-        <w:t xml:space="preserve">  288-1. 재처분의무</w:t>
-      </w:r>
-    </w:p>
-    <w:p>
-      <w:r>
-        <w:rPr>
-          <w:rFonts w:ascii="Arial" w:hAnsi="Arial"/>
-        </w:rPr>
-        <w:t xml:space="preserve">  289-1. 취소판결</w:t>
-      </w:r>
-    </w:p>
-    <w:p>
-      <w:r>
-        <w:rPr>
-          <w:rFonts w:ascii="Arial" w:hAnsi="Arial"/>
-        </w:rPr>
-        <w:t xml:space="preserve">  290-1. 취소소송</w:t>
-      </w:r>
-    </w:p>
-    <w:p>
-      <w:r>
-        <w:rPr>
-          <w:rFonts w:ascii="Arial" w:hAnsi="Arial"/>
-        </w:rPr>
-        <w:t xml:space="preserve">  291-1. 결과제거의무</w:t>
-      </w:r>
-    </w:p>
-    <w:p>
-      <w:r>
-        <w:rPr>
-          <w:rFonts w:ascii="Arial" w:hAnsi="Arial"/>
-        </w:rPr>
-        <w:t xml:space="preserve">  292-1. 취소판결</w:t>
-      </w:r>
-    </w:p>
-    <w:p>
-      <w:r>
-        <w:rPr>
-          <w:rFonts w:ascii="Arial" w:hAnsi="Arial"/>
-        </w:rPr>
-        <w:t xml:space="preserve">  297-1. 위법</w:t>
-      </w:r>
-    </w:p>
-    <w:p>
-      <w:r>
-        <w:rPr>
-          <w:rFonts w:ascii="Arial" w:hAnsi="Arial"/>
-        </w:rPr>
-        <w:t xml:space="preserve">  299-1. 처분</w:t>
-      </w:r>
-    </w:p>
-    <w:p>
-      <w:r>
-        <w:rPr>
-          <w:rFonts w:ascii="Arial" w:hAnsi="Arial"/>
-        </w:rPr>
-        <w:t xml:space="preserve">  300-1. 기속력</w:t>
-      </w:r>
-    </w:p>
-    <w:p>
-      <w:r>
-        <w:rPr>
-          <w:rFonts w:ascii="Arial" w:hAnsi="Arial"/>
-        </w:rPr>
-        <w:t xml:space="preserve">  301-1. 기속력</w:t>
-      </w:r>
-    </w:p>
-    <w:p>
-      <w:r>
-        <w:rPr>
-          <w:rFonts w:ascii="Arial" w:hAnsi="Arial"/>
-        </w:rPr>
-        <w:t xml:space="preserve">  302-1. 기속력</w:t>
+        <w:t>【IV. 위법성 판단 및 판결의 효력 &gt; 5. 취소판결(인용판결)의 기속력】</w:t>
+      </w:r>
+    </w:p>
+    <w:p>
+      <w:r>
+        <w:rPr>
+          <w:rFonts w:ascii="Arial" w:hAnsi="Arial"/>
+        </w:rPr>
+        <w:t xml:space="preserve">  1번. 기속력</w:t>
+      </w:r>
+    </w:p>
+    <w:p>
+      <w:r>
+        <w:rPr>
+          <w:rFonts w:ascii="Arial" w:hAnsi="Arial"/>
+        </w:rPr>
+        <w:t xml:space="preserve">  2번. 기판력</w:t>
+      </w:r>
+    </w:p>
+    <w:p>
+      <w:r>
+        <w:rPr>
+          <w:rFonts w:ascii="Arial" w:hAnsi="Arial"/>
+        </w:rPr>
+        <w:t xml:space="preserve">  3번. 반복금지효</w:t>
+      </w:r>
+    </w:p>
+    <w:p>
+      <w:r>
+        <w:rPr>
+          <w:rFonts w:ascii="Arial" w:hAnsi="Arial"/>
+        </w:rPr>
+        <w:t xml:space="preserve">  4번. 처분</w:t>
+      </w:r>
+    </w:p>
+    <w:p>
+      <w:r>
+        <w:rPr>
+          <w:rFonts w:ascii="Arial" w:hAnsi="Arial"/>
+        </w:rPr>
+        <w:t xml:space="preserve">  5번. 재처분의무</w:t>
+      </w:r>
+    </w:p>
+    <w:p>
+      <w:r>
+        <w:rPr>
+          <w:rFonts w:ascii="Arial" w:hAnsi="Arial"/>
+        </w:rPr>
+        <w:t xml:space="preserve">  6번. 취소판결</w:t>
+      </w:r>
+    </w:p>
+    <w:p>
+      <w:r>
+        <w:rPr>
+          <w:rFonts w:ascii="Arial" w:hAnsi="Arial"/>
+        </w:rPr>
+        <w:t xml:space="preserve">  7번. 위법</w:t>
+      </w:r>
+    </w:p>
+    <w:p>
+      <w:r>
+        <w:rPr>
+          <w:rFonts w:ascii="Arial" w:hAnsi="Arial"/>
+        </w:rPr>
+        <w:t xml:space="preserve">  8번. 결과제거의무</w:t>
+      </w:r>
+    </w:p>
+    <w:p>
+      <w:r>
+        <w:rPr>
+          <w:rFonts w:ascii="Arial" w:hAnsi="Arial"/>
+        </w:rPr>
+        <w:t xml:space="preserve">  9번. 취소</w:t>
+      </w:r>
+    </w:p>
+    <w:p>
+      <w:r>
+        <w:rPr>
+          <w:rFonts w:ascii="Arial" w:hAnsi="Arial"/>
+        </w:rPr>
+        <w:t xml:space="preserve">  10번. 변경</w:t>
       </w:r>
     </w:p>
     <w:p>
@@ -2336,55 +1784,39 @@
           <w:b/>
           <w:sz w:val="24"/>
         </w:rPr>
-        <w:t>【1) 거부처분 취소판결의 기속력(재처분의무)】</w:t>
-      </w:r>
-    </w:p>
-    <w:p>
-      <w:r>
-        <w:rPr>
-          <w:rFonts w:ascii="Arial" w:hAnsi="Arial"/>
-        </w:rPr>
-        <w:t xml:space="preserve">  303-1. 취소판결</w:t>
-      </w:r>
-    </w:p>
-    <w:p>
-      <w:r>
-        <w:rPr>
-          <w:rFonts w:ascii="Arial" w:hAnsi="Arial"/>
-        </w:rPr>
-        <w:t xml:space="preserve">  304-1. 취소</w:t>
-      </w:r>
-    </w:p>
-    <w:p>
-      <w:r>
-        <w:rPr>
-          <w:rFonts w:ascii="Arial" w:hAnsi="Arial"/>
-        </w:rPr>
-        <w:t xml:space="preserve">  305-1. 처분</w:t>
-      </w:r>
-    </w:p>
-    <w:p>
-      <w:r>
-        <w:rPr>
-          <w:rFonts w:ascii="Arial" w:hAnsi="Arial"/>
-        </w:rPr>
-        <w:t xml:space="preserve">  306-1. 변경</w:t>
-      </w:r>
-    </w:p>
-    <w:p>
-      <w:r>
-        <w:rPr>
-          <w:rFonts w:ascii="Arial" w:hAnsi="Arial"/>
-        </w:rPr>
-        <w:t xml:space="preserve">  307-1. 처분</w:t>
-      </w:r>
-    </w:p>
-    <w:p>
-      <w:r>
-        <w:rPr>
-          <w:rFonts w:ascii="Arial" w:hAnsi="Arial"/>
-        </w:rPr>
-        <w:t xml:space="preserve">  308-1. 취소</w:t>
+        <w:t>【IV. 위법성 판단 및 판결의 효력 &gt; 5. 취소판결(인용판결)의 기속력 &gt; 1) 거부처분 취소판결의 기속력(재처분의무)】</w:t>
+      </w:r>
+    </w:p>
+    <w:p>
+      <w:r>
+        <w:rPr>
+          <w:rFonts w:ascii="Arial" w:hAnsi="Arial"/>
+        </w:rPr>
+        <w:t xml:space="preserve">  1번. 처분</w:t>
+      </w:r>
+    </w:p>
+    <w:p>
+      <w:r>
+        <w:rPr>
+          <w:rFonts w:ascii="Arial" w:hAnsi="Arial"/>
+        </w:rPr>
+        <w:t xml:space="preserve">  2번. 재처분의무</w:t>
+      </w:r>
+    </w:p>
+    <w:p>
+      <w:r>
+        <w:rPr>
+          <w:rFonts w:ascii="Arial" w:hAnsi="Arial"/>
+        </w:rPr>
+        <w:t xml:space="preserve">  3번. 변경</w:t>
+      </w:r>
+    </w:p>
+    <w:p>
+      <w:r>
+        <w:rPr>
+          <w:rFonts w:ascii="Arial" w:hAnsi="Arial"/>
+        </w:rPr>
+        <w:t xml:space="preserve">  4번. 위법</w:t>
       </w:r>
     </w:p>
     <w:p>
@@ -2394,63 +1826,55 @@
           <w:b/>
           <w:sz w:val="24"/>
         </w:rPr>
-        <w:t>【2) 간접강제】</w:t>
-      </w:r>
-    </w:p>
-    <w:p>
-      <w:r>
-        <w:rPr>
-          <w:rFonts w:ascii="Arial" w:hAnsi="Arial"/>
-        </w:rPr>
-        <w:t xml:space="preserve">  309-1. 간접강제</w:t>
-      </w:r>
-    </w:p>
-    <w:p>
-      <w:r>
-        <w:rPr>
-          <w:rFonts w:ascii="Arial" w:hAnsi="Arial"/>
-        </w:rPr>
-        <w:t xml:space="preserve">  310-1. 취소</w:t>
-      </w:r>
-    </w:p>
-    <w:p>
-      <w:r>
-        <w:rPr>
-          <w:rFonts w:ascii="Arial" w:hAnsi="Arial"/>
-        </w:rPr>
-        <w:t xml:space="preserve">  311-1. 기속력</w:t>
-      </w:r>
-    </w:p>
-    <w:p>
-      <w:r>
-        <w:rPr>
-          <w:rFonts w:ascii="Arial" w:hAnsi="Arial"/>
-        </w:rPr>
-        <w:t xml:space="preserve">  312-1. 취소판결</w:t>
-      </w:r>
-    </w:p>
-    <w:p>
-      <w:r>
-        <w:rPr>
-          <w:rFonts w:ascii="Arial" w:hAnsi="Arial"/>
-        </w:rPr>
-        <w:t xml:space="preserve">  313-1. 부작위</w:t>
-      </w:r>
-    </w:p>
-    <w:p>
-      <w:r>
-        <w:rPr>
-          <w:rFonts w:ascii="Arial" w:hAnsi="Arial"/>
-        </w:rPr>
-        <w:t xml:space="preserve">  314-1. 취소판결</w:t>
-      </w:r>
-    </w:p>
-    <w:p>
-      <w:r>
-        <w:rPr>
-          <w:rFonts w:ascii="Arial" w:hAnsi="Arial"/>
-        </w:rPr>
-        <w:t xml:space="preserve">  315-1. 간접강제</w:t>
+        <w:t>【IV. 위법성 판단 및 판결의 효력 &gt; 5. 취소판결(인용판결)의 기속력 &gt; 2) 간접강제】</w:t>
+      </w:r>
+    </w:p>
+    <w:p>
+      <w:r>
+        <w:rPr>
+          <w:rFonts w:ascii="Arial" w:hAnsi="Arial"/>
+        </w:rPr>
+        <w:t xml:space="preserve">  1번. 간접강제</w:t>
+      </w:r>
+    </w:p>
+    <w:p>
+      <w:r>
+        <w:rPr>
+          <w:rFonts w:ascii="Arial" w:hAnsi="Arial"/>
+        </w:rPr>
+        <w:t xml:space="preserve">  2번. 처분</w:t>
+      </w:r>
+    </w:p>
+    <w:p>
+      <w:r>
+        <w:rPr>
+          <w:rFonts w:ascii="Arial" w:hAnsi="Arial"/>
+        </w:rPr>
+        <w:t xml:space="preserve">  3번. 기속력</w:t>
+      </w:r>
+    </w:p>
+    <w:p>
+      <w:r>
+        <w:rPr>
+          <w:rFonts w:ascii="Arial" w:hAnsi="Arial"/>
+        </w:rPr>
+        <w:t xml:space="preserve">  4번. 취소판결</w:t>
+      </w:r>
+    </w:p>
+    <w:p>
+      <w:r>
+        <w:rPr>
+          <w:rFonts w:ascii="Arial" w:hAnsi="Arial"/>
+        </w:rPr>
+        <w:t xml:space="preserve">  5번. 위법</w:t>
+      </w:r>
+    </w:p>
+    <w:p>
+      <w:r>
+        <w:rPr>
+          <w:rFonts w:ascii="Arial" w:hAnsi="Arial"/>
+        </w:rPr>
+        <w:t xml:space="preserve">  6번. 취소</w:t>
       </w:r>
     </w:p>
     <w:p>
@@ -2460,31 +1884,31 @@
           <w:b/>
           <w:sz w:val="24"/>
         </w:rPr>
-        <w:t>【6 사정판결】</w:t>
-      </w:r>
-    </w:p>
-    <w:p>
-      <w:r>
-        <w:rPr>
-          <w:rFonts w:ascii="Arial" w:hAnsi="Arial"/>
-        </w:rPr>
-        <w:t xml:space="preserve">  317-1. 취소</w:t>
-      </w:r>
-    </w:p>
-    <w:p>
-      <w:r>
-        <w:rPr>
-          <w:rFonts w:ascii="Arial" w:hAnsi="Arial"/>
-        </w:rPr>
-        <w:t xml:space="preserve">  318-1. 취소</w:t>
-      </w:r>
-    </w:p>
-    <w:p>
-      <w:r>
-        <w:rPr>
-          <w:rFonts w:ascii="Arial" w:hAnsi="Arial"/>
-        </w:rPr>
-        <w:t xml:space="preserve">  320-1. 위법</w:t>
+        <w:t>【IV. 위법성 판단 및 판결의 효력 &gt; 6 사정판결】</w:t>
+      </w:r>
+    </w:p>
+    <w:p>
+      <w:r>
+        <w:rPr>
+          <w:rFonts w:ascii="Arial" w:hAnsi="Arial"/>
+        </w:rPr>
+        <w:t xml:space="preserve">  1번. 처분</w:t>
+      </w:r>
+    </w:p>
+    <w:p>
+      <w:r>
+        <w:rPr>
+          <w:rFonts w:ascii="Arial" w:hAnsi="Arial"/>
+        </w:rPr>
+        <w:t xml:space="preserve">  2번. 공공복리</w:t>
+      </w:r>
+    </w:p>
+    <w:p>
+      <w:r>
+        <w:rPr>
+          <w:rFonts w:ascii="Arial" w:hAnsi="Arial"/>
+        </w:rPr>
+        <w:t xml:space="preserve">  3번. 위법</w:t>
       </w:r>
     </w:p>
     <w:p>
@@ -2494,47 +1918,31 @@
           <w:b/>
           <w:sz w:val="24"/>
         </w:rPr>
-        <w:t>【1. 집행정지】</w:t>
-      </w:r>
-    </w:p>
-    <w:p>
-      <w:r>
-        <w:rPr>
-          <w:rFonts w:ascii="Arial" w:hAnsi="Arial"/>
-        </w:rPr>
-        <w:t xml:space="preserve">  323-1. 집행정지</w:t>
-      </w:r>
-    </w:p>
-    <w:p>
-      <w:r>
-        <w:rPr>
-          <w:rFonts w:ascii="Arial" w:hAnsi="Arial"/>
-        </w:rPr>
-        <w:t xml:space="preserve">  324-1. 행정소송</w:t>
-      </w:r>
-    </w:p>
-    <w:p>
-      <w:r>
-        <w:rPr>
-          <w:rFonts w:ascii="Arial" w:hAnsi="Arial"/>
-        </w:rPr>
-        <w:t xml:space="preserve">  325-1. 집행정지</w:t>
-      </w:r>
-    </w:p>
-    <w:p>
-      <w:r>
-        <w:rPr>
-          <w:rFonts w:ascii="Arial" w:hAnsi="Arial"/>
-        </w:rPr>
-        <w:t xml:space="preserve">  326-1. 집행정지</w:t>
-      </w:r>
-    </w:p>
-    <w:p>
-      <w:r>
-        <w:rPr>
-          <w:rFonts w:ascii="Arial" w:hAnsi="Arial"/>
-        </w:rPr>
-        <w:t xml:space="preserve">  327-1. 취소소송</w:t>
+        <w:t>【V. 그 밖의 소송절차 &gt; 1. 집행정지】</w:t>
+      </w:r>
+    </w:p>
+    <w:p>
+      <w:r>
+        <w:rPr>
+          <w:rFonts w:ascii="Arial" w:hAnsi="Arial"/>
+        </w:rPr>
+        <w:t xml:space="preserve">  1번. 집행정지</w:t>
+      </w:r>
+    </w:p>
+    <w:p>
+      <w:r>
+        <w:rPr>
+          <w:rFonts w:ascii="Arial" w:hAnsi="Arial"/>
+        </w:rPr>
+        <w:t xml:space="preserve">  2번. 행정소송</w:t>
+      </w:r>
+    </w:p>
+    <w:p>
+      <w:r>
+        <w:rPr>
+          <w:rFonts w:ascii="Arial" w:hAnsi="Arial"/>
+        </w:rPr>
+        <w:t xml:space="preserve">  3번. 처분</w:t>
       </w:r>
     </w:p>
     <w:p>
@@ -2544,103 +1952,79 @@
           <w:b/>
           <w:sz w:val="24"/>
         </w:rPr>
-        <w:t>【1) 요건】</w:t>
-      </w:r>
-    </w:p>
-    <w:p>
-      <w:r>
-        <w:rPr>
-          <w:rFonts w:ascii="Arial" w:hAnsi="Arial"/>
-        </w:rPr>
-        <w:t xml:space="preserve">  329-1. 집행정지</w:t>
-      </w:r>
-    </w:p>
-    <w:p>
-      <w:r>
-        <w:rPr>
-          <w:rFonts w:ascii="Arial" w:hAnsi="Arial"/>
-        </w:rPr>
-        <w:t xml:space="preserve">  330-1. 처분</w:t>
-      </w:r>
-    </w:p>
-    <w:p>
-      <w:r>
-        <w:rPr>
-          <w:rFonts w:ascii="Arial" w:hAnsi="Arial"/>
-        </w:rPr>
-        <w:t xml:space="preserve">  331-1. 취소소송</w:t>
-      </w:r>
-    </w:p>
-    <w:p>
-      <w:r>
-        <w:rPr>
-          <w:rFonts w:ascii="Arial" w:hAnsi="Arial"/>
-        </w:rPr>
-        <w:t xml:space="preserve">  332-1. 취소소송</w:t>
-      </w:r>
-    </w:p>
-    <w:p>
-      <w:r>
-        <w:rPr>
-          <w:rFonts w:ascii="Arial" w:hAnsi="Arial"/>
-        </w:rPr>
-        <w:t xml:space="preserve">  333-1. 회복하기 어려운 손해</w:t>
-      </w:r>
-    </w:p>
-    <w:p>
-      <w:r>
-        <w:rPr>
-          <w:rFonts w:ascii="Arial" w:hAnsi="Arial"/>
-        </w:rPr>
-        <w:t xml:space="preserve">  334-1. 행정심판</w:t>
-      </w:r>
-    </w:p>
-    <w:p>
-      <w:r>
-        <w:rPr>
-          <w:rFonts w:ascii="Arial" w:hAnsi="Arial"/>
-        </w:rPr>
-        <w:t xml:space="preserve">  335-1. 취소</w:t>
-      </w:r>
-    </w:p>
-    <w:p>
-      <w:r>
-        <w:rPr>
-          <w:rFonts w:ascii="Arial" w:hAnsi="Arial"/>
-        </w:rPr>
-        <w:t xml:space="preserve">  336-1. 긴급성</w:t>
-      </w:r>
-    </w:p>
-    <w:p>
-      <w:r>
-        <w:rPr>
-          <w:rFonts w:ascii="Arial" w:hAnsi="Arial"/>
-        </w:rPr>
-        <w:t xml:space="preserve">  337-1. 회복하기 어려운 손해</w:t>
-      </w:r>
-    </w:p>
-    <w:p>
-      <w:r>
-        <w:rPr>
-          <w:rFonts w:ascii="Arial" w:hAnsi="Arial"/>
-        </w:rPr>
-        <w:t xml:space="preserve">  338-1. 집행정지</w:t>
-      </w:r>
-    </w:p>
-    <w:p>
-      <w:r>
-        <w:rPr>
-          <w:rFonts w:ascii="Arial" w:hAnsi="Arial"/>
-        </w:rPr>
-        <w:t xml:space="preserve">  339-1. 집행정지</w:t>
-      </w:r>
-    </w:p>
-    <w:p>
-      <w:r>
-        <w:rPr>
-          <w:rFonts w:ascii="Arial" w:hAnsi="Arial"/>
-        </w:rPr>
-        <w:t xml:space="preserve">  340-1. 본안청구</w:t>
+        <w:t>【V. 그 밖의 소송절차 &gt; 1. 집행정지 &gt; 1) 요건】</w:t>
+      </w:r>
+    </w:p>
+    <w:p>
+      <w:r>
+        <w:rPr>
+          <w:rFonts w:ascii="Arial" w:hAnsi="Arial"/>
+        </w:rPr>
+        <w:t xml:space="preserve">  1번. 집행정지</w:t>
+      </w:r>
+    </w:p>
+    <w:p>
+      <w:r>
+        <w:rPr>
+          <w:rFonts w:ascii="Arial" w:hAnsi="Arial"/>
+        </w:rPr>
+        <w:t xml:space="preserve">  2번. 처분</w:t>
+      </w:r>
+    </w:p>
+    <w:p>
+      <w:r>
+        <w:rPr>
+          <w:rFonts w:ascii="Arial" w:hAnsi="Arial"/>
+        </w:rPr>
+        <w:t xml:space="preserve">  3번. 취소</w:t>
+      </w:r>
+    </w:p>
+    <w:p>
+      <w:r>
+        <w:rPr>
+          <w:rFonts w:ascii="Arial" w:hAnsi="Arial"/>
+        </w:rPr>
+        <w:t xml:space="preserve">  4번. 취소소송</w:t>
+      </w:r>
+    </w:p>
+    <w:p>
+      <w:r>
+        <w:rPr>
+          <w:rFonts w:ascii="Arial" w:hAnsi="Arial"/>
+        </w:rPr>
+        <w:t xml:space="preserve">  5번. 회복하기 어려운 손해</w:t>
+      </w:r>
+    </w:p>
+    <w:p>
+      <w:r>
+        <w:rPr>
+          <w:rFonts w:ascii="Arial" w:hAnsi="Arial"/>
+        </w:rPr>
+        <w:t xml:space="preserve">  6번. 행정심판</w:t>
+      </w:r>
+    </w:p>
+    <w:p>
+      <w:r>
+        <w:rPr>
+          <w:rFonts w:ascii="Arial" w:hAnsi="Arial"/>
+        </w:rPr>
+        <w:t xml:space="preserve">  7번. 긴급성</w:t>
+      </w:r>
+    </w:p>
+    <w:p>
+      <w:r>
+        <w:rPr>
+          <w:rFonts w:ascii="Arial" w:hAnsi="Arial"/>
+        </w:rPr>
+        <w:t xml:space="preserve">  8번. 공공복리</w:t>
+      </w:r>
+    </w:p>
+    <w:p>
+      <w:r>
+        <w:rPr>
+          <w:rFonts w:ascii="Arial" w:hAnsi="Arial"/>
+        </w:rPr>
+        <w:t xml:space="preserve">  9번. 본안청구</w:t>
       </w:r>
     </w:p>
     <w:p>
@@ -2650,47 +2034,47 @@
           <w:b/>
           <w:sz w:val="24"/>
         </w:rPr>
-        <w:t>【2) 민집상 가처분 허용 여부(소극)】</w:t>
-      </w:r>
-    </w:p>
-    <w:p>
-      <w:r>
-        <w:rPr>
-          <w:rFonts w:ascii="Arial" w:hAnsi="Arial"/>
-        </w:rPr>
-        <w:t xml:space="preserve">  341-1. 처분</w:t>
-      </w:r>
-    </w:p>
-    <w:p>
-      <w:r>
-        <w:rPr>
-          <w:rFonts w:ascii="Arial" w:hAnsi="Arial"/>
-        </w:rPr>
-        <w:t xml:space="preserve">  342-1. 준용</w:t>
-      </w:r>
-    </w:p>
-    <w:p>
-      <w:r>
-        <w:rPr>
-          <w:rFonts w:ascii="Arial" w:hAnsi="Arial"/>
-        </w:rPr>
-        <w:t xml:space="preserve">  343-1. 행정소송</w:t>
-      </w:r>
-    </w:p>
-    <w:p>
-      <w:r>
-        <w:rPr>
-          <w:rFonts w:ascii="Arial" w:hAnsi="Arial"/>
-        </w:rPr>
-        <w:t xml:space="preserve">  344-1. 행정소송</w:t>
-      </w:r>
-    </w:p>
-    <w:p>
-      <w:r>
-        <w:rPr>
-          <w:rFonts w:ascii="Arial" w:hAnsi="Arial"/>
-        </w:rPr>
-        <w:t xml:space="preserve">  345-1. 준용</w:t>
+        <w:t>【V. 그 밖의 소송절차 &gt; 1. 집행정지 &gt; 2) 민집상 가처분 허용 여부(소극)】</w:t>
+      </w:r>
+    </w:p>
+    <w:p>
+      <w:r>
+        <w:rPr>
+          <w:rFonts w:ascii="Arial" w:hAnsi="Arial"/>
+        </w:rPr>
+        <w:t xml:space="preserve">  1번. 처분</w:t>
+      </w:r>
+    </w:p>
+    <w:p>
+      <w:r>
+        <w:rPr>
+          <w:rFonts w:ascii="Arial" w:hAnsi="Arial"/>
+        </w:rPr>
+        <w:t xml:space="preserve">  2번. 준용</w:t>
+      </w:r>
+    </w:p>
+    <w:p>
+      <w:r>
+        <w:rPr>
+          <w:rFonts w:ascii="Arial" w:hAnsi="Arial"/>
+        </w:rPr>
+        <w:t xml:space="preserve">  3번. 집행정지</w:t>
+      </w:r>
+    </w:p>
+    <w:p>
+      <w:r>
+        <w:rPr>
+          <w:rFonts w:ascii="Arial" w:hAnsi="Arial"/>
+        </w:rPr>
+        <w:t xml:space="preserve">  4번. 행정소송</w:t>
+      </w:r>
+    </w:p>
+    <w:p>
+      <w:r>
+        <w:rPr>
+          <w:rFonts w:ascii="Arial" w:hAnsi="Arial"/>
+        </w:rPr>
+        <w:t xml:space="preserve">  5번. 항고소송</w:t>
       </w:r>
     </w:p>
     <w:p>
@@ -2700,31 +2084,23 @@
           <w:b/>
           <w:sz w:val="24"/>
         </w:rPr>
-        <w:t>【3) 거부처분에 대한 집행정지】</w:t>
-      </w:r>
-    </w:p>
-    <w:p>
-      <w:r>
-        <w:rPr>
-          <w:rFonts w:ascii="Arial" w:hAnsi="Arial"/>
-        </w:rPr>
-        <w:t xml:space="preserve">  346-1. 집행정지</w:t>
-      </w:r>
-    </w:p>
-    <w:p>
-      <w:r>
-        <w:rPr>
-          <w:rFonts w:ascii="Arial" w:hAnsi="Arial"/>
-        </w:rPr>
-        <w:t xml:space="preserve">  347-1. 집행정지</w:t>
-      </w:r>
-    </w:p>
-    <w:p>
-      <w:r>
-        <w:rPr>
-          <w:rFonts w:ascii="Arial" w:hAnsi="Arial"/>
-        </w:rPr>
-        <w:t xml:space="preserve">  348-1. 처분</w:t>
+        <w:t>【V. 그 밖의 소송절차 &gt; 1. 집행정지 &gt; 3) 거부처분에 대한 집행정지】</w:t>
+      </w:r>
+    </w:p>
+    <w:p>
+      <w:r>
+        <w:rPr>
+          <w:rFonts w:ascii="Arial" w:hAnsi="Arial"/>
+        </w:rPr>
+        <w:t xml:space="preserve">  1번. 처분</w:t>
+      </w:r>
+    </w:p>
+    <w:p>
+      <w:r>
+        <w:rPr>
+          <w:rFonts w:ascii="Arial" w:hAnsi="Arial"/>
+        </w:rPr>
+        <w:t xml:space="preserve">  2번. 집행정지</w:t>
       </w:r>
     </w:p>
     <w:p>
@@ -2734,31 +2110,31 @@
           <w:b/>
           <w:sz w:val="24"/>
         </w:rPr>
-        <w:t>【2. 관련청구의 병합】</w:t>
-      </w:r>
-    </w:p>
-    <w:p>
-      <w:r>
-        <w:rPr>
-          <w:rFonts w:ascii="Arial" w:hAnsi="Arial"/>
-        </w:rPr>
-        <w:t xml:space="preserve">  352-1. 취소소송</w:t>
-      </w:r>
-    </w:p>
-    <w:p>
-      <w:r>
-        <w:rPr>
-          <w:rFonts w:ascii="Arial" w:hAnsi="Arial"/>
-        </w:rPr>
-        <w:t xml:space="preserve">  353-1. 취소소송</w:t>
-      </w:r>
-    </w:p>
-    <w:p>
-      <w:r>
-        <w:rPr>
-          <w:rFonts w:ascii="Arial" w:hAnsi="Arial"/>
-        </w:rPr>
-        <w:t xml:space="preserve">  354-1. 취소소송</w:t>
+        <w:t>【V. 그 밖의 소송절차 &gt; 2. 관련청구의 병합】</w:t>
+      </w:r>
+    </w:p>
+    <w:p>
+      <w:r>
+        <w:rPr>
+          <w:rFonts w:ascii="Arial" w:hAnsi="Arial"/>
+        </w:rPr>
+        <w:t xml:space="preserve">  1번. 취소</w:t>
+      </w:r>
+    </w:p>
+    <w:p>
+      <w:r>
+        <w:rPr>
+          <w:rFonts w:ascii="Arial" w:hAnsi="Arial"/>
+        </w:rPr>
+        <w:t xml:space="preserve">  2번. 취소소송</w:t>
+      </w:r>
+    </w:p>
+    <w:p>
+      <w:r>
+        <w:rPr>
+          <w:rFonts w:ascii="Arial" w:hAnsi="Arial"/>
+        </w:rPr>
+        <w:t xml:space="preserve">  3번. 처분</w:t>
       </w:r>
     </w:p>
     <w:p>
@@ -2768,31 +2144,31 @@
           <w:b/>
           <w:sz w:val="24"/>
         </w:rPr>
-        <w:t>【3. 소의 종류변경】</w:t>
-      </w:r>
-    </w:p>
-    <w:p>
-      <w:r>
-        <w:rPr>
-          <w:rFonts w:ascii="Arial" w:hAnsi="Arial"/>
-        </w:rPr>
-        <w:t xml:space="preserve">  356-1. 변경</w:t>
-      </w:r>
-    </w:p>
-    <w:p>
-      <w:r>
-        <w:rPr>
-          <w:rFonts w:ascii="Arial" w:hAnsi="Arial"/>
-        </w:rPr>
-        <w:t xml:space="preserve">  357-1. 취소소송</w:t>
-      </w:r>
-    </w:p>
-    <w:p>
-      <w:r>
-        <w:rPr>
-          <w:rFonts w:ascii="Arial" w:hAnsi="Arial"/>
-        </w:rPr>
-        <w:t xml:space="preserve">  358-1. 취소소송</w:t>
+        <w:t>【V. 그 밖의 소송절차 &gt; 3. 소의 종류변경】</w:t>
+      </w:r>
+    </w:p>
+    <w:p>
+      <w:r>
+        <w:rPr>
+          <w:rFonts w:ascii="Arial" w:hAnsi="Arial"/>
+        </w:rPr>
+        <w:t xml:space="preserve">  1번. 변경</w:t>
+      </w:r>
+    </w:p>
+    <w:p>
+      <w:r>
+        <w:rPr>
+          <w:rFonts w:ascii="Arial" w:hAnsi="Arial"/>
+        </w:rPr>
+        <w:t xml:space="preserve">  2번. 항고소송</w:t>
+      </w:r>
+    </w:p>
+    <w:p>
+      <w:r>
+        <w:rPr>
+          <w:rFonts w:ascii="Arial" w:hAnsi="Arial"/>
+        </w:rPr>
+        <w:t xml:space="preserve">  3번. 취소</w:t>
       </w:r>
     </w:p>
     <w:p>
@@ -2802,47 +2178,39 @@
           <w:b/>
           <w:sz w:val="24"/>
         </w:rPr>
-        <w:t>【4. 처분변경에 의한 소변경】</w:t>
-      </w:r>
-    </w:p>
-    <w:p>
-      <w:r>
-        <w:rPr>
-          <w:rFonts w:ascii="Arial" w:hAnsi="Arial"/>
-        </w:rPr>
-        <w:t xml:space="preserve">  361-1. 변경</w:t>
-      </w:r>
-    </w:p>
-    <w:p>
-      <w:r>
-        <w:rPr>
-          <w:rFonts w:ascii="Arial" w:hAnsi="Arial"/>
-        </w:rPr>
-        <w:t xml:space="preserve">  362-1. 변경</w:t>
-      </w:r>
-    </w:p>
-    <w:p>
-      <w:r>
-        <w:rPr>
-          <w:rFonts w:ascii="Arial" w:hAnsi="Arial"/>
-        </w:rPr>
-        <w:t xml:space="preserve">  363-1. 준용</w:t>
-      </w:r>
-    </w:p>
-    <w:p>
-      <w:r>
-        <w:rPr>
-          <w:rFonts w:ascii="Arial" w:hAnsi="Arial"/>
-        </w:rPr>
-        <w:t xml:space="preserve">  364-1. 취소</w:t>
-      </w:r>
-    </w:p>
-    <w:p>
-      <w:r>
-        <w:rPr>
-          <w:rFonts w:ascii="Arial" w:hAnsi="Arial"/>
-        </w:rPr>
-        <w:t xml:space="preserve">  365-1. 변경</w:t>
+        <w:t>【V. 그 밖의 소송절차 &gt; 4. 처분변경에 의한 소변경】</w:t>
+      </w:r>
+    </w:p>
+    <w:p>
+      <w:r>
+        <w:rPr>
+          <w:rFonts w:ascii="Arial" w:hAnsi="Arial"/>
+        </w:rPr>
+        <w:t xml:space="preserve">  1번. 처분</w:t>
+      </w:r>
+    </w:p>
+    <w:p>
+      <w:r>
+        <w:rPr>
+          <w:rFonts w:ascii="Arial" w:hAnsi="Arial"/>
+        </w:rPr>
+        <w:t xml:space="preserve">  2번. 변경</w:t>
+      </w:r>
+    </w:p>
+    <w:p>
+      <w:r>
+        <w:rPr>
+          <w:rFonts w:ascii="Arial" w:hAnsi="Arial"/>
+        </w:rPr>
+        <w:t xml:space="preserve">  3번. 위법</w:t>
+      </w:r>
+    </w:p>
+    <w:p>
+      <w:r>
+        <w:rPr>
+          <w:rFonts w:ascii="Arial" w:hAnsi="Arial"/>
+        </w:rPr>
+        <w:t xml:space="preserve">  4번. 취소</w:t>
       </w:r>
     </w:p>
     <w:p>
@@ -2852,39 +2220,31 @@
           <w:b/>
           <w:sz w:val="24"/>
         </w:rPr>
-        <w:t>【5. 직권심리(변론주의보충설)】</w:t>
-      </w:r>
-    </w:p>
-    <w:p>
-      <w:r>
-        <w:rPr>
-          <w:rFonts w:ascii="Arial" w:hAnsi="Arial"/>
-        </w:rPr>
-        <w:t xml:space="preserve">  367-1. 변론</w:t>
-      </w:r>
-    </w:p>
-    <w:p>
-      <w:r>
-        <w:rPr>
-          <w:rFonts w:ascii="Arial" w:hAnsi="Arial"/>
-        </w:rPr>
-        <w:t xml:space="preserve">  368-1. 증거조사</w:t>
-      </w:r>
-    </w:p>
-    <w:p>
-      <w:r>
-        <w:rPr>
-          <w:rFonts w:ascii="Arial" w:hAnsi="Arial"/>
-        </w:rPr>
-        <w:t xml:space="preserve">  369-1. 증거조사</w:t>
-      </w:r>
-    </w:p>
-    <w:p>
-      <w:r>
-        <w:rPr>
-          <w:rFonts w:ascii="Arial" w:hAnsi="Arial"/>
-        </w:rPr>
-        <w:t xml:space="preserve">  370-1. 증거조사</w:t>
+        <w:t>【V. 그 밖의 소송절차 &gt; 5. 직권심리(변론주의보충설)】</w:t>
+      </w:r>
+    </w:p>
+    <w:p>
+      <w:r>
+        <w:rPr>
+          <w:rFonts w:ascii="Arial" w:hAnsi="Arial"/>
+        </w:rPr>
+        <w:t xml:space="preserve">  1번. 변론</w:t>
+      </w:r>
+    </w:p>
+    <w:p>
+      <w:r>
+        <w:rPr>
+          <w:rFonts w:ascii="Arial" w:hAnsi="Arial"/>
+        </w:rPr>
+        <w:t xml:space="preserve">  2번. 증거조사</w:t>
+      </w:r>
+    </w:p>
+    <w:p>
+      <w:r>
+        <w:rPr>
+          <w:rFonts w:ascii="Arial" w:hAnsi="Arial"/>
+        </w:rPr>
+        <w:t xml:space="preserve">  3번. 행정소송</w:t>
       </w:r>
     </w:p>
     <w:p>
@@ -2894,23 +2254,23 @@
           <w:b/>
           <w:sz w:val="24"/>
         </w:rPr>
-        <w:t>【6. 제3자 소송참가】</w:t>
-      </w:r>
-    </w:p>
-    <w:p>
-      <w:r>
-        <w:rPr>
-          <w:rFonts w:ascii="Arial" w:hAnsi="Arial"/>
-        </w:rPr>
-        <w:t xml:space="preserve">  373-1. 준용</w:t>
-      </w:r>
-    </w:p>
-    <w:p>
-      <w:r>
-        <w:rPr>
-          <w:rFonts w:ascii="Arial" w:hAnsi="Arial"/>
-        </w:rPr>
-        <w:t xml:space="preserve">  375-1. 기속력</w:t>
+        <w:t>【V. 그 밖의 소송절차 &gt; 6. 제3자 소송참가】</w:t>
+      </w:r>
+    </w:p>
+    <w:p>
+      <w:r>
+        <w:rPr>
+          <w:rFonts w:ascii="Arial" w:hAnsi="Arial"/>
+        </w:rPr>
+        <w:t xml:space="preserve">  1번. 준용</w:t>
+      </w:r>
+    </w:p>
+    <w:p>
+      <w:r>
+        <w:rPr>
+          <w:rFonts w:ascii="Arial" w:hAnsi="Arial"/>
+        </w:rPr>
+        <w:t xml:space="preserve">  2번. 처분</w:t>
       </w:r>
     </w:p>
     <w:p>
@@ -2920,15 +2280,15 @@
           <w:b/>
           <w:sz w:val="24"/>
         </w:rPr>
-        <w:t>【7. 제3자의 재심청구】</w:t>
-      </w:r>
-    </w:p>
-    <w:p>
-      <w:r>
-        <w:rPr>
-          <w:rFonts w:ascii="Arial" w:hAnsi="Arial"/>
-        </w:rPr>
-        <w:t xml:space="preserve">  377-1. 취소판결</w:t>
+        <w:t>【V. 그 밖의 소송절차 &gt; 7. 제3자의 재심청구】</w:t>
+      </w:r>
+    </w:p>
+    <w:p>
+      <w:r>
+        <w:rPr>
+          <w:rFonts w:ascii="Arial" w:hAnsi="Arial"/>
+        </w:rPr>
+        <w:t xml:space="preserve">  1번. 취소판결</w:t>
       </w:r>
     </w:p>
     <w:p>
@@ -2946,7 +2306,7 @@
         <w:rPr>
           <w:rFonts w:ascii="Arial" w:hAnsi="Arial"/>
         </w:rPr>
-        <w:t xml:space="preserve">  379-1. 행정소송</w:t>
+        <w:t xml:space="preserve">  1번. 행정소송</w:t>
       </w:r>
     </w:p>
     <w:p>
@@ -2956,39 +2316,39 @@
           <w:b/>
           <w:sz w:val="24"/>
         </w:rPr>
-        <w:t>【1. 예방적금지소송】</w:t>
-      </w:r>
-    </w:p>
-    <w:p>
-      <w:r>
-        <w:rPr>
-          <w:rFonts w:ascii="Arial" w:hAnsi="Arial"/>
-        </w:rPr>
-        <w:t xml:space="preserve">  380-1. 예방적금지소송</w:t>
-      </w:r>
-    </w:p>
-    <w:p>
-      <w:r>
-        <w:rPr>
-          <w:rFonts w:ascii="Arial" w:hAnsi="Arial"/>
-        </w:rPr>
-        <w:t xml:space="preserve">  381-1. 처분</w:t>
-      </w:r>
-    </w:p>
-    <w:p>
-      <w:r>
-        <w:rPr>
-          <w:rFonts w:ascii="Arial" w:hAnsi="Arial"/>
-        </w:rPr>
-        <w:t xml:space="preserve">  382-1. 회복하기 어려운 손해</w:t>
-      </w:r>
-    </w:p>
-    <w:p>
-      <w:r>
-        <w:rPr>
-          <w:rFonts w:ascii="Arial" w:hAnsi="Arial"/>
-        </w:rPr>
-        <w:t xml:space="preserve">  383-1. 예방적금지소송</w:t>
+        <w:t>【V. 그 밖의 행정소송 &gt; 1. 예방적금지소송】</w:t>
+      </w:r>
+    </w:p>
+    <w:p>
+      <w:r>
+        <w:rPr>
+          <w:rFonts w:ascii="Arial" w:hAnsi="Arial"/>
+        </w:rPr>
+        <w:t xml:space="preserve">  1번. 예방적금지소송</w:t>
+      </w:r>
+    </w:p>
+    <w:p>
+      <w:r>
+        <w:rPr>
+          <w:rFonts w:ascii="Arial" w:hAnsi="Arial"/>
+        </w:rPr>
+        <w:t xml:space="preserve">  2번. 처분</w:t>
+      </w:r>
+    </w:p>
+    <w:p>
+      <w:r>
+        <w:rPr>
+          <w:rFonts w:ascii="Arial" w:hAnsi="Arial"/>
+        </w:rPr>
+        <w:t xml:space="preserve">  3번. 회복하기 어려운 손해</w:t>
+      </w:r>
+    </w:p>
+    <w:p>
+      <w:r>
+        <w:rPr>
+          <w:rFonts w:ascii="Arial" w:hAnsi="Arial"/>
+        </w:rPr>
+        <w:t xml:space="preserve">  4번. 부작위</w:t>
       </w:r>
     </w:p>
     <w:p>
@@ -2998,15 +2358,15 @@
           <w:b/>
           <w:sz w:val="24"/>
         </w:rPr>
-        <w:t>【2. 무효등확인소송】</w:t>
-      </w:r>
-    </w:p>
-    <w:p>
-      <w:r>
-        <w:rPr>
-          <w:rFonts w:ascii="Arial" w:hAnsi="Arial"/>
-        </w:rPr>
-        <w:t xml:space="preserve">  385-1. 제소기간</w:t>
+        <w:t>【V. 그 밖의 행정소송 &gt; 2. 무효등확인소송】</w:t>
+      </w:r>
+    </w:p>
+    <w:p>
+      <w:r>
+        <w:rPr>
+          <w:rFonts w:ascii="Arial" w:hAnsi="Arial"/>
+        </w:rPr>
+        <w:t xml:space="preserve">  1번. 소의이익</w:t>
       </w:r>
     </w:p>
     <w:p>
@@ -3016,39 +2376,23 @@
           <w:b/>
           <w:sz w:val="24"/>
         </w:rPr>
-        <w:t>【1) 무효확인소송의 보충성(불요)】</w:t>
-      </w:r>
-    </w:p>
-    <w:p>
-      <w:r>
-        <w:rPr>
-          <w:rFonts w:ascii="Arial" w:hAnsi="Arial"/>
-        </w:rPr>
-        <w:t xml:space="preserve">  386-1. 무효확인소송</w:t>
-      </w:r>
-    </w:p>
-    <w:p>
-      <w:r>
-        <w:rPr>
-          <w:rFonts w:ascii="Arial" w:hAnsi="Arial"/>
-        </w:rPr>
-        <w:t xml:space="preserve">  387-1. 무효확인소송</w:t>
-      </w:r>
-    </w:p>
-    <w:p>
-      <w:r>
-        <w:rPr>
-          <w:rFonts w:ascii="Arial" w:hAnsi="Arial"/>
-        </w:rPr>
-        <w:t xml:space="preserve">  388-1. 무효확인소송</w:t>
-      </w:r>
-    </w:p>
-    <w:p>
-      <w:r>
-        <w:rPr>
-          <w:rFonts w:ascii="Arial" w:hAnsi="Arial"/>
-        </w:rPr>
-        <w:t xml:space="preserve">  389-1. 취소판결</w:t>
+        <w:t>【V. 그 밖의 행정소송 &gt; 2. 무효등확인소송 &gt; 1) 무효확인소송의 보충성(불요)】</w:t>
+      </w:r>
+    </w:p>
+    <w:p>
+      <w:r>
+        <w:rPr>
+          <w:rFonts w:ascii="Arial" w:hAnsi="Arial"/>
+        </w:rPr>
+        <w:t xml:space="preserve">  1번. 무효확인소송</w:t>
+      </w:r>
+    </w:p>
+    <w:p>
+      <w:r>
+        <w:rPr>
+          <w:rFonts w:ascii="Arial" w:hAnsi="Arial"/>
+        </w:rPr>
+        <w:t xml:space="preserve">  2번. 기속력</w:t>
       </w:r>
     </w:p>
     <w:p>
@@ -3058,23 +2402,23 @@
           <w:b/>
           <w:sz w:val="24"/>
         </w:rPr>
-        <w:t>【2) 무효사유에 취소소송 제기】</w:t>
-      </w:r>
-    </w:p>
-    <w:p>
-      <w:r>
-        <w:rPr>
-          <w:rFonts w:ascii="Arial" w:hAnsi="Arial"/>
-        </w:rPr>
-        <w:t xml:space="preserve">  391-1. 취소소송</w:t>
-      </w:r>
-    </w:p>
-    <w:p>
-      <w:r>
-        <w:rPr>
-          <w:rFonts w:ascii="Arial" w:hAnsi="Arial"/>
-        </w:rPr>
-        <w:t xml:space="preserve">  392-1. 취소판결</w:t>
+        <w:t>【V. 그 밖의 행정소송 &gt; 2. 무효등확인소송 &gt; 2) 무효사유에 취소소송 제기】</w:t>
+      </w:r>
+    </w:p>
+    <w:p>
+      <w:r>
+        <w:rPr>
+          <w:rFonts w:ascii="Arial" w:hAnsi="Arial"/>
+        </w:rPr>
+        <w:t xml:space="preserve">  1번. 취소</w:t>
+      </w:r>
+    </w:p>
+    <w:p>
+      <w:r>
+        <w:rPr>
+          <w:rFonts w:ascii="Arial" w:hAnsi="Arial"/>
+        </w:rPr>
+        <w:t xml:space="preserve">  2번. 취소판결</w:t>
       </w:r>
     </w:p>
     <w:p>
@@ -3084,39 +2428,39 @@
           <w:b/>
           <w:sz w:val="24"/>
         </w:rPr>
-        <w:t>【3) 취소사유에 무효소송 제기】</w:t>
-      </w:r>
-    </w:p>
-    <w:p>
-      <w:r>
-        <w:rPr>
-          <w:rFonts w:ascii="Arial" w:hAnsi="Arial"/>
-        </w:rPr>
-        <w:t xml:space="preserve">  393-1. 취소</w:t>
-      </w:r>
-    </w:p>
-    <w:p>
-      <w:r>
-        <w:rPr>
-          <w:rFonts w:ascii="Arial" w:hAnsi="Arial"/>
-        </w:rPr>
-        <w:t xml:space="preserve">  394-1. 제소기간</w:t>
-      </w:r>
-    </w:p>
-    <w:p>
-      <w:r>
-        <w:rPr>
-          <w:rFonts w:ascii="Arial" w:hAnsi="Arial"/>
-        </w:rPr>
-        <w:t xml:space="preserve">  395-1. 취소소송</w:t>
-      </w:r>
-    </w:p>
-    <w:p>
-      <w:r>
-        <w:rPr>
-          <w:rFonts w:ascii="Arial" w:hAnsi="Arial"/>
-        </w:rPr>
-        <w:t xml:space="preserve">  396-1. 취소판결</w:t>
+        <w:t>【V. 그 밖의 행정소송 &gt; 2. 무효등확인소송 &gt; 3) 취소사유에 무효소송 제기】</w:t>
+      </w:r>
+    </w:p>
+    <w:p>
+      <w:r>
+        <w:rPr>
+          <w:rFonts w:ascii="Arial" w:hAnsi="Arial"/>
+        </w:rPr>
+        <w:t xml:space="preserve">  1번. 취소</w:t>
+      </w:r>
+    </w:p>
+    <w:p>
+      <w:r>
+        <w:rPr>
+          <w:rFonts w:ascii="Arial" w:hAnsi="Arial"/>
+        </w:rPr>
+        <w:t xml:space="preserve">  2번. 위법</w:t>
+      </w:r>
+    </w:p>
+    <w:p>
+      <w:r>
+        <w:rPr>
+          <w:rFonts w:ascii="Arial" w:hAnsi="Arial"/>
+        </w:rPr>
+        <w:t xml:space="preserve">  3번. 취소소송</w:t>
+      </w:r>
+    </w:p>
+    <w:p>
+      <w:r>
+        <w:rPr>
+          <w:rFonts w:ascii="Arial" w:hAnsi="Arial"/>
+        </w:rPr>
+        <w:t xml:space="preserve">  4번. 처분</w:t>
       </w:r>
     </w:p>
     <w:p>
@@ -3126,71 +2470,39 @@
           <w:b/>
           <w:sz w:val="24"/>
         </w:rPr>
-        <w:t>【3. 부작위위법확인소송】</w:t>
-      </w:r>
-    </w:p>
-    <w:p>
-      <w:r>
-        <w:rPr>
-          <w:rFonts w:ascii="Arial" w:hAnsi="Arial"/>
-        </w:rPr>
-        <w:t xml:space="preserve">  398-1. 부작위</w:t>
-      </w:r>
-    </w:p>
-    <w:p>
-      <w:r>
-        <w:rPr>
-          <w:rFonts w:ascii="Arial" w:hAnsi="Arial"/>
-        </w:rPr>
-        <w:t xml:space="preserve">  399-1. 부작위</w:t>
-      </w:r>
-    </w:p>
-    <w:p>
-      <w:r>
-        <w:rPr>
-          <w:rFonts w:ascii="Arial" w:hAnsi="Arial"/>
-        </w:rPr>
-        <w:t xml:space="preserve">  401-1. 처분</w:t>
-      </w:r>
-    </w:p>
-    <w:p>
-      <w:r>
-        <w:rPr>
-          <w:rFonts w:ascii="Arial" w:hAnsi="Arial"/>
-        </w:rPr>
-        <w:t xml:space="preserve">  402-1. 처분</w:t>
-      </w:r>
-    </w:p>
-    <w:p>
-      <w:r>
-        <w:rPr>
-          <w:rFonts w:ascii="Arial" w:hAnsi="Arial"/>
-        </w:rPr>
-        <w:t xml:space="preserve">  403-1. 부작위</w:t>
-      </w:r>
-    </w:p>
-    <w:p>
-      <w:r>
-        <w:rPr>
-          <w:rFonts w:ascii="Arial" w:hAnsi="Arial"/>
-        </w:rPr>
-        <w:t xml:space="preserve">  404-1. 처분</w:t>
-      </w:r>
-    </w:p>
-    <w:p>
-      <w:r>
-        <w:rPr>
-          <w:rFonts w:ascii="Arial" w:hAnsi="Arial"/>
-        </w:rPr>
-        <w:t xml:space="preserve">  405-1. 부작위</w:t>
-      </w:r>
-    </w:p>
-    <w:p>
-      <w:r>
-        <w:rPr>
-          <w:rFonts w:ascii="Arial" w:hAnsi="Arial"/>
-        </w:rPr>
-        <w:t xml:space="preserve">  408-1. 부작위</w:t>
+        <w:t>【V. 그 밖의 행정소송 &gt; 3. 부작위위법확인소송】</w:t>
+      </w:r>
+    </w:p>
+    <w:p>
+      <w:r>
+        <w:rPr>
+          <w:rFonts w:ascii="Arial" w:hAnsi="Arial"/>
+        </w:rPr>
+        <w:t xml:space="preserve">  1번. 위법</w:t>
+      </w:r>
+    </w:p>
+    <w:p>
+      <w:r>
+        <w:rPr>
+          <w:rFonts w:ascii="Arial" w:hAnsi="Arial"/>
+        </w:rPr>
+        <w:t xml:space="preserve">  2번. 부작위</w:t>
+      </w:r>
+    </w:p>
+    <w:p>
+      <w:r>
+        <w:rPr>
+          <w:rFonts w:ascii="Arial" w:hAnsi="Arial"/>
+        </w:rPr>
+        <w:t xml:space="preserve">  3번. 처분</w:t>
+      </w:r>
+    </w:p>
+    <w:p>
+      <w:r>
+        <w:rPr>
+          <w:rFonts w:ascii="Arial" w:hAnsi="Arial"/>
+        </w:rPr>
+        <w:t xml:space="preserve">  4번. 부작위위법확인소송</w:t>
       </w:r>
     </w:p>
     <w:p>
@@ -3200,31 +2512,31 @@
           <w:b/>
           <w:sz w:val="24"/>
         </w:rPr>
-        <w:t>【1) 행정쟁송상 구제수단】</w:t>
-      </w:r>
-    </w:p>
-    <w:p>
-      <w:r>
-        <w:rPr>
-          <w:rFonts w:ascii="Arial" w:hAnsi="Arial"/>
-        </w:rPr>
-        <w:t xml:space="preserve">  410-1. 부작위</w:t>
-      </w:r>
-    </w:p>
-    <w:p>
-      <w:r>
-        <w:rPr>
-          <w:rFonts w:ascii="Arial" w:hAnsi="Arial"/>
-        </w:rPr>
-        <w:t xml:space="preserve">  411-1. 부작위</w:t>
-      </w:r>
-    </w:p>
-    <w:p>
-      <w:r>
-        <w:rPr>
-          <w:rFonts w:ascii="Arial" w:hAnsi="Arial"/>
-        </w:rPr>
-        <w:t xml:space="preserve">  412-1. 직접처분</w:t>
+        <w:t>【V. 그 밖의 행정소송 &gt; 3. 부작위위법확인소송 &gt; 1) 행정쟁송상 구제수단】</w:t>
+      </w:r>
+    </w:p>
+    <w:p>
+      <w:r>
+        <w:rPr>
+          <w:rFonts w:ascii="Arial" w:hAnsi="Arial"/>
+        </w:rPr>
+        <w:t xml:space="preserve">  1번. 처분</w:t>
+      </w:r>
+    </w:p>
+    <w:p>
+      <w:r>
+        <w:rPr>
+          <w:rFonts w:ascii="Arial" w:hAnsi="Arial"/>
+        </w:rPr>
+        <w:t xml:space="preserve">  2번. 위법</w:t>
+      </w:r>
+    </w:p>
+    <w:p>
+      <w:r>
+        <w:rPr>
+          <w:rFonts w:ascii="Arial" w:hAnsi="Arial"/>
+        </w:rPr>
+        <w:t xml:space="preserve">  3번. 재처분의무</w:t>
       </w:r>
     </w:p>
     <w:p>
@@ -3234,23 +2546,23 @@
           <w:b/>
           <w:sz w:val="24"/>
         </w:rPr>
-        <w:t>【2) 부작위위법확인소송과 가구제】</w:t>
-      </w:r>
-    </w:p>
-    <w:p>
-      <w:r>
-        <w:rPr>
-          <w:rFonts w:ascii="Arial" w:hAnsi="Arial"/>
-        </w:rPr>
-        <w:t xml:space="preserve">  413-1. 부작위</w:t>
-      </w:r>
-    </w:p>
-    <w:p>
-      <w:r>
-        <w:rPr>
-          <w:rFonts w:ascii="Arial" w:hAnsi="Arial"/>
-        </w:rPr>
-        <w:t xml:space="preserve">  414-1. 부작위</w:t>
+        <w:t>【V. 그 밖의 행정소송 &gt; 3. 부작위위법확인소송 &gt; 2) 부작위위법확인소송과 가구제】</w:t>
+      </w:r>
+    </w:p>
+    <w:p>
+      <w:r>
+        <w:rPr>
+          <w:rFonts w:ascii="Arial" w:hAnsi="Arial"/>
+        </w:rPr>
+        <w:t xml:space="preserve">  1번. 위법</w:t>
+      </w:r>
+    </w:p>
+    <w:p>
+      <w:r>
+        <w:rPr>
+          <w:rFonts w:ascii="Arial" w:hAnsi="Arial"/>
+        </w:rPr>
+        <w:t xml:space="preserve">  2번. 처분</w:t>
       </w:r>
     </w:p>
     <w:p>
@@ -3260,39 +2572,39 @@
           <w:b/>
           <w:sz w:val="24"/>
         </w:rPr>
-        <w:t>【4. 당사자소송】</w:t>
-      </w:r>
-    </w:p>
-    <w:p>
-      <w:r>
-        <w:rPr>
-          <w:rFonts w:ascii="Arial" w:hAnsi="Arial"/>
-        </w:rPr>
-        <w:t xml:space="preserve">  416-1. 당사자소송</w:t>
-      </w:r>
-    </w:p>
-    <w:p>
-      <w:r>
-        <w:rPr>
-          <w:rFonts w:ascii="Arial" w:hAnsi="Arial"/>
-        </w:rPr>
-        <w:t xml:space="preserve">  417-1. 당사자소송</w:t>
-      </w:r>
-    </w:p>
-    <w:p>
-      <w:r>
-        <w:rPr>
-          <w:rFonts w:ascii="Arial" w:hAnsi="Arial"/>
-        </w:rPr>
-        <w:t xml:space="preserve">  418-1. 원고적격</w:t>
-      </w:r>
-    </w:p>
-    <w:p>
-      <w:r>
-        <w:rPr>
-          <w:rFonts w:ascii="Arial" w:hAnsi="Arial"/>
-        </w:rPr>
-        <w:t xml:space="preserve">  420-1. 제소기간</w:t>
+        <w:t>【V. 그 밖의 행정소송 &gt; 4. 당사자소송】</w:t>
+      </w:r>
+    </w:p>
+    <w:p>
+      <w:r>
+        <w:rPr>
+          <w:rFonts w:ascii="Arial" w:hAnsi="Arial"/>
+        </w:rPr>
+        <w:t xml:space="preserve">  1번. 당사자소송</w:t>
+      </w:r>
+    </w:p>
+    <w:p>
+      <w:r>
+        <w:rPr>
+          <w:rFonts w:ascii="Arial" w:hAnsi="Arial"/>
+        </w:rPr>
+        <w:t xml:space="preserve">  2번. 처분</w:t>
+      </w:r>
+    </w:p>
+    <w:p>
+      <w:r>
+        <w:rPr>
+          <w:rFonts w:ascii="Arial" w:hAnsi="Arial"/>
+        </w:rPr>
+        <w:t xml:space="preserve">  3번. 원고적격</w:t>
+      </w:r>
+    </w:p>
+    <w:p>
+      <w:r>
+        <w:rPr>
+          <w:rFonts w:ascii="Arial" w:hAnsi="Arial"/>
+        </w:rPr>
+        <w:t xml:space="preserve">  4번. 제소기간</w:t>
       </w:r>
     </w:p>
     <w:p>
@@ -3302,23 +2614,23 @@
           <w:b/>
           <w:sz w:val="24"/>
         </w:rPr>
-        <w:t>【1) (항고소송 VS 당사자소송)】</w:t>
-      </w:r>
-    </w:p>
-    <w:p>
-      <w:r>
-        <w:rPr>
-          <w:rFonts w:ascii="Arial" w:hAnsi="Arial"/>
-        </w:rPr>
-        <w:t xml:space="preserve">  421-1. 당사자소송</w:t>
-      </w:r>
-    </w:p>
-    <w:p>
-      <w:r>
-        <w:rPr>
-          <w:rFonts w:ascii="Arial" w:hAnsi="Arial"/>
-        </w:rPr>
-        <w:t xml:space="preserve">  422-1. 취소소송</w:t>
+        <w:t>【V. 그 밖의 행정소송 &gt; 4. 당사자소송 &gt; 1) (항고소송 VS 당사자소송)】</w:t>
+      </w:r>
+    </w:p>
+    <w:p>
+      <w:r>
+        <w:rPr>
+          <w:rFonts w:ascii="Arial" w:hAnsi="Arial"/>
+        </w:rPr>
+        <w:t xml:space="preserve">  1번. 항고소송</w:t>
+      </w:r>
+    </w:p>
+    <w:p>
+      <w:r>
+        <w:rPr>
+          <w:rFonts w:ascii="Arial" w:hAnsi="Arial"/>
+        </w:rPr>
+        <w:t xml:space="preserve">  2번. 당사자소송</w:t>
       </w:r>
     </w:p>
     <w:p>
@@ -3328,87 +2640,47 @@
           <w:b/>
           <w:sz w:val="24"/>
         </w:rPr>
-        <w:t>【2) (당사자소송 VS 민사소송)】</w:t>
-      </w:r>
-    </w:p>
-    <w:p>
-      <w:r>
-        <w:rPr>
-          <w:rFonts w:ascii="Arial" w:hAnsi="Arial"/>
-        </w:rPr>
-        <w:t xml:space="preserve">  423-1. 당사자소송</w:t>
-      </w:r>
-    </w:p>
-    <w:p>
-      <w:r>
-        <w:rPr>
-          <w:rFonts w:ascii="Arial" w:hAnsi="Arial"/>
-        </w:rPr>
-        <w:t xml:space="preserve">  424-1. 당사자소송</w:t>
-      </w:r>
-    </w:p>
-    <w:p>
-      <w:r>
-        <w:rPr>
-          <w:rFonts w:ascii="Arial" w:hAnsi="Arial"/>
-        </w:rPr>
-        <w:t xml:space="preserve">  425-1. 부당</w:t>
-      </w:r>
-    </w:p>
-    <w:p>
-      <w:r>
-        <w:rPr>
-          <w:rFonts w:ascii="Arial" w:hAnsi="Arial"/>
-        </w:rPr>
-        <w:t xml:space="preserve">  426-1. 당사자소송</w:t>
-      </w:r>
-    </w:p>
-    <w:p>
-      <w:r>
-        <w:rPr>
-          <w:rFonts w:ascii="Arial" w:hAnsi="Arial"/>
-        </w:rPr>
-        <w:t xml:space="preserve">  427-1. 당사자소송</w:t>
-      </w:r>
-    </w:p>
-    <w:p>
-      <w:r>
-        <w:rPr>
-          <w:rFonts w:ascii="Arial" w:hAnsi="Arial"/>
-        </w:rPr>
-        <w:t xml:space="preserve">  428-1. 당사자소송</w:t>
-      </w:r>
-    </w:p>
-    <w:p>
-      <w:r>
-        <w:rPr>
-          <w:rFonts w:ascii="Arial" w:hAnsi="Arial"/>
-        </w:rPr>
-        <w:t xml:space="preserve">  429-1. 당사자소송</w:t>
-      </w:r>
-    </w:p>
-    <w:p>
-      <w:r>
-        <w:rPr>
-          <w:rFonts w:ascii="Arial" w:hAnsi="Arial"/>
-        </w:rPr>
-        <w:t xml:space="preserve">  430-1. 취소소송</w:t>
-      </w:r>
-    </w:p>
-    <w:p>
-      <w:r>
-        <w:rPr>
-          <w:rFonts w:ascii="Arial" w:hAnsi="Arial"/>
-        </w:rPr>
-        <w:t xml:space="preserve">  432-1. 당사자소송</w:t>
-      </w:r>
-    </w:p>
-    <w:p>
-      <w:r>
-        <w:rPr>
-          <w:rFonts w:ascii="Arial" w:hAnsi="Arial"/>
-        </w:rPr>
-        <w:t xml:space="preserve">  433-1. 당사자소송</w:t>
+        <w:t>【V. 그 밖의 행정소송 &gt; 4. 당사자소송 &gt; 2) (당사자소송 VS 민사소송)】</w:t>
+      </w:r>
+    </w:p>
+    <w:p>
+      <w:r>
+        <w:rPr>
+          <w:rFonts w:ascii="Arial" w:hAnsi="Arial"/>
+        </w:rPr>
+        <w:t xml:space="preserve">  1번. 당사자소송</w:t>
+      </w:r>
+    </w:p>
+    <w:p>
+      <w:r>
+        <w:rPr>
+          <w:rFonts w:ascii="Arial" w:hAnsi="Arial"/>
+        </w:rPr>
+        <w:t xml:space="preserve">  2번. 처분</w:t>
+      </w:r>
+    </w:p>
+    <w:p>
+      <w:r>
+        <w:rPr>
+          <w:rFonts w:ascii="Arial" w:hAnsi="Arial"/>
+        </w:rPr>
+        <w:t xml:space="preserve">  3번. 부당</w:t>
+      </w:r>
+    </w:p>
+    <w:p>
+      <w:r>
+        <w:rPr>
+          <w:rFonts w:ascii="Arial" w:hAnsi="Arial"/>
+        </w:rPr>
+        <w:t xml:space="preserve">  4번. 항고소송</w:t>
+      </w:r>
+    </w:p>
+    <w:p>
+      <w:r>
+        <w:rPr>
+          <w:rFonts w:ascii="Arial" w:hAnsi="Arial"/>
+        </w:rPr>
+        <w:t xml:space="preserve">  5번. 취소</w:t>
       </w:r>
     </w:p>
     <w:p>
@@ -3418,31 +2690,31 @@
           <w:b/>
           <w:sz w:val="24"/>
         </w:rPr>
-        <w:t>【3) 민사집행법상 가처분 신청 가부】</w:t>
-      </w:r>
-    </w:p>
-    <w:p>
-      <w:r>
-        <w:rPr>
-          <w:rFonts w:ascii="Arial" w:hAnsi="Arial"/>
-        </w:rPr>
-        <w:t xml:space="preserve">  436-1. 처분</w:t>
-      </w:r>
-    </w:p>
-    <w:p>
-      <w:r>
-        <w:rPr>
-          <w:rFonts w:ascii="Arial" w:hAnsi="Arial"/>
-        </w:rPr>
-        <w:t xml:space="preserve">  437-1. 취소소송</w:t>
-      </w:r>
-    </w:p>
-    <w:p>
-      <w:r>
-        <w:rPr>
-          <w:rFonts w:ascii="Arial" w:hAnsi="Arial"/>
-        </w:rPr>
-        <w:t xml:space="preserve">  438-1. 준용</w:t>
+        <w:t>【V. 그 밖의 행정소송 &gt; 4. 당사자소송 &gt; 3) 민사집행법상 가처분 신청 가부】</w:t>
+      </w:r>
+    </w:p>
+    <w:p>
+      <w:r>
+        <w:rPr>
+          <w:rFonts w:ascii="Arial" w:hAnsi="Arial"/>
+        </w:rPr>
+        <w:t xml:space="preserve">  1번. 처분</w:t>
+      </w:r>
+    </w:p>
+    <w:p>
+      <w:r>
+        <w:rPr>
+          <w:rFonts w:ascii="Arial" w:hAnsi="Arial"/>
+        </w:rPr>
+        <w:t xml:space="preserve">  2번. 집행정지</w:t>
+      </w:r>
+    </w:p>
+    <w:p>
+      <w:r>
+        <w:rPr>
+          <w:rFonts w:ascii="Arial" w:hAnsi="Arial"/>
+        </w:rPr>
+        <w:t xml:space="preserve">  3번. 당사자소송</w:t>
       </w:r>
     </w:p>
     <w:p>
@@ -3452,1175 +2724,825 @@
           <w:b/>
           <w:sz w:val="24"/>
         </w:rPr>
-        <w:t>【4) 형식적 당사자소송 인정여부】</w:t>
-      </w:r>
-    </w:p>
-    <w:p>
-      <w:r>
-        <w:rPr>
-          <w:rFonts w:ascii="Arial" w:hAnsi="Arial"/>
-        </w:rPr>
-        <w:t xml:space="preserve">  439-1. 당사자소송</w:t>
-      </w:r>
-    </w:p>
-    <w:p>
-      <w:r>
-        <w:rPr>
-          <w:rFonts w:ascii="Arial" w:hAnsi="Arial"/>
-        </w:rPr>
-        <w:t xml:space="preserve">  440-1. 당사자소송</w:t>
-      </w:r>
-    </w:p>
-    <w:p>
-      <w:r>
-        <w:rPr>
-          <w:rFonts w:ascii="Arial" w:hAnsi="Arial"/>
-        </w:rPr>
-        <w:t xml:space="preserve">  441-1. 당사자소송</w:t>
-      </w:r>
-    </w:p>
-    <w:p>
-      <w:r>
-        <w:rPr>
-          <w:rFonts w:ascii="Arial" w:hAnsi="Arial"/>
-        </w:rPr>
-        <w:t xml:space="preserve">  442-1. 처분</w:t>
-      </w:r>
-    </w:p>
-    <w:p>
-      <w:r>
-        <w:rPr>
-          <w:rFonts w:ascii="Arial" w:hAnsi="Arial"/>
-        </w:rPr>
-        <w:t xml:space="preserve">  444-1. 처분</w:t>
-      </w:r>
-    </w:p>
-    <w:p>
-      <w:r>
-        <w:rPr>
-          <w:rFonts w:ascii="Arial" w:hAnsi="Arial"/>
-        </w:rPr>
-        <w:t xml:space="preserve">  444-1. 처분</w:t>
-      </w:r>
-    </w:p>
-    <w:p>
-      <w:r>
-        <w:rPr>
-          <w:rFonts w:ascii="Arial" w:hAnsi="Arial"/>
-        </w:rPr>
-        <w:t xml:space="preserve">  444-1. 이의신청</w:t>
-      </w:r>
-    </w:p>
-    <w:p>
-      <w:r>
-        <w:rPr>
-          <w:rFonts w:ascii="Arial" w:hAnsi="Arial"/>
-        </w:rPr>
-        <w:t xml:space="preserve">  444-1. 이의신청</w:t>
-      </w:r>
-    </w:p>
-    <w:p>
-      <w:r>
-        <w:rPr>
-          <w:rFonts w:ascii="Arial" w:hAnsi="Arial"/>
-        </w:rPr>
-        <w:t xml:space="preserve">  444-1. 행정심판</w:t>
-      </w:r>
-    </w:p>
-    <w:p>
-      <w:r>
-        <w:rPr>
-          <w:rFonts w:ascii="Arial" w:hAnsi="Arial"/>
-        </w:rPr>
-        <w:t xml:space="preserve">  444-1. 행정소송</w:t>
-      </w:r>
-    </w:p>
-    <w:p>
-      <w:r>
-        <w:rPr>
-          <w:rFonts w:ascii="Arial" w:hAnsi="Arial"/>
-        </w:rPr>
-        <w:t xml:space="preserve">  444-1. 일부취소</w:t>
-      </w:r>
-    </w:p>
-    <w:p>
-      <w:r>
-        <w:rPr>
-          <w:rFonts w:ascii="Arial" w:hAnsi="Arial"/>
-        </w:rPr>
-        <w:t xml:space="preserve">  444-1. 일부취소</w:t>
-      </w:r>
-    </w:p>
-    <w:p>
-      <w:r>
-        <w:rPr>
-          <w:rFonts w:ascii="Arial" w:hAnsi="Arial"/>
-        </w:rPr>
-        <w:t xml:space="preserve">  444-1. 일부취소</w:t>
-      </w:r>
-    </w:p>
-    <w:p>
-      <w:r>
-        <w:rPr>
-          <w:rFonts w:ascii="Arial" w:hAnsi="Arial"/>
-        </w:rPr>
-        <w:t xml:space="preserve">  444-1. 변경</w:t>
-      </w:r>
-    </w:p>
-    <w:p>
-      <w:r>
-        <w:rPr>
-          <w:rFonts w:ascii="Arial" w:hAnsi="Arial"/>
-        </w:rPr>
-        <w:t xml:space="preserve">  444-1. 변경</w:t>
-      </w:r>
-    </w:p>
-    <w:p>
-      <w:r>
-        <w:rPr>
-          <w:rFonts w:ascii="Arial" w:hAnsi="Arial"/>
-        </w:rPr>
-        <w:t xml:space="preserve">  444-1. 변경</w:t>
-      </w:r>
-    </w:p>
-    <w:p>
-      <w:r>
-        <w:rPr>
-          <w:rFonts w:ascii="Arial" w:hAnsi="Arial"/>
-        </w:rPr>
-        <w:t xml:space="preserve">  444-1. 위법</w:t>
-      </w:r>
-    </w:p>
-    <w:p>
-      <w:r>
-        <w:rPr>
-          <w:rFonts w:ascii="Arial" w:hAnsi="Arial"/>
-        </w:rPr>
-        <w:t xml:space="preserve">  444-1. 부작위</w:t>
-      </w:r>
-    </w:p>
-    <w:p>
-      <w:r>
-        <w:rPr>
-          <w:rFonts w:ascii="Arial" w:hAnsi="Arial"/>
-        </w:rPr>
-        <w:t xml:space="preserve">  444-1. 처분</w:t>
-      </w:r>
-    </w:p>
-    <w:p>
-      <w:r>
-        <w:rPr>
-          <w:rFonts w:ascii="Arial" w:hAnsi="Arial"/>
-        </w:rPr>
-        <w:t xml:space="preserve">  444-1. 부작위</w:t>
-      </w:r>
-    </w:p>
-    <w:p>
-      <w:r>
-        <w:rPr>
-          <w:rFonts w:ascii="Arial" w:hAnsi="Arial"/>
-        </w:rPr>
-        <w:t xml:space="preserve">  444-1. 처분</w:t>
-      </w:r>
-    </w:p>
-    <w:p>
-      <w:r>
-        <w:rPr>
-          <w:rFonts w:ascii="Arial" w:hAnsi="Arial"/>
-        </w:rPr>
-        <w:t xml:space="preserve">  444-1. 취소</w:t>
-      </w:r>
-    </w:p>
-    <w:p>
-      <w:r>
-        <w:rPr>
-          <w:rFonts w:ascii="Arial" w:hAnsi="Arial"/>
-        </w:rPr>
-        <w:t xml:space="preserve">  444-1. 집행정지</w:t>
-      </w:r>
-    </w:p>
-    <w:p>
-      <w:r>
-        <w:rPr>
-          <w:rFonts w:ascii="Arial" w:hAnsi="Arial"/>
-        </w:rPr>
-        <w:t xml:space="preserve">  444-1. 재결</w:t>
-      </w:r>
-    </w:p>
-    <w:p>
-      <w:r>
-        <w:rPr>
-          <w:rFonts w:ascii="Arial" w:hAnsi="Arial"/>
-        </w:rPr>
-        <w:t xml:space="preserve">  444-1. 재결</w:t>
-      </w:r>
-    </w:p>
-    <w:p>
-      <w:r>
-        <w:rPr>
-          <w:rFonts w:ascii="Arial" w:hAnsi="Arial"/>
-        </w:rPr>
-        <w:t xml:space="preserve">  444-1. 취소</w:t>
-      </w:r>
-    </w:p>
-    <w:p>
-      <w:r>
-        <w:rPr>
-          <w:rFonts w:ascii="Arial" w:hAnsi="Arial"/>
-        </w:rPr>
-        <w:t xml:space="preserve">  444-1. 재결</w:t>
-      </w:r>
-    </w:p>
-    <w:p>
-      <w:r>
-        <w:rPr>
-          <w:rFonts w:ascii="Arial" w:hAnsi="Arial"/>
-        </w:rPr>
-        <w:t xml:space="preserve">  444-1. 재결</w:t>
-      </w:r>
-    </w:p>
-    <w:p>
-      <w:r>
-        <w:rPr>
-          <w:rFonts w:ascii="Arial" w:hAnsi="Arial"/>
-        </w:rPr>
-        <w:t xml:space="preserve">  444-1. 기속력</w:t>
-      </w:r>
-    </w:p>
-    <w:p>
-      <w:r>
-        <w:rPr>
-          <w:rFonts w:ascii="Arial" w:hAnsi="Arial"/>
-        </w:rPr>
-        <w:t xml:space="preserve">  444-1. 재처분의무</w:t>
-      </w:r>
-    </w:p>
-    <w:p>
-      <w:r>
-        <w:rPr>
-          <w:rFonts w:ascii="Arial" w:hAnsi="Arial"/>
-        </w:rPr>
-        <w:t xml:space="preserve">  444-1. 기속력</w:t>
-      </w:r>
-    </w:p>
-    <w:p>
-      <w:r>
-        <w:rPr>
-          <w:rFonts w:ascii="Arial" w:hAnsi="Arial"/>
-        </w:rPr>
-        <w:t xml:space="preserve">  444-1. 재처분의무</w:t>
-      </w:r>
-    </w:p>
-    <w:p>
-      <w:r>
-        <w:rPr>
-          <w:rFonts w:ascii="Arial" w:hAnsi="Arial"/>
-        </w:rPr>
-        <w:t xml:space="preserve">  444-1. 기속력</w:t>
-      </w:r>
-    </w:p>
-    <w:p>
-      <w:r>
-        <w:rPr>
-          <w:rFonts w:ascii="Arial" w:hAnsi="Arial"/>
-        </w:rPr>
-        <w:t xml:space="preserve">  444-1. 재처분의무</w:t>
-      </w:r>
-    </w:p>
-    <w:p>
-      <w:r>
-        <w:rPr>
-          <w:rFonts w:ascii="Arial" w:hAnsi="Arial"/>
-        </w:rPr>
-        <w:t xml:space="preserve">  444-1. 재처분의무</w:t>
-      </w:r>
-    </w:p>
-    <w:p>
-      <w:r>
-        <w:rPr>
-          <w:rFonts w:ascii="Arial" w:hAnsi="Arial"/>
-        </w:rPr>
-        <w:t xml:space="preserve">  444-1. 취소소송</w:t>
-      </w:r>
-    </w:p>
-    <w:p>
-      <w:r>
-        <w:rPr>
-          <w:rFonts w:ascii="Arial" w:hAnsi="Arial"/>
-        </w:rPr>
-        <w:t xml:space="preserve">  444-1. 직접처분</w:t>
-      </w:r>
-    </w:p>
-    <w:p>
-      <w:r>
-        <w:rPr>
-          <w:rFonts w:ascii="Arial" w:hAnsi="Arial"/>
-        </w:rPr>
-        <w:t xml:space="preserve">  444-1. 간접강제</w:t>
-      </w:r>
-    </w:p>
-    <w:p>
-      <w:r>
-        <w:rPr>
-          <w:rFonts w:ascii="Arial" w:hAnsi="Arial"/>
-        </w:rPr>
-        <w:t xml:space="preserve">  444-1. 부작위</w:t>
-      </w:r>
-    </w:p>
-    <w:p>
-      <w:r>
-        <w:rPr>
-          <w:rFonts w:ascii="Arial" w:hAnsi="Arial"/>
-        </w:rPr>
-        <w:t xml:space="preserve">  444-1. 직접처분</w:t>
-      </w:r>
-    </w:p>
-    <w:p>
-      <w:r>
-        <w:rPr>
-          <w:rFonts w:ascii="Arial" w:hAnsi="Arial"/>
-        </w:rPr>
-        <w:t xml:space="preserve">  444-1. 간접강제</w:t>
-      </w:r>
-    </w:p>
-    <w:p>
-      <w:r>
-        <w:rPr>
-          <w:rFonts w:ascii="Arial" w:hAnsi="Arial"/>
-        </w:rPr>
-        <w:t xml:space="preserve">  444-1. 부작위</w:t>
-      </w:r>
-    </w:p>
-    <w:p>
-      <w:r>
-        <w:rPr>
-          <w:rFonts w:ascii="Arial" w:hAnsi="Arial"/>
-        </w:rPr>
-        <w:t xml:space="preserve">  444-1. 직접처분</w:t>
-      </w:r>
-    </w:p>
-    <w:p>
-      <w:r>
-        <w:rPr>
-          <w:rFonts w:ascii="Arial" w:hAnsi="Arial"/>
-        </w:rPr>
-        <w:t xml:space="preserve">  444-1. 간접강제</w:t>
-      </w:r>
-    </w:p>
-    <w:p>
-      <w:r>
-        <w:rPr>
-          <w:rFonts w:ascii="Arial" w:hAnsi="Arial"/>
-        </w:rPr>
-        <w:t xml:space="preserve">  444-1. 부작위</w:t>
-      </w:r>
-    </w:p>
-    <w:p>
-      <w:r>
-        <w:rPr>
-          <w:rFonts w:ascii="Arial" w:hAnsi="Arial"/>
-        </w:rPr>
-        <w:t xml:space="preserve">  444-1. 행정심판</w:t>
-      </w:r>
-    </w:p>
-    <w:p>
-      <w:r>
-        <w:rPr>
-          <w:rFonts w:ascii="Arial" w:hAnsi="Arial"/>
-        </w:rPr>
-        <w:t xml:space="preserve">  444-1. 행정소송</w:t>
-      </w:r>
-    </w:p>
-    <w:p>
-      <w:r>
-        <w:rPr>
-          <w:rFonts w:ascii="Arial" w:hAnsi="Arial"/>
-        </w:rPr>
-        <w:t xml:space="preserve">  444-1. 부작위</w:t>
-      </w:r>
-    </w:p>
-    <w:p>
-      <w:r>
-        <w:rPr>
-          <w:rFonts w:ascii="Arial" w:hAnsi="Arial"/>
-        </w:rPr>
-        <w:t xml:space="preserve">  444-1. 재결</w:t>
-      </w:r>
-    </w:p>
-    <w:p>
-      <w:r>
-        <w:rPr>
-          <w:rFonts w:ascii="Arial" w:hAnsi="Arial"/>
-        </w:rPr>
-        <w:t xml:space="preserve">  444-1. 부작위</w:t>
-      </w:r>
-    </w:p>
-    <w:p>
-      <w:r>
-        <w:rPr>
-          <w:rFonts w:ascii="Arial" w:hAnsi="Arial"/>
-        </w:rPr>
-        <w:t xml:space="preserve">  444-1. 처분</w:t>
-      </w:r>
-    </w:p>
-    <w:p>
-      <w:r>
-        <w:rPr>
-          <w:rFonts w:ascii="Arial" w:hAnsi="Arial"/>
-        </w:rPr>
-        <w:t xml:space="preserve">  444-1. 취소</w:t>
-      </w:r>
-    </w:p>
-    <w:p>
-      <w:r>
-        <w:rPr>
-          <w:rFonts w:ascii="Arial" w:hAnsi="Arial"/>
-        </w:rPr>
-        <w:t xml:space="preserve">  444-1. 취소소송</w:t>
-      </w:r>
-    </w:p>
-    <w:p>
-      <w:r>
-        <w:rPr>
-          <w:rFonts w:ascii="Arial" w:hAnsi="Arial"/>
-        </w:rPr>
-        <w:t xml:space="preserve">  444-1. 원고적격</w:t>
-      </w:r>
-    </w:p>
-    <w:p>
-      <w:r>
-        <w:rPr>
-          <w:rFonts w:ascii="Arial" w:hAnsi="Arial"/>
-        </w:rPr>
-        <w:t xml:space="preserve">  444-1. 취소</w:t>
-      </w:r>
-    </w:p>
-    <w:p>
-      <w:r>
-        <w:rPr>
-          <w:rFonts w:ascii="Arial" w:hAnsi="Arial"/>
-        </w:rPr>
-        <w:t xml:space="preserve">  444-1. 원고적격</w:t>
-      </w:r>
-    </w:p>
-    <w:p>
-      <w:r>
-        <w:rPr>
-          <w:rFonts w:ascii="Arial" w:hAnsi="Arial"/>
-        </w:rPr>
-        <w:t xml:space="preserve">  444-1. 원고적격</w:t>
-      </w:r>
-    </w:p>
-    <w:p>
-      <w:r>
-        <w:rPr>
-          <w:rFonts w:ascii="Arial" w:hAnsi="Arial"/>
-        </w:rPr>
-        <w:t xml:space="preserve">  444-1. 원고적격</w:t>
-      </w:r>
-    </w:p>
-    <w:p>
-      <w:r>
-        <w:rPr>
-          <w:rFonts w:ascii="Arial" w:hAnsi="Arial"/>
-        </w:rPr>
-        <w:t xml:space="preserve">  444-1. 취소소송</w:t>
-      </w:r>
-    </w:p>
-    <w:p>
-      <w:r>
-        <w:rPr>
-          <w:rFonts w:ascii="Arial" w:hAnsi="Arial"/>
-        </w:rPr>
-        <w:t xml:space="preserve">  444-1. 소의이익</w:t>
-      </w:r>
-    </w:p>
-    <w:p>
-      <w:r>
-        <w:rPr>
-          <w:rFonts w:ascii="Arial" w:hAnsi="Arial"/>
-        </w:rPr>
-        <w:t xml:space="preserve">  444-1. 소의이익</w:t>
-      </w:r>
-    </w:p>
-    <w:p>
-      <w:r>
-        <w:rPr>
-          <w:rFonts w:ascii="Arial" w:hAnsi="Arial"/>
-        </w:rPr>
-        <w:t xml:space="preserve">  444-1. 소의이익</w:t>
-      </w:r>
-    </w:p>
-    <w:p>
-      <w:r>
-        <w:rPr>
-          <w:rFonts w:ascii="Arial" w:hAnsi="Arial"/>
-        </w:rPr>
-        <w:t xml:space="preserve">  444-1. 취소판결</w:t>
-      </w:r>
-    </w:p>
-    <w:p>
-      <w:r>
-        <w:rPr>
-          <w:rFonts w:ascii="Arial" w:hAnsi="Arial"/>
-        </w:rPr>
-        <w:t xml:space="preserve">  444-1. 취소소송</w:t>
-      </w:r>
-    </w:p>
-    <w:p>
-      <w:r>
-        <w:rPr>
-          <w:rFonts w:ascii="Arial" w:hAnsi="Arial"/>
-        </w:rPr>
-        <w:t xml:space="preserve">  444-1. 재결</w:t>
-      </w:r>
-    </w:p>
-    <w:p>
-      <w:r>
-        <w:rPr>
-          <w:rFonts w:ascii="Arial" w:hAnsi="Arial"/>
-        </w:rPr>
-        <w:t xml:space="preserve">  444-1. 취소</w:t>
-      </w:r>
-    </w:p>
-    <w:p>
-      <w:r>
-        <w:rPr>
-          <w:rFonts w:ascii="Arial" w:hAnsi="Arial"/>
-        </w:rPr>
-        <w:t xml:space="preserve">  444-1. 취소</w:t>
-      </w:r>
-    </w:p>
-    <w:p>
-      <w:r>
-        <w:rPr>
-          <w:rFonts w:ascii="Arial" w:hAnsi="Arial"/>
-        </w:rPr>
-        <w:t xml:space="preserve">  444-1. 위법</w:t>
-      </w:r>
-    </w:p>
-    <w:p>
-      <w:r>
-        <w:rPr>
-          <w:rFonts w:ascii="Arial" w:hAnsi="Arial"/>
-        </w:rPr>
-        <w:t xml:space="preserve">  444-1. 취소</w:t>
-      </w:r>
-    </w:p>
-    <w:p>
-      <w:r>
-        <w:rPr>
-          <w:rFonts w:ascii="Arial" w:hAnsi="Arial"/>
-        </w:rPr>
-        <w:t xml:space="preserve">  444-1. 처분</w:t>
-      </w:r>
-    </w:p>
-    <w:p>
-      <w:r>
-        <w:rPr>
-          <w:rFonts w:ascii="Arial" w:hAnsi="Arial"/>
-        </w:rPr>
-        <w:t xml:space="preserve">  444-1. 처분</w:t>
-      </w:r>
-    </w:p>
-    <w:p>
-      <w:r>
-        <w:rPr>
-          <w:rFonts w:ascii="Arial" w:hAnsi="Arial"/>
-        </w:rPr>
-        <w:t xml:space="preserve">  444-1. 소의이익</w:t>
-      </w:r>
-    </w:p>
-    <w:p>
-      <w:r>
-        <w:rPr>
-          <w:rFonts w:ascii="Arial" w:hAnsi="Arial"/>
-        </w:rPr>
-        <w:t xml:space="preserve">  444-1. 취소판결</w:t>
-      </w:r>
-    </w:p>
-    <w:p>
-      <w:r>
-        <w:rPr>
-          <w:rFonts w:ascii="Arial" w:hAnsi="Arial"/>
-        </w:rPr>
-        <w:t xml:space="preserve">  444-1. 취소</w:t>
-      </w:r>
-    </w:p>
-    <w:p>
-      <w:r>
-        <w:rPr>
-          <w:rFonts w:ascii="Arial" w:hAnsi="Arial"/>
-        </w:rPr>
-        <w:t xml:space="preserve">  444-1. 취소</w:t>
-      </w:r>
-    </w:p>
-    <w:p>
-      <w:r>
-        <w:rPr>
-          <w:rFonts w:ascii="Arial" w:hAnsi="Arial"/>
-        </w:rPr>
-        <w:t xml:space="preserve">  444-1. 취소소송</w:t>
-      </w:r>
-    </w:p>
-    <w:p>
-      <w:r>
-        <w:rPr>
-          <w:rFonts w:ascii="Arial" w:hAnsi="Arial"/>
-        </w:rPr>
-        <w:t xml:space="preserve">  444-1. 취소소송</w:t>
-      </w:r>
-    </w:p>
-    <w:p>
-      <w:r>
-        <w:rPr>
-          <w:rFonts w:ascii="Arial" w:hAnsi="Arial"/>
-        </w:rPr>
-        <w:t xml:space="preserve">  444-1. 변경</w:t>
-      </w:r>
-    </w:p>
-    <w:p>
-      <w:r>
-        <w:rPr>
-          <w:rFonts w:ascii="Arial" w:hAnsi="Arial"/>
-        </w:rPr>
-        <w:t xml:space="preserve">  444-1. 변경</w:t>
-      </w:r>
-    </w:p>
-    <w:p>
-      <w:r>
-        <w:rPr>
-          <w:rFonts w:ascii="Arial" w:hAnsi="Arial"/>
-        </w:rPr>
-        <w:t xml:space="preserve">  444-1. 위법</w:t>
-      </w:r>
-    </w:p>
-    <w:p>
-      <w:r>
-        <w:rPr>
-          <w:rFonts w:ascii="Arial" w:hAnsi="Arial"/>
-        </w:rPr>
-        <w:t xml:space="preserve">  444-1. 변경</w:t>
-      </w:r>
-    </w:p>
-    <w:p>
-      <w:r>
-        <w:rPr>
-          <w:rFonts w:ascii="Arial" w:hAnsi="Arial"/>
-        </w:rPr>
-        <w:t xml:space="preserve">  444-1. 처분</w:t>
-      </w:r>
-    </w:p>
-    <w:p>
-      <w:r>
-        <w:rPr>
-          <w:rFonts w:ascii="Arial" w:hAnsi="Arial"/>
-        </w:rPr>
-        <w:t xml:space="preserve">  444-1. 일부취소</w:t>
-      </w:r>
-    </w:p>
-    <w:p>
-      <w:r>
-        <w:rPr>
-          <w:rFonts w:ascii="Arial" w:hAnsi="Arial"/>
-        </w:rPr>
-        <w:t xml:space="preserve">  444-1. 일부취소</w:t>
-      </w:r>
-    </w:p>
-    <w:p>
-      <w:r>
-        <w:rPr>
-          <w:rFonts w:ascii="Arial" w:hAnsi="Arial"/>
-        </w:rPr>
-        <w:t xml:space="preserve">  444-1. 취소</w:t>
-      </w:r>
-    </w:p>
-    <w:p>
-      <w:r>
-        <w:rPr>
-          <w:rFonts w:ascii="Arial" w:hAnsi="Arial"/>
-        </w:rPr>
-        <w:t xml:space="preserve">  444-1. 일부취소</w:t>
-      </w:r>
-    </w:p>
-    <w:p>
-      <w:r>
-        <w:rPr>
-          <w:rFonts w:ascii="Arial" w:hAnsi="Arial"/>
-        </w:rPr>
-        <w:t xml:space="preserve">  444-1. 취소소송</w:t>
-      </w:r>
-    </w:p>
-    <w:p>
-      <w:r>
-        <w:rPr>
-          <w:rFonts w:ascii="Arial" w:hAnsi="Arial"/>
-        </w:rPr>
-        <w:t xml:space="preserve">  444-1. 취소</w:t>
-      </w:r>
-    </w:p>
-    <w:p>
-      <w:r>
-        <w:rPr>
-          <w:rFonts w:ascii="Arial" w:hAnsi="Arial"/>
-        </w:rPr>
-        <w:t xml:space="preserve">  444-1. 위법</w:t>
-      </w:r>
-    </w:p>
-    <w:p>
-      <w:r>
-        <w:rPr>
-          <w:rFonts w:ascii="Arial" w:hAnsi="Arial"/>
-        </w:rPr>
-        <w:t xml:space="preserve">  444-1. 처분</w:t>
-      </w:r>
-    </w:p>
-    <w:p>
-      <w:r>
-        <w:rPr>
-          <w:rFonts w:ascii="Arial" w:hAnsi="Arial"/>
-        </w:rPr>
-        <w:t xml:space="preserve">  444-1. 취소소송</w:t>
-      </w:r>
-    </w:p>
-    <w:p>
-      <w:r>
-        <w:rPr>
-          <w:rFonts w:ascii="Arial" w:hAnsi="Arial"/>
-        </w:rPr>
-        <w:t xml:space="preserve">  444-1. 인용판결</w:t>
-      </w:r>
-    </w:p>
-    <w:p>
-      <w:r>
-        <w:rPr>
-          <w:rFonts w:ascii="Arial" w:hAnsi="Arial"/>
-        </w:rPr>
-        <w:t xml:space="preserve">  444-1. 위법</w:t>
-      </w:r>
-    </w:p>
-    <w:p>
-      <w:r>
-        <w:rPr>
-          <w:rFonts w:ascii="Arial" w:hAnsi="Arial"/>
-        </w:rPr>
-        <w:t xml:space="preserve">  444-1. 취소</w:t>
-      </w:r>
-    </w:p>
-    <w:p>
-      <w:r>
-        <w:rPr>
-          <w:rFonts w:ascii="Arial" w:hAnsi="Arial"/>
-        </w:rPr>
-        <w:t xml:space="preserve">  444-1. 기각판결</w:t>
-      </w:r>
-    </w:p>
-    <w:p>
-      <w:r>
-        <w:rPr>
-          <w:rFonts w:ascii="Arial" w:hAnsi="Arial"/>
-        </w:rPr>
-        <w:t xml:space="preserve">  444-1. 위법</w:t>
-      </w:r>
-    </w:p>
-    <w:p>
-      <w:r>
-        <w:rPr>
-          <w:rFonts w:ascii="Arial" w:hAnsi="Arial"/>
-        </w:rPr>
-        <w:t xml:space="preserve">  444-1. 무효확인소송</w:t>
-      </w:r>
-    </w:p>
-    <w:p>
-      <w:r>
-        <w:rPr>
-          <w:rFonts w:ascii="Arial" w:hAnsi="Arial"/>
-        </w:rPr>
-        <w:t xml:space="preserve">  444-1. 인용판결</w:t>
-      </w:r>
-    </w:p>
-    <w:p>
-      <w:r>
-        <w:rPr>
-          <w:rFonts w:ascii="Arial" w:hAnsi="Arial"/>
-        </w:rPr>
-        <w:t xml:space="preserve">  444-1. 위법</w:t>
-      </w:r>
-    </w:p>
-    <w:p>
-      <w:r>
-        <w:rPr>
-          <w:rFonts w:ascii="Arial" w:hAnsi="Arial"/>
-        </w:rPr>
-        <w:t xml:space="preserve">  444-1. 기각판결</w:t>
-      </w:r>
-    </w:p>
-    <w:p>
-      <w:r>
-        <w:rPr>
-          <w:rFonts w:ascii="Arial" w:hAnsi="Arial"/>
-        </w:rPr>
-        <w:t xml:space="preserve">  444-1. 기판력</w:t>
-      </w:r>
-    </w:p>
-    <w:p>
-      <w:r>
-        <w:rPr>
-          <w:rFonts w:ascii="Arial" w:hAnsi="Arial"/>
-        </w:rPr>
-        <w:t xml:space="preserve">  444-1. 취소소송</w:t>
-      </w:r>
-    </w:p>
-    <w:p>
-      <w:r>
-        <w:rPr>
-          <w:rFonts w:ascii="Arial" w:hAnsi="Arial"/>
-        </w:rPr>
-        <w:t xml:space="preserve">  444-1. 취소판결</w:t>
-      </w:r>
-    </w:p>
-    <w:p>
-      <w:r>
-        <w:rPr>
-          <w:rFonts w:ascii="Arial" w:hAnsi="Arial"/>
-        </w:rPr>
-        <w:t xml:space="preserve">  444-1. 무효확인소송</w:t>
-      </w:r>
-    </w:p>
-    <w:p>
-      <w:r>
-        <w:rPr>
-          <w:rFonts w:ascii="Arial" w:hAnsi="Arial"/>
-        </w:rPr>
-        <w:t xml:space="preserve">  444-1. 취소소송</w:t>
-      </w:r>
-    </w:p>
-    <w:p>
-      <w:r>
-        <w:rPr>
-          <w:rFonts w:ascii="Arial" w:hAnsi="Arial"/>
-        </w:rPr>
-        <w:t xml:space="preserve">  444-1. 기각판결</w:t>
-      </w:r>
-    </w:p>
-    <w:p>
-      <w:r>
-        <w:rPr>
-          <w:rFonts w:ascii="Arial" w:hAnsi="Arial"/>
-        </w:rPr>
-        <w:t xml:space="preserve">  444-1. 무효확인소송</w:t>
-      </w:r>
-    </w:p>
-    <w:p>
-      <w:r>
-        <w:rPr>
-          <w:rFonts w:ascii="Arial" w:hAnsi="Arial"/>
-        </w:rPr>
-        <w:t xml:space="preserve">  444-1. 취소소송</w:t>
-      </w:r>
-    </w:p>
-    <w:p>
-      <w:r>
-        <w:rPr>
-          <w:rFonts w:ascii="Arial" w:hAnsi="Arial"/>
-        </w:rPr>
-        <w:t xml:space="preserve">  444-1. 취소판결</w:t>
-      </w:r>
-    </w:p>
-    <w:p>
-      <w:r>
-        <w:rPr>
-          <w:rFonts w:ascii="Arial" w:hAnsi="Arial"/>
-        </w:rPr>
-        <w:t xml:space="preserve">  444-1. 부당</w:t>
-      </w:r>
-    </w:p>
-    <w:p>
-      <w:r>
-        <w:rPr>
-          <w:rFonts w:ascii="Arial" w:hAnsi="Arial"/>
-        </w:rPr>
-        <w:t xml:space="preserve">  444-1. 취소소송</w:t>
-      </w:r>
-    </w:p>
-    <w:p>
-      <w:r>
-        <w:rPr>
-          <w:rFonts w:ascii="Arial" w:hAnsi="Arial"/>
-        </w:rPr>
-        <w:t xml:space="preserve">  444-1. 기각판결</w:t>
-      </w:r>
-    </w:p>
-    <w:p>
-      <w:r>
-        <w:rPr>
-          <w:rFonts w:ascii="Arial" w:hAnsi="Arial"/>
-        </w:rPr>
-        <w:t xml:space="preserve">  444-1. 부당</w:t>
-      </w:r>
-    </w:p>
-    <w:p>
-      <w:r>
-        <w:rPr>
-          <w:rFonts w:ascii="Arial" w:hAnsi="Arial"/>
-        </w:rPr>
-        <w:t xml:space="preserve">  444-1. 취소소송</w:t>
-      </w:r>
-    </w:p>
-    <w:p>
-      <w:r>
-        <w:rPr>
-          <w:rFonts w:ascii="Arial" w:hAnsi="Arial"/>
-        </w:rPr>
-        <w:t xml:space="preserve">  444-1. 부당</w:t>
-      </w:r>
-    </w:p>
-    <w:p>
-      <w:r>
-        <w:rPr>
-          <w:rFonts w:ascii="Arial" w:hAnsi="Arial"/>
-        </w:rPr>
-        <w:t xml:space="preserve">  444-1. 취소</w:t>
-      </w:r>
-    </w:p>
-    <w:p>
-      <w:r>
-        <w:rPr>
-          <w:rFonts w:ascii="Arial" w:hAnsi="Arial"/>
-        </w:rPr>
-        <w:t xml:space="preserve">  444-1. 부당</w:t>
-      </w:r>
-    </w:p>
-    <w:p>
-      <w:r>
-        <w:rPr>
-          <w:rFonts w:ascii="Arial" w:hAnsi="Arial"/>
-        </w:rPr>
-        <w:t xml:space="preserve">  444-1. 부당</w:t>
-      </w:r>
-    </w:p>
-    <w:p>
-      <w:r>
-        <w:rPr>
-          <w:rFonts w:ascii="Arial" w:hAnsi="Arial"/>
-        </w:rPr>
-        <w:t xml:space="preserve">  444-1. 기속력</w:t>
-      </w:r>
-    </w:p>
-    <w:p>
-      <w:r>
-        <w:rPr>
-          <w:rFonts w:ascii="Arial" w:hAnsi="Arial"/>
-        </w:rPr>
-        <w:t xml:space="preserve">  444-1. 취소소송</w:t>
-      </w:r>
-    </w:p>
-    <w:p>
-      <w:r>
-        <w:rPr>
-          <w:rFonts w:ascii="Arial" w:hAnsi="Arial"/>
-        </w:rPr>
-        <w:t xml:space="preserve">  444-1. 취소소송</w:t>
-      </w:r>
-    </w:p>
-    <w:p>
-      <w:r>
-        <w:rPr>
-          <w:rFonts w:ascii="Arial" w:hAnsi="Arial"/>
-        </w:rPr>
-        <w:t xml:space="preserve">  444-1. 위법</w:t>
-      </w:r>
-    </w:p>
-    <w:p>
-      <w:r>
-        <w:rPr>
-          <w:rFonts w:ascii="Arial" w:hAnsi="Arial"/>
-        </w:rPr>
-        <w:t xml:space="preserve">  444-1. 위법</w:t>
-      </w:r>
-    </w:p>
-    <w:p>
-      <w:r>
-        <w:rPr>
-          <w:rFonts w:ascii="Arial" w:hAnsi="Arial"/>
-        </w:rPr>
-        <w:t xml:space="preserve">  444-1. 기판력</w:t>
-      </w:r>
-    </w:p>
-    <w:p>
-      <w:r>
-        <w:rPr>
-          <w:rFonts w:ascii="Arial" w:hAnsi="Arial"/>
-        </w:rPr>
-        <w:t xml:space="preserve">  444-1. 위법</w:t>
-      </w:r>
-    </w:p>
-    <w:p>
-      <w:r>
-        <w:rPr>
-          <w:rFonts w:ascii="Arial" w:hAnsi="Arial"/>
-        </w:rPr>
-        <w:t xml:space="preserve">  444-1. 취소소송</w:t>
-      </w:r>
-    </w:p>
-    <w:p>
-      <w:r>
-        <w:rPr>
-          <w:rFonts w:ascii="Arial" w:hAnsi="Arial"/>
-        </w:rPr>
-        <w:t xml:space="preserve">  444-1. 무효확인소송</w:t>
-      </w:r>
-    </w:p>
-    <w:p>
-      <w:r>
-        <w:rPr>
-          <w:rFonts w:ascii="Arial" w:hAnsi="Arial"/>
-        </w:rPr>
-        <w:t xml:space="preserve">  444-1. 인용판결</w:t>
-      </w:r>
-    </w:p>
-    <w:p>
-      <w:r>
-        <w:rPr>
-          <w:rFonts w:ascii="Arial" w:hAnsi="Arial"/>
-        </w:rPr>
-        <w:t xml:space="preserve">  444-1. 취소소송</w:t>
-      </w:r>
-    </w:p>
-    <w:p>
-      <w:r>
-        <w:rPr>
-          <w:rFonts w:ascii="Arial" w:hAnsi="Arial"/>
-        </w:rPr>
-        <w:t xml:space="preserve">  444-1. 무효확인소송</w:t>
-      </w:r>
-    </w:p>
-    <w:p>
-      <w:r>
-        <w:rPr>
-          <w:rFonts w:ascii="Arial" w:hAnsi="Arial"/>
-        </w:rPr>
-        <w:t xml:space="preserve">  444-1. 기각판결</w:t>
-      </w:r>
-    </w:p>
-    <w:p>
-      <w:r>
-        <w:rPr>
-          <w:rFonts w:ascii="Arial" w:hAnsi="Arial"/>
-        </w:rPr>
-        <w:t xml:space="preserve">  444-1. 위법</w:t>
-      </w:r>
-    </w:p>
-    <w:p>
-      <w:r>
-        <w:rPr>
-          <w:rFonts w:ascii="Arial" w:hAnsi="Arial"/>
-        </w:rPr>
-        <w:t xml:space="preserve">  444-1. 처분</w:t>
-      </w:r>
-    </w:p>
-    <w:p>
-      <w:r>
-        <w:rPr>
-          <w:rFonts w:ascii="Arial" w:hAnsi="Arial"/>
-        </w:rPr>
-        <w:t xml:space="preserve">  444-1. 인용판결</w:t>
-      </w:r>
-    </w:p>
-    <w:p>
-      <w:r>
-        <w:rPr>
-          <w:rFonts w:ascii="Arial" w:hAnsi="Arial"/>
-        </w:rPr>
-        <w:t xml:space="preserve">  444-1. 당사자소송</w:t>
-      </w:r>
-    </w:p>
-    <w:p>
-      <w:r>
-        <w:rPr>
-          <w:rFonts w:ascii="Arial" w:hAnsi="Arial"/>
-        </w:rPr>
-        <w:t xml:space="preserve">  444-1. 당사자소송</w:t>
-      </w:r>
-    </w:p>
-    <w:p>
-      <w:r>
-        <w:rPr>
-          <w:rFonts w:ascii="Arial" w:hAnsi="Arial"/>
-        </w:rPr>
-        <w:t xml:space="preserve">  444-1. 당사자소송</w:t>
-      </w:r>
-    </w:p>
-    <w:p>
-      <w:r>
-        <w:rPr>
-          <w:rFonts w:ascii="Arial" w:hAnsi="Arial"/>
-        </w:rPr>
-        <w:t xml:space="preserve">  444-1. 준용</w:t>
-      </w:r>
-    </w:p>
-    <w:p>
-      <w:r>
-        <w:rPr>
-          <w:rFonts w:ascii="Arial" w:hAnsi="Arial"/>
-        </w:rPr>
-        <w:t xml:space="preserve">  444-1. 항고소송</w:t>
-      </w:r>
-    </w:p>
-    <w:p>
-      <w:r>
-        <w:rPr>
-          <w:rFonts w:ascii="Arial" w:hAnsi="Arial"/>
-        </w:rPr>
-        <w:t xml:space="preserve">  444-1. 무효확인소송</w:t>
-      </w:r>
-    </w:p>
-    <w:p>
-      <w:r>
-        <w:rPr>
-          <w:rFonts w:ascii="Arial" w:hAnsi="Arial"/>
-        </w:rPr>
-        <w:t xml:space="preserve">  444-1. 무효확인소송</w:t>
-      </w:r>
-    </w:p>
-    <w:p>
-      <w:r>
-        <w:rPr>
-          <w:rFonts w:ascii="Arial" w:hAnsi="Arial"/>
-        </w:rPr>
-        <w:t xml:space="preserve">  444-1. 부당</w:t>
-      </w:r>
-    </w:p>
-    <w:p>
-      <w:r>
-        <w:rPr>
-          <w:rFonts w:ascii="Arial" w:hAnsi="Arial"/>
-        </w:rPr>
-        <w:t xml:space="preserve">  444-1. 준용</w:t>
-      </w:r>
-    </w:p>
-    <w:p>
-      <w:r>
-        <w:rPr>
-          <w:rFonts w:ascii="Arial" w:hAnsi="Arial"/>
-        </w:rPr>
-        <w:t xml:space="preserve">  444-1. 재처분의무</w:t>
-      </w:r>
-    </w:p>
-    <w:p>
-      <w:r>
-        <w:rPr>
-          <w:rFonts w:ascii="Arial" w:hAnsi="Arial"/>
-        </w:rPr>
-        <w:t xml:space="preserve">  444-1. 항고소송</w:t>
-      </w:r>
-    </w:p>
-    <w:p>
-      <w:r>
-        <w:rPr>
-          <w:rFonts w:ascii="Arial" w:hAnsi="Arial"/>
-        </w:rPr>
-        <w:t xml:space="preserve">  444-1. 취소소송</w:t>
+        <w:t>【V. 그 밖의 행정소송 &gt; 4. 당사자소송 &gt; 4) 형식적 당사자소송 인정여부】</w:t>
+      </w:r>
+    </w:p>
+    <w:p>
+      <w:r>
+        <w:rPr>
+          <w:rFonts w:ascii="Arial" w:hAnsi="Arial"/>
+        </w:rPr>
+        <w:t xml:space="preserve">  1번. 당사자소송</w:t>
+      </w:r>
+    </w:p>
+    <w:p>
+      <w:r>
+        <w:rPr>
+          <w:rFonts w:ascii="Arial" w:hAnsi="Arial"/>
+        </w:rPr>
+        <w:t xml:space="preserve">  2번. 처분</w:t>
+      </w:r>
+    </w:p>
+    <w:p>
+      <w:r>
+        <w:rPr>
+          <w:rFonts w:ascii="Arial" w:hAnsi="Arial"/>
+        </w:rPr>
+        <w:t xml:space="preserve">  3번. 행정소송</w:t>
+      </w:r>
+    </w:p>
+    <w:p>
+      <w:r>
+        <w:rPr>
+          <w:rFonts w:ascii="Arial" w:hAnsi="Arial"/>
+          <w:b/>
+          <w:sz w:val="24"/>
+        </w:rPr>
+        <w:t>【표 1】</w:t>
+      </w:r>
+    </w:p>
+    <w:p>
+      <w:r>
+        <w:rPr>
+          <w:rFonts w:ascii="Arial" w:hAnsi="Arial"/>
+        </w:rPr>
+        <w:t xml:space="preserve">  1번. 처분</w:t>
+      </w:r>
+    </w:p>
+    <w:p>
+      <w:r>
+        <w:rPr>
+          <w:rFonts w:ascii="Arial" w:hAnsi="Arial"/>
+        </w:rPr>
+        <w:t xml:space="preserve">  2번. 이의신청</w:t>
+      </w:r>
+    </w:p>
+    <w:p>
+      <w:r>
+        <w:rPr>
+          <w:rFonts w:ascii="Arial" w:hAnsi="Arial"/>
+          <w:b/>
+          <w:sz w:val="24"/>
+        </w:rPr>
+        <w:t>【표 2】</w:t>
+      </w:r>
+    </w:p>
+    <w:p>
+      <w:r>
+        <w:rPr>
+          <w:rFonts w:ascii="Arial" w:hAnsi="Arial"/>
+        </w:rPr>
+        <w:t xml:space="preserve">  1번. 행정심판</w:t>
+      </w:r>
+    </w:p>
+    <w:p>
+      <w:r>
+        <w:rPr>
+          <w:rFonts w:ascii="Arial" w:hAnsi="Arial"/>
+        </w:rPr>
+        <w:t xml:space="preserve">  2번. 행정소송</w:t>
+      </w:r>
+    </w:p>
+    <w:p>
+      <w:r>
+        <w:rPr>
+          <w:rFonts w:ascii="Arial" w:hAnsi="Arial"/>
+        </w:rPr>
+        <w:t xml:space="preserve">  3번. 취소</w:t>
+      </w:r>
+    </w:p>
+    <w:p>
+      <w:r>
+        <w:rPr>
+          <w:rFonts w:ascii="Arial" w:hAnsi="Arial"/>
+        </w:rPr>
+        <w:t xml:space="preserve">  4번. 일부취소</w:t>
+      </w:r>
+    </w:p>
+    <w:p>
+      <w:r>
+        <w:rPr>
+          <w:rFonts w:ascii="Arial" w:hAnsi="Arial"/>
+        </w:rPr>
+        <w:t xml:space="preserve">  5번. 변경</w:t>
+      </w:r>
+    </w:p>
+    <w:p>
+      <w:r>
+        <w:rPr>
+          <w:rFonts w:ascii="Arial" w:hAnsi="Arial"/>
+        </w:rPr>
+        <w:t xml:space="preserve">  6번. 처분</w:t>
+      </w:r>
+    </w:p>
+    <w:p>
+      <w:r>
+        <w:rPr>
+          <w:rFonts w:ascii="Arial" w:hAnsi="Arial"/>
+        </w:rPr>
+        <w:t xml:space="preserve">  7번. 변론</w:t>
+      </w:r>
+    </w:p>
+    <w:p>
+      <w:r>
+        <w:rPr>
+          <w:rFonts w:ascii="Arial" w:hAnsi="Arial"/>
+        </w:rPr>
+        <w:t xml:space="preserve">  8번. 이의신청</w:t>
+      </w:r>
+    </w:p>
+    <w:p>
+      <w:r>
+        <w:rPr>
+          <w:rFonts w:ascii="Arial" w:hAnsi="Arial"/>
+        </w:rPr>
+        <w:t xml:space="preserve">  9번. 위법</w:t>
+      </w:r>
+    </w:p>
+    <w:p>
+      <w:r>
+        <w:rPr>
+          <w:rFonts w:ascii="Arial" w:hAnsi="Arial"/>
+        </w:rPr>
+        <w:t xml:space="preserve">  10번. 부작위</w:t>
+      </w:r>
+    </w:p>
+    <w:p>
+      <w:r>
+        <w:rPr>
+          <w:rFonts w:ascii="Arial" w:hAnsi="Arial"/>
+          <w:b/>
+          <w:sz w:val="24"/>
+        </w:rPr>
+        <w:t>【표 3】</w:t>
+      </w:r>
+    </w:p>
+    <w:p>
+      <w:r>
+        <w:rPr>
+          <w:rFonts w:ascii="Arial" w:hAnsi="Arial"/>
+        </w:rPr>
+        <w:t xml:space="preserve">  1번. 취소</w:t>
+      </w:r>
+    </w:p>
+    <w:p>
+      <w:r>
+        <w:rPr>
+          <w:rFonts w:ascii="Arial" w:hAnsi="Arial"/>
+        </w:rPr>
+        <w:t xml:space="preserve">  2번. 처분</w:t>
+      </w:r>
+    </w:p>
+    <w:p>
+      <w:r>
+        <w:rPr>
+          <w:rFonts w:ascii="Arial" w:hAnsi="Arial"/>
+        </w:rPr>
+        <w:t xml:space="preserve">  3번. 재결</w:t>
+      </w:r>
+    </w:p>
+    <w:p>
+      <w:r>
+        <w:rPr>
+          <w:rFonts w:ascii="Arial" w:hAnsi="Arial"/>
+        </w:rPr>
+        <w:t xml:space="preserve">  4번. 기속력</w:t>
+      </w:r>
+    </w:p>
+    <w:p>
+      <w:r>
+        <w:rPr>
+          <w:rFonts w:ascii="Arial" w:hAnsi="Arial"/>
+        </w:rPr>
+        <w:t xml:space="preserve">  5번. 재처분의무</w:t>
+      </w:r>
+    </w:p>
+    <w:p>
+      <w:r>
+        <w:rPr>
+          <w:rFonts w:ascii="Arial" w:hAnsi="Arial"/>
+        </w:rPr>
+        <w:t xml:space="preserve">  6번. 취소소송</w:t>
+      </w:r>
+    </w:p>
+    <w:p>
+      <w:r>
+        <w:rPr>
+          <w:rFonts w:ascii="Arial" w:hAnsi="Arial"/>
+        </w:rPr>
+        <w:t xml:space="preserve">  7번. 직접처분</w:t>
+      </w:r>
+    </w:p>
+    <w:p>
+      <w:r>
+        <w:rPr>
+          <w:rFonts w:ascii="Arial" w:hAnsi="Arial"/>
+        </w:rPr>
+        <w:t xml:space="preserve">  8번. 간접강제</w:t>
+      </w:r>
+    </w:p>
+    <w:p>
+      <w:r>
+        <w:rPr>
+          <w:rFonts w:ascii="Arial" w:hAnsi="Arial"/>
+        </w:rPr>
+        <w:t xml:space="preserve">  9번. 심판청구</w:t>
+      </w:r>
+    </w:p>
+    <w:p>
+      <w:r>
+        <w:rPr>
+          <w:rFonts w:ascii="Arial" w:hAnsi="Arial"/>
+        </w:rPr>
+        <w:t xml:space="preserve">  10번. 부작위</w:t>
+      </w:r>
+    </w:p>
+    <w:p>
+      <w:r>
+        <w:rPr>
+          <w:rFonts w:ascii="Arial" w:hAnsi="Arial"/>
+          <w:b/>
+          <w:sz w:val="24"/>
+        </w:rPr>
+        <w:t>【표 4】</w:t>
+      </w:r>
+    </w:p>
+    <w:p>
+      <w:r>
+        <w:rPr>
+          <w:rFonts w:ascii="Arial" w:hAnsi="Arial"/>
+        </w:rPr>
+        <w:t xml:space="preserve">  1번. 행정심판</w:t>
+      </w:r>
+    </w:p>
+    <w:p>
+      <w:r>
+        <w:rPr>
+          <w:rFonts w:ascii="Arial" w:hAnsi="Arial"/>
+        </w:rPr>
+        <w:t xml:space="preserve">  2번. 행정소송</w:t>
+      </w:r>
+    </w:p>
+    <w:p>
+      <w:r>
+        <w:rPr>
+          <w:rFonts w:ascii="Arial" w:hAnsi="Arial"/>
+        </w:rPr>
+        <w:t xml:space="preserve">  3번. 부작위</w:t>
+      </w:r>
+    </w:p>
+    <w:p>
+      <w:r>
+        <w:rPr>
+          <w:rFonts w:ascii="Arial" w:hAnsi="Arial"/>
+        </w:rPr>
+        <w:t xml:space="preserve">  4번. 재결</w:t>
+      </w:r>
+    </w:p>
+    <w:p>
+      <w:r>
+        <w:rPr>
+          <w:rFonts w:ascii="Arial" w:hAnsi="Arial"/>
+        </w:rPr>
+        <w:t xml:space="preserve">  5번. 위법</w:t>
+      </w:r>
+    </w:p>
+    <w:p>
+      <w:r>
+        <w:rPr>
+          <w:rFonts w:ascii="Arial" w:hAnsi="Arial"/>
+        </w:rPr>
+        <w:t xml:space="preserve">  6번. 처분</w:t>
+      </w:r>
+    </w:p>
+    <w:p>
+      <w:r>
+        <w:rPr>
+          <w:rFonts w:ascii="Arial" w:hAnsi="Arial"/>
+        </w:rPr>
+        <w:t xml:space="preserve">  7번. 취소</w:t>
+      </w:r>
+    </w:p>
+    <w:p>
+      <w:r>
+        <w:rPr>
+          <w:rFonts w:ascii="Arial" w:hAnsi="Arial"/>
+        </w:rPr>
+        <w:t xml:space="preserve">  8번. 취소소송</w:t>
+      </w:r>
+    </w:p>
+    <w:p>
+      <w:r>
+        <w:rPr>
+          <w:rFonts w:ascii="Arial" w:hAnsi="Arial"/>
+          <w:b/>
+          <w:sz w:val="24"/>
+        </w:rPr>
+        <w:t>【표 5】</w:t>
+      </w:r>
+    </w:p>
+    <w:p>
+      <w:r>
+        <w:rPr>
+          <w:rFonts w:ascii="Arial" w:hAnsi="Arial"/>
+        </w:rPr>
+        <w:t xml:space="preserve">  1번. 원고적격</w:t>
+      </w:r>
+    </w:p>
+    <w:p>
+      <w:r>
+        <w:rPr>
+          <w:rFonts w:ascii="Arial" w:hAnsi="Arial"/>
+        </w:rPr>
+        <w:t xml:space="preserve">  2번. 처분</w:t>
+      </w:r>
+    </w:p>
+    <w:p>
+      <w:r>
+        <w:rPr>
+          <w:rFonts w:ascii="Arial" w:hAnsi="Arial"/>
+          <w:b/>
+          <w:sz w:val="24"/>
+        </w:rPr>
+        <w:t>【표 6】</w:t>
+      </w:r>
+    </w:p>
+    <w:p>
+      <w:r>
+        <w:rPr>
+          <w:rFonts w:ascii="Arial" w:hAnsi="Arial"/>
+        </w:rPr>
+        <w:t xml:space="preserve">  1번. 원고적격</w:t>
+      </w:r>
+    </w:p>
+    <w:p>
+      <w:r>
+        <w:rPr>
+          <w:rFonts w:ascii="Arial" w:hAnsi="Arial"/>
+        </w:rPr>
+        <w:t xml:space="preserve">  2번. 처분</w:t>
+      </w:r>
+    </w:p>
+    <w:p>
+      <w:r>
+        <w:rPr>
+          <w:rFonts w:ascii="Arial" w:hAnsi="Arial"/>
+          <w:b/>
+          <w:sz w:val="24"/>
+        </w:rPr>
+        <w:t>【표 7】</w:t>
+      </w:r>
+    </w:p>
+    <w:p>
+      <w:r>
+        <w:rPr>
+          <w:rFonts w:ascii="Arial" w:hAnsi="Arial"/>
+        </w:rPr>
+        <w:t xml:space="preserve">  1번. 소의이익</w:t>
+      </w:r>
+    </w:p>
+    <w:p>
+      <w:r>
+        <w:rPr>
+          <w:rFonts w:ascii="Arial" w:hAnsi="Arial"/>
+        </w:rPr>
+        <w:t xml:space="preserve">  2번. 처분</w:t>
+      </w:r>
+    </w:p>
+    <w:p>
+      <w:r>
+        <w:rPr>
+          <w:rFonts w:ascii="Arial" w:hAnsi="Arial"/>
+        </w:rPr>
+        <w:t xml:space="preserve">  3번. 기속력</w:t>
+      </w:r>
+    </w:p>
+    <w:p>
+      <w:r>
+        <w:rPr>
+          <w:rFonts w:ascii="Arial" w:hAnsi="Arial"/>
+        </w:rPr>
+        <w:t xml:space="preserve">  4번. 심판청구</w:t>
+      </w:r>
+    </w:p>
+    <w:p>
+      <w:r>
+        <w:rPr>
+          <w:rFonts w:ascii="Arial" w:hAnsi="Arial"/>
+        </w:rPr>
+        <w:t xml:space="preserve">  5번. 재결</w:t>
+      </w:r>
+    </w:p>
+    <w:p>
+      <w:r>
+        <w:rPr>
+          <w:rFonts w:ascii="Arial" w:hAnsi="Arial"/>
+        </w:rPr>
+        <w:t xml:space="preserve">  6번. 취소</w:t>
+      </w:r>
+    </w:p>
+    <w:p>
+      <w:r>
+        <w:rPr>
+          <w:rFonts w:ascii="Arial" w:hAnsi="Arial"/>
+          <w:b/>
+          <w:sz w:val="24"/>
+        </w:rPr>
+        <w:t>【표 8】</w:t>
+      </w:r>
+    </w:p>
+    <w:p>
+      <w:r>
+        <w:rPr>
+          <w:rFonts w:ascii="Arial" w:hAnsi="Arial"/>
+        </w:rPr>
+        <w:t xml:space="preserve">  1번. 위법</w:t>
+      </w:r>
+    </w:p>
+    <w:p>
+      <w:r>
+        <w:rPr>
+          <w:rFonts w:ascii="Arial" w:hAnsi="Arial"/>
+        </w:rPr>
+        <w:t xml:space="preserve">  2번. 처분</w:t>
+      </w:r>
+    </w:p>
+    <w:p>
+      <w:r>
+        <w:rPr>
+          <w:rFonts w:ascii="Arial" w:hAnsi="Arial"/>
+        </w:rPr>
+        <w:t xml:space="preserve">  3번. 소의이익</w:t>
+      </w:r>
+    </w:p>
+    <w:p>
+      <w:r>
+        <w:rPr>
+          <w:rFonts w:ascii="Arial" w:hAnsi="Arial"/>
+        </w:rPr>
+        <w:t xml:space="preserve">  4번. 기속력</w:t>
+      </w:r>
+    </w:p>
+    <w:p>
+      <w:r>
+        <w:rPr>
+          <w:rFonts w:ascii="Arial" w:hAnsi="Arial"/>
+        </w:rPr>
+        <w:t xml:space="preserve">  5번. 취소</w:t>
+      </w:r>
+    </w:p>
+    <w:p>
+      <w:r>
+        <w:rPr>
+          <w:rFonts w:ascii="Arial" w:hAnsi="Arial"/>
+          <w:b/>
+          <w:sz w:val="24"/>
+        </w:rPr>
+        <w:t>【표 9】</w:t>
+      </w:r>
+    </w:p>
+    <w:p>
+      <w:r>
+        <w:rPr>
+          <w:rFonts w:ascii="Arial" w:hAnsi="Arial"/>
+        </w:rPr>
+        <w:t xml:space="preserve">  1번. 처분</w:t>
+      </w:r>
+    </w:p>
+    <w:p>
+      <w:r>
+        <w:rPr>
+          <w:rFonts w:ascii="Arial" w:hAnsi="Arial"/>
+        </w:rPr>
+        <w:t xml:space="preserve">  2번. 취소</w:t>
+      </w:r>
+    </w:p>
+    <w:p>
+      <w:r>
+        <w:rPr>
+          <w:rFonts w:ascii="Arial" w:hAnsi="Arial"/>
+        </w:rPr>
+        <w:t xml:space="preserve">  3번. 취소소송</w:t>
+      </w:r>
+    </w:p>
+    <w:p>
+      <w:r>
+        <w:rPr>
+          <w:rFonts w:ascii="Arial" w:hAnsi="Arial"/>
+        </w:rPr>
+        <w:t xml:space="preserve">  4번. 변경</w:t>
+      </w:r>
+    </w:p>
+    <w:p>
+      <w:r>
+        <w:rPr>
+          <w:rFonts w:ascii="Arial" w:hAnsi="Arial"/>
+        </w:rPr>
+        <w:t xml:space="preserve">  5번. 위법</w:t>
+      </w:r>
+    </w:p>
+    <w:p>
+      <w:r>
+        <w:rPr>
+          <w:rFonts w:ascii="Arial" w:hAnsi="Arial"/>
+          <w:b/>
+          <w:sz w:val="24"/>
+        </w:rPr>
+        <w:t>【표 10】</w:t>
+      </w:r>
+    </w:p>
+    <w:p>
+      <w:r>
+        <w:rPr>
+          <w:rFonts w:ascii="Arial" w:hAnsi="Arial"/>
+        </w:rPr>
+        <w:t xml:space="preserve">  1번. 취소</w:t>
+      </w:r>
+    </w:p>
+    <w:p>
+      <w:r>
+        <w:rPr>
+          <w:rFonts w:ascii="Arial" w:hAnsi="Arial"/>
+        </w:rPr>
+        <w:t xml:space="preserve">  2번. 일부취소</w:t>
+      </w:r>
+    </w:p>
+    <w:p>
+      <w:r>
+        <w:rPr>
+          <w:rFonts w:ascii="Arial" w:hAnsi="Arial"/>
+        </w:rPr>
+        <w:t xml:space="preserve">  3번. 처분</w:t>
+      </w:r>
+    </w:p>
+    <w:p>
+      <w:r>
+        <w:rPr>
+          <w:rFonts w:ascii="Arial" w:hAnsi="Arial"/>
+        </w:rPr>
+        <w:t xml:space="preserve">  4번. 취소소송</w:t>
+      </w:r>
+    </w:p>
+    <w:p>
+      <w:r>
+        <w:rPr>
+          <w:rFonts w:ascii="Arial" w:hAnsi="Arial"/>
+        </w:rPr>
+        <w:t xml:space="preserve">  5번. 위법</w:t>
+      </w:r>
+    </w:p>
+    <w:p>
+      <w:r>
+        <w:rPr>
+          <w:rFonts w:ascii="Arial" w:hAnsi="Arial"/>
+          <w:b/>
+          <w:sz w:val="24"/>
+        </w:rPr>
+        <w:t>【표 11】</w:t>
+      </w:r>
+    </w:p>
+    <w:p>
+      <w:r>
+        <w:rPr>
+          <w:rFonts w:ascii="Arial" w:hAnsi="Arial"/>
+        </w:rPr>
+        <w:t xml:space="preserve">  1번. 처분</w:t>
+      </w:r>
+    </w:p>
+    <w:p>
+      <w:r>
+        <w:rPr>
+          <w:rFonts w:ascii="Arial" w:hAnsi="Arial"/>
+        </w:rPr>
+        <w:t xml:space="preserve">  2번. 취소</w:t>
+      </w:r>
+    </w:p>
+    <w:p>
+      <w:r>
+        <w:rPr>
+          <w:rFonts w:ascii="Arial" w:hAnsi="Arial"/>
+        </w:rPr>
+        <w:t xml:space="preserve">  3번. 인용판결</w:t>
+      </w:r>
+    </w:p>
+    <w:p>
+      <w:r>
+        <w:rPr>
+          <w:rFonts w:ascii="Arial" w:hAnsi="Arial"/>
+        </w:rPr>
+        <w:t xml:space="preserve">  4번. 위법</w:t>
+      </w:r>
+    </w:p>
+    <w:p>
+      <w:r>
+        <w:rPr>
+          <w:rFonts w:ascii="Arial" w:hAnsi="Arial"/>
+        </w:rPr>
+        <w:t xml:space="preserve">  5번. 기각판결</w:t>
+      </w:r>
+    </w:p>
+    <w:p>
+      <w:r>
+        <w:rPr>
+          <w:rFonts w:ascii="Arial" w:hAnsi="Arial"/>
+        </w:rPr>
+        <w:t xml:space="preserve">  6번. 무효확인소송</w:t>
+      </w:r>
+    </w:p>
+    <w:p>
+      <w:r>
+        <w:rPr>
+          <w:rFonts w:ascii="Arial" w:hAnsi="Arial"/>
+        </w:rPr>
+        <w:t xml:space="preserve">  7번. 기판력</w:t>
+      </w:r>
+    </w:p>
+    <w:p>
+      <w:r>
+        <w:rPr>
+          <w:rFonts w:ascii="Arial" w:hAnsi="Arial"/>
+          <w:b/>
+          <w:sz w:val="24"/>
+        </w:rPr>
+        <w:t>【표 12】</w:t>
+      </w:r>
+    </w:p>
+    <w:p>
+      <w:r>
+        <w:rPr>
+          <w:rFonts w:ascii="Arial" w:hAnsi="Arial"/>
+        </w:rPr>
+        <w:t xml:space="preserve">  1번. 취소</w:t>
+      </w:r>
+    </w:p>
+    <w:p>
+      <w:r>
+        <w:rPr>
+          <w:rFonts w:ascii="Arial" w:hAnsi="Arial"/>
+        </w:rPr>
+        <w:t xml:space="preserve">  2번. 취소판결</w:t>
+      </w:r>
+    </w:p>
+    <w:p>
+      <w:r>
+        <w:rPr>
+          <w:rFonts w:ascii="Arial" w:hAnsi="Arial"/>
+        </w:rPr>
+        <w:t xml:space="preserve">  3번. 무효확인소송</w:t>
+      </w:r>
+    </w:p>
+    <w:p>
+      <w:r>
+        <w:rPr>
+          <w:rFonts w:ascii="Arial" w:hAnsi="Arial"/>
+        </w:rPr>
+        <w:t xml:space="preserve">  4번. 취소소송</w:t>
+      </w:r>
+    </w:p>
+    <w:p>
+      <w:r>
+        <w:rPr>
+          <w:rFonts w:ascii="Arial" w:hAnsi="Arial"/>
+        </w:rPr>
+        <w:t xml:space="preserve">  5번. 기각판결</w:t>
+      </w:r>
+    </w:p>
+    <w:p>
+      <w:r>
+        <w:rPr>
+          <w:rFonts w:ascii="Arial" w:hAnsi="Arial"/>
+        </w:rPr>
+        <w:t xml:space="preserve">  6번. 부당</w:t>
+      </w:r>
+    </w:p>
+    <w:p>
+      <w:r>
+        <w:rPr>
+          <w:rFonts w:ascii="Arial" w:hAnsi="Arial"/>
+        </w:rPr>
+        <w:t xml:space="preserve">  7번. 처분</w:t>
+      </w:r>
+    </w:p>
+    <w:p>
+      <w:r>
+        <w:rPr>
+          <w:rFonts w:ascii="Arial" w:hAnsi="Arial"/>
+        </w:rPr>
+        <w:t xml:space="preserve">  8번. 기속력</w:t>
+      </w:r>
+    </w:p>
+    <w:p>
+      <w:r>
+        <w:rPr>
+          <w:rFonts w:ascii="Arial" w:hAnsi="Arial"/>
+        </w:rPr>
+        <w:t xml:space="preserve">  9번. 인용판결</w:t>
+      </w:r>
+    </w:p>
+    <w:p>
+      <w:r>
+        <w:rPr>
+          <w:rFonts w:ascii="Arial" w:hAnsi="Arial"/>
+        </w:rPr>
+        <w:t xml:space="preserve">  10번. 위법</w:t>
+      </w:r>
+    </w:p>
+    <w:p>
+      <w:r>
+        <w:rPr>
+          <w:rFonts w:ascii="Arial" w:hAnsi="Arial"/>
+        </w:rPr>
+        <w:t xml:space="preserve">  11번. 기판력</w:t>
+      </w:r>
+    </w:p>
+    <w:p>
+      <w:r>
+        <w:rPr>
+          <w:rFonts w:ascii="Arial" w:hAnsi="Arial"/>
+        </w:rPr>
+        <w:t xml:space="preserve">  12번. 선결문제</w:t>
+      </w:r>
+    </w:p>
+    <w:p>
+      <w:r>
+        <w:rPr>
+          <w:rFonts w:ascii="Arial" w:hAnsi="Arial"/>
+          <w:b/>
+          <w:sz w:val="24"/>
+        </w:rPr>
+        <w:t>【표 13】</w:t>
+      </w:r>
+    </w:p>
+    <w:p>
+      <w:r>
+        <w:rPr>
+          <w:rFonts w:ascii="Arial" w:hAnsi="Arial"/>
+        </w:rPr>
+        <w:t xml:space="preserve">  1번. 인용판결</w:t>
+      </w:r>
+    </w:p>
+    <w:p>
+      <w:r>
+        <w:rPr>
+          <w:rFonts w:ascii="Arial" w:hAnsi="Arial"/>
+        </w:rPr>
+        <w:t xml:space="preserve">  2번. 당사자소송</w:t>
+      </w:r>
+    </w:p>
+    <w:p>
+      <w:r>
+        <w:rPr>
+          <w:rFonts w:ascii="Arial" w:hAnsi="Arial"/>
+        </w:rPr>
+        <w:t xml:space="preserve">  3번. 준용</w:t>
+      </w:r>
+    </w:p>
+    <w:p>
+      <w:r>
+        <w:rPr>
+          <w:rFonts w:ascii="Arial" w:hAnsi="Arial"/>
+        </w:rPr>
+        <w:t xml:space="preserve">  4번. 항고소송</w:t>
+      </w:r>
+    </w:p>
+    <w:p>
+      <w:r>
+        <w:rPr>
+          <w:rFonts w:ascii="Arial" w:hAnsi="Arial"/>
+        </w:rPr>
+        <w:t xml:space="preserve">  5번. 처분</w:t>
+      </w:r>
+    </w:p>
+    <w:p>
+      <w:r>
+        <w:rPr>
+          <w:rFonts w:ascii="Arial" w:hAnsi="Arial"/>
+        </w:rPr>
+        <w:t xml:space="preserve">  6번. 무효확인소송</w:t>
+      </w:r>
+    </w:p>
+    <w:p>
+      <w:r>
+        <w:rPr>
+          <w:rFonts w:ascii="Arial" w:hAnsi="Arial"/>
+        </w:rPr>
+        <w:t xml:space="preserve">  7번. 부당</w:t>
+      </w:r>
+    </w:p>
+    <w:p>
+      <w:r>
+        <w:rPr>
+          <w:rFonts w:ascii="Arial" w:hAnsi="Arial"/>
+        </w:rPr>
+        <w:t xml:space="preserve">  8번. 재처분의무</w:t>
+      </w:r>
+    </w:p>
+    <w:p>
+      <w:r>
+        <w:rPr>
+          <w:rFonts w:ascii="Arial" w:hAnsi="Arial"/>
+        </w:rPr>
+        <w:t xml:space="preserve">  9번. 간접강제</w:t>
       </w:r>
     </w:p>
     <w:sectPr>
